--- a/Comparative Between MAS Guidelines on Outsourcing For Banks Against Financial Institutions.docx
+++ b/Comparative Between MAS Guidelines on Outsourcing For Banks Against Financial Institutions.docx
@@ -11294,6 +11294,6044 @@
                 <w:szCs w:val="18"/>
               </w:rPr>
               <w:t xml:space="preserve">3.12.3 of the Bank Guidelines corresponds verbatim to 5.12.3 of the FI Guidelines.</w:t>
+            </w:r>
+          </w:p>
+        </w:tc>
+      </w:tr>
+      <w:tr>
+        <w:tc>
+          <w:tcPr>
+            <w:tcW w:w="625" w:type="dxa"/>
+          </w:tcPr>
+          <w:p>
+            <w:pPr>
+              <w:pStyle w:val="BodyText"/>
+              <w:rPr>
+                <w:rFonts w:asciiTheme="majorHAnsi" w:hAnsiTheme="majorHAnsi" w:cstheme="majorHAnsi"/>
+                <w:sz w:val="18"/>
+                <w:szCs w:val="18"/>
+              </w:rPr>
+            </w:pPr>
+            <w:r>
+              <w:rPr>
+                <w:rFonts w:asciiTheme="majorHAnsi" w:hAnsiTheme="majorHAnsi" w:cstheme="majorHAnsi"/>
+                <w:sz w:val="18"/>
+                <w:szCs w:val="18"/>
+              </w:rPr>
+              <w:t xml:space="preserve">4.</w:t>
+            </w:r>
+          </w:p>
+        </w:tc>
+        <w:tc>
+          <w:tcPr>
+            <w:tcW w:w="5670" w:type="dxa"/>
+          </w:tcPr>
+          <w:p>
+            <w:pPr>
+              <w:pStyle w:val="BodyText"/>
+              <w:rPr>
+                <w:rFonts w:asciiTheme="majorHAnsi" w:hAnsiTheme="majorHAnsi" w:cstheme="majorHAnsi"/>
+                <w:sz w:val="18"/>
+                <w:szCs w:val="18"/>
+              </w:rPr>
+            </w:pPr>
+            <w:r>
+              <w:rPr>
+                <w:rFonts w:asciiTheme="majorHAnsi" w:hAnsiTheme="majorHAnsi" w:cstheme="majorHAnsi"/>
+                <w:i/>
+                <w:iCs/>
+                <w:sz w:val="18"/>
+                <w:szCs w:val="18"/>
+              </w:rPr>
+              <w:t xml:space="preserve">No provision here under the Bank Guidelines.</w:t>
+            </w:r>
+          </w:p>
+        </w:tc>
+        <w:tc>
+          <w:tcPr>
+            <w:tcW w:w="5731" w:type="dxa"/>
+          </w:tcPr>
+          <w:p>
+            <w:pPr>
+              <w:pStyle w:val="BodyText"/>
+              <w:rPr>
+                <w:rFonts w:asciiTheme="majorHAnsi" w:hAnsiTheme="majorHAnsi" w:cstheme="majorHAnsi"/>
+                <w:sz w:val="18"/>
+                <w:szCs w:val="18"/>
+              </w:rPr>
+            </w:pPr>
+            <w:r>
+              <w:rPr>
+                <w:rFonts w:asciiTheme="majorHAnsi" w:hAnsiTheme="majorHAnsi" w:cstheme="majorHAnsi"/>
+                <w:b/>
+                <w:bCs/>
+                <w:sz w:val="18"/>
+                <w:szCs w:val="18"/>
+              </w:rPr>
+              <w:t xml:space="preserve">Engagement with MAS on Outsourcing</w:t>
+            </w:r>
+          </w:p>
+        </w:tc>
+        <w:tc>
+          <w:tcPr>
+            <w:tcW w:w="2189" w:type="dxa"/>
+          </w:tcPr>
+          <w:p>
+            <w:pPr>
+              <w:pStyle w:val="BodyText"/>
+              <w:rPr>
+                <w:rFonts w:asciiTheme="majorHAnsi" w:hAnsiTheme="majorHAnsi" w:cstheme="majorHAnsi"/>
+                <w:sz w:val="18"/>
+                <w:szCs w:val="18"/>
+              </w:rPr>
+            </w:pPr>
+            <w:r>
+              <w:rPr>
+                <w:rFonts w:asciiTheme="majorHAnsi" w:hAnsiTheme="majorHAnsi" w:cstheme="majorHAnsi"/>
+                <w:sz w:val="18"/>
+                <w:szCs w:val="18"/>
+              </w:rPr>
+              <w:t xml:space="preserve">The “Engagement with MAS” section of the Bank Guidelines is section 2 (see above).</w:t>
+            </w:r>
+          </w:p>
+        </w:tc>
+      </w:tr>
+      <w:tr>
+        <w:tc>
+          <w:tcPr>
+            <w:tcW w:w="625" w:type="dxa"/>
+          </w:tcPr>
+          <w:p>
+            <w:pPr>
+              <w:pStyle w:val="BodyText"/>
+              <w:rPr>
+                <w:rFonts w:asciiTheme="majorHAnsi" w:hAnsiTheme="majorHAnsi" w:cstheme="majorHAnsi"/>
+                <w:sz w:val="18"/>
+                <w:szCs w:val="18"/>
+              </w:rPr>
+            </w:pPr>
+            <w:r>
+              <w:rPr>
+                <w:rFonts w:asciiTheme="majorHAnsi" w:hAnsiTheme="majorHAnsi" w:cstheme="majorHAnsi"/>
+                <w:sz w:val="18"/>
+                <w:szCs w:val="18"/>
+              </w:rPr>
+              <w:t xml:space="preserve">4.1</w:t>
+            </w:r>
+          </w:p>
+        </w:tc>
+        <w:tc>
+          <w:tcPr>
+            <w:tcW w:w="5670" w:type="dxa"/>
+          </w:tcPr>
+        </w:tc>
+        <w:tc>
+          <w:tcPr>
+            <w:tcW w:w="5731" w:type="dxa"/>
+          </w:tcPr>
+          <w:p>
+            <w:pPr>
+              <w:pStyle w:val="BodyText"/>
+              <w:rPr>
+                <w:rFonts w:asciiTheme="majorHAnsi" w:hAnsiTheme="majorHAnsi" w:cstheme="majorHAnsi"/>
+                <w:sz w:val="18"/>
+                <w:szCs w:val="18"/>
+              </w:rPr>
+            </w:pPr>
+            <w:r>
+              <w:rPr>
+                <w:rFonts w:asciiTheme="majorHAnsi" w:hAnsiTheme="majorHAnsi" w:cstheme="majorHAnsi"/>
+                <w:i/>
+                <w:iCs/>
+                <w:sz w:val="18"/>
+                <w:szCs w:val="18"/>
+              </w:rPr>
+              <w:t xml:space="preserve">Observance of the Guidelines</w:t>
+            </w:r>
+          </w:p>
+        </w:tc>
+        <w:tc>
+          <w:tcPr>
+            <w:tcW w:w="2189" w:type="dxa"/>
+          </w:tcPr>
+          <w:p>
+            <w:pPr>
+              <w:pStyle w:val="BodyText"/>
+              <w:rPr>
+                <w:rFonts w:asciiTheme="majorHAnsi" w:hAnsiTheme="majorHAnsi" w:cstheme="majorHAnsi"/>
+                <w:sz w:val="18"/>
+                <w:szCs w:val="18"/>
+              </w:rPr>
+            </w:pPr>
+            <w:r>
+              <w:rPr>
+                <w:rFonts w:asciiTheme="majorHAnsi" w:hAnsiTheme="majorHAnsi" w:cstheme="majorHAnsi"/>
+                <w:sz w:val="18"/>
+                <w:szCs w:val="18"/>
+              </w:rPr>
+              <w:t xml:space="preserve">Found in 2.1 of the Bank Guidelines.</w:t>
+            </w:r>
+          </w:p>
+        </w:tc>
+      </w:tr>
+      <w:tr>
+        <w:tc>
+          <w:tcPr>
+            <w:tcW w:w="625" w:type="dxa"/>
+          </w:tcPr>
+          <w:p>
+            <w:pPr>
+              <w:pStyle w:val="BodyText"/>
+              <w:rPr>
+                <w:rFonts w:asciiTheme="majorHAnsi" w:hAnsiTheme="majorHAnsi" w:cstheme="majorHAnsi"/>
+                <w:sz w:val="18"/>
+                <w:szCs w:val="18"/>
+              </w:rPr>
+            </w:pPr>
+            <w:r>
+              <w:rPr>
+                <w:rFonts w:asciiTheme="majorHAnsi" w:hAnsiTheme="majorHAnsi" w:cstheme="majorHAnsi"/>
+                <w:sz w:val="18"/>
+                <w:szCs w:val="18"/>
+              </w:rPr>
+              <w:t xml:space="preserve">4.1.1</w:t>
+            </w:r>
+          </w:p>
+        </w:tc>
+        <w:tc>
+          <w:tcPr>
+            <w:tcW w:w="5670" w:type="dxa"/>
+          </w:tcPr>
+          <w:p>
+            <w:pPr>
+              <w:pStyle w:val="BodyText"/>
+              <w:rPr>
+                <w:rFonts w:asciiTheme="majorHAnsi" w:hAnsiTheme="majorHAnsi" w:cstheme="majorHAnsi"/>
+                <w:sz w:val="18"/>
+                <w:szCs w:val="18"/>
+              </w:rPr>
+            </w:pPr>
+            <w:r>
+              <w:rPr>
+                <w:rFonts w:asciiTheme="majorHAnsi" w:hAnsiTheme="majorHAnsi" w:cstheme="majorHAnsi"/>
+                <w:i/>
+                <w:iCs/>
+                <w:sz w:val="18"/>
+                <w:szCs w:val="18"/>
+              </w:rPr>
+              <w:t xml:space="preserve">No provision here under the Bank Guidelines.</w:t>
+            </w:r>
+          </w:p>
+        </w:tc>
+        <w:tc>
+          <w:tcPr>
+            <w:tcW w:w="5731" w:type="dxa"/>
+          </w:tcPr>
+          <w:p>
+            <w:pPr>
+              <w:pStyle w:val="BodyText"/>
+              <w:rPr>
+                <w:rFonts w:asciiTheme="majorHAnsi" w:hAnsiTheme="majorHAnsi" w:cstheme="majorHAnsi"/>
+                <w:sz w:val="18"/>
+                <w:szCs w:val="18"/>
+              </w:rPr>
+            </w:pPr>
+            <w:r>
+              <w:rPr>
+                <w:rFonts w:asciiTheme="majorHAnsi" w:hAnsiTheme="majorHAnsi" w:cstheme="majorHAnsi"/>
+                <w:sz w:val="18"/>
+                <w:szCs w:val="18"/>
+              </w:rPr>
+              <w:t xml:space="preserve">An institution should be able to demonstrate to MAS its observance of the expectations in these Guidelines. </w:t>
+            </w:r>
+            <w:r>
+              <w:rPr>
+                <w:rFonts w:asciiTheme="majorHAnsi" w:hAnsiTheme="majorHAnsi" w:cstheme="majorHAnsi"/>
+                <w:highlight w:val="yellow"/>
+                <w:sz w:val="18"/>
+                <w:szCs w:val="18"/>
+              </w:rPr>
+              <w:t xml:space="preserve">This should include submission of its outsourcing register in the template set out in Annex 4 at least annually or upon request.</w:t>
+            </w:r>
+          </w:p>
+        </w:tc>
+        <w:tc>
+          <w:tcPr>
+            <w:tcW w:w="2189" w:type="dxa"/>
+          </w:tcPr>
+          <w:p>
+            <w:pPr>
+              <w:pStyle w:val="BodyText"/>
+              <w:rPr>
+                <w:rFonts w:asciiTheme="majorHAnsi" w:hAnsiTheme="majorHAnsi" w:cstheme="majorHAnsi"/>
+                <w:sz w:val="18"/>
+                <w:szCs w:val="18"/>
+              </w:rPr>
+            </w:pPr>
+            <w:r>
+              <w:rPr>
+                <w:rFonts w:asciiTheme="majorHAnsi" w:hAnsiTheme="majorHAnsi" w:cstheme="majorHAnsi"/>
+                <w:sz w:val="18"/>
+                <w:szCs w:val="18"/>
+              </w:rPr>
+              <w:t xml:space="preserve">4.1.1 of the FI Guidelines corresponds to the first sentence of 2.1 of the Bank Guidelines. The register-submission sentence has no Bank counterpart; the Bank Guidelines give only a template link (footnote 21 to 3.8.2(a)) with no stated frequency.</w:t>
+            </w:r>
+          </w:p>
+        </w:tc>
+      </w:tr>
+      <w:tr>
+        <w:tc>
+          <w:tcPr>
+            <w:tcW w:w="625" w:type="dxa"/>
+          </w:tcPr>
+          <w:p>
+            <w:pPr>
+              <w:pStyle w:val="BodyText"/>
+              <w:rPr>
+                <w:rFonts w:asciiTheme="majorHAnsi" w:hAnsiTheme="majorHAnsi" w:cstheme="majorHAnsi"/>
+                <w:sz w:val="18"/>
+                <w:szCs w:val="18"/>
+              </w:rPr>
+            </w:pPr>
+            <w:r>
+              <w:rPr>
+                <w:rFonts w:asciiTheme="majorHAnsi" w:hAnsiTheme="majorHAnsi" w:cstheme="majorHAnsi"/>
+                <w:sz w:val="18"/>
+                <w:szCs w:val="18"/>
+              </w:rPr>
+              <w:t xml:space="preserve">4.1.2</w:t>
+            </w:r>
+          </w:p>
+        </w:tc>
+        <w:tc>
+          <w:tcPr>
+            <w:tcW w:w="5670" w:type="dxa"/>
+          </w:tcPr>
+          <w:p>
+            <w:pPr>
+              <w:pStyle w:val="BodyText"/>
+              <w:rPr>
+                <w:rFonts w:asciiTheme="majorHAnsi" w:hAnsiTheme="majorHAnsi" w:cstheme="majorHAnsi"/>
+                <w:sz w:val="18"/>
+                <w:szCs w:val="18"/>
+              </w:rPr>
+            </w:pPr>
+            <w:r>
+              <w:rPr>
+                <w:rFonts w:asciiTheme="majorHAnsi" w:hAnsiTheme="majorHAnsi" w:cstheme="majorHAnsi"/>
+                <w:i/>
+                <w:iCs/>
+                <w:sz w:val="18"/>
+                <w:szCs w:val="18"/>
+              </w:rPr>
+              <w:t xml:space="preserve">No provision here under the Bank Guidelines.</w:t>
+            </w:r>
+          </w:p>
+        </w:tc>
+        <w:tc>
+          <w:tcPr>
+            <w:tcW w:w="5731" w:type="dxa"/>
+          </w:tcPr>
+          <w:p>
+            <w:pPr>
+              <w:pStyle w:val="BodyText"/>
+              <w:rPr>
+                <w:rFonts w:asciiTheme="majorHAnsi" w:hAnsiTheme="majorHAnsi" w:cstheme="majorHAnsi"/>
+                <w:sz w:val="18"/>
+                <w:szCs w:val="18"/>
+              </w:rPr>
+            </w:pPr>
+            <w:r>
+              <w:rPr>
+                <w:rFonts w:asciiTheme="majorHAnsi" w:hAnsiTheme="majorHAnsi" w:cstheme="majorHAnsi"/>
+                <w:sz w:val="18"/>
+                <w:szCs w:val="18"/>
+              </w:rPr>
+              <w:t xml:space="preserve">Where MAS is not satisfied with the institution’s observance of the expectations in these Guidelines, MAS may require the institution to take additional measures to address the deficiencies noted, which could include pre-notification of new material outsourcing arrangements. MAS may also take non-observance into account in its assessment of the institution, considering the potential impact of the outsourcing on the institution and the financial system, severity of the deficiencies noted, the institution’s track record in internal controls and risk management, and the circumstances of the case. MAS may directly communicate with the home or host regulators of the institution and the institution’s service provider, on their ability and willingness to cooperate with MAS.</w:t>
+            </w:r>
+          </w:p>
+        </w:tc>
+        <w:tc>
+          <w:tcPr>
+            <w:tcW w:w="2189" w:type="dxa"/>
+          </w:tcPr>
+          <w:p>
+            <w:pPr>
+              <w:pStyle w:val="BodyText"/>
+              <w:rPr>
+                <w:rFonts w:asciiTheme="majorHAnsi" w:hAnsiTheme="majorHAnsi" w:cstheme="majorHAnsi"/>
+                <w:sz w:val="18"/>
+                <w:szCs w:val="18"/>
+              </w:rPr>
+            </w:pPr>
+            <w:r>
+              <w:rPr>
+                <w:rFonts w:asciiTheme="majorHAnsi" w:hAnsiTheme="majorHAnsi" w:cstheme="majorHAnsi"/>
+                <w:sz w:val="18"/>
+                <w:szCs w:val="18"/>
+              </w:rPr>
+              <w:t xml:space="preserve">4.1.2 of the FI Guidelines corresponds to the remainder of 2.1 of the Bank Guidelines (“material outsourcing arrangements” for “MOORS”; “the potential impact of the outsourcing” for “the potential impact of the outsourcing arrangement”).</w:t>
+            </w:r>
+          </w:p>
+        </w:tc>
+      </w:tr>
+      <w:tr>
+        <w:tc>
+          <w:tcPr>
+            <w:tcW w:w="625" w:type="dxa"/>
+          </w:tcPr>
+          <w:p>
+            <w:pPr>
+              <w:pStyle w:val="BodyText"/>
+              <w:rPr>
+                <w:rFonts w:asciiTheme="majorHAnsi" w:hAnsiTheme="majorHAnsi" w:cstheme="majorHAnsi"/>
+                <w:sz w:val="18"/>
+                <w:szCs w:val="18"/>
+              </w:rPr>
+            </w:pPr>
+            <w:r>
+              <w:rPr>
+                <w:rFonts w:asciiTheme="majorHAnsi" w:hAnsiTheme="majorHAnsi" w:cstheme="majorHAnsi"/>
+                <w:sz w:val="18"/>
+                <w:szCs w:val="18"/>
+              </w:rPr>
+              <w:t xml:space="preserve">4.1.3</w:t>
+            </w:r>
+          </w:p>
+        </w:tc>
+        <w:tc>
+          <w:tcPr>
+            <w:tcW w:w="5670" w:type="dxa"/>
+          </w:tcPr>
+          <w:p>
+            <w:pPr>
+              <w:pStyle w:val="BodyText"/>
+              <w:rPr>
+                <w:rFonts w:asciiTheme="majorHAnsi" w:hAnsiTheme="majorHAnsi" w:cstheme="majorHAnsi"/>
+                <w:sz w:val="18"/>
+                <w:szCs w:val="18"/>
+              </w:rPr>
+            </w:pPr>
+            <w:r>
+              <w:rPr>
+                <w:rFonts w:asciiTheme="majorHAnsi" w:hAnsiTheme="majorHAnsi" w:cstheme="majorHAnsi"/>
+                <w:i/>
+                <w:iCs/>
+                <w:sz w:val="18"/>
+                <w:szCs w:val="18"/>
+              </w:rPr>
+              <w:t xml:space="preserve">No provision here under the Bank Guidelines.</w:t>
+            </w:r>
+          </w:p>
+        </w:tc>
+        <w:tc>
+          <w:tcPr>
+            <w:tcW w:w="5731" w:type="dxa"/>
+          </w:tcPr>
+          <w:p>
+            <w:pPr>
+              <w:pStyle w:val="BodyText"/>
+              <w:rPr>
+                <w:rFonts w:asciiTheme="majorHAnsi" w:hAnsiTheme="majorHAnsi" w:cstheme="majorHAnsi"/>
+                <w:sz w:val="18"/>
+                <w:szCs w:val="18"/>
+              </w:rPr>
+            </w:pPr>
+            <w:r>
+              <w:rPr>
+                <w:rFonts w:asciiTheme="majorHAnsi" w:hAnsiTheme="majorHAnsi" w:cstheme="majorHAnsi"/>
+                <w:sz w:val="18"/>
+                <w:szCs w:val="18"/>
+              </w:rPr>
+              <w:t xml:space="preserve">MAS may require an institution to </w:t>
+            </w:r>
+            <w:r>
+              <w:rPr>
+                <w:rFonts w:asciiTheme="majorHAnsi" w:hAnsiTheme="majorHAnsi" w:cstheme="majorHAnsi"/>
+                <w:highlight w:val="yellow"/>
+                <w:sz w:val="18"/>
+                <w:szCs w:val="18"/>
+              </w:rPr>
+              <w:t xml:space="preserve">modify, make alternative arrangements or re-integrate an outsourced service into the institution</w:t>
+            </w:r>
+            <w:r>
+              <w:rPr>
+                <w:rFonts w:asciiTheme="majorHAnsi" w:hAnsiTheme="majorHAnsi" w:cstheme="majorHAnsi"/>
+                <w:sz w:val="18"/>
+                <w:szCs w:val="18"/>
+              </w:rPr>
+              <w:t xml:space="preserve"> where one of the following circumstances arises: (a) An institution fails or is unable to demonstrate a satisfactory level of understanding of the nature and extent of risk arising from the outsourcing arrangement; (b) An institution fails or is unable to implement adequate measures to address the risks arising from its outsourcing arrangements in a satisfactory and timely manner; (c) Adverse developments arise from the outsourcing arrangement that could impact an institution; (d) </w:t>
+            </w:r>
+            <w:r>
+              <w:rPr>
+                <w:rFonts w:asciiTheme="majorHAnsi" w:hAnsiTheme="majorHAnsi" w:cstheme="majorHAnsi"/>
+                <w:highlight w:val="yellow"/>
+                <w:sz w:val="18"/>
+                <w:szCs w:val="18"/>
+              </w:rPr>
+              <w:t xml:space="preserve">MAS’ supervisory powers over the institution and ability to carry out MAS’ supervisory functions in respect of the institution’s services are hindered</w:t>
+            </w:r>
+            <w:r>
+              <w:rPr>
+                <w:rFonts w:asciiTheme="majorHAnsi" w:hAnsiTheme="majorHAnsi" w:cstheme="majorHAnsi"/>
+                <w:sz w:val="18"/>
+                <w:szCs w:val="18"/>
+              </w:rPr>
+              <w:t xml:space="preserve">; or (e) </w:t>
+            </w:r>
+            <w:r>
+              <w:rPr>
+                <w:rFonts w:asciiTheme="majorHAnsi" w:hAnsiTheme="majorHAnsi" w:cstheme="majorHAnsi"/>
+                <w:highlight w:val="yellow"/>
+                <w:sz w:val="18"/>
+                <w:szCs w:val="18"/>
+              </w:rPr>
+              <w:t xml:space="preserve">The security and confidentiality of the institution’s customer information is lowered due to changes in the control environment of the service provider</w:t>
+            </w:r>
+            <w:r>
+              <w:rPr>
+                <w:rFonts w:asciiTheme="majorHAnsi" w:hAnsiTheme="majorHAnsi" w:cstheme="majorHAnsi"/>
+                <w:sz w:val="18"/>
+                <w:szCs w:val="18"/>
+              </w:rPr>
+              <w:t xml:space="preserve">.</w:t>
+            </w:r>
+          </w:p>
+        </w:tc>
+        <w:tc>
+          <w:tcPr>
+            <w:tcW w:w="2189" w:type="dxa"/>
+          </w:tcPr>
+          <w:p>
+            <w:pPr>
+              <w:pStyle w:val="BodyText"/>
+              <w:rPr>
+                <w:rFonts w:asciiTheme="majorHAnsi" w:hAnsiTheme="majorHAnsi" w:cstheme="majorHAnsi"/>
+                <w:sz w:val="18"/>
+                <w:szCs w:val="18"/>
+              </w:rPr>
+            </w:pPr>
+            <w:r>
+              <w:rPr>
+                <w:rFonts w:asciiTheme="majorHAnsi" w:hAnsiTheme="majorHAnsi" w:cstheme="majorHAnsi"/>
+                <w:sz w:val="18"/>
+                <w:szCs w:val="18"/>
+              </w:rPr>
+              <w:t xml:space="preserve">No Bank counterpart in this form. The closest is 3.4.5–3.4.6 of the Bank Guidelines (MAS-directed termination under paragraph 7.1(g) of the Notices), discussed above; grounds (d) and (e) here have no Bank equivalent.</w:t>
+            </w:r>
+          </w:p>
+        </w:tc>
+      </w:tr>
+      <w:tr>
+        <w:tc>
+          <w:tcPr>
+            <w:tcW w:w="625" w:type="dxa"/>
+          </w:tcPr>
+          <w:p>
+            <w:pPr>
+              <w:pStyle w:val="BodyText"/>
+              <w:rPr>
+                <w:rFonts w:asciiTheme="majorHAnsi" w:hAnsiTheme="majorHAnsi" w:cstheme="majorHAnsi"/>
+                <w:sz w:val="18"/>
+                <w:szCs w:val="18"/>
+              </w:rPr>
+            </w:pPr>
+            <w:r>
+              <w:rPr>
+                <w:rFonts w:asciiTheme="majorHAnsi" w:hAnsiTheme="majorHAnsi" w:cstheme="majorHAnsi"/>
+                <w:sz w:val="18"/>
+                <w:szCs w:val="18"/>
+              </w:rPr>
+              <w:t xml:space="preserve">4.2</w:t>
+            </w:r>
+          </w:p>
+        </w:tc>
+        <w:tc>
+          <w:tcPr>
+            <w:tcW w:w="5670" w:type="dxa"/>
+          </w:tcPr>
+        </w:tc>
+        <w:tc>
+          <w:tcPr>
+            <w:tcW w:w="5731" w:type="dxa"/>
+          </w:tcPr>
+          <w:p>
+            <w:pPr>
+              <w:pStyle w:val="BodyText"/>
+              <w:rPr>
+                <w:rFonts w:asciiTheme="majorHAnsi" w:hAnsiTheme="majorHAnsi" w:cstheme="majorHAnsi"/>
+                <w:sz w:val="18"/>
+                <w:szCs w:val="18"/>
+              </w:rPr>
+            </w:pPr>
+            <w:r>
+              <w:rPr>
+                <w:rFonts w:asciiTheme="majorHAnsi" w:hAnsiTheme="majorHAnsi" w:cstheme="majorHAnsi"/>
+                <w:i/>
+                <w:iCs/>
+                <w:sz w:val="18"/>
+                <w:szCs w:val="18"/>
+              </w:rPr>
+              <w:t xml:space="preserve">Notification of adverse developments</w:t>
+            </w:r>
+          </w:p>
+        </w:tc>
+        <w:tc>
+          <w:tcPr>
+            <w:tcW w:w="2189" w:type="dxa"/>
+          </w:tcPr>
+          <w:p>
+            <w:pPr>
+              <w:pStyle w:val="BodyText"/>
+              <w:rPr>
+                <w:rFonts w:asciiTheme="majorHAnsi" w:hAnsiTheme="majorHAnsi" w:cstheme="majorHAnsi"/>
+                <w:sz w:val="18"/>
+                <w:szCs w:val="18"/>
+              </w:rPr>
+            </w:pPr>
+            <w:r>
+              <w:rPr>
+                <w:rFonts w:asciiTheme="majorHAnsi" w:hAnsiTheme="majorHAnsi" w:cstheme="majorHAnsi"/>
+                <w:sz w:val="18"/>
+                <w:szCs w:val="18"/>
+              </w:rPr>
+              <w:t xml:space="preserve">Found in 2.2 of the Bank Guidelines.</w:t>
+            </w:r>
+          </w:p>
+        </w:tc>
+      </w:tr>
+      <w:tr>
+        <w:tc>
+          <w:tcPr>
+            <w:tcW w:w="625" w:type="dxa"/>
+          </w:tcPr>
+          <w:p>
+            <w:pPr>
+              <w:pStyle w:val="BodyText"/>
+              <w:rPr>
+                <w:rFonts w:asciiTheme="majorHAnsi" w:hAnsiTheme="majorHAnsi" w:cstheme="majorHAnsi"/>
+                <w:sz w:val="18"/>
+                <w:szCs w:val="18"/>
+              </w:rPr>
+            </w:pPr>
+            <w:r>
+              <w:rPr>
+                <w:rFonts w:asciiTheme="majorHAnsi" w:hAnsiTheme="majorHAnsi" w:cstheme="majorHAnsi"/>
+                <w:sz w:val="18"/>
+                <w:szCs w:val="18"/>
+              </w:rPr>
+              <w:t xml:space="preserve">4.2.1</w:t>
+            </w:r>
+          </w:p>
+        </w:tc>
+        <w:tc>
+          <w:tcPr>
+            <w:tcW w:w="5670" w:type="dxa"/>
+          </w:tcPr>
+          <w:p>
+            <w:pPr>
+              <w:pStyle w:val="BodyText"/>
+              <w:rPr>
+                <w:rFonts w:asciiTheme="majorHAnsi" w:hAnsiTheme="majorHAnsi" w:cstheme="majorHAnsi"/>
+                <w:sz w:val="18"/>
+                <w:szCs w:val="18"/>
+              </w:rPr>
+            </w:pPr>
+            <w:r>
+              <w:rPr>
+                <w:rFonts w:asciiTheme="majorHAnsi" w:hAnsiTheme="majorHAnsi" w:cstheme="majorHAnsi"/>
+                <w:i/>
+                <w:iCs/>
+                <w:sz w:val="18"/>
+                <w:szCs w:val="18"/>
+              </w:rPr>
+              <w:t xml:space="preserve">No provision here under the Bank Guidelines.</w:t>
+            </w:r>
+          </w:p>
+        </w:tc>
+        <w:tc>
+          <w:tcPr>
+            <w:tcW w:w="5731" w:type="dxa"/>
+          </w:tcPr>
+          <w:p>
+            <w:pPr>
+              <w:pStyle w:val="BodyText"/>
+              <w:rPr>
+                <w:rFonts w:asciiTheme="majorHAnsi" w:hAnsiTheme="majorHAnsi" w:cstheme="majorHAnsi"/>
+                <w:sz w:val="18"/>
+                <w:szCs w:val="18"/>
+              </w:rPr>
+            </w:pPr>
+            <w:r>
+              <w:rPr>
+                <w:rFonts w:asciiTheme="majorHAnsi" w:hAnsiTheme="majorHAnsi" w:cstheme="majorHAnsi"/>
+                <w:sz w:val="18"/>
+                <w:szCs w:val="18"/>
+              </w:rPr>
+              <w:t xml:space="preserve">An institution should notify MAS as soon as possible of any adverse development arising from its outsourcing arrangements that could impact the institution. Such adverse developments include any event that could potentially lead to prolonged service failure or disruption in the outsourcing arrangement, or any breach of security and confidentiality of the institution’s customer information4. An institution should also notify MAS of such adverse developments encountered within the institution’s group.</w:t>
+            </w:r>
+          </w:p>
+        </w:tc>
+        <w:tc>
+          <w:tcPr>
+            <w:tcW w:w="2189" w:type="dxa"/>
+          </w:tcPr>
+          <w:p>
+            <w:pPr>
+              <w:pStyle w:val="BodyText"/>
+              <w:rPr>
+                <w:rFonts w:asciiTheme="majorHAnsi" w:hAnsiTheme="majorHAnsi" w:cstheme="majorHAnsi"/>
+                <w:sz w:val="18"/>
+                <w:szCs w:val="18"/>
+              </w:rPr>
+            </w:pPr>
+            <w:r>
+              <w:rPr>
+                <w:rFonts w:asciiTheme="majorHAnsi" w:hAnsiTheme="majorHAnsi" w:cstheme="majorHAnsi"/>
+                <w:sz w:val="18"/>
+                <w:szCs w:val="18"/>
+              </w:rPr>
+              <w:t xml:space="preserve">4.2.1 of the FI Guidelines corresponds verbatim to 2.2 of the Bank Guidelines (without footnote 4; the carve-outs appear in the section 3 definition of “customer information” instead).</w:t>
+            </w:r>
+          </w:p>
+        </w:tc>
+      </w:tr>
+      <w:tr>
+        <w:tc>
+          <w:tcPr>
+            <w:tcW w:w="625" w:type="dxa"/>
+          </w:tcPr>
+          <w:p>
+            <w:pPr>
+              <w:pStyle w:val="BodyText"/>
+              <w:rPr>
+                <w:rFonts w:asciiTheme="majorHAnsi" w:hAnsiTheme="majorHAnsi" w:cstheme="majorHAnsi"/>
+                <w:sz w:val="18"/>
+                <w:szCs w:val="18"/>
+              </w:rPr>
+            </w:pPr>
+            <w:r>
+              <w:rPr>
+                <w:rFonts w:asciiTheme="majorHAnsi" w:hAnsiTheme="majorHAnsi" w:cstheme="majorHAnsi"/>
+                <w:sz w:val="18"/>
+                <w:szCs w:val="18"/>
+              </w:rPr>
+              <w:t xml:space="preserve">5.</w:t>
+            </w:r>
+          </w:p>
+        </w:tc>
+        <w:tc>
+          <w:tcPr>
+            <w:tcW w:w="5670" w:type="dxa"/>
+          </w:tcPr>
+          <w:p>
+            <w:pPr>
+              <w:pStyle w:val="BodyText"/>
+              <w:rPr>
+                <w:rFonts w:asciiTheme="majorHAnsi" w:hAnsiTheme="majorHAnsi" w:cstheme="majorHAnsi"/>
+                <w:sz w:val="18"/>
+                <w:szCs w:val="18"/>
+              </w:rPr>
+            </w:pPr>
+            <w:r>
+              <w:rPr>
+                <w:rFonts w:asciiTheme="majorHAnsi" w:hAnsiTheme="majorHAnsi" w:cstheme="majorHAnsi"/>
+                <w:i/>
+                <w:iCs/>
+                <w:sz w:val="18"/>
+                <w:szCs w:val="18"/>
+              </w:rPr>
+              <w:t xml:space="preserve">No provision here under the Bank Guidelines.</w:t>
+            </w:r>
+          </w:p>
+        </w:tc>
+        <w:tc>
+          <w:tcPr>
+            <w:tcW w:w="5731" w:type="dxa"/>
+          </w:tcPr>
+          <w:p>
+            <w:pPr>
+              <w:pStyle w:val="BodyText"/>
+              <w:rPr>
+                <w:rFonts w:asciiTheme="majorHAnsi" w:hAnsiTheme="majorHAnsi" w:cstheme="majorHAnsi"/>
+                <w:sz w:val="18"/>
+                <w:szCs w:val="18"/>
+              </w:rPr>
+            </w:pPr>
+            <w:r>
+              <w:rPr>
+                <w:rFonts w:asciiTheme="majorHAnsi" w:hAnsiTheme="majorHAnsi" w:cstheme="majorHAnsi"/>
+                <w:b/>
+                <w:bCs/>
+                <w:sz w:val="18"/>
+                <w:szCs w:val="18"/>
+              </w:rPr>
+              <w:t xml:space="preserve">Risk Management Practices</w:t>
+            </w:r>
+          </w:p>
+        </w:tc>
+        <w:tc>
+          <w:tcPr>
+            <w:tcW w:w="2189" w:type="dxa"/>
+          </w:tcPr>
+          <w:p>
+            <w:pPr>
+              <w:pStyle w:val="BodyText"/>
+              <w:rPr>
+                <w:rFonts w:asciiTheme="majorHAnsi" w:hAnsiTheme="majorHAnsi" w:cstheme="majorHAnsi"/>
+                <w:sz w:val="18"/>
+                <w:szCs w:val="18"/>
+              </w:rPr>
+            </w:pPr>
+            <w:r>
+              <w:rPr>
+                <w:rFonts w:asciiTheme="majorHAnsi" w:hAnsiTheme="majorHAnsi" w:cstheme="majorHAnsi"/>
+                <w:sz w:val="18"/>
+                <w:szCs w:val="18"/>
+              </w:rPr>
+              <w:t xml:space="preserve">The “Risk Management Practices” section of the Bank Guidelines is section 3 (see above).</w:t>
+            </w:r>
+          </w:p>
+        </w:tc>
+      </w:tr>
+      <w:tr>
+        <w:tc>
+          <w:tcPr>
+            <w:tcW w:w="625" w:type="dxa"/>
+          </w:tcPr>
+          <w:p>
+            <w:pPr>
+              <w:pStyle w:val="BodyText"/>
+              <w:rPr>
+                <w:rFonts w:asciiTheme="majorHAnsi" w:hAnsiTheme="majorHAnsi" w:cstheme="majorHAnsi"/>
+                <w:sz w:val="18"/>
+                <w:szCs w:val="18"/>
+              </w:rPr>
+            </w:pPr>
+            <w:r>
+              <w:rPr>
+                <w:rFonts w:asciiTheme="majorHAnsi" w:hAnsiTheme="majorHAnsi" w:cstheme="majorHAnsi"/>
+                <w:sz w:val="18"/>
+                <w:szCs w:val="18"/>
+              </w:rPr>
+              <w:t xml:space="preserve">5.1</w:t>
+            </w:r>
+          </w:p>
+        </w:tc>
+        <w:tc>
+          <w:tcPr>
+            <w:tcW w:w="5670" w:type="dxa"/>
+          </w:tcPr>
+        </w:tc>
+        <w:tc>
+          <w:tcPr>
+            <w:tcW w:w="5731" w:type="dxa"/>
+          </w:tcPr>
+          <w:p>
+            <w:pPr>
+              <w:pStyle w:val="BodyText"/>
+              <w:rPr>
+                <w:rFonts w:asciiTheme="majorHAnsi" w:hAnsiTheme="majorHAnsi" w:cstheme="majorHAnsi"/>
+                <w:sz w:val="18"/>
+                <w:szCs w:val="18"/>
+              </w:rPr>
+            </w:pPr>
+            <w:r>
+              <w:rPr>
+                <w:rFonts w:asciiTheme="majorHAnsi" w:hAnsiTheme="majorHAnsi" w:cstheme="majorHAnsi"/>
+                <w:i/>
+                <w:iCs/>
+                <w:sz w:val="18"/>
+                <w:szCs w:val="18"/>
+              </w:rPr>
+              <w:t xml:space="preserve">Overview</w:t>
+            </w:r>
+          </w:p>
+        </w:tc>
+        <w:tc>
+          <w:tcPr>
+            <w:tcW w:w="2189" w:type="dxa"/>
+          </w:tcPr>
+          <w:p>
+            <w:pPr>
+              <w:pStyle w:val="BodyText"/>
+              <w:rPr>
+                <w:rFonts w:asciiTheme="majorHAnsi" w:hAnsiTheme="majorHAnsi" w:cstheme="majorHAnsi"/>
+                <w:sz w:val="18"/>
+                <w:szCs w:val="18"/>
+              </w:rPr>
+            </w:pPr>
+            <w:r>
+              <w:rPr>
+                <w:rFonts w:asciiTheme="majorHAnsi" w:hAnsiTheme="majorHAnsi" w:cstheme="majorHAnsi"/>
+                <w:sz w:val="18"/>
+                <w:szCs w:val="18"/>
+              </w:rPr>
+              <w:t xml:space="preserve">No Bank counterpart.</w:t>
+            </w:r>
+          </w:p>
+        </w:tc>
+      </w:tr>
+      <w:tr>
+        <w:tc>
+          <w:tcPr>
+            <w:tcW w:w="625" w:type="dxa"/>
+          </w:tcPr>
+          <w:p>
+            <w:pPr>
+              <w:pStyle w:val="BodyText"/>
+              <w:rPr>
+                <w:rFonts w:asciiTheme="majorHAnsi" w:hAnsiTheme="majorHAnsi" w:cstheme="majorHAnsi"/>
+                <w:sz w:val="18"/>
+                <w:szCs w:val="18"/>
+              </w:rPr>
+            </w:pPr>
+            <w:r>
+              <w:rPr>
+                <w:rFonts w:asciiTheme="majorHAnsi" w:hAnsiTheme="majorHAnsi" w:cstheme="majorHAnsi"/>
+                <w:sz w:val="18"/>
+                <w:szCs w:val="18"/>
+              </w:rPr>
+              <w:t xml:space="preserve">5.1.1</w:t>
+            </w:r>
+          </w:p>
+        </w:tc>
+        <w:tc>
+          <w:tcPr>
+            <w:tcW w:w="5670" w:type="dxa"/>
+          </w:tcPr>
+          <w:p>
+            <w:pPr>
+              <w:pStyle w:val="BodyText"/>
+              <w:rPr>
+                <w:rFonts w:asciiTheme="majorHAnsi" w:hAnsiTheme="majorHAnsi" w:cstheme="majorHAnsi"/>
+                <w:sz w:val="18"/>
+                <w:szCs w:val="18"/>
+              </w:rPr>
+            </w:pPr>
+            <w:r>
+              <w:rPr>
+                <w:rFonts w:asciiTheme="majorHAnsi" w:hAnsiTheme="majorHAnsi" w:cstheme="majorHAnsi"/>
+                <w:i/>
+                <w:iCs/>
+                <w:sz w:val="18"/>
+                <w:szCs w:val="18"/>
+              </w:rPr>
+              <w:t xml:space="preserve">No provision here under the Bank Guidelines.</w:t>
+            </w:r>
+          </w:p>
+        </w:tc>
+        <w:tc>
+          <w:tcPr>
+            <w:tcW w:w="5731" w:type="dxa"/>
+          </w:tcPr>
+          <w:p>
+            <w:pPr>
+              <w:pStyle w:val="BodyText"/>
+              <w:rPr>
+                <w:rFonts w:asciiTheme="majorHAnsi" w:hAnsiTheme="majorHAnsi" w:cstheme="majorHAnsi"/>
+                <w:sz w:val="18"/>
+                <w:szCs w:val="18"/>
+              </w:rPr>
+            </w:pPr>
+            <w:r>
+              <w:rPr>
+                <w:rFonts w:asciiTheme="majorHAnsi" w:hAnsiTheme="majorHAnsi" w:cstheme="majorHAnsi"/>
+                <w:highlight w:val="yellow"/>
+                <w:sz w:val="18"/>
+                <w:szCs w:val="18"/>
+              </w:rPr>
+              <w:t xml:space="preserve">In supervising an institution, MAS will review its implementation of these Guidelines, the quality of its board and senior management oversight and governance, internal controls and risk management with regard to managing outsourcing risks.</w:t>
+            </w:r>
+          </w:p>
+        </w:tc>
+        <w:tc>
+          <w:tcPr>
+            <w:tcW w:w="2189" w:type="dxa"/>
+          </w:tcPr>
+          <w:p>
+            <w:pPr>
+              <w:pStyle w:val="BodyText"/>
+              <w:rPr>
+                <w:rFonts w:asciiTheme="majorHAnsi" w:hAnsiTheme="majorHAnsi" w:cstheme="majorHAnsi"/>
+                <w:sz w:val="18"/>
+                <w:szCs w:val="18"/>
+              </w:rPr>
+            </w:pPr>
+            <w:r>
+              <w:rPr>
+                <w:rFonts w:asciiTheme="majorHAnsi" w:hAnsiTheme="majorHAnsi" w:cstheme="majorHAnsi"/>
+                <w:sz w:val="18"/>
+                <w:szCs w:val="18"/>
+              </w:rPr>
+              <w:t xml:space="preserve">No Bank counterpart; the equivalent idea is folded into 2.1 of the Bank Guidelines.</w:t>
+            </w:r>
+          </w:p>
+        </w:tc>
+      </w:tr>
+      <w:tr>
+        <w:tc>
+          <w:tcPr>
+            <w:tcW w:w="625" w:type="dxa"/>
+          </w:tcPr>
+          <w:p>
+            <w:pPr>
+              <w:pStyle w:val="BodyText"/>
+              <w:rPr>
+                <w:rFonts w:asciiTheme="majorHAnsi" w:hAnsiTheme="majorHAnsi" w:cstheme="majorHAnsi"/>
+                <w:sz w:val="18"/>
+                <w:szCs w:val="18"/>
+              </w:rPr>
+            </w:pPr>
+            <w:r>
+              <w:rPr>
+                <w:rFonts w:asciiTheme="majorHAnsi" w:hAnsiTheme="majorHAnsi" w:cstheme="majorHAnsi"/>
+                <w:sz w:val="18"/>
+                <w:szCs w:val="18"/>
+              </w:rPr>
+              <w:t xml:space="preserve">5.2</w:t>
+            </w:r>
+          </w:p>
+        </w:tc>
+        <w:tc>
+          <w:tcPr>
+            <w:tcW w:w="5670" w:type="dxa"/>
+          </w:tcPr>
+        </w:tc>
+        <w:tc>
+          <w:tcPr>
+            <w:tcW w:w="5731" w:type="dxa"/>
+          </w:tcPr>
+          <w:p>
+            <w:pPr>
+              <w:pStyle w:val="BodyText"/>
+              <w:rPr>
+                <w:rFonts w:asciiTheme="majorHAnsi" w:hAnsiTheme="majorHAnsi" w:cstheme="majorHAnsi"/>
+                <w:sz w:val="18"/>
+                <w:szCs w:val="18"/>
+              </w:rPr>
+            </w:pPr>
+            <w:r>
+              <w:rPr>
+                <w:rFonts w:asciiTheme="majorHAnsi" w:hAnsiTheme="majorHAnsi" w:cstheme="majorHAnsi"/>
+                <w:i/>
+                <w:iCs/>
+                <w:sz w:val="18"/>
+                <w:szCs w:val="18"/>
+              </w:rPr>
+              <w:t xml:space="preserve">Responsibilities of the Board and Senior Management</w:t>
+            </w:r>
+          </w:p>
+        </w:tc>
+        <w:tc>
+          <w:tcPr>
+            <w:tcW w:w="2189" w:type="dxa"/>
+          </w:tcPr>
+          <w:p>
+            <w:pPr>
+              <w:pStyle w:val="BodyText"/>
+              <w:rPr>
+                <w:rFonts w:asciiTheme="majorHAnsi" w:hAnsiTheme="majorHAnsi" w:cstheme="majorHAnsi"/>
+                <w:sz w:val="18"/>
+                <w:szCs w:val="18"/>
+              </w:rPr>
+            </w:pPr>
+            <w:r>
+              <w:rPr>
+                <w:rFonts w:asciiTheme="majorHAnsi" w:hAnsiTheme="majorHAnsi" w:cstheme="majorHAnsi"/>
+                <w:sz w:val="18"/>
+                <w:szCs w:val="18"/>
+              </w:rPr>
+              <w:t xml:space="preserve">Found in 3.1 of the Bank Guidelines.</w:t>
+            </w:r>
+          </w:p>
+        </w:tc>
+      </w:tr>
+      <w:tr>
+        <w:tc>
+          <w:tcPr>
+            <w:tcW w:w="625" w:type="dxa"/>
+          </w:tcPr>
+          <w:p>
+            <w:pPr>
+              <w:pStyle w:val="BodyText"/>
+              <w:rPr>
+                <w:rFonts w:asciiTheme="majorHAnsi" w:hAnsiTheme="majorHAnsi" w:cstheme="majorHAnsi"/>
+                <w:sz w:val="18"/>
+                <w:szCs w:val="18"/>
+              </w:rPr>
+            </w:pPr>
+            <w:r>
+              <w:rPr>
+                <w:rFonts w:asciiTheme="majorHAnsi" w:hAnsiTheme="majorHAnsi" w:cstheme="majorHAnsi"/>
+                <w:sz w:val="18"/>
+                <w:szCs w:val="18"/>
+              </w:rPr>
+              <w:t xml:space="preserve">5.2.1</w:t>
+            </w:r>
+          </w:p>
+        </w:tc>
+        <w:tc>
+          <w:tcPr>
+            <w:tcW w:w="5670" w:type="dxa"/>
+          </w:tcPr>
+          <w:p>
+            <w:pPr>
+              <w:pStyle w:val="BodyText"/>
+              <w:rPr>
+                <w:rFonts w:asciiTheme="majorHAnsi" w:hAnsiTheme="majorHAnsi" w:cstheme="majorHAnsi"/>
+                <w:sz w:val="18"/>
+                <w:szCs w:val="18"/>
+              </w:rPr>
+            </w:pPr>
+            <w:r>
+              <w:rPr>
+                <w:rFonts w:asciiTheme="majorHAnsi" w:hAnsiTheme="majorHAnsi" w:cstheme="majorHAnsi"/>
+                <w:i/>
+                <w:iCs/>
+                <w:sz w:val="18"/>
+                <w:szCs w:val="18"/>
+              </w:rPr>
+              <w:t xml:space="preserve">No provision here under the Bank Guidelines.</w:t>
+            </w:r>
+          </w:p>
+        </w:tc>
+        <w:tc>
+          <w:tcPr>
+            <w:tcW w:w="5731" w:type="dxa"/>
+          </w:tcPr>
+          <w:p>
+            <w:pPr>
+              <w:pStyle w:val="BodyText"/>
+              <w:rPr>
+                <w:rFonts w:asciiTheme="majorHAnsi" w:hAnsiTheme="majorHAnsi" w:cstheme="majorHAnsi"/>
+                <w:sz w:val="18"/>
+                <w:szCs w:val="18"/>
+              </w:rPr>
+            </w:pPr>
+            <w:r>
+              <w:rPr>
+                <w:rFonts w:asciiTheme="majorHAnsi" w:hAnsiTheme="majorHAnsi" w:cstheme="majorHAnsi"/>
+                <w:sz w:val="18"/>
+                <w:szCs w:val="18"/>
+              </w:rPr>
+              <w:t xml:space="preserve">The board and senior management of an institution play pivotal roles in ensuring a sound risk management culture and environment. While an institution may delegate day-to-day operational duties to the service provider, the responsibilities for maintaining effective oversight and governance of outsourcing arrangements, managing outsourcing risks, and implementing an adequate outsourcing risk management framework, in accordance with these Guidelines, continue to rest with the institution, its board and senior management. The board and senior management of an institution should ensure there are adequate processes to provide a comprehensive institution-wide view of the institution’s risk exposures from outsourcing, and incorporate the assessment and mitigation of such risks into the institution’s outsourcing risk management framework.</w:t>
+            </w:r>
+          </w:p>
+        </w:tc>
+        <w:tc>
+          <w:tcPr>
+            <w:tcW w:w="2189" w:type="dxa"/>
+          </w:tcPr>
+          <w:p>
+            <w:pPr>
+              <w:pStyle w:val="BodyText"/>
+              <w:rPr>
+                <w:rFonts w:asciiTheme="majorHAnsi" w:hAnsiTheme="majorHAnsi" w:cstheme="majorHAnsi"/>
+                <w:sz w:val="18"/>
+                <w:szCs w:val="18"/>
+              </w:rPr>
+            </w:pPr>
+            <w:r>
+              <w:rPr>
+                <w:rFonts w:asciiTheme="majorHAnsi" w:hAnsiTheme="majorHAnsi" w:cstheme="majorHAnsi"/>
+                <w:sz w:val="18"/>
+                <w:szCs w:val="18"/>
+              </w:rPr>
+              <w:t xml:space="preserve">5.2.1 of the FI Guidelines corresponds verbatim to 3.1.1 of the Bank Guidelines.</w:t>
+            </w:r>
+          </w:p>
+        </w:tc>
+      </w:tr>
+      <w:tr>
+        <w:tc>
+          <w:tcPr>
+            <w:tcW w:w="625" w:type="dxa"/>
+          </w:tcPr>
+          <w:p>
+            <w:pPr>
+              <w:pStyle w:val="BodyText"/>
+              <w:rPr>
+                <w:rFonts w:asciiTheme="majorHAnsi" w:hAnsiTheme="majorHAnsi" w:cstheme="majorHAnsi"/>
+                <w:sz w:val="18"/>
+                <w:szCs w:val="18"/>
+              </w:rPr>
+            </w:pPr>
+            <w:r>
+              <w:rPr>
+                <w:rFonts w:asciiTheme="majorHAnsi" w:hAnsiTheme="majorHAnsi" w:cstheme="majorHAnsi"/>
+                <w:sz w:val="18"/>
+                <w:szCs w:val="18"/>
+              </w:rPr>
+              <w:t xml:space="preserve">5.2.2</w:t>
+            </w:r>
+          </w:p>
+        </w:tc>
+        <w:tc>
+          <w:tcPr>
+            <w:tcW w:w="5670" w:type="dxa"/>
+          </w:tcPr>
+          <w:p>
+            <w:pPr>
+              <w:pStyle w:val="BodyText"/>
+              <w:rPr>
+                <w:rFonts w:asciiTheme="majorHAnsi" w:hAnsiTheme="majorHAnsi" w:cstheme="majorHAnsi"/>
+                <w:sz w:val="18"/>
+                <w:szCs w:val="18"/>
+              </w:rPr>
+            </w:pPr>
+            <w:r>
+              <w:rPr>
+                <w:rFonts w:asciiTheme="majorHAnsi" w:hAnsiTheme="majorHAnsi" w:cstheme="majorHAnsi"/>
+                <w:i/>
+                <w:iCs/>
+                <w:sz w:val="18"/>
+                <w:szCs w:val="18"/>
+              </w:rPr>
+              <w:t xml:space="preserve">No provision here under the Bank Guidelines.</w:t>
+            </w:r>
+          </w:p>
+        </w:tc>
+        <w:tc>
+          <w:tcPr>
+            <w:tcW w:w="5731" w:type="dxa"/>
+          </w:tcPr>
+          <w:p>
+            <w:pPr>
+              <w:pStyle w:val="BodyText"/>
+              <w:rPr>
+                <w:rFonts w:asciiTheme="majorHAnsi" w:hAnsiTheme="majorHAnsi" w:cstheme="majorHAnsi"/>
+                <w:sz w:val="18"/>
+                <w:szCs w:val="18"/>
+              </w:rPr>
+            </w:pPr>
+            <w:r>
+              <w:rPr>
+                <w:rFonts w:asciiTheme="majorHAnsi" w:hAnsiTheme="majorHAnsi" w:cstheme="majorHAnsi"/>
+                <w:sz w:val="18"/>
+                <w:szCs w:val="18"/>
+              </w:rPr>
+              <w:t xml:space="preserve">The board, or a committee delegated by it, is responsible for: (a) approving a framework to evaluate the risks and materiality of all existing and prospective outsourcing arrangements and the policies that apply to such arrangements; (b) setting a suitable risk appetite to define the nature and extent of risks that the institution is willing and able to assume from its outsourcing arrangements; (c) laying down appropriate approval authorities for outsourcing arrangements consistent with its established strategy and risk appetite; (d) assessing management competencies for developing sound and responsive outsourcing risk management policies and procedures that are commensurate with the nature, scope and complexity of the outsourcing arrangements; (e) ensuring that senior management establishes appropriate governance structures and processes for sound and prudent risk management, such as a management body that reviews controls for consistency and alignment with a comprehensive institution-wide view of risk; and (f) undertaking regular reviews of strategies relating to outsourcing and arrangements for their continued relevance, and safety and soundness.</w:t>
+            </w:r>
+          </w:p>
+        </w:tc>
+        <w:tc>
+          <w:tcPr>
+            <w:tcW w:w="2189" w:type="dxa"/>
+          </w:tcPr>
+          <w:p>
+            <w:pPr>
+              <w:pStyle w:val="BodyText"/>
+              <w:rPr>
+                <w:rFonts w:asciiTheme="majorHAnsi" w:hAnsiTheme="majorHAnsi" w:cstheme="majorHAnsi"/>
+                <w:sz w:val="18"/>
+                <w:szCs w:val="18"/>
+              </w:rPr>
+            </w:pPr>
+            <w:r>
+              <w:rPr>
+                <w:rFonts w:asciiTheme="majorHAnsi" w:hAnsiTheme="majorHAnsi" w:cstheme="majorHAnsi"/>
+                <w:sz w:val="18"/>
+                <w:szCs w:val="18"/>
+              </w:rPr>
+              <w:t xml:space="preserve">5.2.2 of the FI Guidelines corresponds verbatim to 3.1.2 of the Bank Guidelines.</w:t>
+            </w:r>
+          </w:p>
+        </w:tc>
+      </w:tr>
+      <w:tr>
+        <w:tc>
+          <w:tcPr>
+            <w:tcW w:w="625" w:type="dxa"/>
+          </w:tcPr>
+          <w:p>
+            <w:pPr>
+              <w:pStyle w:val="BodyText"/>
+              <w:rPr>
+                <w:rFonts w:asciiTheme="majorHAnsi" w:hAnsiTheme="majorHAnsi" w:cstheme="majorHAnsi"/>
+                <w:sz w:val="18"/>
+                <w:szCs w:val="18"/>
+              </w:rPr>
+            </w:pPr>
+            <w:r>
+              <w:rPr>
+                <w:rFonts w:asciiTheme="majorHAnsi" w:hAnsiTheme="majorHAnsi" w:cstheme="majorHAnsi"/>
+                <w:sz w:val="18"/>
+                <w:szCs w:val="18"/>
+              </w:rPr>
+              <w:t xml:space="preserve">5.2.3</w:t>
+            </w:r>
+          </w:p>
+        </w:tc>
+        <w:tc>
+          <w:tcPr>
+            <w:tcW w:w="5670" w:type="dxa"/>
+          </w:tcPr>
+          <w:p>
+            <w:pPr>
+              <w:pStyle w:val="BodyText"/>
+              <w:rPr>
+                <w:rFonts w:asciiTheme="majorHAnsi" w:hAnsiTheme="majorHAnsi" w:cstheme="majorHAnsi"/>
+                <w:sz w:val="18"/>
+                <w:szCs w:val="18"/>
+              </w:rPr>
+            </w:pPr>
+            <w:r>
+              <w:rPr>
+                <w:rFonts w:asciiTheme="majorHAnsi" w:hAnsiTheme="majorHAnsi" w:cstheme="majorHAnsi"/>
+                <w:i/>
+                <w:iCs/>
+                <w:sz w:val="18"/>
+                <w:szCs w:val="18"/>
+              </w:rPr>
+              <w:t xml:space="preserve">No provision here under the Bank Guidelines.</w:t>
+            </w:r>
+          </w:p>
+        </w:tc>
+        <w:tc>
+          <w:tcPr>
+            <w:tcW w:w="5731" w:type="dxa"/>
+          </w:tcPr>
+          <w:p>
+            <w:pPr>
+              <w:pStyle w:val="BodyText"/>
+              <w:rPr>
+                <w:rFonts w:asciiTheme="majorHAnsi" w:hAnsiTheme="majorHAnsi" w:cstheme="majorHAnsi"/>
+                <w:sz w:val="18"/>
+                <w:szCs w:val="18"/>
+              </w:rPr>
+            </w:pPr>
+            <w:r>
+              <w:rPr>
+                <w:rFonts w:asciiTheme="majorHAnsi" w:hAnsiTheme="majorHAnsi" w:cstheme="majorHAnsi"/>
+                <w:sz w:val="18"/>
+                <w:szCs w:val="18"/>
+              </w:rPr>
+              <w:t xml:space="preserve">Senior management is responsible for: (a) evaluating the materiality and risks from all existing and prospective outsourcing arrangements, based on the framework approved by the board; (b) developing sound and prudent outsourcing policies and procedures that are commensurate with the nature, scope and complexity of the outsourcing arrangements as well as ensuring that such policies and procedures are implemented effectively; (c) reviewing regularly the effectiveness of, and appropriately adjusting, policies, standards and procedures to reflect changes in the institution’s overall risk profile and risk environment; (d) monitoring and maintaining effective control of all risks from its material outsourcing arrangements on an institution-wide basis; (e) ensuring that contingency plans, based on realistic and probable disruptive scenarios, are in place and tested; (f) ensuring that there is independent review and audit for compliance with outsourcing policies and procedures; (g) ensuring that appropriate and timely remedial actions are taken to address audit findings; and (h) communicating information pertaining to risks arising from its material outsourcing arrangements to the board in a timely manner.</w:t>
+            </w:r>
+          </w:p>
+        </w:tc>
+        <w:tc>
+          <w:tcPr>
+            <w:tcW w:w="2189" w:type="dxa"/>
+          </w:tcPr>
+          <w:p>
+            <w:pPr>
+              <w:pStyle w:val="BodyText"/>
+              <w:rPr>
+                <w:rFonts w:asciiTheme="majorHAnsi" w:hAnsiTheme="majorHAnsi" w:cstheme="majorHAnsi"/>
+                <w:sz w:val="18"/>
+                <w:szCs w:val="18"/>
+              </w:rPr>
+            </w:pPr>
+            <w:r>
+              <w:rPr>
+                <w:rFonts w:asciiTheme="majorHAnsi" w:hAnsiTheme="majorHAnsi" w:cstheme="majorHAnsi"/>
+                <w:sz w:val="18"/>
+                <w:szCs w:val="18"/>
+              </w:rPr>
+              <w:t xml:space="preserve">5.2.3 of the FI Guidelines corresponds verbatim to 3.1.3 of the Bank Guidelines (“material outsourcing arrangements” for “MOORS” in items (d) and (h)).</w:t>
+            </w:r>
+          </w:p>
+        </w:tc>
+      </w:tr>
+      <w:tr>
+        <w:tc>
+          <w:tcPr>
+            <w:tcW w:w="625" w:type="dxa"/>
+          </w:tcPr>
+          <w:p>
+            <w:pPr>
+              <w:pStyle w:val="BodyText"/>
+              <w:rPr>
+                <w:rFonts w:asciiTheme="majorHAnsi" w:hAnsiTheme="majorHAnsi" w:cstheme="majorHAnsi"/>
+                <w:sz w:val="18"/>
+                <w:szCs w:val="18"/>
+              </w:rPr>
+            </w:pPr>
+            <w:r>
+              <w:rPr>
+                <w:rFonts w:asciiTheme="majorHAnsi" w:hAnsiTheme="majorHAnsi" w:cstheme="majorHAnsi"/>
+                <w:sz w:val="18"/>
+                <w:szCs w:val="18"/>
+              </w:rPr>
+              <w:t xml:space="preserve">5.2.4</w:t>
+            </w:r>
+          </w:p>
+        </w:tc>
+        <w:tc>
+          <w:tcPr>
+            <w:tcW w:w="5670" w:type="dxa"/>
+          </w:tcPr>
+          <w:p>
+            <w:pPr>
+              <w:pStyle w:val="BodyText"/>
+              <w:rPr>
+                <w:rFonts w:asciiTheme="majorHAnsi" w:hAnsiTheme="majorHAnsi" w:cstheme="majorHAnsi"/>
+                <w:sz w:val="18"/>
+                <w:szCs w:val="18"/>
+              </w:rPr>
+            </w:pPr>
+            <w:r>
+              <w:rPr>
+                <w:rFonts w:asciiTheme="majorHAnsi" w:hAnsiTheme="majorHAnsi" w:cstheme="majorHAnsi"/>
+                <w:i/>
+                <w:iCs/>
+                <w:sz w:val="18"/>
+                <w:szCs w:val="18"/>
+              </w:rPr>
+              <w:t xml:space="preserve">No provision here under the Bank Guidelines.</w:t>
+            </w:r>
+          </w:p>
+        </w:tc>
+        <w:tc>
+          <w:tcPr>
+            <w:tcW w:w="5731" w:type="dxa"/>
+          </w:tcPr>
+          <w:p>
+            <w:pPr>
+              <w:pStyle w:val="BodyText"/>
+              <w:rPr>
+                <w:rFonts w:asciiTheme="majorHAnsi" w:hAnsiTheme="majorHAnsi" w:cstheme="majorHAnsi"/>
+                <w:sz w:val="18"/>
+                <w:szCs w:val="18"/>
+              </w:rPr>
+            </w:pPr>
+            <w:r>
+              <w:rPr>
+                <w:rFonts w:asciiTheme="majorHAnsi" w:hAnsiTheme="majorHAnsi" w:cstheme="majorHAnsi"/>
+                <w:sz w:val="18"/>
+                <w:szCs w:val="18"/>
+              </w:rPr>
+              <w:t xml:space="preserve">Where the board delegates its responsibility to a committee as described in paragraph 5.2.2, the board should establish communication procedures between the board and the committee. This should include requiring the committee to report to the board on a regular basis, and ensuring that senior management is held responsible for implementation of the expectations in these Guidelines as elaborated in paragraphs 5.2.3. Notwithstanding the delegation of responsibility to a committee, the board shall remain responsible for the performance of its responsibilities by that committee.</w:t>
+            </w:r>
+          </w:p>
+        </w:tc>
+        <w:tc>
+          <w:tcPr>
+            <w:tcW w:w="2189" w:type="dxa"/>
+          </w:tcPr>
+          <w:p>
+            <w:pPr>
+              <w:pStyle w:val="BodyText"/>
+              <w:rPr>
+                <w:rFonts w:asciiTheme="majorHAnsi" w:hAnsiTheme="majorHAnsi" w:cstheme="majorHAnsi"/>
+                <w:sz w:val="18"/>
+                <w:szCs w:val="18"/>
+              </w:rPr>
+            </w:pPr>
+            <w:r>
+              <w:rPr>
+                <w:rFonts w:asciiTheme="majorHAnsi" w:hAnsiTheme="majorHAnsi" w:cstheme="majorHAnsi"/>
+                <w:sz w:val="18"/>
+                <w:szCs w:val="18"/>
+              </w:rPr>
+              <w:t xml:space="preserve">5.2.4 of the FI Guidelines corresponds verbatim to 3.1.4 of the Bank Guidelines.</w:t>
+            </w:r>
+          </w:p>
+        </w:tc>
+      </w:tr>
+      <w:tr>
+        <w:tc>
+          <w:tcPr>
+            <w:tcW w:w="625" w:type="dxa"/>
+          </w:tcPr>
+          <w:p>
+            <w:pPr>
+              <w:pStyle w:val="BodyText"/>
+              <w:rPr>
+                <w:rFonts w:asciiTheme="majorHAnsi" w:hAnsiTheme="majorHAnsi" w:cstheme="majorHAnsi"/>
+                <w:sz w:val="18"/>
+                <w:szCs w:val="18"/>
+              </w:rPr>
+            </w:pPr>
+            <w:r>
+              <w:rPr>
+                <w:rFonts w:asciiTheme="majorHAnsi" w:hAnsiTheme="majorHAnsi" w:cstheme="majorHAnsi"/>
+                <w:sz w:val="18"/>
+                <w:szCs w:val="18"/>
+              </w:rPr>
+              <w:t xml:space="preserve">5.2.5</w:t>
+            </w:r>
+          </w:p>
+        </w:tc>
+        <w:tc>
+          <w:tcPr>
+            <w:tcW w:w="5670" w:type="dxa"/>
+          </w:tcPr>
+          <w:p>
+            <w:pPr>
+              <w:pStyle w:val="BodyText"/>
+              <w:rPr>
+                <w:rFonts w:asciiTheme="majorHAnsi" w:hAnsiTheme="majorHAnsi" w:cstheme="majorHAnsi"/>
+                <w:sz w:val="18"/>
+                <w:szCs w:val="18"/>
+              </w:rPr>
+            </w:pPr>
+            <w:r>
+              <w:rPr>
+                <w:rFonts w:asciiTheme="majorHAnsi" w:hAnsiTheme="majorHAnsi" w:cstheme="majorHAnsi"/>
+                <w:i/>
+                <w:iCs/>
+                <w:sz w:val="18"/>
+                <w:szCs w:val="18"/>
+              </w:rPr>
+              <w:t xml:space="preserve">No provision here under the Bank Guidelines.</w:t>
+            </w:r>
+          </w:p>
+        </w:tc>
+        <w:tc>
+          <w:tcPr>
+            <w:tcW w:w="5731" w:type="dxa"/>
+          </w:tcPr>
+          <w:p>
+            <w:pPr>
+              <w:pStyle w:val="BodyText"/>
+              <w:rPr>
+                <w:rFonts w:asciiTheme="majorHAnsi" w:hAnsiTheme="majorHAnsi" w:cstheme="majorHAnsi"/>
+                <w:sz w:val="18"/>
+                <w:szCs w:val="18"/>
+              </w:rPr>
+            </w:pPr>
+            <w:r>
+              <w:rPr>
+                <w:rFonts w:asciiTheme="majorHAnsi" w:hAnsiTheme="majorHAnsi" w:cstheme="majorHAnsi"/>
+                <w:highlight w:val="yellow"/>
+                <w:sz w:val="18"/>
+                <w:szCs w:val="18"/>
+              </w:rPr>
+              <w:t xml:space="preserve">For an institution incorporated or established outside Singapore, the functions of the board described in paragraph 5.2.2 may be delegated to and performed by a management committee or body beyond local management that is charged to functionally oversee and supervise the local office (e.g. a regional risk management committee).</w:t>
+            </w:r>
+            <w:r>
+              <w:rPr>
+                <w:rFonts w:asciiTheme="majorHAnsi" w:hAnsiTheme="majorHAnsi" w:cstheme="majorHAnsi"/>
+                <w:sz w:val="18"/>
+                <w:szCs w:val="18"/>
+              </w:rPr>
+              <w:t xml:space="preserve"> The functions of senior management in paragraph 5.2.3 lie with local management. Local management of an institution incorporated or established outside Singapore should continue to take necessary steps to enable it to discharge its obligations to comply with the relevant laws and regulations in Singapore, including expectations under these Guidelines. Local management cannot abrogate its governance responsibilities to run the institution in a prudent and professional manner.</w:t>
+            </w:r>
+          </w:p>
+        </w:tc>
+        <w:tc>
+          <w:tcPr>
+            <w:tcW w:w="2189" w:type="dxa"/>
+          </w:tcPr>
+          <w:p>
+            <w:pPr>
+              <w:pStyle w:val="BodyText"/>
+              <w:rPr>
+                <w:rFonts w:asciiTheme="majorHAnsi" w:hAnsiTheme="majorHAnsi" w:cstheme="majorHAnsi"/>
+                <w:sz w:val="18"/>
+                <w:szCs w:val="18"/>
+              </w:rPr>
+            </w:pPr>
+            <w:r>
+              <w:rPr>
+                <w:rFonts w:asciiTheme="majorHAnsi" w:hAnsiTheme="majorHAnsi" w:cstheme="majorHAnsi"/>
+                <w:sz w:val="18"/>
+                <w:szCs w:val="18"/>
+              </w:rPr>
+              <w:t xml:space="preserve">5.2.5 of the FI Guidelines adds the opening sentence on delegating board functions beyond local management (e.g. a regional risk management committee); the rest corresponds verbatim to 3.1.5 of the Bank Guidelines.</w:t>
+            </w:r>
+          </w:p>
+        </w:tc>
+      </w:tr>
+      <w:tr>
+        <w:tc>
+          <w:tcPr>
+            <w:tcW w:w="625" w:type="dxa"/>
+          </w:tcPr>
+          <w:p>
+            <w:pPr>
+              <w:pStyle w:val="BodyText"/>
+              <w:rPr>
+                <w:rFonts w:asciiTheme="majorHAnsi" w:hAnsiTheme="majorHAnsi" w:cstheme="majorHAnsi"/>
+                <w:sz w:val="18"/>
+                <w:szCs w:val="18"/>
+              </w:rPr>
+            </w:pPr>
+            <w:r>
+              <w:rPr>
+                <w:rFonts w:asciiTheme="majorHAnsi" w:hAnsiTheme="majorHAnsi" w:cstheme="majorHAnsi"/>
+                <w:sz w:val="18"/>
+                <w:szCs w:val="18"/>
+              </w:rPr>
+              <w:t xml:space="preserve">5.3</w:t>
+            </w:r>
+          </w:p>
+        </w:tc>
+        <w:tc>
+          <w:tcPr>
+            <w:tcW w:w="5670" w:type="dxa"/>
+          </w:tcPr>
+        </w:tc>
+        <w:tc>
+          <w:tcPr>
+            <w:tcW w:w="5731" w:type="dxa"/>
+          </w:tcPr>
+          <w:p>
+            <w:pPr>
+              <w:pStyle w:val="BodyText"/>
+              <w:rPr>
+                <w:rFonts w:asciiTheme="majorHAnsi" w:hAnsiTheme="majorHAnsi" w:cstheme="majorHAnsi"/>
+                <w:sz w:val="18"/>
+                <w:szCs w:val="18"/>
+              </w:rPr>
+            </w:pPr>
+            <w:r>
+              <w:rPr>
+                <w:rFonts w:asciiTheme="majorHAnsi" w:hAnsiTheme="majorHAnsi" w:cstheme="majorHAnsi"/>
+                <w:i/>
+                <w:iCs/>
+                <w:sz w:val="18"/>
+                <w:szCs w:val="18"/>
+              </w:rPr>
+              <w:t xml:space="preserve">Evaluation of risks</w:t>
+            </w:r>
+          </w:p>
+        </w:tc>
+        <w:tc>
+          <w:tcPr>
+            <w:tcW w:w="2189" w:type="dxa"/>
+          </w:tcPr>
+          <w:p>
+            <w:pPr>
+              <w:pStyle w:val="BodyText"/>
+              <w:rPr>
+                <w:rFonts w:asciiTheme="majorHAnsi" w:hAnsiTheme="majorHAnsi" w:cstheme="majorHAnsi"/>
+                <w:sz w:val="18"/>
+                <w:szCs w:val="18"/>
+              </w:rPr>
+            </w:pPr>
+            <w:r>
+              <w:rPr>
+                <w:rFonts w:asciiTheme="majorHAnsi" w:hAnsiTheme="majorHAnsi" w:cstheme="majorHAnsi"/>
+                <w:sz w:val="18"/>
+                <w:szCs w:val="18"/>
+              </w:rPr>
+              <w:t xml:space="preserve">Found in 3.2 of the Bank Guidelines.</w:t>
+            </w:r>
+          </w:p>
+        </w:tc>
+      </w:tr>
+      <w:tr>
+        <w:tc>
+          <w:tcPr>
+            <w:tcW w:w="625" w:type="dxa"/>
+          </w:tcPr>
+          <w:p>
+            <w:pPr>
+              <w:pStyle w:val="BodyText"/>
+              <w:rPr>
+                <w:rFonts w:asciiTheme="majorHAnsi" w:hAnsiTheme="majorHAnsi" w:cstheme="majorHAnsi"/>
+                <w:sz w:val="18"/>
+                <w:szCs w:val="18"/>
+              </w:rPr>
+            </w:pPr>
+            <w:r>
+              <w:rPr>
+                <w:rFonts w:asciiTheme="majorHAnsi" w:hAnsiTheme="majorHAnsi" w:cstheme="majorHAnsi"/>
+                <w:sz w:val="18"/>
+                <w:szCs w:val="18"/>
+              </w:rPr>
+              <w:t xml:space="preserve">5.3.1</w:t>
+            </w:r>
+          </w:p>
+        </w:tc>
+        <w:tc>
+          <w:tcPr>
+            <w:tcW w:w="5670" w:type="dxa"/>
+          </w:tcPr>
+          <w:p>
+            <w:pPr>
+              <w:pStyle w:val="BodyText"/>
+              <w:rPr>
+                <w:rFonts w:asciiTheme="majorHAnsi" w:hAnsiTheme="majorHAnsi" w:cstheme="majorHAnsi"/>
+                <w:sz w:val="18"/>
+                <w:szCs w:val="18"/>
+              </w:rPr>
+            </w:pPr>
+            <w:r>
+              <w:rPr>
+                <w:rFonts w:asciiTheme="majorHAnsi" w:hAnsiTheme="majorHAnsi" w:cstheme="majorHAnsi"/>
+                <w:i/>
+                <w:iCs/>
+                <w:sz w:val="18"/>
+                <w:szCs w:val="18"/>
+              </w:rPr>
+              <w:t xml:space="preserve">No provision here under the Bank Guidelines.</w:t>
+            </w:r>
+          </w:p>
+        </w:tc>
+        <w:tc>
+          <w:tcPr>
+            <w:tcW w:w="5731" w:type="dxa"/>
+          </w:tcPr>
+          <w:p>
+            <w:pPr>
+              <w:pStyle w:val="BodyText"/>
+              <w:rPr>
+                <w:rFonts w:asciiTheme="majorHAnsi" w:hAnsiTheme="majorHAnsi" w:cstheme="majorHAnsi"/>
+                <w:sz w:val="18"/>
+                <w:szCs w:val="18"/>
+              </w:rPr>
+            </w:pPr>
+            <w:r>
+              <w:rPr>
+                <w:rFonts w:asciiTheme="majorHAnsi" w:hAnsiTheme="majorHAnsi" w:cstheme="majorHAnsi"/>
+                <w:sz w:val="18"/>
+                <w:szCs w:val="18"/>
+              </w:rPr>
+              <w:t xml:space="preserve">In order to be satisfied that an outsourcing arrangement does not result in the risk management, internal control, business conduct or reputation of an institution being compromised or weakened, the board and senior management would need to fully appreciate the risks arising from outsourcing. The institution should establish a framework for risk evaluation that includes the following steps: (a) identifying the role of outsourcing in the overall business strategy and objectives of the institution; (b) performing comprehensive due diligence on the nature, scope and complexity of the outsourcing arrangement to identify and mitigate key risks; (c) assessing5 the service provider’s ability to employ a high standard of care in performing the outsourced service and meet regulatory standards as expected of the institution, as if the outsourcing arrangement is performed by the institution; (d) analysing the impact of the outsourcing arrangement on the overall risk profile of the institution, and whether there are adequate internal expertise and resources to mitigate the risks identified; (e) analysing the institution’s as well as the institution’s group aggregate exposure to the outsourcing arrangement, to manage concentration risk; and (f) analysing the benefits of outsourcing against the risks that may arise, ranging from the impact of temporary disruption to service to that of a breach in security and confidentiality, and unexpected termination in the outsourcing arrangement, and whether for strategic and internal control reasons, the institution should not enter into the outsourcing arrangement.</w:t>
+            </w:r>
+          </w:p>
+          <w:p>
+            <w:pPr>
+              <w:pStyle w:val="BodyText"/>
+              <w:rPr>
+                <w:rFonts w:asciiTheme="majorHAnsi" w:hAnsiTheme="majorHAnsi" w:cstheme="majorHAnsi"/>
+                <w:sz w:val="16"/>
+                <w:szCs w:val="16"/>
+              </w:rPr>
+            </w:pPr>
+            <w:r>
+              <w:rPr>
+                <w:rFonts w:asciiTheme="majorHAnsi" w:hAnsiTheme="majorHAnsi" w:cstheme="majorHAnsi"/>
+                <w:sz w:val="16"/>
+                <w:szCs w:val="16"/>
+              </w:rPr>
+              <w:t xml:space="preserve">5 – Please see paragraph 5.4 on assessment of service providers.</w:t>
+            </w:r>
+          </w:p>
+        </w:tc>
+        <w:tc>
+          <w:tcPr>
+            <w:tcW w:w="2189" w:type="dxa"/>
+          </w:tcPr>
+          <w:p>
+            <w:pPr>
+              <w:pStyle w:val="BodyText"/>
+              <w:rPr>
+                <w:rFonts w:asciiTheme="majorHAnsi" w:hAnsiTheme="majorHAnsi" w:cstheme="majorHAnsi"/>
+                <w:sz w:val="18"/>
+                <w:szCs w:val="18"/>
+              </w:rPr>
+            </w:pPr>
+            <w:r>
+              <w:rPr>
+                <w:rFonts w:asciiTheme="majorHAnsi" w:hAnsiTheme="majorHAnsi" w:cstheme="majorHAnsi"/>
+                <w:sz w:val="18"/>
+                <w:szCs w:val="18"/>
+              </w:rPr>
+              <w:t xml:space="preserve">5.3.1 of the FI Guidelines corresponds to 3.2.1 of the Bank Guidelines, with the minor drafting differences noted at 3.2.1 above.</w:t>
+            </w:r>
+          </w:p>
+        </w:tc>
+      </w:tr>
+      <w:tr>
+        <w:tc>
+          <w:tcPr>
+            <w:tcW w:w="625" w:type="dxa"/>
+          </w:tcPr>
+          <w:p>
+            <w:pPr>
+              <w:pStyle w:val="BodyText"/>
+              <w:rPr>
+                <w:rFonts w:asciiTheme="majorHAnsi" w:hAnsiTheme="majorHAnsi" w:cstheme="majorHAnsi"/>
+                <w:sz w:val="18"/>
+                <w:szCs w:val="18"/>
+              </w:rPr>
+            </w:pPr>
+            <w:r>
+              <w:rPr>
+                <w:rFonts w:asciiTheme="majorHAnsi" w:hAnsiTheme="majorHAnsi" w:cstheme="majorHAnsi"/>
+                <w:sz w:val="18"/>
+                <w:szCs w:val="18"/>
+              </w:rPr>
+              <w:t xml:space="preserve">5.3.2</w:t>
+            </w:r>
+          </w:p>
+        </w:tc>
+        <w:tc>
+          <w:tcPr>
+            <w:tcW w:w="5670" w:type="dxa"/>
+          </w:tcPr>
+          <w:p>
+            <w:pPr>
+              <w:pStyle w:val="BodyText"/>
+              <w:rPr>
+                <w:rFonts w:asciiTheme="majorHAnsi" w:hAnsiTheme="majorHAnsi" w:cstheme="majorHAnsi"/>
+                <w:sz w:val="18"/>
+                <w:szCs w:val="18"/>
+              </w:rPr>
+            </w:pPr>
+            <w:r>
+              <w:rPr>
+                <w:rFonts w:asciiTheme="majorHAnsi" w:hAnsiTheme="majorHAnsi" w:cstheme="majorHAnsi"/>
+                <w:i/>
+                <w:iCs/>
+                <w:sz w:val="18"/>
+                <w:szCs w:val="18"/>
+              </w:rPr>
+              <w:t xml:space="preserve">No provision here under the Bank Guidelines.</w:t>
+            </w:r>
+          </w:p>
+        </w:tc>
+        <w:tc>
+          <w:tcPr>
+            <w:tcW w:w="5731" w:type="dxa"/>
+          </w:tcPr>
+          <w:p>
+            <w:pPr>
+              <w:pStyle w:val="BodyText"/>
+              <w:rPr>
+                <w:rFonts w:asciiTheme="majorHAnsi" w:hAnsiTheme="majorHAnsi" w:cstheme="majorHAnsi"/>
+                <w:sz w:val="18"/>
+                <w:szCs w:val="18"/>
+              </w:rPr>
+            </w:pPr>
+            <w:r>
+              <w:rPr>
+                <w:rFonts w:asciiTheme="majorHAnsi" w:hAnsiTheme="majorHAnsi" w:cstheme="majorHAnsi"/>
+                <w:sz w:val="18"/>
+                <w:szCs w:val="18"/>
+              </w:rPr>
+              <w:t xml:space="preserve">Such risk evaluations should be performed when an institution is planning to enter into an outsourcing arrangement with an existing or a new service provider, and also re-performed periodically on existing outsourcing arrangements, as part of the approval, strategic planning, risk management or internal control reviews of the outsourcing arrangements of the institution.</w:t>
+            </w:r>
+          </w:p>
+        </w:tc>
+        <w:tc>
+          <w:tcPr>
+            <w:tcW w:w="2189" w:type="dxa"/>
+          </w:tcPr>
+          <w:p>
+            <w:pPr>
+              <w:pStyle w:val="BodyText"/>
+              <w:rPr>
+                <w:rFonts w:asciiTheme="majorHAnsi" w:hAnsiTheme="majorHAnsi" w:cstheme="majorHAnsi"/>
+                <w:sz w:val="18"/>
+                <w:szCs w:val="18"/>
+              </w:rPr>
+            </w:pPr>
+            <w:r>
+              <w:rPr>
+                <w:rFonts w:asciiTheme="majorHAnsi" w:hAnsiTheme="majorHAnsi" w:cstheme="majorHAnsi"/>
+                <w:sz w:val="18"/>
+                <w:szCs w:val="18"/>
+              </w:rPr>
+              <w:t xml:space="preserve">5.3.2 of the FI Guidelines corresponds verbatim to 3.2.2 of the Bank Guidelines.</w:t>
+            </w:r>
+          </w:p>
+        </w:tc>
+      </w:tr>
+      <w:tr>
+        <w:tc>
+          <w:tcPr>
+            <w:tcW w:w="625" w:type="dxa"/>
+          </w:tcPr>
+          <w:p>
+            <w:pPr>
+              <w:pStyle w:val="BodyText"/>
+              <w:rPr>
+                <w:rFonts w:asciiTheme="majorHAnsi" w:hAnsiTheme="majorHAnsi" w:cstheme="majorHAnsi"/>
+                <w:sz w:val="18"/>
+                <w:szCs w:val="18"/>
+              </w:rPr>
+            </w:pPr>
+            <w:r>
+              <w:rPr>
+                <w:rFonts w:asciiTheme="majorHAnsi" w:hAnsiTheme="majorHAnsi" w:cstheme="majorHAnsi"/>
+                <w:sz w:val="18"/>
+                <w:szCs w:val="18"/>
+              </w:rPr>
+              <w:t xml:space="preserve">5.4</w:t>
+            </w:r>
+          </w:p>
+        </w:tc>
+        <w:tc>
+          <w:tcPr>
+            <w:tcW w:w="5670" w:type="dxa"/>
+          </w:tcPr>
+        </w:tc>
+        <w:tc>
+          <w:tcPr>
+            <w:tcW w:w="5731" w:type="dxa"/>
+          </w:tcPr>
+          <w:p>
+            <w:pPr>
+              <w:pStyle w:val="BodyText"/>
+              <w:rPr>
+                <w:rFonts w:asciiTheme="majorHAnsi" w:hAnsiTheme="majorHAnsi" w:cstheme="majorHAnsi"/>
+                <w:sz w:val="18"/>
+                <w:szCs w:val="18"/>
+              </w:rPr>
+            </w:pPr>
+            <w:r>
+              <w:rPr>
+                <w:rFonts w:asciiTheme="majorHAnsi" w:hAnsiTheme="majorHAnsi" w:cstheme="majorHAnsi"/>
+                <w:i/>
+                <w:iCs/>
+                <w:sz w:val="18"/>
+                <w:szCs w:val="18"/>
+              </w:rPr>
+              <w:t xml:space="preserve">Assessment of service providers</w:t>
+            </w:r>
+          </w:p>
+        </w:tc>
+        <w:tc>
+          <w:tcPr>
+            <w:tcW w:w="2189" w:type="dxa"/>
+          </w:tcPr>
+          <w:p>
+            <w:pPr>
+              <w:pStyle w:val="BodyText"/>
+              <w:rPr>
+                <w:rFonts w:asciiTheme="majorHAnsi" w:hAnsiTheme="majorHAnsi" w:cstheme="majorHAnsi"/>
+                <w:sz w:val="18"/>
+                <w:szCs w:val="18"/>
+              </w:rPr>
+            </w:pPr>
+            <w:r>
+              <w:rPr>
+                <w:rFonts w:asciiTheme="majorHAnsi" w:hAnsiTheme="majorHAnsi" w:cstheme="majorHAnsi"/>
+                <w:sz w:val="18"/>
+                <w:szCs w:val="18"/>
+              </w:rPr>
+              <w:t xml:space="preserve">Found in 3.3 of the Bank Guidelines.</w:t>
+            </w:r>
+          </w:p>
+        </w:tc>
+      </w:tr>
+      <w:tr>
+        <w:tc>
+          <w:tcPr>
+            <w:tcW w:w="625" w:type="dxa"/>
+          </w:tcPr>
+          <w:p>
+            <w:pPr>
+              <w:pStyle w:val="BodyText"/>
+              <w:rPr>
+                <w:rFonts w:asciiTheme="majorHAnsi" w:hAnsiTheme="majorHAnsi" w:cstheme="majorHAnsi"/>
+                <w:sz w:val="18"/>
+                <w:szCs w:val="18"/>
+              </w:rPr>
+            </w:pPr>
+            <w:r>
+              <w:rPr>
+                <w:rFonts w:asciiTheme="majorHAnsi" w:hAnsiTheme="majorHAnsi" w:cstheme="majorHAnsi"/>
+                <w:sz w:val="18"/>
+                <w:szCs w:val="18"/>
+              </w:rPr>
+              <w:t xml:space="preserve">5.4.1</w:t>
+            </w:r>
+          </w:p>
+        </w:tc>
+        <w:tc>
+          <w:tcPr>
+            <w:tcW w:w="5670" w:type="dxa"/>
+          </w:tcPr>
+          <w:p>
+            <w:pPr>
+              <w:pStyle w:val="BodyText"/>
+              <w:rPr>
+                <w:rFonts w:asciiTheme="majorHAnsi" w:hAnsiTheme="majorHAnsi" w:cstheme="majorHAnsi"/>
+                <w:sz w:val="18"/>
+                <w:szCs w:val="18"/>
+              </w:rPr>
+            </w:pPr>
+            <w:r>
+              <w:rPr>
+                <w:rFonts w:asciiTheme="majorHAnsi" w:hAnsiTheme="majorHAnsi" w:cstheme="majorHAnsi"/>
+                <w:i/>
+                <w:iCs/>
+                <w:sz w:val="18"/>
+                <w:szCs w:val="18"/>
+              </w:rPr>
+              <w:t xml:space="preserve">No provision here under the Bank Guidelines.</w:t>
+            </w:r>
+          </w:p>
+        </w:tc>
+        <w:tc>
+          <w:tcPr>
+            <w:tcW w:w="5731" w:type="dxa"/>
+          </w:tcPr>
+          <w:p>
+            <w:pPr>
+              <w:pStyle w:val="BodyText"/>
+              <w:rPr>
+                <w:rFonts w:asciiTheme="majorHAnsi" w:hAnsiTheme="majorHAnsi" w:cstheme="majorHAnsi"/>
+                <w:sz w:val="18"/>
+                <w:szCs w:val="18"/>
+              </w:rPr>
+            </w:pPr>
+            <w:r>
+              <w:rPr>
+                <w:rFonts w:asciiTheme="majorHAnsi" w:hAnsiTheme="majorHAnsi" w:cstheme="majorHAnsi"/>
+                <w:sz w:val="18"/>
+                <w:szCs w:val="18"/>
+              </w:rPr>
+              <w:t xml:space="preserve">In considering, renegotiating or renewing an outsourcing arrangement, an institution should subject the service provider to appropriate due diligence processes to assess the risks associated with the outsourcing arrangements.</w:t>
+            </w:r>
+          </w:p>
+        </w:tc>
+        <w:tc>
+          <w:tcPr>
+            <w:tcW w:w="2189" w:type="dxa"/>
+          </w:tcPr>
+          <w:p>
+            <w:pPr>
+              <w:pStyle w:val="BodyText"/>
+              <w:rPr>
+                <w:rFonts w:asciiTheme="majorHAnsi" w:hAnsiTheme="majorHAnsi" w:cstheme="majorHAnsi"/>
+                <w:sz w:val="18"/>
+                <w:szCs w:val="18"/>
+              </w:rPr>
+            </w:pPr>
+            <w:r>
+              <w:rPr>
+                <w:rFonts w:asciiTheme="majorHAnsi" w:hAnsiTheme="majorHAnsi" w:cstheme="majorHAnsi"/>
+                <w:sz w:val="18"/>
+                <w:szCs w:val="18"/>
+              </w:rPr>
+              <w:t xml:space="preserve">5.4.1 of the FI Guidelines corresponds verbatim to 3.3.1 of the Bank Guidelines.</w:t>
+            </w:r>
+          </w:p>
+        </w:tc>
+      </w:tr>
+      <w:tr>
+        <w:tc>
+          <w:tcPr>
+            <w:tcW w:w="625" w:type="dxa"/>
+          </w:tcPr>
+          <w:p>
+            <w:pPr>
+              <w:pStyle w:val="BodyText"/>
+              <w:rPr>
+                <w:rFonts w:asciiTheme="majorHAnsi" w:hAnsiTheme="majorHAnsi" w:cstheme="majorHAnsi"/>
+                <w:sz w:val="18"/>
+                <w:szCs w:val="18"/>
+              </w:rPr>
+            </w:pPr>
+            <w:r>
+              <w:rPr>
+                <w:rFonts w:asciiTheme="majorHAnsi" w:hAnsiTheme="majorHAnsi" w:cstheme="majorHAnsi"/>
+                <w:sz w:val="18"/>
+                <w:szCs w:val="18"/>
+              </w:rPr>
+              <w:t xml:space="preserve">5.4.2</w:t>
+            </w:r>
+          </w:p>
+        </w:tc>
+        <w:tc>
+          <w:tcPr>
+            <w:tcW w:w="5670" w:type="dxa"/>
+          </w:tcPr>
+          <w:p>
+            <w:pPr>
+              <w:pStyle w:val="BodyText"/>
+              <w:rPr>
+                <w:rFonts w:asciiTheme="majorHAnsi" w:hAnsiTheme="majorHAnsi" w:cstheme="majorHAnsi"/>
+                <w:sz w:val="18"/>
+                <w:szCs w:val="18"/>
+              </w:rPr>
+            </w:pPr>
+            <w:r>
+              <w:rPr>
+                <w:rFonts w:asciiTheme="majorHAnsi" w:hAnsiTheme="majorHAnsi" w:cstheme="majorHAnsi"/>
+                <w:i/>
+                <w:iCs/>
+                <w:sz w:val="18"/>
+                <w:szCs w:val="18"/>
+              </w:rPr>
+              <w:t xml:space="preserve">No provision here under the Bank Guidelines.</w:t>
+            </w:r>
+          </w:p>
+        </w:tc>
+        <w:tc>
+          <w:tcPr>
+            <w:tcW w:w="5731" w:type="dxa"/>
+          </w:tcPr>
+          <w:p>
+            <w:pPr>
+              <w:pStyle w:val="BodyText"/>
+              <w:rPr>
+                <w:rFonts w:asciiTheme="majorHAnsi" w:hAnsiTheme="majorHAnsi" w:cstheme="majorHAnsi"/>
+                <w:sz w:val="18"/>
+                <w:szCs w:val="18"/>
+              </w:rPr>
+            </w:pPr>
+            <w:r>
+              <w:rPr>
+                <w:rFonts w:asciiTheme="majorHAnsi" w:hAnsiTheme="majorHAnsi" w:cstheme="majorHAnsi"/>
+                <w:sz w:val="18"/>
+                <w:szCs w:val="18"/>
+              </w:rPr>
+              <w:t xml:space="preserve">An institution should assess all relevant aspects of the service provider, including its capability to employ a high standard of care in the performance of the outsourcing arrangement as if the service is performed by the institution to meet its obligations as a regulated entity. The due diligence should also take into account the physical and IT security controls the service provider has in place, the business reputation and financial strength of the service provider, including the ethical and professional standards held by the service provider, and its ability to meet obligations under the outsourcing arrangement. Onsite visits to the service provider, and where possible, independent reviews and market feedback on the service provider, should also be obtained to supplement the institution’s assessment. Onsite visits should be conducted by persons who possess the requisite knowledge and skills to conduct the assessment.</w:t>
+            </w:r>
+          </w:p>
+        </w:tc>
+        <w:tc>
+          <w:tcPr>
+            <w:tcW w:w="2189" w:type="dxa"/>
+          </w:tcPr>
+          <w:p>
+            <w:pPr>
+              <w:pStyle w:val="BodyText"/>
+              <w:rPr>
+                <w:rFonts w:asciiTheme="majorHAnsi" w:hAnsiTheme="majorHAnsi" w:cstheme="majorHAnsi"/>
+                <w:sz w:val="18"/>
+                <w:szCs w:val="18"/>
+              </w:rPr>
+            </w:pPr>
+            <w:r>
+              <w:rPr>
+                <w:rFonts w:asciiTheme="majorHAnsi" w:hAnsiTheme="majorHAnsi" w:cstheme="majorHAnsi"/>
+                <w:sz w:val="18"/>
+                <w:szCs w:val="18"/>
+              </w:rPr>
+              <w:t xml:space="preserve">5.4.2 of the FI Guidelines corresponds verbatim to 3.3.2 of the Bank Guidelines.</w:t>
+            </w:r>
+          </w:p>
+        </w:tc>
+      </w:tr>
+      <w:tr>
+        <w:tc>
+          <w:tcPr>
+            <w:tcW w:w="625" w:type="dxa"/>
+          </w:tcPr>
+          <w:p>
+            <w:pPr>
+              <w:pStyle w:val="BodyText"/>
+              <w:rPr>
+                <w:rFonts w:asciiTheme="majorHAnsi" w:hAnsiTheme="majorHAnsi" w:cstheme="majorHAnsi"/>
+                <w:sz w:val="18"/>
+                <w:szCs w:val="18"/>
+              </w:rPr>
+            </w:pPr>
+            <w:r>
+              <w:rPr>
+                <w:rFonts w:asciiTheme="majorHAnsi" w:hAnsiTheme="majorHAnsi" w:cstheme="majorHAnsi"/>
+                <w:sz w:val="18"/>
+                <w:szCs w:val="18"/>
+              </w:rPr>
+              <w:t xml:space="preserve">5.4.3</w:t>
+            </w:r>
+          </w:p>
+        </w:tc>
+        <w:tc>
+          <w:tcPr>
+            <w:tcW w:w="5670" w:type="dxa"/>
+          </w:tcPr>
+          <w:p>
+            <w:pPr>
+              <w:pStyle w:val="BodyText"/>
+              <w:rPr>
+                <w:rFonts w:asciiTheme="majorHAnsi" w:hAnsiTheme="majorHAnsi" w:cstheme="majorHAnsi"/>
+                <w:sz w:val="18"/>
+                <w:szCs w:val="18"/>
+              </w:rPr>
+            </w:pPr>
+            <w:r>
+              <w:rPr>
+                <w:rFonts w:asciiTheme="majorHAnsi" w:hAnsiTheme="majorHAnsi" w:cstheme="majorHAnsi"/>
+                <w:i/>
+                <w:iCs/>
+                <w:sz w:val="18"/>
+                <w:szCs w:val="18"/>
+              </w:rPr>
+              <w:t xml:space="preserve">No provision here under the Bank Guidelines.</w:t>
+            </w:r>
+          </w:p>
+        </w:tc>
+        <w:tc>
+          <w:tcPr>
+            <w:tcW w:w="5731" w:type="dxa"/>
+          </w:tcPr>
+          <w:p>
+            <w:pPr>
+              <w:pStyle w:val="BodyText"/>
+              <w:rPr>
+                <w:rFonts w:asciiTheme="majorHAnsi" w:hAnsiTheme="majorHAnsi" w:cstheme="majorHAnsi"/>
+                <w:sz w:val="18"/>
+                <w:szCs w:val="18"/>
+              </w:rPr>
+            </w:pPr>
+            <w:r>
+              <w:rPr>
+                <w:rFonts w:asciiTheme="majorHAnsi" w:hAnsiTheme="majorHAnsi" w:cstheme="majorHAnsi"/>
+                <w:sz w:val="18"/>
+                <w:szCs w:val="18"/>
+              </w:rPr>
+              <w:t xml:space="preserve">The due diligence should involve an evaluation of all relevant information about the service provider. Information to be evaluated includes the service provider’s: (a) experience and capability to implement and support the outsourcing arrangement over the contracted period; (b) financial strength and resources (the due diligence should be similar to a credit assessment of the viability of the service provider based on reviews of business strategy and goals, audited financial statements, the strength of commitment of major equity sponsors and ability to service commitments even under adverse conditions); (c) corporate governance, business reputation and culture, compliance, and pending or potential litigation; (d) security and internal controls, audit coverage, reporting and monitoring environment; (e) risk management framework and capabilities, including technology risk management6 and business continuity management7 in respect of the outsourcing arrangement; (f) disaster recovery arrangements and disaster recovery track record; (g) reliance on and success in dealing with sub-contractors; (h) insurance coverage; (i) external environment (such as the political, economic, social and legal environment of the jurisdiction in which the service provider operates); and (j) ability to comply with applicable laws and regulations and track record in relation to its compliance with applicable laws and regulations.</w:t>
+            </w:r>
+          </w:p>
+          <w:p>
+            <w:pPr>
+              <w:pStyle w:val="BodyText"/>
+              <w:rPr>
+                <w:rFonts w:asciiTheme="majorHAnsi" w:hAnsiTheme="majorHAnsi" w:cstheme="majorHAnsi"/>
+                <w:sz w:val="16"/>
+                <w:szCs w:val="16"/>
+              </w:rPr>
+            </w:pPr>
+            <w:r>
+              <w:rPr>
+                <w:rFonts w:asciiTheme="majorHAnsi" w:hAnsiTheme="majorHAnsi" w:cstheme="majorHAnsi"/>
+                <w:sz w:val="16"/>
+                <w:szCs w:val="16"/>
+              </w:rPr>
+              <w:t xml:space="preserve">6 – Standards should be commensurate with that expected of the institution as set out in MAS’ Technology Risk Management Guidelines.</w:t>
+            </w:r>
+          </w:p>
+          <w:p>
+            <w:pPr>
+              <w:pStyle w:val="BodyText"/>
+              <w:rPr>
+                <w:rFonts w:asciiTheme="majorHAnsi" w:hAnsiTheme="majorHAnsi" w:cstheme="majorHAnsi"/>
+                <w:sz w:val="16"/>
+                <w:szCs w:val="16"/>
+              </w:rPr>
+            </w:pPr>
+            <w:r>
+              <w:rPr>
+                <w:rFonts w:asciiTheme="majorHAnsi" w:hAnsiTheme="majorHAnsi" w:cstheme="majorHAnsi"/>
+                <w:sz w:val="16"/>
+                <w:szCs w:val="16"/>
+              </w:rPr>
+              <w:t xml:space="preserve">7 – Standards should be commensurate with that expected of the institution as set out in MAS’ Business Continuity Management Guidelines. Please also see paragraph 5.7 of the Guidelines on Outsourcing for more guidance.</w:t>
+            </w:r>
+          </w:p>
+        </w:tc>
+        <w:tc>
+          <w:tcPr>
+            <w:tcW w:w="2189" w:type="dxa"/>
+          </w:tcPr>
+          <w:p>
+            <w:pPr>
+              <w:pStyle w:val="BodyText"/>
+              <w:rPr>
+                <w:rFonts w:asciiTheme="majorHAnsi" w:hAnsiTheme="majorHAnsi" w:cstheme="majorHAnsi"/>
+                <w:sz w:val="18"/>
+                <w:szCs w:val="18"/>
+              </w:rPr>
+            </w:pPr>
+            <w:r>
+              <w:rPr>
+                <w:rFonts w:asciiTheme="majorHAnsi" w:hAnsiTheme="majorHAnsi" w:cstheme="majorHAnsi"/>
+                <w:sz w:val="18"/>
+                <w:szCs w:val="18"/>
+              </w:rPr>
+              <w:t xml:space="preserve">5.4.3 of the FI Guidelines corresponds verbatim to 3.3.3 of the Bank Guidelines, including footnotes 6 and 7.</w:t>
+            </w:r>
+          </w:p>
+        </w:tc>
+      </w:tr>
+      <w:tr>
+        <w:tc>
+          <w:tcPr>
+            <w:tcW w:w="625" w:type="dxa"/>
+          </w:tcPr>
+          <w:p>
+            <w:pPr>
+              <w:pStyle w:val="BodyText"/>
+              <w:rPr>
+                <w:rFonts w:asciiTheme="majorHAnsi" w:hAnsiTheme="majorHAnsi" w:cstheme="majorHAnsi"/>
+                <w:sz w:val="18"/>
+                <w:szCs w:val="18"/>
+              </w:rPr>
+            </w:pPr>
+            <w:r>
+              <w:rPr>
+                <w:rFonts w:asciiTheme="majorHAnsi" w:hAnsiTheme="majorHAnsi" w:cstheme="majorHAnsi"/>
+                <w:sz w:val="18"/>
+                <w:szCs w:val="18"/>
+              </w:rPr>
+              <w:t xml:space="preserve">5.4.4</w:t>
+            </w:r>
+          </w:p>
+        </w:tc>
+        <w:tc>
+          <w:tcPr>
+            <w:tcW w:w="5670" w:type="dxa"/>
+          </w:tcPr>
+          <w:p>
+            <w:pPr>
+              <w:pStyle w:val="BodyText"/>
+              <w:rPr>
+                <w:rFonts w:asciiTheme="majorHAnsi" w:hAnsiTheme="majorHAnsi" w:cstheme="majorHAnsi"/>
+                <w:sz w:val="18"/>
+                <w:szCs w:val="18"/>
+              </w:rPr>
+            </w:pPr>
+            <w:r>
+              <w:rPr>
+                <w:rFonts w:asciiTheme="majorHAnsi" w:hAnsiTheme="majorHAnsi" w:cstheme="majorHAnsi"/>
+                <w:i/>
+                <w:iCs/>
+                <w:sz w:val="18"/>
+                <w:szCs w:val="18"/>
+              </w:rPr>
+              <w:t xml:space="preserve">No provision here under the Bank Guidelines.</w:t>
+            </w:r>
+          </w:p>
+        </w:tc>
+        <w:tc>
+          <w:tcPr>
+            <w:tcW w:w="5731" w:type="dxa"/>
+          </w:tcPr>
+          <w:p>
+            <w:pPr>
+              <w:pStyle w:val="BodyText"/>
+              <w:rPr>
+                <w:rFonts w:asciiTheme="majorHAnsi" w:hAnsiTheme="majorHAnsi" w:cstheme="majorHAnsi"/>
+                <w:sz w:val="18"/>
+                <w:szCs w:val="18"/>
+              </w:rPr>
+            </w:pPr>
+            <w:r>
+              <w:rPr>
+                <w:rFonts w:asciiTheme="majorHAnsi" w:hAnsiTheme="majorHAnsi" w:cstheme="majorHAnsi"/>
+                <w:sz w:val="18"/>
+                <w:szCs w:val="18"/>
+              </w:rPr>
+              <w:t xml:space="preserve">An institution should ensure that the employees of the service provider undertaking any part of the outsourcing arrangement have been assessed to meet the institution’s hiring policies for the role they are performing, consistent with the criteria applicable to its own employees. The following are some non-exhaustive examples of what should be considered under this assessment: (a) whether they have been the subject of any proceedings of a disciplinary or criminal nature; (b) whether they have been convicted of any offence (in particular, that associated with a finding of fraud, misrepresentation or dishonesty); (c) whether they have accepted civil liability for fraud or misrepresentation; and (d) whether they are financially sound. Any adverse findings from this assessment should be considered in light of their relevance and impact to the outsourcing arrangement.</w:t>
+            </w:r>
+          </w:p>
+        </w:tc>
+        <w:tc>
+          <w:tcPr>
+            <w:tcW w:w="2189" w:type="dxa"/>
+          </w:tcPr>
+          <w:p>
+            <w:pPr>
+              <w:pStyle w:val="BodyText"/>
+              <w:rPr>
+                <w:rFonts w:asciiTheme="majorHAnsi" w:hAnsiTheme="majorHAnsi" w:cstheme="majorHAnsi"/>
+                <w:sz w:val="18"/>
+                <w:szCs w:val="18"/>
+              </w:rPr>
+            </w:pPr>
+            <w:r>
+              <w:rPr>
+                <w:rFonts w:asciiTheme="majorHAnsi" w:hAnsiTheme="majorHAnsi" w:cstheme="majorHAnsi"/>
+                <w:sz w:val="18"/>
+                <w:szCs w:val="18"/>
+              </w:rPr>
+              <w:t xml:space="preserve">5.4.4 of the FI Guidelines corresponds verbatim to 3.3.4 of the Bank Guidelines.</w:t>
+            </w:r>
+          </w:p>
+        </w:tc>
+      </w:tr>
+      <w:tr>
+        <w:tc>
+          <w:tcPr>
+            <w:tcW w:w="625" w:type="dxa"/>
+          </w:tcPr>
+          <w:p>
+            <w:pPr>
+              <w:pStyle w:val="BodyText"/>
+              <w:rPr>
+                <w:rFonts w:asciiTheme="majorHAnsi" w:hAnsiTheme="majorHAnsi" w:cstheme="majorHAnsi"/>
+                <w:sz w:val="18"/>
+                <w:szCs w:val="18"/>
+              </w:rPr>
+            </w:pPr>
+            <w:r>
+              <w:rPr>
+                <w:rFonts w:asciiTheme="majorHAnsi" w:hAnsiTheme="majorHAnsi" w:cstheme="majorHAnsi"/>
+                <w:sz w:val="18"/>
+                <w:szCs w:val="18"/>
+              </w:rPr>
+              <w:t xml:space="preserve">5.4.5</w:t>
+            </w:r>
+          </w:p>
+        </w:tc>
+        <w:tc>
+          <w:tcPr>
+            <w:tcW w:w="5670" w:type="dxa"/>
+          </w:tcPr>
+          <w:p>
+            <w:pPr>
+              <w:pStyle w:val="BodyText"/>
+              <w:rPr>
+                <w:rFonts w:asciiTheme="majorHAnsi" w:hAnsiTheme="majorHAnsi" w:cstheme="majorHAnsi"/>
+                <w:sz w:val="18"/>
+                <w:szCs w:val="18"/>
+              </w:rPr>
+            </w:pPr>
+            <w:r>
+              <w:rPr>
+                <w:rFonts w:asciiTheme="majorHAnsi" w:hAnsiTheme="majorHAnsi" w:cstheme="majorHAnsi"/>
+                <w:i/>
+                <w:iCs/>
+                <w:sz w:val="18"/>
+                <w:szCs w:val="18"/>
+              </w:rPr>
+              <w:t xml:space="preserve">No provision here under the Bank Guidelines.</w:t>
+            </w:r>
+          </w:p>
+        </w:tc>
+        <w:tc>
+          <w:tcPr>
+            <w:tcW w:w="5731" w:type="dxa"/>
+          </w:tcPr>
+          <w:p>
+            <w:pPr>
+              <w:pStyle w:val="BodyText"/>
+              <w:rPr>
+                <w:rFonts w:asciiTheme="majorHAnsi" w:hAnsiTheme="majorHAnsi" w:cstheme="majorHAnsi"/>
+                <w:sz w:val="18"/>
+                <w:szCs w:val="18"/>
+              </w:rPr>
+            </w:pPr>
+            <w:r>
+              <w:rPr>
+                <w:rFonts w:asciiTheme="majorHAnsi" w:hAnsiTheme="majorHAnsi" w:cstheme="majorHAnsi"/>
+                <w:sz w:val="18"/>
+                <w:szCs w:val="18"/>
+              </w:rPr>
+              <w:t xml:space="preserve">Due diligence undertaken during the assessment process should be documented and re-performed periodically as part of the monitoring and control processes of outsourcing arrangements. A risk-based approach may be used to determine the frequency for the re-performance of due diligence for outsourcing arrangements (including intragroup arrangements). The due diligence process may vary depending on the nature, and extent of risk of the arrangement and impact to the institution in the event of a disruption to service or breach of security and confidentiality (e.g. reduced due diligence may be sufficient where the outsourcing arrangements are made within the institution’s group8). An institution should ensure that the information used for due diligence evaluation is sufficiently current. An institution should also consider the findings from the due diligence evaluation to determine the frequency and scope of audit on the service provider.</w:t>
+            </w:r>
+          </w:p>
+          <w:p>
+            <w:pPr>
+              <w:pStyle w:val="BodyText"/>
+              <w:rPr>
+                <w:rFonts w:asciiTheme="majorHAnsi" w:hAnsiTheme="majorHAnsi" w:cstheme="majorHAnsi"/>
+                <w:sz w:val="16"/>
+                <w:szCs w:val="16"/>
+              </w:rPr>
+            </w:pPr>
+            <w:r>
+              <w:rPr>
+                <w:rFonts w:asciiTheme="majorHAnsi" w:hAnsiTheme="majorHAnsi" w:cstheme="majorHAnsi"/>
+                <w:sz w:val="16"/>
+                <w:szCs w:val="16"/>
+              </w:rPr>
+              <w:t xml:space="preserve">8 – Please see paragraph 5.11 on arrangements relating to outsourcing within a group.</w:t>
+            </w:r>
+          </w:p>
+        </w:tc>
+        <w:tc>
+          <w:tcPr>
+            <w:tcW w:w="2189" w:type="dxa"/>
+          </w:tcPr>
+          <w:p>
+            <w:pPr>
+              <w:pStyle w:val="BodyText"/>
+              <w:rPr>
+                <w:rFonts w:asciiTheme="majorHAnsi" w:hAnsiTheme="majorHAnsi" w:cstheme="majorHAnsi"/>
+                <w:sz w:val="18"/>
+                <w:szCs w:val="18"/>
+              </w:rPr>
+            </w:pPr>
+            <w:r>
+              <w:rPr>
+                <w:rFonts w:asciiTheme="majorHAnsi" w:hAnsiTheme="majorHAnsi" w:cstheme="majorHAnsi"/>
+                <w:sz w:val="18"/>
+                <w:szCs w:val="18"/>
+              </w:rPr>
+              <w:t xml:space="preserve">5.4.5 of the FI Guidelines corresponds to 3.3.5 of the Bank Guidelines (“risk of the arrangement” for “risk of the service”).</w:t>
+            </w:r>
+          </w:p>
+        </w:tc>
+      </w:tr>
+      <w:tr>
+        <w:tc>
+          <w:tcPr>
+            <w:tcW w:w="625" w:type="dxa"/>
+          </w:tcPr>
+          <w:p>
+            <w:pPr>
+              <w:pStyle w:val="BodyText"/>
+              <w:rPr>
+                <w:rFonts w:asciiTheme="majorHAnsi" w:hAnsiTheme="majorHAnsi" w:cstheme="majorHAnsi"/>
+                <w:sz w:val="18"/>
+                <w:szCs w:val="18"/>
+              </w:rPr>
+            </w:pPr>
+            <w:r>
+              <w:rPr>
+                <w:rFonts w:asciiTheme="majorHAnsi" w:hAnsiTheme="majorHAnsi" w:cstheme="majorHAnsi"/>
+                <w:sz w:val="18"/>
+                <w:szCs w:val="18"/>
+              </w:rPr>
+              <w:t xml:space="preserve">5.5</w:t>
+            </w:r>
+          </w:p>
+        </w:tc>
+        <w:tc>
+          <w:tcPr>
+            <w:tcW w:w="5670" w:type="dxa"/>
+          </w:tcPr>
+        </w:tc>
+        <w:tc>
+          <w:tcPr>
+            <w:tcW w:w="5731" w:type="dxa"/>
+          </w:tcPr>
+          <w:p>
+            <w:pPr>
+              <w:pStyle w:val="BodyText"/>
+              <w:rPr>
+                <w:rFonts w:asciiTheme="majorHAnsi" w:hAnsiTheme="majorHAnsi" w:cstheme="majorHAnsi"/>
+                <w:sz w:val="18"/>
+                <w:szCs w:val="18"/>
+              </w:rPr>
+            </w:pPr>
+            <w:r>
+              <w:rPr>
+                <w:rFonts w:asciiTheme="majorHAnsi" w:hAnsiTheme="majorHAnsi" w:cstheme="majorHAnsi"/>
+                <w:i/>
+                <w:iCs/>
+                <w:sz w:val="18"/>
+                <w:szCs w:val="18"/>
+              </w:rPr>
+              <w:t xml:space="preserve">Outsourcing agreement</w:t>
+            </w:r>
+          </w:p>
+        </w:tc>
+        <w:tc>
+          <w:tcPr>
+            <w:tcW w:w="2189" w:type="dxa"/>
+          </w:tcPr>
+          <w:p>
+            <w:pPr>
+              <w:pStyle w:val="BodyText"/>
+              <w:rPr>
+                <w:rFonts w:asciiTheme="majorHAnsi" w:hAnsiTheme="majorHAnsi" w:cstheme="majorHAnsi"/>
+                <w:sz w:val="18"/>
+                <w:szCs w:val="18"/>
+              </w:rPr>
+            </w:pPr>
+            <w:r>
+              <w:rPr>
+                <w:rFonts w:asciiTheme="majorHAnsi" w:hAnsiTheme="majorHAnsi" w:cstheme="majorHAnsi"/>
+                <w:sz w:val="18"/>
+                <w:szCs w:val="18"/>
+              </w:rPr>
+              <w:t xml:space="preserve">Found in 3.4 of the Bank Guidelines.</w:t>
+            </w:r>
+          </w:p>
+        </w:tc>
+      </w:tr>
+      <w:tr>
+        <w:tc>
+          <w:tcPr>
+            <w:tcW w:w="625" w:type="dxa"/>
+          </w:tcPr>
+          <w:p>
+            <w:pPr>
+              <w:pStyle w:val="BodyText"/>
+              <w:rPr>
+                <w:rFonts w:asciiTheme="majorHAnsi" w:hAnsiTheme="majorHAnsi" w:cstheme="majorHAnsi"/>
+                <w:sz w:val="18"/>
+                <w:szCs w:val="18"/>
+              </w:rPr>
+            </w:pPr>
+            <w:r>
+              <w:rPr>
+                <w:rFonts w:asciiTheme="majorHAnsi" w:hAnsiTheme="majorHAnsi" w:cstheme="majorHAnsi"/>
+                <w:sz w:val="18"/>
+                <w:szCs w:val="18"/>
+              </w:rPr>
+              <w:t xml:space="preserve">5.5.1</w:t>
+            </w:r>
+          </w:p>
+        </w:tc>
+        <w:tc>
+          <w:tcPr>
+            <w:tcW w:w="5670" w:type="dxa"/>
+          </w:tcPr>
+          <w:p>
+            <w:pPr>
+              <w:pStyle w:val="BodyText"/>
+              <w:rPr>
+                <w:rFonts w:asciiTheme="majorHAnsi" w:hAnsiTheme="majorHAnsi" w:cstheme="majorHAnsi"/>
+                <w:sz w:val="18"/>
+                <w:szCs w:val="18"/>
+              </w:rPr>
+            </w:pPr>
+            <w:r>
+              <w:rPr>
+                <w:rFonts w:asciiTheme="majorHAnsi" w:hAnsiTheme="majorHAnsi" w:cstheme="majorHAnsi"/>
+                <w:i/>
+                <w:iCs/>
+                <w:sz w:val="18"/>
+                <w:szCs w:val="18"/>
+              </w:rPr>
+              <w:t xml:space="preserve">No provision here under the Bank Guidelines.</w:t>
+            </w:r>
+          </w:p>
+        </w:tc>
+        <w:tc>
+          <w:tcPr>
+            <w:tcW w:w="5731" w:type="dxa"/>
+          </w:tcPr>
+          <w:p>
+            <w:pPr>
+              <w:pStyle w:val="BodyText"/>
+              <w:rPr>
+                <w:rFonts w:asciiTheme="majorHAnsi" w:hAnsiTheme="majorHAnsi" w:cstheme="majorHAnsi"/>
+                <w:sz w:val="18"/>
+                <w:szCs w:val="18"/>
+              </w:rPr>
+            </w:pPr>
+            <w:r>
+              <w:rPr>
+                <w:rFonts w:asciiTheme="majorHAnsi" w:hAnsiTheme="majorHAnsi" w:cstheme="majorHAnsi"/>
+                <w:sz w:val="18"/>
+                <w:szCs w:val="18"/>
+              </w:rPr>
+              <w:t xml:space="preserve">Contractual terms and conditions governing relationships, obligations, responsibilities, rights and expectations of the contracting parties in the outsourcing arrangement should be carefully and properly defined in written agreements. They should also be vetted by a competent authority (e.g. the institutions’ legal counsel) on their legality and enforceability.</w:t>
+            </w:r>
+          </w:p>
+        </w:tc>
+        <w:tc>
+          <w:tcPr>
+            <w:tcW w:w="2189" w:type="dxa"/>
+          </w:tcPr>
+          <w:p>
+            <w:pPr>
+              <w:pStyle w:val="BodyText"/>
+              <w:rPr>
+                <w:rFonts w:asciiTheme="majorHAnsi" w:hAnsiTheme="majorHAnsi" w:cstheme="majorHAnsi"/>
+                <w:sz w:val="18"/>
+                <w:szCs w:val="18"/>
+              </w:rPr>
+            </w:pPr>
+            <w:r>
+              <w:rPr>
+                <w:rFonts w:asciiTheme="majorHAnsi" w:hAnsiTheme="majorHAnsi" w:cstheme="majorHAnsi"/>
+                <w:sz w:val="18"/>
+                <w:szCs w:val="18"/>
+              </w:rPr>
+              <w:t xml:space="preserve">5.5.1 of the FI Guidelines corresponds verbatim to 3.4.1 of the Bank Guidelines.</w:t>
+            </w:r>
+          </w:p>
+        </w:tc>
+      </w:tr>
+      <w:tr>
+        <w:tc>
+          <w:tcPr>
+            <w:tcW w:w="625" w:type="dxa"/>
+          </w:tcPr>
+          <w:p>
+            <w:pPr>
+              <w:pStyle w:val="BodyText"/>
+              <w:rPr>
+                <w:rFonts w:asciiTheme="majorHAnsi" w:hAnsiTheme="majorHAnsi" w:cstheme="majorHAnsi"/>
+                <w:sz w:val="18"/>
+                <w:szCs w:val="18"/>
+              </w:rPr>
+            </w:pPr>
+            <w:r>
+              <w:rPr>
+                <w:rFonts w:asciiTheme="majorHAnsi" w:hAnsiTheme="majorHAnsi" w:cstheme="majorHAnsi"/>
+                <w:sz w:val="18"/>
+                <w:szCs w:val="18"/>
+              </w:rPr>
+              <w:t xml:space="preserve">5.5.2</w:t>
+            </w:r>
+          </w:p>
+        </w:tc>
+        <w:tc>
+          <w:tcPr>
+            <w:tcW w:w="5670" w:type="dxa"/>
+          </w:tcPr>
+          <w:p>
+            <w:pPr>
+              <w:pStyle w:val="BodyText"/>
+              <w:rPr>
+                <w:rFonts w:asciiTheme="majorHAnsi" w:hAnsiTheme="majorHAnsi" w:cstheme="majorHAnsi"/>
+                <w:sz w:val="18"/>
+                <w:szCs w:val="18"/>
+              </w:rPr>
+            </w:pPr>
+            <w:r>
+              <w:rPr>
+                <w:rFonts w:asciiTheme="majorHAnsi" w:hAnsiTheme="majorHAnsi" w:cstheme="majorHAnsi"/>
+                <w:i/>
+                <w:iCs/>
+                <w:sz w:val="18"/>
+                <w:szCs w:val="18"/>
+              </w:rPr>
+              <w:t xml:space="preserve">No provision here under the Bank Guidelines.</w:t>
+            </w:r>
+          </w:p>
+        </w:tc>
+        <w:tc>
+          <w:tcPr>
+            <w:tcW w:w="5731" w:type="dxa"/>
+          </w:tcPr>
+          <w:p>
+            <w:pPr>
+              <w:pStyle w:val="BodyText"/>
+              <w:rPr>
+                <w:rFonts w:asciiTheme="majorHAnsi" w:hAnsiTheme="majorHAnsi" w:cstheme="majorHAnsi"/>
+                <w:sz w:val="18"/>
+                <w:szCs w:val="18"/>
+              </w:rPr>
+            </w:pPr>
+            <w:r>
+              <w:rPr>
+                <w:rFonts w:asciiTheme="majorHAnsi" w:hAnsiTheme="majorHAnsi" w:cstheme="majorHAnsi"/>
+                <w:sz w:val="18"/>
+                <w:szCs w:val="18"/>
+              </w:rPr>
+              <w:t xml:space="preserve">An institution should ensure that every outsourcing agreement addresses the risks identified at the risk evaluation and due diligence stages. Each outsourcing agreement should allow for timely renegotiation and renewal to enable the institution to retain an appropriate level of control over the outsourcing arrangement and the right to intervene with appropriate measures to meet its legal and regulatory obligations. It should at the very least, have provisions to address the following aspects of outsourcing:</w:t>
+            </w:r>
+          </w:p>
+          <w:p>
+            <w:pPr>
+              <w:pStyle w:val="BodyText"/>
+              <w:rPr>
+                <w:rFonts w:asciiTheme="majorHAnsi" w:hAnsiTheme="majorHAnsi" w:cstheme="majorHAnsi"/>
+                <w:sz w:val="18"/>
+                <w:szCs w:val="18"/>
+              </w:rPr>
+            </w:pPr>
+            <w:r>
+              <w:rPr>
+                <w:rFonts w:asciiTheme="majorHAnsi" w:hAnsiTheme="majorHAnsi" w:cstheme="majorHAnsi"/>
+                <w:sz w:val="18"/>
+                <w:szCs w:val="18"/>
+              </w:rPr>
+              <w:t xml:space="preserve">(a) scope of the outsourcing arrangement;</w:t>
+            </w:r>
+          </w:p>
+          <w:p>
+            <w:pPr>
+              <w:pStyle w:val="BodyText"/>
+              <w:rPr>
+                <w:rFonts w:asciiTheme="majorHAnsi" w:hAnsiTheme="majorHAnsi" w:cstheme="majorHAnsi"/>
+                <w:sz w:val="18"/>
+                <w:szCs w:val="18"/>
+              </w:rPr>
+            </w:pPr>
+            <w:r>
+              <w:rPr>
+                <w:rFonts w:asciiTheme="majorHAnsi" w:hAnsiTheme="majorHAnsi" w:cstheme="majorHAnsi"/>
+                <w:sz w:val="18"/>
+                <w:szCs w:val="18"/>
+              </w:rPr>
+              <w:t xml:space="preserve">(b) performance, operational, internal control and risk management standards;</w:t>
+            </w:r>
+          </w:p>
+          <w:p>
+            <w:pPr>
+              <w:pStyle w:val="BodyText"/>
+              <w:rPr>
+                <w:rFonts w:asciiTheme="majorHAnsi" w:hAnsiTheme="majorHAnsi" w:cstheme="majorHAnsi"/>
+                <w:sz w:val="18"/>
+                <w:szCs w:val="18"/>
+              </w:rPr>
+            </w:pPr>
+            <w:r>
+              <w:rPr>
+                <w:rFonts w:asciiTheme="majorHAnsi" w:hAnsiTheme="majorHAnsi" w:cstheme="majorHAnsi"/>
+                <w:sz w:val="18"/>
+                <w:szCs w:val="18"/>
+              </w:rPr>
+              <w:t xml:space="preserve">(c) confidentiality and security9;</w:t>
+            </w:r>
+          </w:p>
+          <w:p>
+            <w:pPr>
+              <w:pStyle w:val="BodyText"/>
+              <w:rPr>
+                <w:rFonts w:asciiTheme="majorHAnsi" w:hAnsiTheme="majorHAnsi" w:cstheme="majorHAnsi"/>
+                <w:sz w:val="18"/>
+                <w:szCs w:val="18"/>
+              </w:rPr>
+            </w:pPr>
+            <w:r>
+              <w:rPr>
+                <w:rFonts w:asciiTheme="majorHAnsi" w:hAnsiTheme="majorHAnsi" w:cstheme="majorHAnsi"/>
+                <w:sz w:val="18"/>
+                <w:szCs w:val="18"/>
+              </w:rPr>
+              <w:t xml:space="preserve">(d) business continuity management10;</w:t>
+            </w:r>
+          </w:p>
+          <w:p>
+            <w:pPr>
+              <w:pStyle w:val="BodyText"/>
+              <w:rPr>
+                <w:rFonts w:asciiTheme="majorHAnsi" w:hAnsiTheme="majorHAnsi" w:cstheme="majorHAnsi"/>
+                <w:sz w:val="18"/>
+                <w:szCs w:val="18"/>
+              </w:rPr>
+            </w:pPr>
+            <w:r>
+              <w:rPr>
+                <w:rFonts w:asciiTheme="majorHAnsi" w:hAnsiTheme="majorHAnsi" w:cstheme="majorHAnsi"/>
+                <w:sz w:val="18"/>
+                <w:szCs w:val="18"/>
+              </w:rPr>
+              <w:t xml:space="preserve">(e) monitoring and control11;</w:t>
+            </w:r>
+          </w:p>
+          <w:p>
+            <w:pPr>
+              <w:pStyle w:val="BodyText"/>
+              <w:rPr>
+                <w:rFonts w:asciiTheme="majorHAnsi" w:hAnsiTheme="majorHAnsi" w:cstheme="majorHAnsi"/>
+                <w:sz w:val="18"/>
+                <w:szCs w:val="18"/>
+              </w:rPr>
+            </w:pPr>
+            <w:r>
+              <w:rPr>
+                <w:rFonts w:asciiTheme="majorHAnsi" w:hAnsiTheme="majorHAnsi" w:cstheme="majorHAnsi"/>
+                <w:sz w:val="18"/>
+                <w:szCs w:val="18"/>
+              </w:rPr>
+              <w:t xml:space="preserve">(f) audit and inspection12;</w:t>
+            </w:r>
+          </w:p>
+          <w:p>
+            <w:pPr>
+              <w:pStyle w:val="BodyText"/>
+              <w:rPr>
+                <w:rFonts w:asciiTheme="majorHAnsi" w:hAnsiTheme="majorHAnsi" w:cstheme="majorHAnsi"/>
+                <w:sz w:val="18"/>
+                <w:szCs w:val="18"/>
+              </w:rPr>
+            </w:pPr>
+            <w:r>
+              <w:rPr>
+                <w:rFonts w:asciiTheme="majorHAnsi" w:hAnsiTheme="majorHAnsi" w:cstheme="majorHAnsi"/>
+                <w:sz w:val="18"/>
+                <w:szCs w:val="18"/>
+              </w:rPr>
+              <w:t xml:space="preserve">(g) notification of adverse developments – An institution should specify in its outsourcing agreement the type of events and the circumstances under which the service provider should report to the institution in order for an institution to take prompt risk mitigation measures and notify MAS of such developments under paragraph 4.2.1;</w:t>
+            </w:r>
+          </w:p>
+          <w:p>
+            <w:pPr>
+              <w:pStyle w:val="BodyText"/>
+              <w:rPr>
+                <w:rFonts w:asciiTheme="majorHAnsi" w:hAnsiTheme="majorHAnsi" w:cstheme="majorHAnsi"/>
+                <w:sz w:val="18"/>
+                <w:szCs w:val="18"/>
+              </w:rPr>
+            </w:pPr>
+            <w:r>
+              <w:rPr>
+                <w:rFonts w:asciiTheme="majorHAnsi" w:hAnsiTheme="majorHAnsi" w:cstheme="majorHAnsi"/>
+                <w:sz w:val="18"/>
+                <w:szCs w:val="18"/>
+              </w:rPr>
+              <w:t xml:space="preserve">(h) dispute resolution – An institution should specify in its outsourcing agreement the resolution process, events of default, and the indemnities, remedies and recourse of the respective parties in the agreement. The institution should ensure that its contractual rights can be exercised in the event of a breach of the outsourcing agreement by the service provider;</w:t>
+            </w:r>
+          </w:p>
+          <w:p>
+            <w:pPr>
+              <w:pStyle w:val="BodyText"/>
+              <w:rPr>
+                <w:rFonts w:asciiTheme="majorHAnsi" w:hAnsiTheme="majorHAnsi" w:cstheme="majorHAnsi"/>
+                <w:sz w:val="18"/>
+                <w:szCs w:val="18"/>
+              </w:rPr>
+            </w:pPr>
+            <w:r>
+              <w:rPr>
+                <w:rFonts w:asciiTheme="majorHAnsi" w:hAnsiTheme="majorHAnsi" w:cstheme="majorHAnsi"/>
+                <w:sz w:val="18"/>
+                <w:szCs w:val="18"/>
+              </w:rPr>
+              <w:t xml:space="preserve">(i) default termination and early exit – An institution should, have the right to terminate the outsourcing agreement in the event of default, or under circumstances where: </w:t>
+            </w:r>
+            <w:r>
+              <w:rPr>
+                <w:rFonts w:asciiTheme="majorHAnsi" w:hAnsiTheme="majorHAnsi" w:cstheme="majorHAnsi"/>
+                <w:highlight w:val="yellow"/>
+                <w:sz w:val="18"/>
+                <w:szCs w:val="18"/>
+              </w:rPr>
+              <w:t xml:space="preserve">(i) the service provider undergoes a change in ownership; (ii) the service provider becomes insolvent or goes into liquidation; (iii) the service provider goes into receivership or judicial management whether in Singapore or elsewhere; (iv) there has been a breach of security or confidentiality; or (v) there is a demonstrable deterioration in the ability of the service provider to perform the contracted service.</w:t>
+            </w:r>
+            <w:r>
+              <w:rPr>
+                <w:rFonts w:asciiTheme="majorHAnsi" w:hAnsiTheme="majorHAnsi" w:cstheme="majorHAnsi"/>
+                <w:sz w:val="18"/>
+                <w:szCs w:val="18"/>
+              </w:rPr>
+              <w:t xml:space="preserve"> The minimum period to execute a termination provision should be specified in the outsourcing agreement. Other provisions should also be put in place to ensure a smooth transition when the agreement is terminated or being amended. Such provisions may facilitate transferability of the outsourced services to a bridge-institution13 or a third party. Where the outsourcing agreement involves an intra-group entity, the agreement should be legally enforceable against the intra-group entity providing the outsourced service;</w:t>
+            </w:r>
+          </w:p>
+          <w:p>
+            <w:pPr>
+              <w:pStyle w:val="BodyText"/>
+              <w:rPr>
+                <w:rFonts w:asciiTheme="majorHAnsi" w:hAnsiTheme="majorHAnsi" w:cstheme="majorHAnsi"/>
+                <w:sz w:val="18"/>
+                <w:szCs w:val="18"/>
+              </w:rPr>
+            </w:pPr>
+            <w:r>
+              <w:rPr>
+                <w:rFonts w:asciiTheme="majorHAnsi" w:hAnsiTheme="majorHAnsi" w:cstheme="majorHAnsi"/>
+                <w:highlight w:val="yellow"/>
+                <w:sz w:val="18"/>
+                <w:szCs w:val="18"/>
+              </w:rPr>
+              <w:t xml:space="preserve">(j) sub-contracting – An institution should retain the ability to monitor and control its outsourcing arrangements when a service provider uses a sub-contractor. An outsourcing agreement should contain clauses setting out the rules and limitations on sub-contracting. An institution should include clauses making the service provider contractually liable for the performance and risk management practices of its sub-contractor and for the sub-contractor’s compliance with the provisions in its agreement with the service provider, including the prudent practices set out in these Guidelines. The institution should ensure that the sub-contracting of any part of material outsourcing arrangements is subject to the institution’s prior approval;</w:t>
+            </w:r>
+          </w:p>
+          <w:p>
+            <w:pPr>
+              <w:pStyle w:val="BodyText"/>
+              <w:rPr>
+                <w:rFonts w:asciiTheme="majorHAnsi" w:hAnsiTheme="majorHAnsi" w:cstheme="majorHAnsi"/>
+                <w:sz w:val="18"/>
+                <w:szCs w:val="18"/>
+              </w:rPr>
+            </w:pPr>
+            <w:r>
+              <w:rPr>
+                <w:rFonts w:asciiTheme="majorHAnsi" w:hAnsiTheme="majorHAnsi" w:cstheme="majorHAnsi"/>
+                <w:sz w:val="18"/>
+                <w:szCs w:val="18"/>
+              </w:rPr>
+              <w:t xml:space="preserve">(k) applicable laws – Agreements should include choice-of-law provisions, agreement covenants and jurisdictional covenants that provide for adjudication of disputes between the parties under the laws of a specific jurisdiction.</w:t>
+            </w:r>
+          </w:p>
+        </w:tc>
+        <w:tc>
+          <w:tcPr>
+            <w:tcW w:w="2189" w:type="dxa"/>
+          </w:tcPr>
+          <w:p>
+            <w:pPr>
+              <w:pStyle w:val="BodyText"/>
+              <w:rPr>
+                <w:rFonts w:asciiTheme="majorHAnsi" w:hAnsiTheme="majorHAnsi" w:cstheme="majorHAnsi"/>
+                <w:sz w:val="18"/>
+                <w:szCs w:val="18"/>
+              </w:rPr>
+            </w:pPr>
+            <w:r>
+              <w:rPr>
+                <w:rFonts w:asciiTheme="majorHAnsi" w:hAnsiTheme="majorHAnsi" w:cstheme="majorHAnsi"/>
+                <w:sz w:val="18"/>
+                <w:szCs w:val="18"/>
+              </w:rPr>
+              <w:t xml:space="preserve">5.5.2 of the FI Guidelines corresponds to 3.4.2 (agreement checklist), 3.4.3 (termination triggers – which differ, see above), 3.4.4 (termination mechanics) and 3.5.1 (sub-contracting) of the Bank Guidelines. Item (j) and footnotes 9 and 12 of the Bank Guidelines are discussed at those rows.</w:t>
+            </w:r>
+          </w:p>
+        </w:tc>
+      </w:tr>
+      <w:tr>
+        <w:tc>
+          <w:tcPr>
+            <w:tcW w:w="625" w:type="dxa"/>
+          </w:tcPr>
+          <w:p>
+            <w:pPr>
+              <w:pStyle w:val="BodyText"/>
+              <w:rPr>
+                <w:rFonts w:asciiTheme="majorHAnsi" w:hAnsiTheme="majorHAnsi" w:cstheme="majorHAnsi"/>
+                <w:sz w:val="18"/>
+                <w:szCs w:val="18"/>
+              </w:rPr>
+            </w:pPr>
+            <w:r>
+              <w:rPr>
+                <w:rFonts w:asciiTheme="majorHAnsi" w:hAnsiTheme="majorHAnsi" w:cstheme="majorHAnsi"/>
+                <w:sz w:val="18"/>
+                <w:szCs w:val="18"/>
+              </w:rPr>
+              <w:t xml:space="preserve">5.5.3</w:t>
+            </w:r>
+          </w:p>
+        </w:tc>
+        <w:tc>
+          <w:tcPr>
+            <w:tcW w:w="5670" w:type="dxa"/>
+          </w:tcPr>
+          <w:p>
+            <w:pPr>
+              <w:pStyle w:val="BodyText"/>
+              <w:rPr>
+                <w:rFonts w:asciiTheme="majorHAnsi" w:hAnsiTheme="majorHAnsi" w:cstheme="majorHAnsi"/>
+                <w:sz w:val="18"/>
+                <w:szCs w:val="18"/>
+              </w:rPr>
+            </w:pPr>
+            <w:r>
+              <w:rPr>
+                <w:rFonts w:asciiTheme="majorHAnsi" w:hAnsiTheme="majorHAnsi" w:cstheme="majorHAnsi"/>
+                <w:i/>
+                <w:iCs/>
+                <w:sz w:val="18"/>
+                <w:szCs w:val="18"/>
+              </w:rPr>
+              <w:t xml:space="preserve">No provision here under the Bank Guidelines.</w:t>
+            </w:r>
+          </w:p>
+        </w:tc>
+        <w:tc>
+          <w:tcPr>
+            <w:tcW w:w="5731" w:type="dxa"/>
+          </w:tcPr>
+          <w:p>
+            <w:pPr>
+              <w:pStyle w:val="BodyText"/>
+              <w:rPr>
+                <w:rFonts w:asciiTheme="majorHAnsi" w:hAnsiTheme="majorHAnsi" w:cstheme="majorHAnsi"/>
+                <w:sz w:val="18"/>
+                <w:szCs w:val="18"/>
+              </w:rPr>
+            </w:pPr>
+            <w:r>
+              <w:rPr>
+                <w:rFonts w:asciiTheme="majorHAnsi" w:hAnsiTheme="majorHAnsi" w:cstheme="majorHAnsi"/>
+                <w:sz w:val="18"/>
+                <w:szCs w:val="18"/>
+              </w:rPr>
+              <w:t xml:space="preserve">Each agreement should be tailored to address issues arising from country risks and potential obstacles in exercising oversight and management of the outsourcing arrangements made with a service provider outside Singapore14.</w:t>
+            </w:r>
+          </w:p>
+          <w:p>
+            <w:pPr>
+              <w:pStyle w:val="BodyText"/>
+              <w:rPr>
+                <w:rFonts w:asciiTheme="majorHAnsi" w:hAnsiTheme="majorHAnsi" w:cstheme="majorHAnsi"/>
+                <w:sz w:val="16"/>
+                <w:szCs w:val="16"/>
+              </w:rPr>
+            </w:pPr>
+            <w:r>
+              <w:rPr>
+                <w:rFonts w:asciiTheme="majorHAnsi" w:hAnsiTheme="majorHAnsi" w:cstheme="majorHAnsi"/>
+                <w:sz w:val="16"/>
+                <w:szCs w:val="16"/>
+              </w:rPr>
+              <w:t xml:space="preserve">14 – Refer to paragraph 5.10.</w:t>
+            </w:r>
+          </w:p>
+        </w:tc>
+        <w:tc>
+          <w:tcPr>
+            <w:tcW w:w="2189" w:type="dxa"/>
+          </w:tcPr>
+          <w:p>
+            <w:pPr>
+              <w:pStyle w:val="BodyText"/>
+              <w:rPr>
+                <w:rFonts w:asciiTheme="majorHAnsi" w:hAnsiTheme="majorHAnsi" w:cstheme="majorHAnsi"/>
+                <w:sz w:val="18"/>
+                <w:szCs w:val="18"/>
+              </w:rPr>
+            </w:pPr>
+            <w:r>
+              <w:rPr>
+                <w:rFonts w:asciiTheme="majorHAnsi" w:hAnsiTheme="majorHAnsi" w:cstheme="majorHAnsi"/>
+                <w:sz w:val="18"/>
+                <w:szCs w:val="18"/>
+              </w:rPr>
+              <w:t xml:space="preserve">5.5.3 of the FI Guidelines corresponds verbatim to 3.4.8 of the Bank Guidelines.</w:t>
+            </w:r>
+          </w:p>
+        </w:tc>
+      </w:tr>
+      <w:tr>
+        <w:tc>
+          <w:tcPr>
+            <w:tcW w:w="625" w:type="dxa"/>
+          </w:tcPr>
+          <w:p>
+            <w:pPr>
+              <w:pStyle w:val="BodyText"/>
+              <w:rPr>
+                <w:rFonts w:asciiTheme="majorHAnsi" w:hAnsiTheme="majorHAnsi" w:cstheme="majorHAnsi"/>
+                <w:sz w:val="18"/>
+                <w:szCs w:val="18"/>
+              </w:rPr>
+            </w:pPr>
+            <w:r>
+              <w:rPr>
+                <w:rFonts w:asciiTheme="majorHAnsi" w:hAnsiTheme="majorHAnsi" w:cstheme="majorHAnsi"/>
+                <w:sz w:val="18"/>
+                <w:szCs w:val="18"/>
+              </w:rPr>
+              <w:t xml:space="preserve">5.6</w:t>
+            </w:r>
+          </w:p>
+        </w:tc>
+        <w:tc>
+          <w:tcPr>
+            <w:tcW w:w="5670" w:type="dxa"/>
+          </w:tcPr>
+        </w:tc>
+        <w:tc>
+          <w:tcPr>
+            <w:tcW w:w="5731" w:type="dxa"/>
+          </w:tcPr>
+          <w:p>
+            <w:pPr>
+              <w:pStyle w:val="BodyText"/>
+              <w:rPr>
+                <w:rFonts w:asciiTheme="majorHAnsi" w:hAnsiTheme="majorHAnsi" w:cstheme="majorHAnsi"/>
+                <w:sz w:val="18"/>
+                <w:szCs w:val="18"/>
+              </w:rPr>
+            </w:pPr>
+            <w:r>
+              <w:rPr>
+                <w:rFonts w:asciiTheme="majorHAnsi" w:hAnsiTheme="majorHAnsi" w:cstheme="majorHAnsi"/>
+                <w:i/>
+                <w:iCs/>
+                <w:sz w:val="18"/>
+                <w:szCs w:val="18"/>
+              </w:rPr>
+              <w:t xml:space="preserve">Confidentiality and Security</w:t>
+            </w:r>
+          </w:p>
+        </w:tc>
+        <w:tc>
+          <w:tcPr>
+            <w:tcW w:w="2189" w:type="dxa"/>
+          </w:tcPr>
+          <w:p>
+            <w:pPr>
+              <w:pStyle w:val="BodyText"/>
+              <w:rPr>
+                <w:rFonts w:asciiTheme="majorHAnsi" w:hAnsiTheme="majorHAnsi" w:cstheme="majorHAnsi"/>
+                <w:sz w:val="18"/>
+                <w:szCs w:val="18"/>
+              </w:rPr>
+            </w:pPr>
+            <w:r>
+              <w:rPr>
+                <w:rFonts w:asciiTheme="majorHAnsi" w:hAnsiTheme="majorHAnsi" w:cstheme="majorHAnsi"/>
+                <w:sz w:val="18"/>
+                <w:szCs w:val="18"/>
+              </w:rPr>
+              <w:t xml:space="preserve">Found in 3.6 of the Bank Guidelines.</w:t>
+            </w:r>
+          </w:p>
+        </w:tc>
+      </w:tr>
+      <w:tr>
+        <w:tc>
+          <w:tcPr>
+            <w:tcW w:w="625" w:type="dxa"/>
+          </w:tcPr>
+          <w:p>
+            <w:pPr>
+              <w:pStyle w:val="BodyText"/>
+              <w:rPr>
+                <w:rFonts w:asciiTheme="majorHAnsi" w:hAnsiTheme="majorHAnsi" w:cstheme="majorHAnsi"/>
+                <w:sz w:val="18"/>
+                <w:szCs w:val="18"/>
+              </w:rPr>
+            </w:pPr>
+            <w:r>
+              <w:rPr>
+                <w:rFonts w:asciiTheme="majorHAnsi" w:hAnsiTheme="majorHAnsi" w:cstheme="majorHAnsi"/>
+                <w:sz w:val="18"/>
+                <w:szCs w:val="18"/>
+              </w:rPr>
+              <w:t xml:space="preserve">5.6.1</w:t>
+            </w:r>
+          </w:p>
+        </w:tc>
+        <w:tc>
+          <w:tcPr>
+            <w:tcW w:w="5670" w:type="dxa"/>
+          </w:tcPr>
+          <w:p>
+            <w:pPr>
+              <w:pStyle w:val="BodyText"/>
+              <w:rPr>
+                <w:rFonts w:asciiTheme="majorHAnsi" w:hAnsiTheme="majorHAnsi" w:cstheme="majorHAnsi"/>
+                <w:sz w:val="18"/>
+                <w:szCs w:val="18"/>
+              </w:rPr>
+            </w:pPr>
+            <w:r>
+              <w:rPr>
+                <w:rFonts w:asciiTheme="majorHAnsi" w:hAnsiTheme="majorHAnsi" w:cstheme="majorHAnsi"/>
+                <w:i/>
+                <w:iCs/>
+                <w:sz w:val="18"/>
+                <w:szCs w:val="18"/>
+              </w:rPr>
+              <w:t xml:space="preserve">No provision here under the Bank Guidelines.</w:t>
+            </w:r>
+          </w:p>
+        </w:tc>
+        <w:tc>
+          <w:tcPr>
+            <w:tcW w:w="5731" w:type="dxa"/>
+          </w:tcPr>
+          <w:p>
+            <w:pPr>
+              <w:pStyle w:val="BodyText"/>
+              <w:rPr>
+                <w:rFonts w:asciiTheme="majorHAnsi" w:hAnsiTheme="majorHAnsi" w:cstheme="majorHAnsi"/>
+                <w:sz w:val="18"/>
+                <w:szCs w:val="18"/>
+              </w:rPr>
+            </w:pPr>
+            <w:r>
+              <w:rPr>
+                <w:rFonts w:asciiTheme="majorHAnsi" w:hAnsiTheme="majorHAnsi" w:cstheme="majorHAnsi"/>
+                <w:sz w:val="18"/>
+                <w:szCs w:val="18"/>
+              </w:rPr>
+              <w:t xml:space="preserve">As public confidence in financial institutions is a cornerstone in the stability and reputation of the financial industry, it is vital that an institution satisfies itself that the service provider’s security policies, procedures and controls will enable the institution to protect the confidentiality and security of customer information.</w:t>
+            </w:r>
+          </w:p>
+        </w:tc>
+        <w:tc>
+          <w:tcPr>
+            <w:tcW w:w="2189" w:type="dxa"/>
+          </w:tcPr>
+          <w:p>
+            <w:pPr>
+              <w:pStyle w:val="BodyText"/>
+              <w:rPr>
+                <w:rFonts w:asciiTheme="majorHAnsi" w:hAnsiTheme="majorHAnsi" w:cstheme="majorHAnsi"/>
+                <w:sz w:val="18"/>
+                <w:szCs w:val="18"/>
+              </w:rPr>
+            </w:pPr>
+            <w:r>
+              <w:rPr>
+                <w:rFonts w:asciiTheme="majorHAnsi" w:hAnsiTheme="majorHAnsi" w:cstheme="majorHAnsi"/>
+                <w:sz w:val="18"/>
+                <w:szCs w:val="18"/>
+              </w:rPr>
+              <w:t xml:space="preserve">5.6.1 of the FI Guidelines corresponds verbatim to 3.6.1 of the Bank Guidelines.</w:t>
+            </w:r>
+          </w:p>
+        </w:tc>
+      </w:tr>
+      <w:tr>
+        <w:tc>
+          <w:tcPr>
+            <w:tcW w:w="625" w:type="dxa"/>
+          </w:tcPr>
+          <w:p>
+            <w:pPr>
+              <w:pStyle w:val="BodyText"/>
+              <w:rPr>
+                <w:rFonts w:asciiTheme="majorHAnsi" w:hAnsiTheme="majorHAnsi" w:cstheme="majorHAnsi"/>
+                <w:sz w:val="18"/>
+                <w:szCs w:val="18"/>
+              </w:rPr>
+            </w:pPr>
+            <w:r>
+              <w:rPr>
+                <w:rFonts w:asciiTheme="majorHAnsi" w:hAnsiTheme="majorHAnsi" w:cstheme="majorHAnsi"/>
+                <w:sz w:val="18"/>
+                <w:szCs w:val="18"/>
+              </w:rPr>
+              <w:t xml:space="preserve">5.6.2</w:t>
+            </w:r>
+          </w:p>
+        </w:tc>
+        <w:tc>
+          <w:tcPr>
+            <w:tcW w:w="5670" w:type="dxa"/>
+          </w:tcPr>
+          <w:p>
+            <w:pPr>
+              <w:pStyle w:val="BodyText"/>
+              <w:rPr>
+                <w:rFonts w:asciiTheme="majorHAnsi" w:hAnsiTheme="majorHAnsi" w:cstheme="majorHAnsi"/>
+                <w:sz w:val="18"/>
+                <w:szCs w:val="18"/>
+              </w:rPr>
+            </w:pPr>
+            <w:r>
+              <w:rPr>
+                <w:rFonts w:asciiTheme="majorHAnsi" w:hAnsiTheme="majorHAnsi" w:cstheme="majorHAnsi"/>
+                <w:i/>
+                <w:iCs/>
+                <w:sz w:val="18"/>
+                <w:szCs w:val="18"/>
+              </w:rPr>
+              <w:t xml:space="preserve">No provision here under the Bank Guidelines.</w:t>
+            </w:r>
+          </w:p>
+        </w:tc>
+        <w:tc>
+          <w:tcPr>
+            <w:tcW w:w="5731" w:type="dxa"/>
+          </w:tcPr>
+          <w:p>
+            <w:pPr>
+              <w:pStyle w:val="BodyText"/>
+              <w:rPr>
+                <w:rFonts w:asciiTheme="majorHAnsi" w:hAnsiTheme="majorHAnsi" w:cstheme="majorHAnsi"/>
+                <w:sz w:val="18"/>
+                <w:szCs w:val="18"/>
+              </w:rPr>
+            </w:pPr>
+            <w:r>
+              <w:rPr>
+                <w:rFonts w:asciiTheme="majorHAnsi" w:hAnsiTheme="majorHAnsi" w:cstheme="majorHAnsi"/>
+                <w:sz w:val="18"/>
+                <w:szCs w:val="18"/>
+              </w:rPr>
+              <w:t xml:space="preserve">An institution should be proactive in identifying and specifying requirements for confidentiality and security in the outsourcing arrangement. An institution should take the following steps to protect the confidentiality and security of customer information: (a) State the responsibilities of contracting parties in the outsourcing agreement to ensure the adequacy and effectiveness of security policies and practices, including the circumstances under which each party has the right to change security requirements. The outsourcing agreement should also address: (i) the issue of the party liable for losses in the event of a breach of security or confidentiality and the service provider’s obligation to inform the institution; and (ii) the issue of access to and disclosure of customer information by the service provider. Customer information should be used by the service provider and its staff strictly for the purpose of the contracted service; (b) Disclose customer information to the service provider only on a need-to-know basis; (c) Ensure the service provider is able to protect the confidentiality of customer information, documents, records, and assets, particularly where multi-tenancy15 arrangements are present at the service provider; and (d) Review and monitor the security practices and control processes of the service provider on a regular basis, including commissioning audits or obtaining periodic expert reports on confidentiality, security adequacy and compliance in respect of the operations of the service provider, and requiring the service provider to disclose to the institution breaches of confidentiality in relation to customer information.</w:t>
+            </w:r>
+          </w:p>
+          <w:p>
+            <w:pPr>
+              <w:pStyle w:val="BodyText"/>
+              <w:rPr>
+                <w:rFonts w:asciiTheme="majorHAnsi" w:hAnsiTheme="majorHAnsi" w:cstheme="majorHAnsi"/>
+                <w:sz w:val="16"/>
+                <w:szCs w:val="16"/>
+              </w:rPr>
+            </w:pPr>
+            <w:r>
+              <w:rPr>
+                <w:rFonts w:asciiTheme="majorHAnsi" w:hAnsiTheme="majorHAnsi" w:cstheme="majorHAnsi"/>
+                <w:sz w:val="16"/>
+                <w:szCs w:val="16"/>
+              </w:rPr>
+              <w:t xml:space="preserve">15 – Multi-tenancy generally refers to a mode of operation adopted by service providers where a single computing infrastructure (e.g. servers, databases) is used to serve multiple customers (tenants).</w:t>
+            </w:r>
+          </w:p>
+        </w:tc>
+        <w:tc>
+          <w:tcPr>
+            <w:tcW w:w="2189" w:type="dxa"/>
+          </w:tcPr>
+          <w:p>
+            <w:pPr>
+              <w:pStyle w:val="BodyText"/>
+              <w:rPr>
+                <w:rFonts w:asciiTheme="majorHAnsi" w:hAnsiTheme="majorHAnsi" w:cstheme="majorHAnsi"/>
+                <w:sz w:val="18"/>
+                <w:szCs w:val="18"/>
+              </w:rPr>
+            </w:pPr>
+            <w:r>
+              <w:rPr>
+                <w:rFonts w:asciiTheme="majorHAnsi" w:hAnsiTheme="majorHAnsi" w:cstheme="majorHAnsi"/>
+                <w:sz w:val="18"/>
+                <w:szCs w:val="18"/>
+              </w:rPr>
+              <w:t xml:space="preserve">5.6.2 of the FI Guidelines corresponds verbatim to 3.6.2 of the Bank Guidelines (“in the outsourcing arrangement” for “for the outsourcing arrangement”).</w:t>
+            </w:r>
+          </w:p>
+        </w:tc>
+      </w:tr>
+      <w:tr>
+        <w:tc>
+          <w:tcPr>
+            <w:tcW w:w="625" w:type="dxa"/>
+          </w:tcPr>
+          <w:p>
+            <w:pPr>
+              <w:pStyle w:val="BodyText"/>
+              <w:rPr>
+                <w:rFonts w:asciiTheme="majorHAnsi" w:hAnsiTheme="majorHAnsi" w:cstheme="majorHAnsi"/>
+                <w:sz w:val="18"/>
+                <w:szCs w:val="18"/>
+              </w:rPr>
+            </w:pPr>
+            <w:r>
+              <w:rPr>
+                <w:rFonts w:asciiTheme="majorHAnsi" w:hAnsiTheme="majorHAnsi" w:cstheme="majorHAnsi"/>
+                <w:sz w:val="18"/>
+                <w:szCs w:val="18"/>
+              </w:rPr>
+              <w:t xml:space="preserve">5.7</w:t>
+            </w:r>
+          </w:p>
+        </w:tc>
+        <w:tc>
+          <w:tcPr>
+            <w:tcW w:w="5670" w:type="dxa"/>
+          </w:tcPr>
+        </w:tc>
+        <w:tc>
+          <w:tcPr>
+            <w:tcW w:w="5731" w:type="dxa"/>
+          </w:tcPr>
+          <w:p>
+            <w:pPr>
+              <w:pStyle w:val="BodyText"/>
+              <w:rPr>
+                <w:rFonts w:asciiTheme="majorHAnsi" w:hAnsiTheme="majorHAnsi" w:cstheme="majorHAnsi"/>
+                <w:sz w:val="18"/>
+                <w:szCs w:val="18"/>
+              </w:rPr>
+            </w:pPr>
+            <w:r>
+              <w:rPr>
+                <w:rFonts w:asciiTheme="majorHAnsi" w:hAnsiTheme="majorHAnsi" w:cstheme="majorHAnsi"/>
+                <w:i/>
+                <w:iCs/>
+                <w:sz w:val="18"/>
+                <w:szCs w:val="18"/>
+              </w:rPr>
+              <w:t xml:space="preserve">Business Continuity Management</w:t>
+            </w:r>
+          </w:p>
+        </w:tc>
+        <w:tc>
+          <w:tcPr>
+            <w:tcW w:w="2189" w:type="dxa"/>
+          </w:tcPr>
+          <w:p>
+            <w:pPr>
+              <w:pStyle w:val="BodyText"/>
+              <w:rPr>
+                <w:rFonts w:asciiTheme="majorHAnsi" w:hAnsiTheme="majorHAnsi" w:cstheme="majorHAnsi"/>
+                <w:sz w:val="18"/>
+                <w:szCs w:val="18"/>
+              </w:rPr>
+            </w:pPr>
+            <w:r>
+              <w:rPr>
+                <w:rFonts w:asciiTheme="majorHAnsi" w:hAnsiTheme="majorHAnsi" w:cstheme="majorHAnsi"/>
+                <w:sz w:val="18"/>
+                <w:szCs w:val="18"/>
+              </w:rPr>
+              <w:t xml:space="preserve">Found in 3.7 of the Bank Guidelines.</w:t>
+            </w:r>
+          </w:p>
+        </w:tc>
+      </w:tr>
+      <w:tr>
+        <w:tc>
+          <w:tcPr>
+            <w:tcW w:w="625" w:type="dxa"/>
+          </w:tcPr>
+          <w:p>
+            <w:pPr>
+              <w:pStyle w:val="BodyText"/>
+              <w:rPr>
+                <w:rFonts w:asciiTheme="majorHAnsi" w:hAnsiTheme="majorHAnsi" w:cstheme="majorHAnsi"/>
+                <w:sz w:val="18"/>
+                <w:szCs w:val="18"/>
+              </w:rPr>
+            </w:pPr>
+            <w:r>
+              <w:rPr>
+                <w:rFonts w:asciiTheme="majorHAnsi" w:hAnsiTheme="majorHAnsi" w:cstheme="majorHAnsi"/>
+                <w:sz w:val="18"/>
+                <w:szCs w:val="18"/>
+              </w:rPr>
+              <w:t xml:space="preserve">5.7.1</w:t>
+            </w:r>
+          </w:p>
+        </w:tc>
+        <w:tc>
+          <w:tcPr>
+            <w:tcW w:w="5670" w:type="dxa"/>
+          </w:tcPr>
+          <w:p>
+            <w:pPr>
+              <w:pStyle w:val="BodyText"/>
+              <w:rPr>
+                <w:rFonts w:asciiTheme="majorHAnsi" w:hAnsiTheme="majorHAnsi" w:cstheme="majorHAnsi"/>
+                <w:sz w:val="18"/>
+                <w:szCs w:val="18"/>
+              </w:rPr>
+            </w:pPr>
+            <w:r>
+              <w:rPr>
+                <w:rFonts w:asciiTheme="majorHAnsi" w:hAnsiTheme="majorHAnsi" w:cstheme="majorHAnsi"/>
+                <w:i/>
+                <w:iCs/>
+                <w:sz w:val="18"/>
+                <w:szCs w:val="18"/>
+              </w:rPr>
+              <w:t xml:space="preserve">No provision here under the Bank Guidelines.</w:t>
+            </w:r>
+          </w:p>
+        </w:tc>
+        <w:tc>
+          <w:tcPr>
+            <w:tcW w:w="5731" w:type="dxa"/>
+          </w:tcPr>
+          <w:p>
+            <w:pPr>
+              <w:pStyle w:val="BodyText"/>
+              <w:rPr>
+                <w:rFonts w:asciiTheme="majorHAnsi" w:hAnsiTheme="majorHAnsi" w:cstheme="majorHAnsi"/>
+                <w:sz w:val="18"/>
+                <w:szCs w:val="18"/>
+              </w:rPr>
+            </w:pPr>
+            <w:r>
+              <w:rPr>
+                <w:rFonts w:asciiTheme="majorHAnsi" w:hAnsiTheme="majorHAnsi" w:cstheme="majorHAnsi"/>
+                <w:sz w:val="18"/>
+                <w:szCs w:val="18"/>
+              </w:rPr>
+              <w:t xml:space="preserve">An institution should ensure that its business continuity is not compromised by outsourcing arrangements, in particular, the operation of its critical business services and functions as stipulated under the MAS Business Continuity Management (BCM) Guidelines and critical systems as stipulated under the MAS Notice on Technology Risk Management. An institution should adopt the sound practices and standards contained in the BCM Guidelines, in evaluating the impact of outsourcing on its risk profile and for effective BCM.</w:t>
+            </w:r>
+          </w:p>
+        </w:tc>
+        <w:tc>
+          <w:tcPr>
+            <w:tcW w:w="2189" w:type="dxa"/>
+          </w:tcPr>
+          <w:p>
+            <w:pPr>
+              <w:pStyle w:val="BodyText"/>
+              <w:rPr>
+                <w:rFonts w:asciiTheme="majorHAnsi" w:hAnsiTheme="majorHAnsi" w:cstheme="majorHAnsi"/>
+                <w:sz w:val="18"/>
+                <w:szCs w:val="18"/>
+              </w:rPr>
+            </w:pPr>
+            <w:r>
+              <w:rPr>
+                <w:rFonts w:asciiTheme="majorHAnsi" w:hAnsiTheme="majorHAnsi" w:cstheme="majorHAnsi"/>
+                <w:sz w:val="18"/>
+                <w:szCs w:val="18"/>
+              </w:rPr>
+              <w:t xml:space="preserve">5.7.1 of the FI Guidelines corresponds verbatim to 3.7.1 of the Bank Guidelines.</w:t>
+            </w:r>
+          </w:p>
+        </w:tc>
+      </w:tr>
+      <w:tr>
+        <w:tc>
+          <w:tcPr>
+            <w:tcW w:w="625" w:type="dxa"/>
+          </w:tcPr>
+          <w:p>
+            <w:pPr>
+              <w:pStyle w:val="BodyText"/>
+              <w:rPr>
+                <w:rFonts w:asciiTheme="majorHAnsi" w:hAnsiTheme="majorHAnsi" w:cstheme="majorHAnsi"/>
+                <w:sz w:val="18"/>
+                <w:szCs w:val="18"/>
+              </w:rPr>
+            </w:pPr>
+            <w:r>
+              <w:rPr>
+                <w:rFonts w:asciiTheme="majorHAnsi" w:hAnsiTheme="majorHAnsi" w:cstheme="majorHAnsi"/>
+                <w:sz w:val="18"/>
+                <w:szCs w:val="18"/>
+              </w:rPr>
+              <w:t xml:space="preserve">5.7.2</w:t>
+            </w:r>
+          </w:p>
+        </w:tc>
+        <w:tc>
+          <w:tcPr>
+            <w:tcW w:w="5670" w:type="dxa"/>
+          </w:tcPr>
+          <w:p>
+            <w:pPr>
+              <w:pStyle w:val="BodyText"/>
+              <w:rPr>
+                <w:rFonts w:asciiTheme="majorHAnsi" w:hAnsiTheme="majorHAnsi" w:cstheme="majorHAnsi"/>
+                <w:sz w:val="18"/>
+                <w:szCs w:val="18"/>
+              </w:rPr>
+            </w:pPr>
+            <w:r>
+              <w:rPr>
+                <w:rFonts w:asciiTheme="majorHAnsi" w:hAnsiTheme="majorHAnsi" w:cstheme="majorHAnsi"/>
+                <w:i/>
+                <w:iCs/>
+                <w:sz w:val="18"/>
+                <w:szCs w:val="18"/>
+              </w:rPr>
+              <w:t xml:space="preserve">No provision here under the Bank Guidelines.</w:t>
+            </w:r>
+          </w:p>
+        </w:tc>
+        <w:tc>
+          <w:tcPr>
+            <w:tcW w:w="5731" w:type="dxa"/>
+          </w:tcPr>
+          <w:p>
+            <w:pPr>
+              <w:pStyle w:val="BodyText"/>
+              <w:rPr>
+                <w:rFonts w:asciiTheme="majorHAnsi" w:hAnsiTheme="majorHAnsi" w:cstheme="majorHAnsi"/>
+                <w:sz w:val="18"/>
+                <w:szCs w:val="18"/>
+              </w:rPr>
+            </w:pPr>
+            <w:r>
+              <w:rPr>
+                <w:rFonts w:asciiTheme="majorHAnsi" w:hAnsiTheme="majorHAnsi" w:cstheme="majorHAnsi"/>
+                <w:sz w:val="18"/>
+                <w:szCs w:val="18"/>
+              </w:rPr>
+              <w:t xml:space="preserve">In line with the BCM Guidelines, an institution should take steps to evaluate and satisfy itself that the interdependency risk arising from the outsourcing arrangement can be adequately mitigated such that the institution remains able to meet its business obligations in the event of a service disruption or failure, or unexpected termination of the outsourcing arrangement or liquidation of the service provider. These should include taking the following steps: (a) Incorporate the necessary contractual requirements and verify that the service provider has in place satisfactory business continuity plans (BCP) that are commensurate with the nature, scope and complexity of the outsourcing arrangement; (b) Proactively seek assurance on the state of BCP preparedness of the service provider. It should ensure the service provider regularly tests its BCP to ascertain that the recovery objectives can be met. The institution should require the service provider to notify it of any test finding that may affect the service provider’s performance. The institution should also require the service provider to notify it of any substantial changes in the service provider’s BCP and of any adverse development that could substantially impact the service provided to the institution; and (c) Ensure that there are plans and procedures in place to address adverse conditions or termination of the outsourcing arrangement such that the institution will be able to continue business operations and that all documents, records of transactions and information previously given to the service provider should be promptly removed from the possession of the service provider or deleted, destroyed or rendered unusable.</w:t>
+            </w:r>
+          </w:p>
+        </w:tc>
+        <w:tc>
+          <w:tcPr>
+            <w:tcW w:w="2189" w:type="dxa"/>
+          </w:tcPr>
+          <w:p>
+            <w:pPr>
+              <w:pStyle w:val="BodyText"/>
+              <w:rPr>
+                <w:rFonts w:asciiTheme="majorHAnsi" w:hAnsiTheme="majorHAnsi" w:cstheme="majorHAnsi"/>
+                <w:sz w:val="18"/>
+                <w:szCs w:val="18"/>
+              </w:rPr>
+            </w:pPr>
+            <w:r>
+              <w:rPr>
+                <w:rFonts w:asciiTheme="majorHAnsi" w:hAnsiTheme="majorHAnsi" w:cstheme="majorHAnsi"/>
+                <w:sz w:val="18"/>
+                <w:szCs w:val="18"/>
+              </w:rPr>
+              <w:t xml:space="preserve">5.7.2 of the FI Guidelines corresponds verbatim to 3.7.2 of the Bank Guidelines.</w:t>
+            </w:r>
+          </w:p>
+        </w:tc>
+      </w:tr>
+      <w:tr>
+        <w:tc>
+          <w:tcPr>
+            <w:tcW w:w="625" w:type="dxa"/>
+          </w:tcPr>
+          <w:p>
+            <w:pPr>
+              <w:pStyle w:val="BodyText"/>
+              <w:rPr>
+                <w:rFonts w:asciiTheme="majorHAnsi" w:hAnsiTheme="majorHAnsi" w:cstheme="majorHAnsi"/>
+                <w:sz w:val="18"/>
+                <w:szCs w:val="18"/>
+              </w:rPr>
+            </w:pPr>
+            <w:r>
+              <w:rPr>
+                <w:rFonts w:asciiTheme="majorHAnsi" w:hAnsiTheme="majorHAnsi" w:cstheme="majorHAnsi"/>
+                <w:sz w:val="18"/>
+                <w:szCs w:val="18"/>
+              </w:rPr>
+              <w:t xml:space="preserve">5.7.3</w:t>
+            </w:r>
+          </w:p>
+        </w:tc>
+        <w:tc>
+          <w:tcPr>
+            <w:tcW w:w="5670" w:type="dxa"/>
+          </w:tcPr>
+          <w:p>
+            <w:pPr>
+              <w:pStyle w:val="BodyText"/>
+              <w:rPr>
+                <w:rFonts w:asciiTheme="majorHAnsi" w:hAnsiTheme="majorHAnsi" w:cstheme="majorHAnsi"/>
+                <w:sz w:val="18"/>
+                <w:szCs w:val="18"/>
+              </w:rPr>
+            </w:pPr>
+            <w:r>
+              <w:rPr>
+                <w:rFonts w:asciiTheme="majorHAnsi" w:hAnsiTheme="majorHAnsi" w:cstheme="majorHAnsi"/>
+                <w:i/>
+                <w:iCs/>
+                <w:sz w:val="18"/>
+                <w:szCs w:val="18"/>
+              </w:rPr>
+              <w:t xml:space="preserve">No provision here under the Bank Guidelines.</w:t>
+            </w:r>
+          </w:p>
+        </w:tc>
+        <w:tc>
+          <w:tcPr>
+            <w:tcW w:w="5731" w:type="dxa"/>
+          </w:tcPr>
+          <w:p>
+            <w:pPr>
+              <w:pStyle w:val="BodyText"/>
+              <w:rPr>
+                <w:rFonts w:asciiTheme="majorHAnsi" w:hAnsiTheme="majorHAnsi" w:cstheme="majorHAnsi"/>
+                <w:sz w:val="18"/>
+                <w:szCs w:val="18"/>
+              </w:rPr>
+            </w:pPr>
+            <w:r>
+              <w:rPr>
+                <w:rFonts w:asciiTheme="majorHAnsi" w:hAnsiTheme="majorHAnsi" w:cstheme="majorHAnsi"/>
+                <w:sz w:val="18"/>
+                <w:szCs w:val="18"/>
+              </w:rPr>
+              <w:t xml:space="preserve">An institution should involve its service providers, where applicable, in the validation and testing of its BCPs to ensure that BCP testing is complete and meaningful, and to gain assurance on the functionality and effectiveness of its BCPs. Similarly, an institution could take part in its service providers’ business continuity and disaster recovery tests. Such tests would also serve to familiarise the institution and the service provider with the recovery processes, as well as improve the coordination between the parties involved.</w:t>
+            </w:r>
+          </w:p>
+        </w:tc>
+        <w:tc>
+          <w:tcPr>
+            <w:tcW w:w="2189" w:type="dxa"/>
+          </w:tcPr>
+          <w:p>
+            <w:pPr>
+              <w:pStyle w:val="BodyText"/>
+              <w:rPr>
+                <w:rFonts w:asciiTheme="majorHAnsi" w:hAnsiTheme="majorHAnsi" w:cstheme="majorHAnsi"/>
+                <w:sz w:val="18"/>
+                <w:szCs w:val="18"/>
+              </w:rPr>
+            </w:pPr>
+            <w:r>
+              <w:rPr>
+                <w:rFonts w:asciiTheme="majorHAnsi" w:hAnsiTheme="majorHAnsi" w:cstheme="majorHAnsi"/>
+                <w:sz w:val="18"/>
+                <w:szCs w:val="18"/>
+              </w:rPr>
+              <w:t xml:space="preserve">5.7.3 of the FI Guidelines corresponds verbatim to 3.7.3 of the Bank Guidelines.</w:t>
+            </w:r>
+          </w:p>
+        </w:tc>
+      </w:tr>
+      <w:tr>
+        <w:tc>
+          <w:tcPr>
+            <w:tcW w:w="625" w:type="dxa"/>
+          </w:tcPr>
+          <w:p>
+            <w:pPr>
+              <w:pStyle w:val="BodyText"/>
+              <w:rPr>
+                <w:rFonts w:asciiTheme="majorHAnsi" w:hAnsiTheme="majorHAnsi" w:cstheme="majorHAnsi"/>
+                <w:sz w:val="18"/>
+                <w:szCs w:val="18"/>
+              </w:rPr>
+            </w:pPr>
+            <w:r>
+              <w:rPr>
+                <w:rFonts w:asciiTheme="majorHAnsi" w:hAnsiTheme="majorHAnsi" w:cstheme="majorHAnsi"/>
+                <w:sz w:val="18"/>
+                <w:szCs w:val="18"/>
+              </w:rPr>
+              <w:t xml:space="preserve">5.7.4</w:t>
+            </w:r>
+          </w:p>
+        </w:tc>
+        <w:tc>
+          <w:tcPr>
+            <w:tcW w:w="5670" w:type="dxa"/>
+          </w:tcPr>
+          <w:p>
+            <w:pPr>
+              <w:pStyle w:val="BodyText"/>
+              <w:rPr>
+                <w:rFonts w:asciiTheme="majorHAnsi" w:hAnsiTheme="majorHAnsi" w:cstheme="majorHAnsi"/>
+                <w:sz w:val="18"/>
+                <w:szCs w:val="18"/>
+              </w:rPr>
+            </w:pPr>
+            <w:r>
+              <w:rPr>
+                <w:rFonts w:asciiTheme="majorHAnsi" w:hAnsiTheme="majorHAnsi" w:cstheme="majorHAnsi"/>
+                <w:i/>
+                <w:iCs/>
+                <w:sz w:val="18"/>
+                <w:szCs w:val="18"/>
+              </w:rPr>
+              <w:t xml:space="preserve">No provision here under the Bank Guidelines.</w:t>
+            </w:r>
+          </w:p>
+        </w:tc>
+        <w:tc>
+          <w:tcPr>
+            <w:tcW w:w="5731" w:type="dxa"/>
+          </w:tcPr>
+          <w:p>
+            <w:pPr>
+              <w:pStyle w:val="BodyText"/>
+              <w:rPr>
+                <w:rFonts w:asciiTheme="majorHAnsi" w:hAnsiTheme="majorHAnsi" w:cstheme="majorHAnsi"/>
+                <w:sz w:val="18"/>
+                <w:szCs w:val="18"/>
+              </w:rPr>
+            </w:pPr>
+            <w:r>
+              <w:rPr>
+                <w:rFonts w:asciiTheme="majorHAnsi" w:hAnsiTheme="majorHAnsi" w:cstheme="majorHAnsi"/>
+                <w:sz w:val="18"/>
+                <w:szCs w:val="18"/>
+              </w:rPr>
+              <w:t xml:space="preserve">An institution should consider worst case scenarios in developing its BCPs for its outsourcing arrangements. Some examples of these scenarios are unavailability of service provider due to unexpected termination of the outsourcing agreement, liquidation of the service provider and wide-area disruptions that result in collateral impact on both the institution and the service provider. Where the interdependency on an institution in the financial system is high, the institution should maintain a higher state of business continuity preparedness. The identification of viable alternatives for resuming operations without incurring prohibitive costs is also essential to mitigate interdependency risk.</w:t>
+            </w:r>
+          </w:p>
+        </w:tc>
+        <w:tc>
+          <w:tcPr>
+            <w:tcW w:w="2189" w:type="dxa"/>
+          </w:tcPr>
+          <w:p>
+            <w:pPr>
+              <w:pStyle w:val="BodyText"/>
+              <w:rPr>
+                <w:rFonts w:asciiTheme="majorHAnsi" w:hAnsiTheme="majorHAnsi" w:cstheme="majorHAnsi"/>
+                <w:sz w:val="18"/>
+                <w:szCs w:val="18"/>
+              </w:rPr>
+            </w:pPr>
+            <w:r>
+              <w:rPr>
+                <w:rFonts w:asciiTheme="majorHAnsi" w:hAnsiTheme="majorHAnsi" w:cstheme="majorHAnsi"/>
+                <w:sz w:val="18"/>
+                <w:szCs w:val="18"/>
+              </w:rPr>
+              <w:t xml:space="preserve">5.7.4 of the FI Guidelines corresponds verbatim to 3.7.4 of the Bank Guidelines.</w:t>
+            </w:r>
+          </w:p>
+        </w:tc>
+      </w:tr>
+      <w:tr>
+        <w:tc>
+          <w:tcPr>
+            <w:tcW w:w="625" w:type="dxa"/>
+          </w:tcPr>
+          <w:p>
+            <w:pPr>
+              <w:pStyle w:val="BodyText"/>
+              <w:rPr>
+                <w:rFonts w:asciiTheme="majorHAnsi" w:hAnsiTheme="majorHAnsi" w:cstheme="majorHAnsi"/>
+                <w:sz w:val="18"/>
+                <w:szCs w:val="18"/>
+              </w:rPr>
+            </w:pPr>
+            <w:r>
+              <w:rPr>
+                <w:rFonts w:asciiTheme="majorHAnsi" w:hAnsiTheme="majorHAnsi" w:cstheme="majorHAnsi"/>
+                <w:sz w:val="18"/>
+                <w:szCs w:val="18"/>
+              </w:rPr>
+              <w:t xml:space="preserve">5.8</w:t>
+            </w:r>
+          </w:p>
+        </w:tc>
+        <w:tc>
+          <w:tcPr>
+            <w:tcW w:w="5670" w:type="dxa"/>
+          </w:tcPr>
+        </w:tc>
+        <w:tc>
+          <w:tcPr>
+            <w:tcW w:w="5731" w:type="dxa"/>
+          </w:tcPr>
+          <w:p>
+            <w:pPr>
+              <w:pStyle w:val="BodyText"/>
+              <w:rPr>
+                <w:rFonts w:asciiTheme="majorHAnsi" w:hAnsiTheme="majorHAnsi" w:cstheme="majorHAnsi"/>
+                <w:sz w:val="18"/>
+                <w:szCs w:val="18"/>
+              </w:rPr>
+            </w:pPr>
+            <w:r>
+              <w:rPr>
+                <w:rFonts w:asciiTheme="majorHAnsi" w:hAnsiTheme="majorHAnsi" w:cstheme="majorHAnsi"/>
+                <w:i/>
+                <w:iCs/>
+                <w:sz w:val="18"/>
+                <w:szCs w:val="18"/>
+              </w:rPr>
+              <w:t xml:space="preserve">Monitoring and control of outsourcing arrangements</w:t>
+            </w:r>
+          </w:p>
+        </w:tc>
+        <w:tc>
+          <w:tcPr>
+            <w:tcW w:w="2189" w:type="dxa"/>
+          </w:tcPr>
+          <w:p>
+            <w:pPr>
+              <w:pStyle w:val="BodyText"/>
+              <w:rPr>
+                <w:rFonts w:asciiTheme="majorHAnsi" w:hAnsiTheme="majorHAnsi" w:cstheme="majorHAnsi"/>
+                <w:sz w:val="18"/>
+                <w:szCs w:val="18"/>
+              </w:rPr>
+            </w:pPr>
+            <w:r>
+              <w:rPr>
+                <w:rFonts w:asciiTheme="majorHAnsi" w:hAnsiTheme="majorHAnsi" w:cstheme="majorHAnsi"/>
+                <w:sz w:val="18"/>
+                <w:szCs w:val="18"/>
+              </w:rPr>
+              <w:t xml:space="preserve">Found in 3.8 of the Bank Guidelines.</w:t>
+            </w:r>
+          </w:p>
+        </w:tc>
+      </w:tr>
+      <w:tr>
+        <w:tc>
+          <w:tcPr>
+            <w:tcW w:w="625" w:type="dxa"/>
+          </w:tcPr>
+          <w:p>
+            <w:pPr>
+              <w:pStyle w:val="BodyText"/>
+              <w:rPr>
+                <w:rFonts w:asciiTheme="majorHAnsi" w:hAnsiTheme="majorHAnsi" w:cstheme="majorHAnsi"/>
+                <w:sz w:val="18"/>
+                <w:szCs w:val="18"/>
+              </w:rPr>
+            </w:pPr>
+            <w:r>
+              <w:rPr>
+                <w:rFonts w:asciiTheme="majorHAnsi" w:hAnsiTheme="majorHAnsi" w:cstheme="majorHAnsi"/>
+                <w:sz w:val="18"/>
+                <w:szCs w:val="18"/>
+              </w:rPr>
+              <w:t xml:space="preserve">5.8.1</w:t>
+            </w:r>
+          </w:p>
+        </w:tc>
+        <w:tc>
+          <w:tcPr>
+            <w:tcW w:w="5670" w:type="dxa"/>
+          </w:tcPr>
+          <w:p>
+            <w:pPr>
+              <w:pStyle w:val="BodyText"/>
+              <w:rPr>
+                <w:rFonts w:asciiTheme="majorHAnsi" w:hAnsiTheme="majorHAnsi" w:cstheme="majorHAnsi"/>
+                <w:sz w:val="18"/>
+                <w:szCs w:val="18"/>
+              </w:rPr>
+            </w:pPr>
+            <w:r>
+              <w:rPr>
+                <w:rFonts w:asciiTheme="majorHAnsi" w:hAnsiTheme="majorHAnsi" w:cstheme="majorHAnsi"/>
+                <w:i/>
+                <w:iCs/>
+                <w:sz w:val="18"/>
+                <w:szCs w:val="18"/>
+              </w:rPr>
+              <w:t xml:space="preserve">No provision here under the Bank Guidelines.</w:t>
+            </w:r>
+          </w:p>
+        </w:tc>
+        <w:tc>
+          <w:tcPr>
+            <w:tcW w:w="5731" w:type="dxa"/>
+          </w:tcPr>
+          <w:p>
+            <w:pPr>
+              <w:pStyle w:val="BodyText"/>
+              <w:rPr>
+                <w:rFonts w:asciiTheme="majorHAnsi" w:hAnsiTheme="majorHAnsi" w:cstheme="majorHAnsi"/>
+                <w:sz w:val="18"/>
+                <w:szCs w:val="18"/>
+              </w:rPr>
+            </w:pPr>
+            <w:r>
+              <w:rPr>
+                <w:rFonts w:asciiTheme="majorHAnsi" w:hAnsiTheme="majorHAnsi" w:cstheme="majorHAnsi"/>
+                <w:sz w:val="18"/>
+                <w:szCs w:val="18"/>
+              </w:rPr>
+              <w:t xml:space="preserve">An institution should establish a structure for the management and control of its outsourcing arrangements. Such a structure will vary depending on the nature and extent of risks in the outsourcing arrangements. As relationships and interdependencies in respect of outsourcing arrangements increase in materiality and complexity, a more rigorous risk management approach should be adopted. An institution also has to be more proactive in its relationship with the service provider (e.g. having frequent meetings) to ensure that performance, operational, internal control and risk management standards are upheld. An institution should ensure that outsourcing agreements with service providers contain clauses to address the institution’s monitoring and control of outsourcing arrangements.</w:t>
+            </w:r>
+          </w:p>
+        </w:tc>
+        <w:tc>
+          <w:tcPr>
+            <w:tcW w:w="2189" w:type="dxa"/>
+          </w:tcPr>
+          <w:p>
+            <w:pPr>
+              <w:pStyle w:val="BodyText"/>
+              <w:rPr>
+                <w:rFonts w:asciiTheme="majorHAnsi" w:hAnsiTheme="majorHAnsi" w:cstheme="majorHAnsi"/>
+                <w:sz w:val="18"/>
+                <w:szCs w:val="18"/>
+              </w:rPr>
+            </w:pPr>
+            <w:r>
+              <w:rPr>
+                <w:rFonts w:asciiTheme="majorHAnsi" w:hAnsiTheme="majorHAnsi" w:cstheme="majorHAnsi"/>
+                <w:sz w:val="18"/>
+                <w:szCs w:val="18"/>
+              </w:rPr>
+              <w:t xml:space="preserve">5.8.1 of the FI Guidelines corresponds verbatim to 3.8.1 of the Bank Guidelines.</w:t>
+            </w:r>
+          </w:p>
+        </w:tc>
+      </w:tr>
+      <w:tr>
+        <w:tc>
+          <w:tcPr>
+            <w:tcW w:w="625" w:type="dxa"/>
+          </w:tcPr>
+          <w:p>
+            <w:pPr>
+              <w:pStyle w:val="BodyText"/>
+              <w:rPr>
+                <w:rFonts w:asciiTheme="majorHAnsi" w:hAnsiTheme="majorHAnsi" w:cstheme="majorHAnsi"/>
+                <w:sz w:val="18"/>
+                <w:szCs w:val="18"/>
+              </w:rPr>
+            </w:pPr>
+            <w:r>
+              <w:rPr>
+                <w:rFonts w:asciiTheme="majorHAnsi" w:hAnsiTheme="majorHAnsi" w:cstheme="majorHAnsi"/>
+                <w:sz w:val="18"/>
+                <w:szCs w:val="18"/>
+              </w:rPr>
+              <w:t xml:space="preserve">5.8.2</w:t>
+            </w:r>
+          </w:p>
+        </w:tc>
+        <w:tc>
+          <w:tcPr>
+            <w:tcW w:w="5670" w:type="dxa"/>
+          </w:tcPr>
+          <w:p>
+            <w:pPr>
+              <w:pStyle w:val="BodyText"/>
+              <w:rPr>
+                <w:rFonts w:asciiTheme="majorHAnsi" w:hAnsiTheme="majorHAnsi" w:cstheme="majorHAnsi"/>
+                <w:sz w:val="18"/>
+                <w:szCs w:val="18"/>
+              </w:rPr>
+            </w:pPr>
+            <w:r>
+              <w:rPr>
+                <w:rFonts w:asciiTheme="majorHAnsi" w:hAnsiTheme="majorHAnsi" w:cstheme="majorHAnsi"/>
+                <w:i/>
+                <w:iCs/>
+                <w:sz w:val="18"/>
+                <w:szCs w:val="18"/>
+              </w:rPr>
+              <w:t xml:space="preserve">No provision here under the Bank Guidelines.</w:t>
+            </w:r>
+          </w:p>
+        </w:tc>
+        <w:tc>
+          <w:tcPr>
+            <w:tcW w:w="5731" w:type="dxa"/>
+          </w:tcPr>
+          <w:p>
+            <w:pPr>
+              <w:pStyle w:val="BodyText"/>
+              <w:rPr>
+                <w:rFonts w:asciiTheme="majorHAnsi" w:hAnsiTheme="majorHAnsi" w:cstheme="majorHAnsi"/>
+                <w:sz w:val="18"/>
+                <w:szCs w:val="18"/>
+              </w:rPr>
+            </w:pPr>
+            <w:r>
+              <w:rPr>
+                <w:rFonts w:asciiTheme="majorHAnsi" w:hAnsiTheme="majorHAnsi" w:cstheme="majorHAnsi"/>
+                <w:sz w:val="18"/>
+                <w:szCs w:val="18"/>
+              </w:rPr>
+              <w:t xml:space="preserve">An institution should put in place all the following measures for effective monitoring and control of any </w:t>
+            </w:r>
+            <w:r>
+              <w:rPr>
+                <w:rFonts w:asciiTheme="majorHAnsi" w:hAnsiTheme="majorHAnsi" w:cstheme="majorHAnsi"/>
+                <w:highlight w:val="yellow"/>
+                <w:sz w:val="18"/>
+                <w:szCs w:val="18"/>
+              </w:rPr>
+              <w:t xml:space="preserve">material outsourcing arrangement</w:t>
+            </w:r>
+            <w:r>
+              <w:rPr>
+                <w:rFonts w:asciiTheme="majorHAnsi" w:hAnsiTheme="majorHAnsi" w:cstheme="majorHAnsi"/>
+                <w:sz w:val="18"/>
+                <w:szCs w:val="18"/>
+              </w:rPr>
+              <w:t xml:space="preserve">: (a) Maintain a register of outsourcing arrangements and ensure that the register is readily accessible for review by the board and senior management of the institution. </w:t>
+            </w:r>
+            <w:r>
+              <w:rPr>
+                <w:rFonts w:asciiTheme="majorHAnsi" w:hAnsiTheme="majorHAnsi" w:cstheme="majorHAnsi"/>
+                <w:highlight w:val="yellow"/>
+                <w:sz w:val="18"/>
+                <w:szCs w:val="18"/>
+              </w:rPr>
+              <w:t xml:space="preserve">Information maintained in the register should include those set out in Annex 4.</w:t>
+            </w:r>
+            <w:r>
+              <w:rPr>
+                <w:rFonts w:asciiTheme="majorHAnsi" w:hAnsiTheme="majorHAnsi" w:cstheme="majorHAnsi"/>
+                <w:sz w:val="18"/>
+                <w:szCs w:val="18"/>
+              </w:rPr>
+              <w:t xml:space="preserve"> The register should be updated promptly and form part of the oversight and governance reviews undertaken by the board and senior management of the institution, similar to those described in paragraph 5.2; (b) Establish multi-disciplinary outsourcing management groups with members from different risk and internal control functions including legal, compliance and finance, to ensure that all relevant technical issues and legal and regulatory requirements are met. The institution should allocate sufficient resources, in terms of both time and skilled manpower, to the management groups to enable its staff to adequately plan and oversee the entire outsourcing lifecycle; (c) Establish outsourcing management control groups to monitor and control the outsourced service on an ongoing basis. There should be policies and procedures to monitor service delivery and the confidentiality and security of customer information, for the purpose of gauging ongoing compliance with agreed service levels and the viability of the institution’s operations. Such monitoring should be regular and validated through the review of reports by auditors of the service provider or audits commissioned by the institution; </w:t>
+            </w:r>
+            <w:r>
+              <w:rPr>
+                <w:rFonts w:asciiTheme="majorHAnsi" w:hAnsiTheme="majorHAnsi" w:cstheme="majorHAnsi"/>
+                <w:highlight w:val="yellow"/>
+                <w:sz w:val="18"/>
+                <w:szCs w:val="18"/>
+              </w:rPr>
+              <w:t xml:space="preserve">(d) Periodic reviews, at least on an annual basis, on all material outsourcing arrangements. This is to ensure that the institution’s outsourcing risk management policies and procedures, and these Guidelines, are effectively implemented. Such reviews should ascertain the adequacy of internal risk management and management information systems established by the institution (e.g. assessing the effectiveness of processes and metrics used to evaluate the performance and security of the service provider) and highlight any deficiency in the institution’s systems of control;</w:t>
+            </w:r>
+            <w:r>
+              <w:rPr>
+                <w:rFonts w:asciiTheme="majorHAnsi" w:hAnsiTheme="majorHAnsi" w:cstheme="majorHAnsi"/>
+                <w:sz w:val="18"/>
+                <w:szCs w:val="18"/>
+              </w:rPr>
+              <w:t xml:space="preserve"> (e) Reporting policies and procedures — Reports on the monitoring and control activities of the institution should be reviewed by its senior management16 and provided to the board for information. The institution should ensure that monitoring metrics and performance data are not aggregated with those belonging to other customers of the service provider. The institution should also ensure that any adverse development arising in any outsourcing arrangement is brought to the attention of the senior management of the institution and service provider, or to the institution’s board, where warranted, on a timely basis. When adverse development occurs, prompt actions should be taken by an institution to review the outsourcing relationship for modification or termination of the agreement; and (f) Perform comprehensive pre- and post- implementation reviews of new outsourcing arrangements or when amendments are made to the outsourcing arrangements. If an outsourcing arrangement is materially amended, a comprehensive due diligence of the outsourcing arrangement should also be conducted.</w:t>
+            </w:r>
+          </w:p>
+          <w:p>
+            <w:pPr>
+              <w:pStyle w:val="BodyText"/>
+              <w:rPr>
+                <w:rFonts w:asciiTheme="majorHAnsi" w:hAnsiTheme="majorHAnsi" w:cstheme="majorHAnsi"/>
+                <w:sz w:val="16"/>
+                <w:szCs w:val="16"/>
+              </w:rPr>
+            </w:pPr>
+            <w:r>
+              <w:rPr>
+                <w:rFonts w:asciiTheme="majorHAnsi" w:hAnsiTheme="majorHAnsi" w:cstheme="majorHAnsi"/>
+                <w:sz w:val="16"/>
+                <w:szCs w:val="16"/>
+              </w:rPr>
+              <w:t xml:space="preserve">16 – Refer to paragraph 5.2.3.</w:t>
+            </w:r>
+          </w:p>
+        </w:tc>
+        <w:tc>
+          <w:tcPr>
+            <w:tcW w:w="2189" w:type="dxa"/>
+          </w:tcPr>
+          <w:p>
+            <w:pPr>
+              <w:pStyle w:val="BodyText"/>
+              <w:rPr>
+                <w:rFonts w:asciiTheme="majorHAnsi" w:hAnsiTheme="majorHAnsi" w:cstheme="majorHAnsi"/>
+                <w:sz w:val="18"/>
+                <w:szCs w:val="18"/>
+              </w:rPr>
+            </w:pPr>
+            <w:r>
+              <w:rPr>
+                <w:rFonts w:asciiTheme="majorHAnsi" w:hAnsiTheme="majorHAnsi" w:cstheme="majorHAnsi"/>
+                <w:sz w:val="18"/>
+                <w:szCs w:val="18"/>
+              </w:rPr>
+              <w:t xml:space="preserve">5.8.2 of the FI Guidelines corresponds to 3.8.2 of the Bank Guidelines; item (d) (annual periodic reviews) has no Bank counterpart, and the register mechanics differ – see 3.8.2 above.</w:t>
+            </w:r>
+          </w:p>
+        </w:tc>
+      </w:tr>
+      <w:tr>
+        <w:tc>
+          <w:tcPr>
+            <w:tcW w:w="625" w:type="dxa"/>
+          </w:tcPr>
+          <w:p>
+            <w:pPr>
+              <w:pStyle w:val="BodyText"/>
+              <w:rPr>
+                <w:rFonts w:asciiTheme="majorHAnsi" w:hAnsiTheme="majorHAnsi" w:cstheme="majorHAnsi"/>
+                <w:sz w:val="18"/>
+                <w:szCs w:val="18"/>
+              </w:rPr>
+            </w:pPr>
+            <w:r>
+              <w:rPr>
+                <w:rFonts w:asciiTheme="majorHAnsi" w:hAnsiTheme="majorHAnsi" w:cstheme="majorHAnsi"/>
+                <w:sz w:val="18"/>
+                <w:szCs w:val="18"/>
+              </w:rPr>
+              <w:t xml:space="preserve">5.9</w:t>
+            </w:r>
+          </w:p>
+        </w:tc>
+        <w:tc>
+          <w:tcPr>
+            <w:tcW w:w="5670" w:type="dxa"/>
+          </w:tcPr>
+        </w:tc>
+        <w:tc>
+          <w:tcPr>
+            <w:tcW w:w="5731" w:type="dxa"/>
+          </w:tcPr>
+          <w:p>
+            <w:pPr>
+              <w:pStyle w:val="BodyText"/>
+              <w:rPr>
+                <w:rFonts w:asciiTheme="majorHAnsi" w:hAnsiTheme="majorHAnsi" w:cstheme="majorHAnsi"/>
+                <w:sz w:val="18"/>
+                <w:szCs w:val="18"/>
+              </w:rPr>
+            </w:pPr>
+            <w:r>
+              <w:rPr>
+                <w:rFonts w:asciiTheme="majorHAnsi" w:hAnsiTheme="majorHAnsi" w:cstheme="majorHAnsi"/>
+                <w:i/>
+                <w:iCs/>
+                <w:sz w:val="18"/>
+                <w:szCs w:val="18"/>
+              </w:rPr>
+              <w:t xml:space="preserve">Audit and inspection</w:t>
+            </w:r>
+          </w:p>
+        </w:tc>
+        <w:tc>
+          <w:tcPr>
+            <w:tcW w:w="2189" w:type="dxa"/>
+          </w:tcPr>
+          <w:p>
+            <w:pPr>
+              <w:pStyle w:val="BodyText"/>
+              <w:rPr>
+                <w:rFonts w:asciiTheme="majorHAnsi" w:hAnsiTheme="majorHAnsi" w:cstheme="majorHAnsi"/>
+                <w:sz w:val="18"/>
+                <w:szCs w:val="18"/>
+              </w:rPr>
+            </w:pPr>
+            <w:r>
+              <w:rPr>
+                <w:rFonts w:asciiTheme="majorHAnsi" w:hAnsiTheme="majorHAnsi" w:cstheme="majorHAnsi"/>
+                <w:sz w:val="18"/>
+                <w:szCs w:val="18"/>
+              </w:rPr>
+              <w:t xml:space="preserve">Found in 3.9 of the Bank Guidelines.</w:t>
+            </w:r>
+          </w:p>
+        </w:tc>
+      </w:tr>
+      <w:tr>
+        <w:tc>
+          <w:tcPr>
+            <w:tcW w:w="625" w:type="dxa"/>
+          </w:tcPr>
+          <w:p>
+            <w:pPr>
+              <w:pStyle w:val="BodyText"/>
+              <w:rPr>
+                <w:rFonts w:asciiTheme="majorHAnsi" w:hAnsiTheme="majorHAnsi" w:cstheme="majorHAnsi"/>
+                <w:sz w:val="18"/>
+                <w:szCs w:val="18"/>
+              </w:rPr>
+            </w:pPr>
+            <w:r>
+              <w:rPr>
+                <w:rFonts w:asciiTheme="majorHAnsi" w:hAnsiTheme="majorHAnsi" w:cstheme="majorHAnsi"/>
+                <w:sz w:val="18"/>
+                <w:szCs w:val="18"/>
+              </w:rPr>
+              <w:t xml:space="preserve">5.9.1</w:t>
+            </w:r>
+          </w:p>
+        </w:tc>
+        <w:tc>
+          <w:tcPr>
+            <w:tcW w:w="5670" w:type="dxa"/>
+          </w:tcPr>
+          <w:p>
+            <w:pPr>
+              <w:pStyle w:val="BodyText"/>
+              <w:rPr>
+                <w:rFonts w:asciiTheme="majorHAnsi" w:hAnsiTheme="majorHAnsi" w:cstheme="majorHAnsi"/>
+                <w:sz w:val="18"/>
+                <w:szCs w:val="18"/>
+              </w:rPr>
+            </w:pPr>
+            <w:r>
+              <w:rPr>
+                <w:rFonts w:asciiTheme="majorHAnsi" w:hAnsiTheme="majorHAnsi" w:cstheme="majorHAnsi"/>
+                <w:i/>
+                <w:iCs/>
+                <w:sz w:val="18"/>
+                <w:szCs w:val="18"/>
+              </w:rPr>
+              <w:t xml:space="preserve">No provision here under the Bank Guidelines.</w:t>
+            </w:r>
+          </w:p>
+        </w:tc>
+        <w:tc>
+          <w:tcPr>
+            <w:tcW w:w="5731" w:type="dxa"/>
+          </w:tcPr>
+          <w:p>
+            <w:pPr>
+              <w:pStyle w:val="BodyText"/>
+              <w:rPr>
+                <w:rFonts w:asciiTheme="majorHAnsi" w:hAnsiTheme="majorHAnsi" w:cstheme="majorHAnsi"/>
+                <w:sz w:val="18"/>
+                <w:szCs w:val="18"/>
+              </w:rPr>
+            </w:pPr>
+            <w:r>
+              <w:rPr>
+                <w:rFonts w:asciiTheme="majorHAnsi" w:hAnsiTheme="majorHAnsi" w:cstheme="majorHAnsi"/>
+                <w:sz w:val="18"/>
+                <w:szCs w:val="18"/>
+              </w:rPr>
+              <w:t xml:space="preserve">An institution’s outsourcing arrangements should not interfere with the ability of the institution to effectively manage its business activities or impede MAS in carrying out its supervisory functions.</w:t>
+            </w:r>
+          </w:p>
+        </w:tc>
+        <w:tc>
+          <w:tcPr>
+            <w:tcW w:w="2189" w:type="dxa"/>
+          </w:tcPr>
+          <w:p>
+            <w:pPr>
+              <w:pStyle w:val="BodyText"/>
+              <w:rPr>
+                <w:rFonts w:asciiTheme="majorHAnsi" w:hAnsiTheme="majorHAnsi" w:cstheme="majorHAnsi"/>
+                <w:sz w:val="18"/>
+                <w:szCs w:val="18"/>
+              </w:rPr>
+            </w:pPr>
+            <w:r>
+              <w:rPr>
+                <w:rFonts w:asciiTheme="majorHAnsi" w:hAnsiTheme="majorHAnsi" w:cstheme="majorHAnsi"/>
+                <w:sz w:val="18"/>
+                <w:szCs w:val="18"/>
+              </w:rPr>
+              <w:t xml:space="preserve">5.9.1 of the FI Guidelines corresponds verbatim to 3.9.1 of the Bank Guidelines.</w:t>
+            </w:r>
+          </w:p>
+        </w:tc>
+      </w:tr>
+      <w:tr>
+        <w:tc>
+          <w:tcPr>
+            <w:tcW w:w="625" w:type="dxa"/>
+          </w:tcPr>
+          <w:p>
+            <w:pPr>
+              <w:pStyle w:val="BodyText"/>
+              <w:rPr>
+                <w:rFonts w:asciiTheme="majorHAnsi" w:hAnsiTheme="majorHAnsi" w:cstheme="majorHAnsi"/>
+                <w:sz w:val="18"/>
+                <w:szCs w:val="18"/>
+              </w:rPr>
+            </w:pPr>
+            <w:r>
+              <w:rPr>
+                <w:rFonts w:asciiTheme="majorHAnsi" w:hAnsiTheme="majorHAnsi" w:cstheme="majorHAnsi"/>
+                <w:sz w:val="18"/>
+                <w:szCs w:val="18"/>
+              </w:rPr>
+              <w:t xml:space="preserve">5.9.2</w:t>
+            </w:r>
+          </w:p>
+        </w:tc>
+        <w:tc>
+          <w:tcPr>
+            <w:tcW w:w="5670" w:type="dxa"/>
+          </w:tcPr>
+          <w:p>
+            <w:pPr>
+              <w:pStyle w:val="BodyText"/>
+              <w:rPr>
+                <w:rFonts w:asciiTheme="majorHAnsi" w:hAnsiTheme="majorHAnsi" w:cstheme="majorHAnsi"/>
+                <w:sz w:val="18"/>
+                <w:szCs w:val="18"/>
+              </w:rPr>
+            </w:pPr>
+            <w:r>
+              <w:rPr>
+                <w:rFonts w:asciiTheme="majorHAnsi" w:hAnsiTheme="majorHAnsi" w:cstheme="majorHAnsi"/>
+                <w:i/>
+                <w:iCs/>
+                <w:sz w:val="18"/>
+                <w:szCs w:val="18"/>
+              </w:rPr>
+              <w:t xml:space="preserve">No provision here under the Bank Guidelines.</w:t>
+            </w:r>
+          </w:p>
+        </w:tc>
+        <w:tc>
+          <w:tcPr>
+            <w:tcW w:w="5731" w:type="dxa"/>
+          </w:tcPr>
+          <w:p>
+            <w:pPr>
+              <w:pStyle w:val="BodyText"/>
+              <w:rPr>
+                <w:rFonts w:asciiTheme="majorHAnsi" w:hAnsiTheme="majorHAnsi" w:cstheme="majorHAnsi"/>
+                <w:sz w:val="18"/>
+                <w:szCs w:val="18"/>
+              </w:rPr>
+            </w:pPr>
+            <w:r>
+              <w:rPr>
+                <w:rFonts w:asciiTheme="majorHAnsi" w:hAnsiTheme="majorHAnsi" w:cstheme="majorHAnsi"/>
+                <w:sz w:val="18"/>
+                <w:szCs w:val="18"/>
+              </w:rPr>
+              <w:t xml:space="preserve">An institution should include, in all its outsourcing agreements for material outsourcing arrangements, clauses that: (a) allow the institution to conduct audits on the service provider and its sub-contractors, whether by its internal or external auditors, or by agents appointed by the institution; and to obtain copies of any report and finding made on the service provider and its sub-contractors, whether produced by the service provider’s or its sub-contractors’ internal or external auditors, or by agents appointed by the service provider and its sub-contractor, in relation to the outsourcing arrangement; </w:t>
+            </w:r>
+            <w:r>
+              <w:rPr>
+                <w:rFonts w:asciiTheme="majorHAnsi" w:hAnsiTheme="majorHAnsi" w:cstheme="majorHAnsi"/>
+                <w:highlight w:val="yellow"/>
+                <w:sz w:val="18"/>
+                <w:szCs w:val="18"/>
+              </w:rPr>
+              <w:t xml:space="preserve">(b) allow MAS, or any agent appointed by MAS, where necessary or expedient, to exercise the contractual rights of the institution to: (i) access and inspect the service provider and its sub-contractors, and obtain records and documents, of transactions, and information of the institution given to, stored at or processed by the service provider and its sub-contractors; and (ii) access any report and finding made on the service provider and its sub-contractors, whether produced by the service provider’s and its sub-contractors’ internal or external auditors, or by agents appointed by the service provider and its sub-contractors, in relation to the outsourcing arrangement.</w:t>
+            </w:r>
+          </w:p>
+        </w:tc>
+        <w:tc>
+          <w:tcPr>
+            <w:tcW w:w="2189" w:type="dxa"/>
+          </w:tcPr>
+          <w:p>
+            <w:pPr>
+              <w:pStyle w:val="BodyText"/>
+              <w:rPr>
+                <w:rFonts w:asciiTheme="majorHAnsi" w:hAnsiTheme="majorHAnsi" w:cstheme="majorHAnsi"/>
+                <w:sz w:val="18"/>
+                <w:szCs w:val="18"/>
+              </w:rPr>
+            </w:pPr>
+            <w:r>
+              <w:rPr>
+                <w:rFonts w:asciiTheme="majorHAnsi" w:hAnsiTheme="majorHAnsi" w:cstheme="majorHAnsi"/>
+                <w:sz w:val="18"/>
+                <w:szCs w:val="18"/>
+              </w:rPr>
+              <w:t xml:space="preserve">5.9.2 of the FI Guidelines corresponds to 3.9.2 of the Bank Guidelines; item (b) (MAS exercising the institution’s contractual access rights) has no Bank counterpart – see 3.9.2 above.</w:t>
+            </w:r>
+          </w:p>
+        </w:tc>
+      </w:tr>
+      <w:tr>
+        <w:tc>
+          <w:tcPr>
+            <w:tcW w:w="625" w:type="dxa"/>
+          </w:tcPr>
+          <w:p>
+            <w:pPr>
+              <w:pStyle w:val="BodyText"/>
+              <w:rPr>
+                <w:rFonts w:asciiTheme="majorHAnsi" w:hAnsiTheme="majorHAnsi" w:cstheme="majorHAnsi"/>
+                <w:sz w:val="18"/>
+                <w:szCs w:val="18"/>
+              </w:rPr>
+            </w:pPr>
+            <w:r>
+              <w:rPr>
+                <w:rFonts w:asciiTheme="majorHAnsi" w:hAnsiTheme="majorHAnsi" w:cstheme="majorHAnsi"/>
+                <w:sz w:val="18"/>
+                <w:szCs w:val="18"/>
+              </w:rPr>
+              <w:t xml:space="preserve">5.9.3</w:t>
+            </w:r>
+          </w:p>
+        </w:tc>
+        <w:tc>
+          <w:tcPr>
+            <w:tcW w:w="5670" w:type="dxa"/>
+          </w:tcPr>
+          <w:p>
+            <w:pPr>
+              <w:pStyle w:val="BodyText"/>
+              <w:rPr>
+                <w:rFonts w:asciiTheme="majorHAnsi" w:hAnsiTheme="majorHAnsi" w:cstheme="majorHAnsi"/>
+                <w:sz w:val="18"/>
+                <w:szCs w:val="18"/>
+              </w:rPr>
+            </w:pPr>
+            <w:r>
+              <w:rPr>
+                <w:rFonts w:asciiTheme="majorHAnsi" w:hAnsiTheme="majorHAnsi" w:cstheme="majorHAnsi"/>
+                <w:i/>
+                <w:iCs/>
+                <w:sz w:val="18"/>
+                <w:szCs w:val="18"/>
+              </w:rPr>
+              <w:t xml:space="preserve">No provision here under the Bank Guidelines.</w:t>
+            </w:r>
+          </w:p>
+        </w:tc>
+        <w:tc>
+          <w:tcPr>
+            <w:tcW w:w="5731" w:type="dxa"/>
+          </w:tcPr>
+          <w:p>
+            <w:pPr>
+              <w:pStyle w:val="BodyText"/>
+              <w:rPr>
+                <w:rFonts w:asciiTheme="majorHAnsi" w:hAnsiTheme="majorHAnsi" w:cstheme="majorHAnsi"/>
+                <w:sz w:val="18"/>
+                <w:szCs w:val="18"/>
+              </w:rPr>
+            </w:pPr>
+            <w:r>
+              <w:rPr>
+                <w:rFonts w:asciiTheme="majorHAnsi" w:hAnsiTheme="majorHAnsi" w:cstheme="majorHAnsi"/>
+                <w:highlight w:val="yellow"/>
+                <w:sz w:val="18"/>
+                <w:szCs w:val="18"/>
+              </w:rPr>
+              <w:t xml:space="preserve">Outsourcing agreements for material outsourcing arrangements should also include clauses that require the service provider to comply, as soon as possible, with any request from MAS or the institution, to the service provider or its sub-contractors, to submit any reports on the security and control environment of the service provider and its sub-contractors to MAS, in relation to the outsourcing arrangement.</w:t>
+            </w:r>
+          </w:p>
+        </w:tc>
+        <w:tc>
+          <w:tcPr>
+            <w:tcW w:w="2189" w:type="dxa"/>
+          </w:tcPr>
+          <w:p>
+            <w:pPr>
+              <w:pStyle w:val="BodyText"/>
+              <w:rPr>
+                <w:rFonts w:asciiTheme="majorHAnsi" w:hAnsiTheme="majorHAnsi" w:cstheme="majorHAnsi"/>
+                <w:sz w:val="18"/>
+                <w:szCs w:val="18"/>
+              </w:rPr>
+            </w:pPr>
+            <w:r>
+              <w:rPr>
+                <w:rFonts w:asciiTheme="majorHAnsi" w:hAnsiTheme="majorHAnsi" w:cstheme="majorHAnsi"/>
+                <w:sz w:val="18"/>
+                <w:szCs w:val="18"/>
+              </w:rPr>
+              <w:t xml:space="preserve">No Bank counterpart – see 3.9.2 above.</w:t>
+            </w:r>
+          </w:p>
+        </w:tc>
+      </w:tr>
+      <w:tr>
+        <w:tc>
+          <w:tcPr>
+            <w:tcW w:w="625" w:type="dxa"/>
+          </w:tcPr>
+          <w:p>
+            <w:pPr>
+              <w:pStyle w:val="BodyText"/>
+              <w:rPr>
+                <w:rFonts w:asciiTheme="majorHAnsi" w:hAnsiTheme="majorHAnsi" w:cstheme="majorHAnsi"/>
+                <w:sz w:val="18"/>
+                <w:szCs w:val="18"/>
+              </w:rPr>
+            </w:pPr>
+            <w:r>
+              <w:rPr>
+                <w:rFonts w:asciiTheme="majorHAnsi" w:hAnsiTheme="majorHAnsi" w:cstheme="majorHAnsi"/>
+                <w:sz w:val="18"/>
+                <w:szCs w:val="18"/>
+              </w:rPr>
+              <w:t xml:space="preserve">5.9.4</w:t>
+            </w:r>
+          </w:p>
+        </w:tc>
+        <w:tc>
+          <w:tcPr>
+            <w:tcW w:w="5670" w:type="dxa"/>
+          </w:tcPr>
+          <w:p>
+            <w:pPr>
+              <w:pStyle w:val="BodyText"/>
+              <w:rPr>
+                <w:rFonts w:asciiTheme="majorHAnsi" w:hAnsiTheme="majorHAnsi" w:cstheme="majorHAnsi"/>
+                <w:sz w:val="18"/>
+                <w:szCs w:val="18"/>
+              </w:rPr>
+            </w:pPr>
+            <w:r>
+              <w:rPr>
+                <w:rFonts w:asciiTheme="majorHAnsi" w:hAnsiTheme="majorHAnsi" w:cstheme="majorHAnsi"/>
+                <w:i/>
+                <w:iCs/>
+                <w:sz w:val="18"/>
+                <w:szCs w:val="18"/>
+              </w:rPr>
+              <w:t xml:space="preserve">No provision here under the Bank Guidelines.</w:t>
+            </w:r>
+          </w:p>
+        </w:tc>
+        <w:tc>
+          <w:tcPr>
+            <w:tcW w:w="5731" w:type="dxa"/>
+          </w:tcPr>
+          <w:p>
+            <w:pPr>
+              <w:pStyle w:val="BodyText"/>
+              <w:rPr>
+                <w:rFonts w:asciiTheme="majorHAnsi" w:hAnsiTheme="majorHAnsi" w:cstheme="majorHAnsi"/>
+                <w:sz w:val="18"/>
+                <w:szCs w:val="18"/>
+              </w:rPr>
+            </w:pPr>
+            <w:r>
+              <w:rPr>
+                <w:rFonts w:asciiTheme="majorHAnsi" w:hAnsiTheme="majorHAnsi" w:cstheme="majorHAnsi"/>
+                <w:sz w:val="18"/>
+                <w:szCs w:val="18"/>
+              </w:rPr>
+              <w:t xml:space="preserve">An institution should </w:t>
+            </w:r>
+            <w:r>
+              <w:rPr>
+                <w:rFonts w:asciiTheme="majorHAnsi" w:hAnsiTheme="majorHAnsi" w:cstheme="majorHAnsi"/>
+                <w:highlight w:val="yellow"/>
+                <w:sz w:val="18"/>
+                <w:szCs w:val="18"/>
+              </w:rPr>
+              <w:t xml:space="preserve">ensure that these expectations are met</w:t>
+            </w:r>
+            <w:r>
+              <w:rPr>
+                <w:rFonts w:asciiTheme="majorHAnsi" w:hAnsiTheme="majorHAnsi" w:cstheme="majorHAnsi"/>
+                <w:sz w:val="18"/>
+                <w:szCs w:val="18"/>
+              </w:rPr>
+              <w:t xml:space="preserve"> in its outsourcing arrangements with the service provider as well as any sub-contractor that the service provider may engage in the outsourcing arrangement, including any disaster recovery and backup service providers. MAS will endeavour to provide the institution reasonable notice of MAS’ intent to exercise its inspection rights and share its findings with the institution where appropriate.</w:t>
+            </w:r>
+          </w:p>
+        </w:tc>
+        <w:tc>
+          <w:tcPr>
+            <w:tcW w:w="2189" w:type="dxa"/>
+          </w:tcPr>
+          <w:p>
+            <w:pPr>
+              <w:pStyle w:val="BodyText"/>
+              <w:rPr>
+                <w:rFonts w:asciiTheme="majorHAnsi" w:hAnsiTheme="majorHAnsi" w:cstheme="majorHAnsi"/>
+                <w:sz w:val="18"/>
+                <w:szCs w:val="18"/>
+              </w:rPr>
+            </w:pPr>
+            <w:r>
+              <w:rPr>
+                <w:rFonts w:asciiTheme="majorHAnsi" w:hAnsiTheme="majorHAnsi" w:cstheme="majorHAnsi"/>
+                <w:sz w:val="18"/>
+                <w:szCs w:val="18"/>
+              </w:rPr>
+              <w:t xml:space="preserve">5.9.4 of the FI Guidelines corresponds to 3.9.3 of the Bank Guidelines (“ensure that these expectations are met” for “endeavour to subject”; “these expectations” covers 5.9.2 and 5.9.3).</w:t>
+            </w:r>
+          </w:p>
+        </w:tc>
+      </w:tr>
+      <w:tr>
+        <w:tc>
+          <w:tcPr>
+            <w:tcW w:w="625" w:type="dxa"/>
+          </w:tcPr>
+          <w:p>
+            <w:pPr>
+              <w:pStyle w:val="BodyText"/>
+              <w:rPr>
+                <w:rFonts w:asciiTheme="majorHAnsi" w:hAnsiTheme="majorHAnsi" w:cstheme="majorHAnsi"/>
+                <w:sz w:val="18"/>
+                <w:szCs w:val="18"/>
+              </w:rPr>
+            </w:pPr>
+            <w:r>
+              <w:rPr>
+                <w:rFonts w:asciiTheme="majorHAnsi" w:hAnsiTheme="majorHAnsi" w:cstheme="majorHAnsi"/>
+                <w:sz w:val="18"/>
+                <w:szCs w:val="18"/>
+              </w:rPr>
+              <w:t xml:space="preserve">5.9.5</w:t>
+            </w:r>
+          </w:p>
+        </w:tc>
+        <w:tc>
+          <w:tcPr>
+            <w:tcW w:w="5670" w:type="dxa"/>
+          </w:tcPr>
+          <w:p>
+            <w:pPr>
+              <w:pStyle w:val="BodyText"/>
+              <w:rPr>
+                <w:rFonts w:asciiTheme="majorHAnsi" w:hAnsiTheme="majorHAnsi" w:cstheme="majorHAnsi"/>
+                <w:sz w:val="18"/>
+                <w:szCs w:val="18"/>
+              </w:rPr>
+            </w:pPr>
+            <w:r>
+              <w:rPr>
+                <w:rFonts w:asciiTheme="majorHAnsi" w:hAnsiTheme="majorHAnsi" w:cstheme="majorHAnsi"/>
+                <w:i/>
+                <w:iCs/>
+                <w:sz w:val="18"/>
+                <w:szCs w:val="18"/>
+              </w:rPr>
+              <w:t xml:space="preserve">No provision here under the Bank Guidelines.</w:t>
+            </w:r>
+          </w:p>
+        </w:tc>
+        <w:tc>
+          <w:tcPr>
+            <w:tcW w:w="5731" w:type="dxa"/>
+          </w:tcPr>
+          <w:p>
+            <w:pPr>
+              <w:pStyle w:val="BodyText"/>
+              <w:rPr>
+                <w:rFonts w:asciiTheme="majorHAnsi" w:hAnsiTheme="majorHAnsi" w:cstheme="majorHAnsi"/>
+                <w:sz w:val="18"/>
+                <w:szCs w:val="18"/>
+              </w:rPr>
+            </w:pPr>
+            <w:r>
+              <w:rPr>
+                <w:rFonts w:asciiTheme="majorHAnsi" w:hAnsiTheme="majorHAnsi" w:cstheme="majorHAnsi"/>
+                <w:sz w:val="18"/>
+                <w:szCs w:val="18"/>
+              </w:rPr>
+              <w:t xml:space="preserve">An institution should ensure that independent audits and/or expert assessments of all its outsourcing arrangements are conducted. In determining the frequency of audit and expert assessment, the institution should consider the nature and extent of risk and impact to the institution from the outsourcing arrangements. The scope of the audits and expert assessments should include an assessment of the service providers’ and its sub-contractors’ security17 and control environment incident management process (for material breaches, service disruptions or other material issues) and the institution’s observance of the expectations in these Guidelines in relation to the outsourcing arrangement.</w:t>
+            </w:r>
+          </w:p>
+          <w:p>
+            <w:pPr>
+              <w:pStyle w:val="BodyText"/>
+              <w:rPr>
+                <w:rFonts w:asciiTheme="majorHAnsi" w:hAnsiTheme="majorHAnsi" w:cstheme="majorHAnsi"/>
+                <w:sz w:val="16"/>
+                <w:szCs w:val="16"/>
+              </w:rPr>
+            </w:pPr>
+            <w:r>
+              <w:rPr>
+                <w:rFonts w:asciiTheme="majorHAnsi" w:hAnsiTheme="majorHAnsi" w:cstheme="majorHAnsi"/>
+                <w:sz w:val="16"/>
+                <w:szCs w:val="16"/>
+              </w:rPr>
+              <w:t xml:space="preserve">17 – The security environment refers to both the physical and IT security environments.</w:t>
+            </w:r>
+          </w:p>
+        </w:tc>
+        <w:tc>
+          <w:tcPr>
+            <w:tcW w:w="2189" w:type="dxa"/>
+          </w:tcPr>
+          <w:p>
+            <w:pPr>
+              <w:pStyle w:val="BodyText"/>
+              <w:rPr>
+                <w:rFonts w:asciiTheme="majorHAnsi" w:hAnsiTheme="majorHAnsi" w:cstheme="majorHAnsi"/>
+                <w:sz w:val="18"/>
+                <w:szCs w:val="18"/>
+              </w:rPr>
+            </w:pPr>
+            <w:r>
+              <w:rPr>
+                <w:rFonts w:asciiTheme="majorHAnsi" w:hAnsiTheme="majorHAnsi" w:cstheme="majorHAnsi"/>
+                <w:sz w:val="18"/>
+                <w:szCs w:val="18"/>
+              </w:rPr>
+              <w:t xml:space="preserve">5.9.5 of the FI Guidelines corresponds verbatim to 3.9.4 of the Bank Guidelines (“of all its outsourcing arrangements”).</w:t>
+            </w:r>
+          </w:p>
+        </w:tc>
+      </w:tr>
+      <w:tr>
+        <w:tc>
+          <w:tcPr>
+            <w:tcW w:w="625" w:type="dxa"/>
+          </w:tcPr>
+          <w:p>
+            <w:pPr>
+              <w:pStyle w:val="BodyText"/>
+              <w:rPr>
+                <w:rFonts w:asciiTheme="majorHAnsi" w:hAnsiTheme="majorHAnsi" w:cstheme="majorHAnsi"/>
+                <w:sz w:val="18"/>
+                <w:szCs w:val="18"/>
+              </w:rPr>
+            </w:pPr>
+            <w:r>
+              <w:rPr>
+                <w:rFonts w:asciiTheme="majorHAnsi" w:hAnsiTheme="majorHAnsi" w:cstheme="majorHAnsi"/>
+                <w:sz w:val="18"/>
+                <w:szCs w:val="18"/>
+              </w:rPr>
+              <w:t xml:space="preserve">5.9.6</w:t>
+            </w:r>
+          </w:p>
+        </w:tc>
+        <w:tc>
+          <w:tcPr>
+            <w:tcW w:w="5670" w:type="dxa"/>
+          </w:tcPr>
+          <w:p>
+            <w:pPr>
+              <w:pStyle w:val="BodyText"/>
+              <w:rPr>
+                <w:rFonts w:asciiTheme="majorHAnsi" w:hAnsiTheme="majorHAnsi" w:cstheme="majorHAnsi"/>
+                <w:sz w:val="18"/>
+                <w:szCs w:val="18"/>
+              </w:rPr>
+            </w:pPr>
+            <w:r>
+              <w:rPr>
+                <w:rFonts w:asciiTheme="majorHAnsi" w:hAnsiTheme="majorHAnsi" w:cstheme="majorHAnsi"/>
+                <w:i/>
+                <w:iCs/>
+                <w:sz w:val="18"/>
+                <w:szCs w:val="18"/>
+              </w:rPr>
+              <w:t xml:space="preserve">No provision here under the Bank Guidelines.</w:t>
+            </w:r>
+          </w:p>
+        </w:tc>
+        <w:tc>
+          <w:tcPr>
+            <w:tcW w:w="5731" w:type="dxa"/>
+          </w:tcPr>
+          <w:p>
+            <w:pPr>
+              <w:pStyle w:val="BodyText"/>
+              <w:rPr>
+                <w:rFonts w:asciiTheme="majorHAnsi" w:hAnsiTheme="majorHAnsi" w:cstheme="majorHAnsi"/>
+                <w:sz w:val="18"/>
+                <w:szCs w:val="18"/>
+              </w:rPr>
+            </w:pPr>
+            <w:r>
+              <w:rPr>
+                <w:rFonts w:asciiTheme="majorHAnsi" w:hAnsiTheme="majorHAnsi" w:cstheme="majorHAnsi"/>
+                <w:sz w:val="18"/>
+                <w:szCs w:val="18"/>
+              </w:rPr>
+              <w:t xml:space="preserve">The independent audit and/or expert assessment on the service provider and its sub-contractors may be performed by the institution’s internal or external auditors, the service provider’s external auditors18 or by agents appointed by the institution. The appointed persons should possess the requisite knowledge and skills to perform the audit, and be independent of the unit or function performing the outsourcing arrangement. Senior management should ensure that appropriate and timely remedial actions are taken to address the audit findings19. Institutions and the service providers should have adequate processes in place to ensure that remedial actions are satisfactorily completed. Actions taken by the service provider to address the audit findings should be appropriately validated by the institution before closure. Where necessary, the relevant persons who possess the requisite knowledge and skills should be involved to validate the effectiveness of the security and control measures taken.</w:t>
+            </w:r>
+          </w:p>
+          <w:p>
+            <w:pPr>
+              <w:pStyle w:val="BodyText"/>
+              <w:rPr>
+                <w:rFonts w:asciiTheme="majorHAnsi" w:hAnsiTheme="majorHAnsi" w:cstheme="majorHAnsi"/>
+                <w:sz w:val="16"/>
+                <w:szCs w:val="16"/>
+              </w:rPr>
+            </w:pPr>
+            <w:r>
+              <w:rPr>
+                <w:rFonts w:asciiTheme="majorHAnsi" w:hAnsiTheme="majorHAnsi" w:cstheme="majorHAnsi"/>
+                <w:sz w:val="16"/>
+                <w:szCs w:val="16"/>
+              </w:rPr>
+              <w:t xml:space="preserve">24 – An institution should conduct its own audits to supplement the audits performed by the service provider’s auditors, where necessary.</w:t>
+            </w:r>
+          </w:p>
+          <w:p>
+            <w:pPr>
+              <w:pStyle w:val="BodyText"/>
+              <w:rPr>
+                <w:rFonts w:asciiTheme="majorHAnsi" w:hAnsiTheme="majorHAnsi" w:cstheme="majorHAnsi"/>
+                <w:sz w:val="16"/>
+                <w:szCs w:val="16"/>
+              </w:rPr>
+            </w:pPr>
+            <w:r>
+              <w:rPr>
+                <w:rFonts w:asciiTheme="majorHAnsi" w:hAnsiTheme="majorHAnsi" w:cstheme="majorHAnsi"/>
+                <w:sz w:val="16"/>
+                <w:szCs w:val="16"/>
+              </w:rPr>
+              <w:t xml:space="preserve">25 – Please refer to paragraph 3.1 on Responsibilities of Board and Senior Management.</w:t>
+            </w:r>
+          </w:p>
+        </w:tc>
+        <w:tc>
+          <w:tcPr>
+            <w:tcW w:w="2189" w:type="dxa"/>
+          </w:tcPr>
+          <w:p>
+            <w:pPr>
+              <w:pStyle w:val="BodyText"/>
+              <w:rPr>
+                <w:rFonts w:asciiTheme="majorHAnsi" w:hAnsiTheme="majorHAnsi" w:cstheme="majorHAnsi"/>
+                <w:sz w:val="18"/>
+                <w:szCs w:val="18"/>
+              </w:rPr>
+            </w:pPr>
+            <w:r>
+              <w:rPr>
+                <w:rFonts w:asciiTheme="majorHAnsi" w:hAnsiTheme="majorHAnsi" w:cstheme="majorHAnsi"/>
+                <w:sz w:val="18"/>
+                <w:szCs w:val="18"/>
+              </w:rPr>
+              <w:t xml:space="preserve">5.9.6 of the FI Guidelines corresponds to 3.9.5 of the Bank Guidelines, minus the pooled-audit example; footnote 18 omits the “need not be procured” concession in Bank footnote 24.</w:t>
+            </w:r>
+          </w:p>
+        </w:tc>
+      </w:tr>
+      <w:tr>
+        <w:tc>
+          <w:tcPr>
+            <w:tcW w:w="625" w:type="dxa"/>
+          </w:tcPr>
+          <w:p>
+            <w:pPr>
+              <w:pStyle w:val="BodyText"/>
+              <w:rPr>
+                <w:rFonts w:asciiTheme="majorHAnsi" w:hAnsiTheme="majorHAnsi" w:cstheme="majorHAnsi"/>
+                <w:sz w:val="18"/>
+                <w:szCs w:val="18"/>
+              </w:rPr>
+            </w:pPr>
+            <w:r>
+              <w:rPr>
+                <w:rFonts w:asciiTheme="majorHAnsi" w:hAnsiTheme="majorHAnsi" w:cstheme="majorHAnsi"/>
+                <w:sz w:val="18"/>
+                <w:szCs w:val="18"/>
+              </w:rPr>
+              <w:t xml:space="preserve">5.9.7</w:t>
+            </w:r>
+          </w:p>
+        </w:tc>
+        <w:tc>
+          <w:tcPr>
+            <w:tcW w:w="5670" w:type="dxa"/>
+          </w:tcPr>
+          <w:p>
+            <w:pPr>
+              <w:pStyle w:val="BodyText"/>
+              <w:rPr>
+                <w:rFonts w:asciiTheme="majorHAnsi" w:hAnsiTheme="majorHAnsi" w:cstheme="majorHAnsi"/>
+                <w:sz w:val="18"/>
+                <w:szCs w:val="18"/>
+              </w:rPr>
+            </w:pPr>
+            <w:r>
+              <w:rPr>
+                <w:rFonts w:asciiTheme="majorHAnsi" w:hAnsiTheme="majorHAnsi" w:cstheme="majorHAnsi"/>
+                <w:i/>
+                <w:iCs/>
+                <w:sz w:val="18"/>
+                <w:szCs w:val="18"/>
+              </w:rPr>
+              <w:t xml:space="preserve">No provision here under the Bank Guidelines.</w:t>
+            </w:r>
+          </w:p>
+        </w:tc>
+        <w:tc>
+          <w:tcPr>
+            <w:tcW w:w="5731" w:type="dxa"/>
+          </w:tcPr>
+          <w:p>
+            <w:pPr>
+              <w:pStyle w:val="BodyText"/>
+              <w:rPr>
+                <w:rFonts w:asciiTheme="majorHAnsi" w:hAnsiTheme="majorHAnsi" w:cstheme="majorHAnsi"/>
+                <w:sz w:val="18"/>
+                <w:szCs w:val="18"/>
+              </w:rPr>
+            </w:pPr>
+            <w:r>
+              <w:rPr>
+                <w:rFonts w:asciiTheme="majorHAnsi" w:hAnsiTheme="majorHAnsi" w:cstheme="majorHAnsi"/>
+                <w:sz w:val="18"/>
+                <w:szCs w:val="18"/>
+              </w:rPr>
+              <w:t xml:space="preserve">Significant issues and concerns should be brought to the attention of the senior management of the institution and service provider, or to the institution’s board, where warranted, on a timely basis. Actions should be taken by the institution to review the outsourcing arrangement if the risk posed is no longer within the institution’s risk tolerance.</w:t>
+            </w:r>
+          </w:p>
+        </w:tc>
+        <w:tc>
+          <w:tcPr>
+            <w:tcW w:w="2189" w:type="dxa"/>
+          </w:tcPr>
+          <w:p>
+            <w:pPr>
+              <w:pStyle w:val="BodyText"/>
+              <w:rPr>
+                <w:rFonts w:asciiTheme="majorHAnsi" w:hAnsiTheme="majorHAnsi" w:cstheme="majorHAnsi"/>
+                <w:sz w:val="18"/>
+                <w:szCs w:val="18"/>
+              </w:rPr>
+            </w:pPr>
+            <w:r>
+              <w:rPr>
+                <w:rFonts w:asciiTheme="majorHAnsi" w:hAnsiTheme="majorHAnsi" w:cstheme="majorHAnsi"/>
+                <w:sz w:val="18"/>
+                <w:szCs w:val="18"/>
+              </w:rPr>
+              <w:t xml:space="preserve">5.9.7 of the FI Guidelines corresponds verbatim to 3.9.6 of the Bank Guidelines.</w:t>
+            </w:r>
+          </w:p>
+        </w:tc>
+      </w:tr>
+      <w:tr>
+        <w:tc>
+          <w:tcPr>
+            <w:tcW w:w="625" w:type="dxa"/>
+          </w:tcPr>
+          <w:p>
+            <w:pPr>
+              <w:pStyle w:val="BodyText"/>
+              <w:rPr>
+                <w:rFonts w:asciiTheme="majorHAnsi" w:hAnsiTheme="majorHAnsi" w:cstheme="majorHAnsi"/>
+                <w:sz w:val="18"/>
+                <w:szCs w:val="18"/>
+              </w:rPr>
+            </w:pPr>
+            <w:r>
+              <w:rPr>
+                <w:rFonts w:asciiTheme="majorHAnsi" w:hAnsiTheme="majorHAnsi" w:cstheme="majorHAnsi"/>
+                <w:sz w:val="18"/>
+                <w:szCs w:val="18"/>
+              </w:rPr>
+              <w:t xml:space="preserve">5.9.8</w:t>
+            </w:r>
+          </w:p>
+        </w:tc>
+        <w:tc>
+          <w:tcPr>
+            <w:tcW w:w="5670" w:type="dxa"/>
+          </w:tcPr>
+          <w:p>
+            <w:pPr>
+              <w:pStyle w:val="BodyText"/>
+              <w:rPr>
+                <w:rFonts w:asciiTheme="majorHAnsi" w:hAnsiTheme="majorHAnsi" w:cstheme="majorHAnsi"/>
+                <w:sz w:val="18"/>
+                <w:szCs w:val="18"/>
+              </w:rPr>
+            </w:pPr>
+            <w:r>
+              <w:rPr>
+                <w:rFonts w:asciiTheme="majorHAnsi" w:hAnsiTheme="majorHAnsi" w:cstheme="majorHAnsi"/>
+                <w:i/>
+                <w:iCs/>
+                <w:sz w:val="18"/>
+                <w:szCs w:val="18"/>
+              </w:rPr>
+              <w:t xml:space="preserve">No provision here under the Bank Guidelines.</w:t>
+            </w:r>
+          </w:p>
+        </w:tc>
+        <w:tc>
+          <w:tcPr>
+            <w:tcW w:w="5731" w:type="dxa"/>
+          </w:tcPr>
+          <w:p>
+            <w:pPr>
+              <w:pStyle w:val="BodyText"/>
+              <w:rPr>
+                <w:rFonts w:asciiTheme="majorHAnsi" w:hAnsiTheme="majorHAnsi" w:cstheme="majorHAnsi"/>
+                <w:sz w:val="18"/>
+                <w:szCs w:val="18"/>
+              </w:rPr>
+            </w:pPr>
+            <w:r>
+              <w:rPr>
+                <w:rFonts w:asciiTheme="majorHAnsi" w:hAnsiTheme="majorHAnsi" w:cstheme="majorHAnsi"/>
+                <w:sz w:val="18"/>
+                <w:szCs w:val="18"/>
+              </w:rPr>
+              <w:t xml:space="preserve">Copies of audit reports should be submitted by the institution to MAS</w:t>
+            </w:r>
+            <w:r>
+              <w:rPr>
+                <w:rFonts w:asciiTheme="majorHAnsi" w:hAnsiTheme="majorHAnsi" w:cstheme="majorHAnsi"/>
+                <w:highlight w:val="yellow"/>
+                <w:sz w:val="18"/>
+                <w:szCs w:val="18"/>
+              </w:rPr>
+              <w:t xml:space="preserve">.</w:t>
+            </w:r>
+            <w:r>
+              <w:rPr>
+                <w:rFonts w:asciiTheme="majorHAnsi" w:hAnsiTheme="majorHAnsi" w:cstheme="majorHAnsi"/>
+                <w:sz w:val="18"/>
+                <w:szCs w:val="18"/>
+              </w:rPr>
+              <w:t xml:space="preserve"> An institution should also, upon request, provide MAS with other reports or information on the institution and service provider that is related to the outsourcing arrangement.</w:t>
+            </w:r>
+          </w:p>
+        </w:tc>
+        <w:tc>
+          <w:tcPr>
+            <w:tcW w:w="2189" w:type="dxa"/>
+          </w:tcPr>
+          <w:p>
+            <w:pPr>
+              <w:pStyle w:val="BodyText"/>
+              <w:rPr>
+                <w:rFonts w:asciiTheme="majorHAnsi" w:hAnsiTheme="majorHAnsi" w:cstheme="majorHAnsi"/>
+                <w:sz w:val="18"/>
+                <w:szCs w:val="18"/>
+              </w:rPr>
+            </w:pPr>
+            <w:r>
+              <w:rPr>
+                <w:rFonts w:asciiTheme="majorHAnsi" w:hAnsiTheme="majorHAnsi" w:cstheme="majorHAnsi"/>
+                <w:sz w:val="18"/>
+                <w:szCs w:val="18"/>
+              </w:rPr>
+              <w:t xml:space="preserve">5.9.8 of the FI Guidelines corresponds to 3.9.7 of the Bank Guidelines, save that “upon request” is omitted for audit reports – see 3.9.7 above.</w:t>
+            </w:r>
+          </w:p>
+        </w:tc>
+      </w:tr>
+      <w:tr>
+        <w:tc>
+          <w:tcPr>
+            <w:tcW w:w="625" w:type="dxa"/>
+          </w:tcPr>
+          <w:p>
+            <w:pPr>
+              <w:pStyle w:val="BodyText"/>
+              <w:rPr>
+                <w:rFonts w:asciiTheme="majorHAnsi" w:hAnsiTheme="majorHAnsi" w:cstheme="majorHAnsi"/>
+                <w:sz w:val="18"/>
+                <w:szCs w:val="18"/>
+              </w:rPr>
+            </w:pPr>
+            <w:r>
+              <w:rPr>
+                <w:rFonts w:asciiTheme="majorHAnsi" w:hAnsiTheme="majorHAnsi" w:cstheme="majorHAnsi"/>
+                <w:sz w:val="18"/>
+                <w:szCs w:val="18"/>
+              </w:rPr>
+              <w:t xml:space="preserve">5.10</w:t>
+            </w:r>
+          </w:p>
+        </w:tc>
+        <w:tc>
+          <w:tcPr>
+            <w:tcW w:w="5670" w:type="dxa"/>
+          </w:tcPr>
+        </w:tc>
+        <w:tc>
+          <w:tcPr>
+            <w:tcW w:w="5731" w:type="dxa"/>
+          </w:tcPr>
+          <w:p>
+            <w:pPr>
+              <w:pStyle w:val="BodyText"/>
+              <w:rPr>
+                <w:rFonts w:asciiTheme="majorHAnsi" w:hAnsiTheme="majorHAnsi" w:cstheme="majorHAnsi"/>
+                <w:sz w:val="18"/>
+                <w:szCs w:val="18"/>
+              </w:rPr>
+            </w:pPr>
+            <w:r>
+              <w:rPr>
+                <w:rFonts w:asciiTheme="majorHAnsi" w:hAnsiTheme="majorHAnsi" w:cstheme="majorHAnsi"/>
+                <w:i/>
+                <w:iCs/>
+                <w:sz w:val="18"/>
+                <w:szCs w:val="18"/>
+              </w:rPr>
+              <w:t xml:space="preserve">Outsourcing outside Singapore</w:t>
+            </w:r>
+          </w:p>
+        </w:tc>
+        <w:tc>
+          <w:tcPr>
+            <w:tcW w:w="2189" w:type="dxa"/>
+          </w:tcPr>
+          <w:p>
+            <w:pPr>
+              <w:pStyle w:val="BodyText"/>
+              <w:rPr>
+                <w:rFonts w:asciiTheme="majorHAnsi" w:hAnsiTheme="majorHAnsi" w:cstheme="majorHAnsi"/>
+                <w:sz w:val="18"/>
+                <w:szCs w:val="18"/>
+              </w:rPr>
+            </w:pPr>
+            <w:r>
+              <w:rPr>
+                <w:rFonts w:asciiTheme="majorHAnsi" w:hAnsiTheme="majorHAnsi" w:cstheme="majorHAnsi"/>
+                <w:sz w:val="18"/>
+                <w:szCs w:val="18"/>
+              </w:rPr>
+              <w:t xml:space="preserve">Found in 3.10 of the Bank Guidelines.</w:t>
+            </w:r>
+          </w:p>
+        </w:tc>
+      </w:tr>
+      <w:tr>
+        <w:tc>
+          <w:tcPr>
+            <w:tcW w:w="625" w:type="dxa"/>
+          </w:tcPr>
+          <w:p>
+            <w:pPr>
+              <w:pStyle w:val="BodyText"/>
+              <w:rPr>
+                <w:rFonts w:asciiTheme="majorHAnsi" w:hAnsiTheme="majorHAnsi" w:cstheme="majorHAnsi"/>
+                <w:sz w:val="18"/>
+                <w:szCs w:val="18"/>
+              </w:rPr>
+            </w:pPr>
+            <w:r>
+              <w:rPr>
+                <w:rFonts w:asciiTheme="majorHAnsi" w:hAnsiTheme="majorHAnsi" w:cstheme="majorHAnsi"/>
+                <w:sz w:val="18"/>
+                <w:szCs w:val="18"/>
+              </w:rPr>
+              <w:t xml:space="preserve">5.10.1</w:t>
+            </w:r>
+          </w:p>
+        </w:tc>
+        <w:tc>
+          <w:tcPr>
+            <w:tcW w:w="5670" w:type="dxa"/>
+          </w:tcPr>
+          <w:p>
+            <w:pPr>
+              <w:pStyle w:val="BodyText"/>
+              <w:rPr>
+                <w:rFonts w:asciiTheme="majorHAnsi" w:hAnsiTheme="majorHAnsi" w:cstheme="majorHAnsi"/>
+                <w:sz w:val="18"/>
+                <w:szCs w:val="18"/>
+              </w:rPr>
+            </w:pPr>
+            <w:r>
+              <w:rPr>
+                <w:rFonts w:asciiTheme="majorHAnsi" w:hAnsiTheme="majorHAnsi" w:cstheme="majorHAnsi"/>
+                <w:i/>
+                <w:iCs/>
+                <w:sz w:val="18"/>
+                <w:szCs w:val="18"/>
+              </w:rPr>
+              <w:t xml:space="preserve">No provision here under the Bank Guidelines.</w:t>
+            </w:r>
+          </w:p>
+        </w:tc>
+        <w:tc>
+          <w:tcPr>
+            <w:tcW w:w="5731" w:type="dxa"/>
+          </w:tcPr>
+          <w:p>
+            <w:pPr>
+              <w:pStyle w:val="BodyText"/>
+              <w:rPr>
+                <w:rFonts w:asciiTheme="majorHAnsi" w:hAnsiTheme="majorHAnsi" w:cstheme="majorHAnsi"/>
+                <w:sz w:val="18"/>
+                <w:szCs w:val="18"/>
+              </w:rPr>
+            </w:pPr>
+            <w:r>
+              <w:rPr>
+                <w:rFonts w:asciiTheme="majorHAnsi" w:hAnsiTheme="majorHAnsi" w:cstheme="majorHAnsi"/>
+                <w:sz w:val="18"/>
+                <w:szCs w:val="18"/>
+              </w:rPr>
+              <w:t xml:space="preserve">The engagement of a service provider in a foreign country, or an outsourcing arrangement whereby the outsourced function is performed in a foreign country, may expose an institution to country risk - economic, social and political conditions and events in a foreign country that may adversely affect the institution. Such conditions and events could prevent the service provider from carrying out the terms of its agreement with the institution. In its risk management of such outsourcing arrangements, an institution should take into account, as part of its due diligence, and on a continuous basis: (a) government policies; (b) political, social, economic conditions; (c) legal and regulatory developments in the foreign country; and (d) the institution’s ability to effectively monitor the service provider, and execute its business continuity management plans and exit strategy. An institution should also be aware of the disaster recovery arrangements and locations established by the service provider in relation to the outsourcing arrangement. As information and data could be moved to primary or backup sites located in foreign countries, the risks associated with the medium of transport, be it physical or electronic, should also be considered.</w:t>
+            </w:r>
+          </w:p>
+        </w:tc>
+        <w:tc>
+          <w:tcPr>
+            <w:tcW w:w="2189" w:type="dxa"/>
+          </w:tcPr>
+          <w:p>
+            <w:pPr>
+              <w:pStyle w:val="BodyText"/>
+              <w:rPr>
+                <w:rFonts w:asciiTheme="majorHAnsi" w:hAnsiTheme="majorHAnsi" w:cstheme="majorHAnsi"/>
+                <w:sz w:val="18"/>
+                <w:szCs w:val="18"/>
+              </w:rPr>
+            </w:pPr>
+            <w:r>
+              <w:rPr>
+                <w:rFonts w:asciiTheme="majorHAnsi" w:hAnsiTheme="majorHAnsi" w:cstheme="majorHAnsi"/>
+                <w:sz w:val="18"/>
+                <w:szCs w:val="18"/>
+              </w:rPr>
+              <w:t xml:space="preserve">5.10.1 of the FI Guidelines corresponds verbatim to 3.10.1 of the Bank Guidelines.</w:t>
+            </w:r>
+          </w:p>
+        </w:tc>
+      </w:tr>
+      <w:tr>
+        <w:tc>
+          <w:tcPr>
+            <w:tcW w:w="625" w:type="dxa"/>
+          </w:tcPr>
+          <w:p>
+            <w:pPr>
+              <w:pStyle w:val="BodyText"/>
+              <w:rPr>
+                <w:rFonts w:asciiTheme="majorHAnsi" w:hAnsiTheme="majorHAnsi" w:cstheme="majorHAnsi"/>
+                <w:sz w:val="18"/>
+                <w:szCs w:val="18"/>
+              </w:rPr>
+            </w:pPr>
+            <w:r>
+              <w:rPr>
+                <w:rFonts w:asciiTheme="majorHAnsi" w:hAnsiTheme="majorHAnsi" w:cstheme="majorHAnsi"/>
+                <w:sz w:val="18"/>
+                <w:szCs w:val="18"/>
+              </w:rPr>
+              <w:t xml:space="preserve">5.10.2</w:t>
+            </w:r>
+          </w:p>
+        </w:tc>
+        <w:tc>
+          <w:tcPr>
+            <w:tcW w:w="5670" w:type="dxa"/>
+          </w:tcPr>
+          <w:p>
+            <w:pPr>
+              <w:pStyle w:val="BodyText"/>
+              <w:rPr>
+                <w:rFonts w:asciiTheme="majorHAnsi" w:hAnsiTheme="majorHAnsi" w:cstheme="majorHAnsi"/>
+                <w:sz w:val="18"/>
+                <w:szCs w:val="18"/>
+              </w:rPr>
+            </w:pPr>
+            <w:r>
+              <w:rPr>
+                <w:rFonts w:asciiTheme="majorHAnsi" w:hAnsiTheme="majorHAnsi" w:cstheme="majorHAnsi"/>
+                <w:i/>
+                <w:iCs/>
+                <w:sz w:val="18"/>
+                <w:szCs w:val="18"/>
+              </w:rPr>
+              <w:t xml:space="preserve">No provision here under the Bank Guidelines.</w:t>
+            </w:r>
+          </w:p>
+        </w:tc>
+        <w:tc>
+          <w:tcPr>
+            <w:tcW w:w="5731" w:type="dxa"/>
+          </w:tcPr>
+          <w:p>
+            <w:pPr>
+              <w:pStyle w:val="BodyText"/>
+              <w:rPr>
+                <w:rFonts w:asciiTheme="majorHAnsi" w:hAnsiTheme="majorHAnsi" w:cstheme="majorHAnsi"/>
+                <w:sz w:val="18"/>
+                <w:szCs w:val="18"/>
+              </w:rPr>
+            </w:pPr>
+            <w:r>
+              <w:rPr>
+                <w:rFonts w:asciiTheme="majorHAnsi" w:hAnsiTheme="majorHAnsi" w:cstheme="majorHAnsi"/>
+                <w:sz w:val="18"/>
+                <w:szCs w:val="18"/>
+              </w:rPr>
+              <w:t xml:space="preserve">Material outsourcing arrangements with service providers located outside Singapore should be conducted in a manner so as not to hinder MAS’ efforts to supervise the Singapore business activities of the institution (i.e., from its books, accounts and documents) in a timely manner, in particular: (a) An institution should, in principle, enter into outsourcing arrangements only with service providers operating in jurisdictions that generally uphold confidentiality clauses and agreements. (b) An institution should not enter into outsourcing arrangements with service providers in jurisdictions where prompt access to information by MAS or agents appointed by MAS to act on its behalf, at the service provider, may be impeded by legal or administrative restrictions. An institution must at least commit to retrieve information readily from the service provider should MAS request for such information. </w:t>
+            </w:r>
+            <w:r>
+              <w:rPr>
+                <w:rFonts w:asciiTheme="majorHAnsi" w:hAnsiTheme="majorHAnsi" w:cstheme="majorHAnsi"/>
+                <w:highlight w:val="yellow"/>
+                <w:sz w:val="18"/>
+                <w:szCs w:val="18"/>
+              </w:rPr>
+              <w:t xml:space="preserve">The institution should confirm in writing to MAS, that the institution has provided, in its outsourcing agreements, for MAS to have the rights of inspecting the service provider, as well as the rights of access to the institution and service provider’s information, reports and findings related to the outsourcing arrangement, as set out in paragraph 5.9.</w:t>
+            </w:r>
+            <w:r>
+              <w:rPr>
+                <w:rFonts w:asciiTheme="majorHAnsi" w:hAnsiTheme="majorHAnsi" w:cstheme="majorHAnsi"/>
+                <w:sz w:val="18"/>
+                <w:szCs w:val="18"/>
+              </w:rPr>
+              <w:t xml:space="preserve"> </w:t>
+            </w:r>
+            <w:r>
+              <w:rPr>
+                <w:rFonts w:asciiTheme="majorHAnsi" w:hAnsiTheme="majorHAnsi" w:cstheme="majorHAnsi"/>
+                <w:highlight w:val="yellow"/>
+                <w:sz w:val="18"/>
+                <w:szCs w:val="18"/>
+              </w:rPr>
+              <w:t xml:space="preserve">(c) An institution should notify MAS if any overseas authority were to seek access to its customer information or if a situation were to arise where the rights of access of the institution and MAS set out in paragraph 5.9, have been restricted or denied.</w:t>
+            </w:r>
+          </w:p>
+        </w:tc>
+        <w:tc>
+          <w:tcPr>
+            <w:tcW w:w="2189" w:type="dxa"/>
+          </w:tcPr>
+          <w:p>
+            <w:pPr>
+              <w:pStyle w:val="BodyText"/>
+              <w:rPr>
+                <w:rFonts w:asciiTheme="majorHAnsi" w:hAnsiTheme="majorHAnsi" w:cstheme="majorHAnsi"/>
+                <w:sz w:val="18"/>
+                <w:szCs w:val="18"/>
+              </w:rPr>
+            </w:pPr>
+            <w:r>
+              <w:rPr>
+                <w:rFonts w:asciiTheme="majorHAnsi" w:hAnsiTheme="majorHAnsi" w:cstheme="majorHAnsi"/>
+                <w:sz w:val="18"/>
+                <w:szCs w:val="18"/>
+              </w:rPr>
+              <w:t xml:space="preserve">5.10.2 of the FI Guidelines corresponds to 3.10.2 of the Bank Guidelines; the written confirmation to MAS in item (b) and the whole of item (c) have no Bank counterpart – see 3.10.2 above.</w:t>
+            </w:r>
+          </w:p>
+        </w:tc>
+      </w:tr>
+      <w:tr>
+        <w:tc>
+          <w:tcPr>
+            <w:tcW w:w="625" w:type="dxa"/>
+          </w:tcPr>
+          <w:p>
+            <w:pPr>
+              <w:pStyle w:val="BodyText"/>
+              <w:rPr>
+                <w:rFonts w:asciiTheme="majorHAnsi" w:hAnsiTheme="majorHAnsi" w:cstheme="majorHAnsi"/>
+                <w:sz w:val="18"/>
+                <w:szCs w:val="18"/>
+              </w:rPr>
+            </w:pPr>
+            <w:r>
+              <w:rPr>
+                <w:rFonts w:asciiTheme="majorHAnsi" w:hAnsiTheme="majorHAnsi" w:cstheme="majorHAnsi"/>
+                <w:sz w:val="18"/>
+                <w:szCs w:val="18"/>
+              </w:rPr>
+              <w:t xml:space="preserve">5.11</w:t>
+            </w:r>
+          </w:p>
+        </w:tc>
+        <w:tc>
+          <w:tcPr>
+            <w:tcW w:w="5670" w:type="dxa"/>
+          </w:tcPr>
+        </w:tc>
+        <w:tc>
+          <w:tcPr>
+            <w:tcW w:w="5731" w:type="dxa"/>
+          </w:tcPr>
+          <w:p>
+            <w:pPr>
+              <w:pStyle w:val="BodyText"/>
+              <w:rPr>
+                <w:rFonts w:asciiTheme="majorHAnsi" w:hAnsiTheme="majorHAnsi" w:cstheme="majorHAnsi"/>
+                <w:sz w:val="18"/>
+                <w:szCs w:val="18"/>
+              </w:rPr>
+            </w:pPr>
+            <w:r>
+              <w:rPr>
+                <w:rFonts w:asciiTheme="majorHAnsi" w:hAnsiTheme="majorHAnsi" w:cstheme="majorHAnsi"/>
+                <w:i/>
+                <w:iCs/>
+                <w:sz w:val="18"/>
+                <w:szCs w:val="18"/>
+              </w:rPr>
+              <w:t xml:space="preserve">Outsourcing within a Group</w:t>
+            </w:r>
+          </w:p>
+        </w:tc>
+        <w:tc>
+          <w:tcPr>
+            <w:tcW w:w="2189" w:type="dxa"/>
+          </w:tcPr>
+          <w:p>
+            <w:pPr>
+              <w:pStyle w:val="BodyText"/>
+              <w:rPr>
+                <w:rFonts w:asciiTheme="majorHAnsi" w:hAnsiTheme="majorHAnsi" w:cstheme="majorHAnsi"/>
+                <w:sz w:val="18"/>
+                <w:szCs w:val="18"/>
+              </w:rPr>
+            </w:pPr>
+            <w:r>
+              <w:rPr>
+                <w:rFonts w:asciiTheme="majorHAnsi" w:hAnsiTheme="majorHAnsi" w:cstheme="majorHAnsi"/>
+                <w:sz w:val="18"/>
+                <w:szCs w:val="18"/>
+              </w:rPr>
+              <w:t xml:space="preserve">Found in 3.11 of the Bank Guidelines.</w:t>
+            </w:r>
+          </w:p>
+        </w:tc>
+      </w:tr>
+      <w:tr>
+        <w:tc>
+          <w:tcPr>
+            <w:tcW w:w="625" w:type="dxa"/>
+          </w:tcPr>
+          <w:p>
+            <w:pPr>
+              <w:pStyle w:val="BodyText"/>
+              <w:rPr>
+                <w:rFonts w:asciiTheme="majorHAnsi" w:hAnsiTheme="majorHAnsi" w:cstheme="majorHAnsi"/>
+                <w:sz w:val="18"/>
+                <w:szCs w:val="18"/>
+              </w:rPr>
+            </w:pPr>
+            <w:r>
+              <w:rPr>
+                <w:rFonts w:asciiTheme="majorHAnsi" w:hAnsiTheme="majorHAnsi" w:cstheme="majorHAnsi"/>
+                <w:sz w:val="18"/>
+                <w:szCs w:val="18"/>
+              </w:rPr>
+              <w:t xml:space="preserve">5.11.1</w:t>
+            </w:r>
+          </w:p>
+        </w:tc>
+        <w:tc>
+          <w:tcPr>
+            <w:tcW w:w="5670" w:type="dxa"/>
+          </w:tcPr>
+          <w:p>
+            <w:pPr>
+              <w:pStyle w:val="BodyText"/>
+              <w:rPr>
+                <w:rFonts w:asciiTheme="majorHAnsi" w:hAnsiTheme="majorHAnsi" w:cstheme="majorHAnsi"/>
+                <w:sz w:val="18"/>
+                <w:szCs w:val="18"/>
+              </w:rPr>
+            </w:pPr>
+            <w:r>
+              <w:rPr>
+                <w:rFonts w:asciiTheme="majorHAnsi" w:hAnsiTheme="majorHAnsi" w:cstheme="majorHAnsi"/>
+                <w:i/>
+                <w:iCs/>
+                <w:sz w:val="18"/>
+                <w:szCs w:val="18"/>
+              </w:rPr>
+              <w:t xml:space="preserve">No provision here under the Bank Guidelines.</w:t>
+            </w:r>
+          </w:p>
+        </w:tc>
+        <w:tc>
+          <w:tcPr>
+            <w:tcW w:w="5731" w:type="dxa"/>
+          </w:tcPr>
+          <w:p>
+            <w:pPr>
+              <w:pStyle w:val="BodyText"/>
+              <w:rPr>
+                <w:rFonts w:asciiTheme="majorHAnsi" w:hAnsiTheme="majorHAnsi" w:cstheme="majorHAnsi"/>
+                <w:sz w:val="18"/>
+                <w:szCs w:val="18"/>
+              </w:rPr>
+            </w:pPr>
+            <w:r>
+              <w:rPr>
+                <w:rFonts w:asciiTheme="majorHAnsi" w:hAnsiTheme="majorHAnsi" w:cstheme="majorHAnsi"/>
+                <w:sz w:val="18"/>
+                <w:szCs w:val="18"/>
+              </w:rPr>
+              <w:t xml:space="preserve">These Guidelines are applicable to outsourcing arrangements with parties within an institution’s group. The expectations may be addressed within group-wide risk management policies and procedures. The institution would be expected to provide, when requested, information demonstrating the structure and processes by which its board and senior management discharge their role in the oversight and management of outsourcing risks on a group-wide basis. For an institution incorporated or established outside Singapore, the roles and responsibilities of the local management are set out in paragraph 5.2.5.</w:t>
+            </w:r>
+          </w:p>
+        </w:tc>
+        <w:tc>
+          <w:tcPr>
+            <w:tcW w:w="2189" w:type="dxa"/>
+          </w:tcPr>
+          <w:p>
+            <w:pPr>
+              <w:pStyle w:val="BodyText"/>
+              <w:rPr>
+                <w:rFonts w:asciiTheme="majorHAnsi" w:hAnsiTheme="majorHAnsi" w:cstheme="majorHAnsi"/>
+                <w:sz w:val="18"/>
+                <w:szCs w:val="18"/>
+              </w:rPr>
+            </w:pPr>
+            <w:r>
+              <w:rPr>
+                <w:rFonts w:asciiTheme="majorHAnsi" w:hAnsiTheme="majorHAnsi" w:cstheme="majorHAnsi"/>
+                <w:sz w:val="18"/>
+                <w:szCs w:val="18"/>
+              </w:rPr>
+              <w:t xml:space="preserve">5.11.1 of the FI Guidelines corresponds to 3.11.1 of the Bank Guidelines, without “including subsidiaries of Singapore-incorporated banks”; see also 2.3 of the FI Guidelines.</w:t>
+            </w:r>
+          </w:p>
+        </w:tc>
+      </w:tr>
+      <w:tr>
+        <w:tc>
+          <w:tcPr>
+            <w:tcW w:w="625" w:type="dxa"/>
+          </w:tcPr>
+          <w:p>
+            <w:pPr>
+              <w:pStyle w:val="BodyText"/>
+              <w:rPr>
+                <w:rFonts w:asciiTheme="majorHAnsi" w:hAnsiTheme="majorHAnsi" w:cstheme="majorHAnsi"/>
+                <w:sz w:val="18"/>
+                <w:szCs w:val="18"/>
+              </w:rPr>
+            </w:pPr>
+            <w:r>
+              <w:rPr>
+                <w:rFonts w:asciiTheme="majorHAnsi" w:hAnsiTheme="majorHAnsi" w:cstheme="majorHAnsi"/>
+                <w:sz w:val="18"/>
+                <w:szCs w:val="18"/>
+              </w:rPr>
+              <w:t xml:space="preserve">5.11.2</w:t>
+            </w:r>
+          </w:p>
+        </w:tc>
+        <w:tc>
+          <w:tcPr>
+            <w:tcW w:w="5670" w:type="dxa"/>
+          </w:tcPr>
+          <w:p>
+            <w:pPr>
+              <w:pStyle w:val="BodyText"/>
+              <w:rPr>
+                <w:rFonts w:asciiTheme="majorHAnsi" w:hAnsiTheme="majorHAnsi" w:cstheme="majorHAnsi"/>
+                <w:sz w:val="18"/>
+                <w:szCs w:val="18"/>
+              </w:rPr>
+            </w:pPr>
+            <w:r>
+              <w:rPr>
+                <w:rFonts w:asciiTheme="majorHAnsi" w:hAnsiTheme="majorHAnsi" w:cstheme="majorHAnsi"/>
+                <w:i/>
+                <w:iCs/>
+                <w:sz w:val="18"/>
+                <w:szCs w:val="18"/>
+              </w:rPr>
+              <w:t xml:space="preserve">No provision here under the Bank Guidelines.</w:t>
+            </w:r>
+          </w:p>
+        </w:tc>
+        <w:tc>
+          <w:tcPr>
+            <w:tcW w:w="5731" w:type="dxa"/>
+          </w:tcPr>
+          <w:p>
+            <w:pPr>
+              <w:pStyle w:val="BodyText"/>
+              <w:rPr>
+                <w:rFonts w:asciiTheme="majorHAnsi" w:hAnsiTheme="majorHAnsi" w:cstheme="majorHAnsi"/>
+                <w:sz w:val="18"/>
+                <w:szCs w:val="18"/>
+              </w:rPr>
+            </w:pPr>
+            <w:r>
+              <w:rPr>
+                <w:rFonts w:asciiTheme="majorHAnsi" w:hAnsiTheme="majorHAnsi" w:cstheme="majorHAnsi"/>
+                <w:sz w:val="18"/>
+                <w:szCs w:val="18"/>
+              </w:rPr>
+              <w:t xml:space="preserve">Due diligence on an intra-group service provider may take the form of evaluating qualitative aspects of the service provider’s ability to address risks specific to the institution, particularly those relating to business continuity management, monitoring and control, audit and inspection, including confirmation on the right of access to be provided to MAS, to retain effective supervision over the institution, and compliance with local regulatory standards. The respective roles and responsibilities of each office in the outsourcing arrangement should be documented in writing in a service level agreement or an equivalent document.</w:t>
+            </w:r>
+          </w:p>
+        </w:tc>
+        <w:tc>
+          <w:tcPr>
+            <w:tcW w:w="2189" w:type="dxa"/>
+          </w:tcPr>
+          <w:p>
+            <w:pPr>
+              <w:pStyle w:val="BodyText"/>
+              <w:rPr>
+                <w:rFonts w:asciiTheme="majorHAnsi" w:hAnsiTheme="majorHAnsi" w:cstheme="majorHAnsi"/>
+                <w:sz w:val="18"/>
+                <w:szCs w:val="18"/>
+              </w:rPr>
+            </w:pPr>
+            <w:r>
+              <w:rPr>
+                <w:rFonts w:asciiTheme="majorHAnsi" w:hAnsiTheme="majorHAnsi" w:cstheme="majorHAnsi"/>
+                <w:sz w:val="18"/>
+                <w:szCs w:val="18"/>
+              </w:rPr>
+              <w:t xml:space="preserve">5.11.2 of the FI Guidelines corresponds verbatim to 3.11.2 of the Bank Guidelines.</w:t>
+            </w:r>
+          </w:p>
+        </w:tc>
+      </w:tr>
+      <w:tr>
+        <w:tc>
+          <w:tcPr>
+            <w:tcW w:w="625" w:type="dxa"/>
+          </w:tcPr>
+          <w:p>
+            <w:pPr>
+              <w:pStyle w:val="BodyText"/>
+              <w:rPr>
+                <w:rFonts w:asciiTheme="majorHAnsi" w:hAnsiTheme="majorHAnsi" w:cstheme="majorHAnsi"/>
+                <w:sz w:val="18"/>
+                <w:szCs w:val="18"/>
+              </w:rPr>
+            </w:pPr>
+            <w:r>
+              <w:rPr>
+                <w:rFonts w:asciiTheme="majorHAnsi" w:hAnsiTheme="majorHAnsi" w:cstheme="majorHAnsi"/>
+                <w:sz w:val="18"/>
+                <w:szCs w:val="18"/>
+              </w:rPr>
+              <w:t xml:space="preserve">5.12</w:t>
+            </w:r>
+          </w:p>
+        </w:tc>
+        <w:tc>
+          <w:tcPr>
+            <w:tcW w:w="5670" w:type="dxa"/>
+          </w:tcPr>
+        </w:tc>
+        <w:tc>
+          <w:tcPr>
+            <w:tcW w:w="5731" w:type="dxa"/>
+          </w:tcPr>
+          <w:p>
+            <w:pPr>
+              <w:pStyle w:val="BodyText"/>
+              <w:rPr>
+                <w:rFonts w:asciiTheme="majorHAnsi" w:hAnsiTheme="majorHAnsi" w:cstheme="majorHAnsi"/>
+                <w:sz w:val="18"/>
+                <w:szCs w:val="18"/>
+              </w:rPr>
+            </w:pPr>
+            <w:r>
+              <w:rPr>
+                <w:rFonts w:asciiTheme="majorHAnsi" w:hAnsiTheme="majorHAnsi" w:cstheme="majorHAnsi"/>
+                <w:i/>
+                <w:iCs/>
+                <w:sz w:val="18"/>
+                <w:szCs w:val="18"/>
+              </w:rPr>
+              <w:t xml:space="preserve">Outsourcing of Internal Audit to External Auditors</w:t>
+            </w:r>
+          </w:p>
+        </w:tc>
+        <w:tc>
+          <w:tcPr>
+            <w:tcW w:w="2189" w:type="dxa"/>
+          </w:tcPr>
+          <w:p>
+            <w:pPr>
+              <w:pStyle w:val="BodyText"/>
+              <w:rPr>
+                <w:rFonts w:asciiTheme="majorHAnsi" w:hAnsiTheme="majorHAnsi" w:cstheme="majorHAnsi"/>
+                <w:sz w:val="18"/>
+                <w:szCs w:val="18"/>
+              </w:rPr>
+            </w:pPr>
+            <w:r>
+              <w:rPr>
+                <w:rFonts w:asciiTheme="majorHAnsi" w:hAnsiTheme="majorHAnsi" w:cstheme="majorHAnsi"/>
+                <w:sz w:val="18"/>
+                <w:szCs w:val="18"/>
+              </w:rPr>
+              <w:t xml:space="preserve">Found in 3.12 of the Bank Guidelines.</w:t>
+            </w:r>
+          </w:p>
+        </w:tc>
+      </w:tr>
+      <w:tr>
+        <w:tc>
+          <w:tcPr>
+            <w:tcW w:w="625" w:type="dxa"/>
+          </w:tcPr>
+          <w:p>
+            <w:pPr>
+              <w:pStyle w:val="BodyText"/>
+              <w:rPr>
+                <w:rFonts w:asciiTheme="majorHAnsi" w:hAnsiTheme="majorHAnsi" w:cstheme="majorHAnsi"/>
+                <w:sz w:val="18"/>
+                <w:szCs w:val="18"/>
+              </w:rPr>
+            </w:pPr>
+            <w:r>
+              <w:rPr>
+                <w:rFonts w:asciiTheme="majorHAnsi" w:hAnsiTheme="majorHAnsi" w:cstheme="majorHAnsi"/>
+                <w:sz w:val="18"/>
+                <w:szCs w:val="18"/>
+              </w:rPr>
+              <w:t xml:space="preserve">5.12.1</w:t>
+            </w:r>
+          </w:p>
+        </w:tc>
+        <w:tc>
+          <w:tcPr>
+            <w:tcW w:w="5670" w:type="dxa"/>
+          </w:tcPr>
+          <w:p>
+            <w:pPr>
+              <w:pStyle w:val="BodyText"/>
+              <w:rPr>
+                <w:rFonts w:asciiTheme="majorHAnsi" w:hAnsiTheme="majorHAnsi" w:cstheme="majorHAnsi"/>
+                <w:sz w:val="18"/>
+                <w:szCs w:val="18"/>
+              </w:rPr>
+            </w:pPr>
+            <w:r>
+              <w:rPr>
+                <w:rFonts w:asciiTheme="majorHAnsi" w:hAnsiTheme="majorHAnsi" w:cstheme="majorHAnsi"/>
+                <w:i/>
+                <w:iCs/>
+                <w:sz w:val="18"/>
+                <w:szCs w:val="18"/>
+              </w:rPr>
+              <w:t xml:space="preserve">No provision here under the Bank Guidelines.</w:t>
+            </w:r>
+          </w:p>
+        </w:tc>
+        <w:tc>
+          <w:tcPr>
+            <w:tcW w:w="5731" w:type="dxa"/>
+          </w:tcPr>
+          <w:p>
+            <w:pPr>
+              <w:pStyle w:val="BodyText"/>
+              <w:rPr>
+                <w:rFonts w:asciiTheme="majorHAnsi" w:hAnsiTheme="majorHAnsi" w:cstheme="majorHAnsi"/>
+                <w:sz w:val="18"/>
+                <w:szCs w:val="18"/>
+              </w:rPr>
+            </w:pPr>
+            <w:r>
+              <w:rPr>
+                <w:rFonts w:asciiTheme="majorHAnsi" w:hAnsiTheme="majorHAnsi" w:cstheme="majorHAnsi"/>
+                <w:sz w:val="18"/>
+                <w:szCs w:val="18"/>
+              </w:rPr>
+              <w:t xml:space="preserve">Where the outsourced service is the internal audit function of an institution, there are additional issues that an institution should deliberate upon. One of these is the lack of independence or the appearance of impaired independence, when a service provider is handling multiple engagements for an institution, such as internal and external audits, and consulting work. There is doubt that the service provider, in its internal audit role, would criticise itself for the quality of the external audit or consultancy services provided to the institution. In addition, as operations of an institution could be complex and involve large transaction volumes and amounts, it should ensure service providers have the expertise to adequately complete the engagement. An institution should address these and other relevant issues before outsourcing the internal audit function. In addition, as a sound practice, institutions should not outsource their internal audit function to the institution’s external audit firm20.</w:t>
+            </w:r>
+          </w:p>
+          <w:p>
+            <w:pPr>
+              <w:pStyle w:val="BodyText"/>
+              <w:rPr>
+                <w:rFonts w:asciiTheme="majorHAnsi" w:hAnsiTheme="majorHAnsi" w:cstheme="majorHAnsi"/>
+                <w:sz w:val="16"/>
+                <w:szCs w:val="16"/>
+              </w:rPr>
+            </w:pPr>
+            <w:r>
+              <w:rPr>
+                <w:rFonts w:asciiTheme="majorHAnsi" w:hAnsiTheme="majorHAnsi" w:cstheme="majorHAnsi"/>
+                <w:sz w:val="16"/>
+                <w:szCs w:val="16"/>
+              </w:rPr>
+              <w:t xml:space="preserve">20 – Any departure from this best practice should be </w:t>
+            </w:r>
+            <w:r>
+              <w:rPr>
+                <w:rFonts w:asciiTheme="majorHAnsi" w:hAnsiTheme="majorHAnsi" w:cstheme="majorHAnsi"/>
+                <w:highlight w:val="yellow"/>
+                <w:sz w:val="16"/>
+                <w:szCs w:val="16"/>
+              </w:rPr>
+              <w:t xml:space="preserve">limited to small institutions</w:t>
+            </w:r>
+            <w:r>
+              <w:rPr>
+                <w:rFonts w:asciiTheme="majorHAnsi" w:hAnsiTheme="majorHAnsi" w:cstheme="majorHAnsi"/>
+                <w:sz w:val="16"/>
+                <w:szCs w:val="16"/>
+              </w:rPr>
+              <w:t xml:space="preserve"> and should remain within the bounds of the applicable ethical standards for the statutory or external auditor.</w:t>
+            </w:r>
+          </w:p>
+        </w:tc>
+        <w:tc>
+          <w:tcPr>
+            <w:tcW w:w="2189" w:type="dxa"/>
+          </w:tcPr>
+          <w:p>
+            <w:pPr>
+              <w:pStyle w:val="BodyText"/>
+              <w:rPr>
+                <w:rFonts w:asciiTheme="majorHAnsi" w:hAnsiTheme="majorHAnsi" w:cstheme="majorHAnsi"/>
+                <w:sz w:val="18"/>
+                <w:szCs w:val="18"/>
+              </w:rPr>
+            </w:pPr>
+            <w:r>
+              <w:rPr>
+                <w:rFonts w:asciiTheme="majorHAnsi" w:hAnsiTheme="majorHAnsi" w:cstheme="majorHAnsi"/>
+                <w:sz w:val="18"/>
+                <w:szCs w:val="18"/>
+              </w:rPr>
+              <w:t xml:space="preserve">5.12.1 of the FI Guidelines corresponds to 3.12.1 of the Bank Guidelines; footnote 20 limits departures from the best practice to small institutions (see 3.12.1 above).</w:t>
+            </w:r>
+          </w:p>
+        </w:tc>
+      </w:tr>
+      <w:tr>
+        <w:tc>
+          <w:tcPr>
+            <w:tcW w:w="625" w:type="dxa"/>
+          </w:tcPr>
+          <w:p>
+            <w:pPr>
+              <w:pStyle w:val="BodyText"/>
+              <w:rPr>
+                <w:rFonts w:asciiTheme="majorHAnsi" w:hAnsiTheme="majorHAnsi" w:cstheme="majorHAnsi"/>
+                <w:sz w:val="18"/>
+                <w:szCs w:val="18"/>
+              </w:rPr>
+            </w:pPr>
+            <w:r>
+              <w:rPr>
+                <w:rFonts w:asciiTheme="majorHAnsi" w:hAnsiTheme="majorHAnsi" w:cstheme="majorHAnsi"/>
+                <w:sz w:val="18"/>
+                <w:szCs w:val="18"/>
+              </w:rPr>
+              <w:t xml:space="preserve">5.12.2</w:t>
+            </w:r>
+          </w:p>
+        </w:tc>
+        <w:tc>
+          <w:tcPr>
+            <w:tcW w:w="5670" w:type="dxa"/>
+          </w:tcPr>
+          <w:p>
+            <w:pPr>
+              <w:pStyle w:val="BodyText"/>
+              <w:rPr>
+                <w:rFonts w:asciiTheme="majorHAnsi" w:hAnsiTheme="majorHAnsi" w:cstheme="majorHAnsi"/>
+                <w:sz w:val="18"/>
+                <w:szCs w:val="18"/>
+              </w:rPr>
+            </w:pPr>
+            <w:r>
+              <w:rPr>
+                <w:rFonts w:asciiTheme="majorHAnsi" w:hAnsiTheme="majorHAnsi" w:cstheme="majorHAnsi"/>
+                <w:i/>
+                <w:iCs/>
+                <w:sz w:val="18"/>
+                <w:szCs w:val="18"/>
+              </w:rPr>
+              <w:t xml:space="preserve">No provision here under the Bank Guidelines.</w:t>
+            </w:r>
+          </w:p>
+        </w:tc>
+        <w:tc>
+          <w:tcPr>
+            <w:tcW w:w="5731" w:type="dxa"/>
+          </w:tcPr>
+          <w:p>
+            <w:pPr>
+              <w:pStyle w:val="BodyText"/>
+              <w:rPr>
+                <w:rFonts w:asciiTheme="majorHAnsi" w:hAnsiTheme="majorHAnsi" w:cstheme="majorHAnsi"/>
+                <w:sz w:val="18"/>
+                <w:szCs w:val="18"/>
+              </w:rPr>
+            </w:pPr>
+            <w:r>
+              <w:rPr>
+                <w:rFonts w:asciiTheme="majorHAnsi" w:hAnsiTheme="majorHAnsi" w:cstheme="majorHAnsi"/>
+                <w:sz w:val="18"/>
+                <w:szCs w:val="18"/>
+              </w:rPr>
+              <w:t xml:space="preserve">Before outsourcing the internal audit function to external auditors, an institution should satisfy itself that the external auditor would be in compliance with the relevant auditor independence standards of the Singapore accounting profession.</w:t>
+            </w:r>
+          </w:p>
+        </w:tc>
+        <w:tc>
+          <w:tcPr>
+            <w:tcW w:w="2189" w:type="dxa"/>
+          </w:tcPr>
+          <w:p>
+            <w:pPr>
+              <w:pStyle w:val="BodyText"/>
+              <w:rPr>
+                <w:rFonts w:asciiTheme="majorHAnsi" w:hAnsiTheme="majorHAnsi" w:cstheme="majorHAnsi"/>
+                <w:sz w:val="18"/>
+                <w:szCs w:val="18"/>
+              </w:rPr>
+            </w:pPr>
+            <w:r>
+              <w:rPr>
+                <w:rFonts w:asciiTheme="majorHAnsi" w:hAnsiTheme="majorHAnsi" w:cstheme="majorHAnsi"/>
+                <w:sz w:val="18"/>
+                <w:szCs w:val="18"/>
+              </w:rPr>
+              <w:t xml:space="preserve">5.12.2 of the FI Guidelines corresponds verbatim to 3.12.2 of the Bank Guidelines.</w:t>
+            </w:r>
+          </w:p>
+        </w:tc>
+      </w:tr>
+      <w:tr>
+        <w:tc>
+          <w:tcPr>
+            <w:tcW w:w="625" w:type="dxa"/>
+          </w:tcPr>
+          <w:p>
+            <w:pPr>
+              <w:pStyle w:val="BodyText"/>
+              <w:rPr>
+                <w:rFonts w:asciiTheme="majorHAnsi" w:hAnsiTheme="majorHAnsi" w:cstheme="majorHAnsi"/>
+                <w:sz w:val="18"/>
+                <w:szCs w:val="18"/>
+              </w:rPr>
+            </w:pPr>
+            <w:r>
+              <w:rPr>
+                <w:rFonts w:asciiTheme="majorHAnsi" w:hAnsiTheme="majorHAnsi" w:cstheme="majorHAnsi"/>
+                <w:sz w:val="18"/>
+                <w:szCs w:val="18"/>
+              </w:rPr>
+              <w:t xml:space="preserve">5.12.3</w:t>
+            </w:r>
+          </w:p>
+        </w:tc>
+        <w:tc>
+          <w:tcPr>
+            <w:tcW w:w="5670" w:type="dxa"/>
+          </w:tcPr>
+          <w:p>
+            <w:pPr>
+              <w:pStyle w:val="BodyText"/>
+              <w:rPr>
+                <w:rFonts w:asciiTheme="majorHAnsi" w:hAnsiTheme="majorHAnsi" w:cstheme="majorHAnsi"/>
+                <w:sz w:val="18"/>
+                <w:szCs w:val="18"/>
+              </w:rPr>
+            </w:pPr>
+            <w:r>
+              <w:rPr>
+                <w:rFonts w:asciiTheme="majorHAnsi" w:hAnsiTheme="majorHAnsi" w:cstheme="majorHAnsi"/>
+                <w:i/>
+                <w:iCs/>
+                <w:sz w:val="18"/>
+                <w:szCs w:val="18"/>
+              </w:rPr>
+              <w:t xml:space="preserve">No provision here under the Bank Guidelines.</w:t>
+            </w:r>
+          </w:p>
+        </w:tc>
+        <w:tc>
+          <w:tcPr>
+            <w:tcW w:w="5731" w:type="dxa"/>
+          </w:tcPr>
+          <w:p>
+            <w:pPr>
+              <w:pStyle w:val="BodyText"/>
+              <w:rPr>
+                <w:rFonts w:asciiTheme="majorHAnsi" w:hAnsiTheme="majorHAnsi" w:cstheme="majorHAnsi"/>
+                <w:sz w:val="18"/>
+                <w:szCs w:val="18"/>
+              </w:rPr>
+            </w:pPr>
+            <w:r>
+              <w:rPr>
+                <w:rFonts w:asciiTheme="majorHAnsi" w:hAnsiTheme="majorHAnsi" w:cstheme="majorHAnsi"/>
+                <w:sz w:val="18"/>
+                <w:szCs w:val="18"/>
+              </w:rPr>
+              <w:t xml:space="preserve">An institution should conduct periodic assessments to satisfy itself of the continuing ability of the service provider to perform the internal audit function satisfactorily. These may include assessments that are in line with the Quality Assurance and Improvement Program as per the International Standards for the Professional Practice of Internal Auditing.</w:t>
+            </w:r>
+          </w:p>
+        </w:tc>
+        <w:tc>
+          <w:tcPr>
+            <w:tcW w:w="2189" w:type="dxa"/>
+          </w:tcPr>
+          <w:p>
+            <w:pPr>
+              <w:pStyle w:val="BodyText"/>
+              <w:rPr>
+                <w:rFonts w:asciiTheme="majorHAnsi" w:hAnsiTheme="majorHAnsi" w:cstheme="majorHAnsi"/>
+                <w:sz w:val="18"/>
+                <w:szCs w:val="18"/>
+              </w:rPr>
+            </w:pPr>
+            <w:r>
+              <w:rPr>
+                <w:rFonts w:asciiTheme="majorHAnsi" w:hAnsiTheme="majorHAnsi" w:cstheme="majorHAnsi"/>
+                <w:sz w:val="18"/>
+                <w:szCs w:val="18"/>
+              </w:rPr>
+              <w:t xml:space="preserve">5.12.3 of the FI Guidelines corresponds verbatim to 3.12.3 of the Bank Guidelines.</w:t>
             </w:r>
           </w:p>
         </w:tc>

--- a/Comparative Between MAS Guidelines on Outsourcing For Banks Against Financial Institutions.docx
+++ b/Comparative Between MAS Guidelines on Outsourcing For Banks Against Financial Institutions.docx
@@ -1679,6 +1679,2321 @@
                 <w:szCs w:val="18"/>
               </w:rPr>
               <w:t>Annex 5</w:t>
+            </w:r>
+          </w:p>
+        </w:tc>
+      </w:tr>
+    </w:tbl>
+    <w:p>
+      <w:pPr>
+        <w:pStyle w:val="BodyText1"/>
+        <w:ind w:left="0"/>
+      </w:pPr>
+    </w:p>
+    <w:p>
+      <w:pPr>
+        <w:pStyle w:val="Level1Heading"/>
+        <w:rPr>
+          <w:rFonts w:asciiTheme="majorHAnsi" w:hAnsiTheme="majorHAnsi" w:cstheme="majorHAnsi"/>
+          <w:iCs/>
+          <w:sz w:val="18"/>
+          <w:szCs w:val="18"/>
+        </w:rPr>
+      </w:pPr>
+      <w:r>
+        <w:rPr>
+          <w:rFonts w:asciiTheme="majorHAnsi" w:hAnsiTheme="majorHAnsi" w:cstheme="majorHAnsi"/>
+          <w:iCs/>
+          <w:sz w:val="18"/>
+          <w:szCs w:val="18"/>
+        </w:rPr>
+        <w:lastRenderedPageBreak/>
+        <w:t xml:space="preserve">List of Non-Identical Provisions</w:t>
+      </w:r>
+    </w:p>
+    <w:p>
+      <w:pPr>
+        <w:pStyle w:val="BodyText1"/>
+        <w:ind w:left="0"/>
+      </w:pPr>
+      <w:r>
+        <w:t xml:space="preserve">The provisions in this section differ in substance between the two documents, or appear in only one of them. The precise differences are set out in the comparative table below.</w:t>
+      </w:r>
+    </w:p>
+    <w:tbl>
+      <w:tblPr>
+        <w:tblStyle w:val="TableGrid"/>
+        <w:tblW w:w="6841" w:type="dxa"/>
+        <w:tblLayout w:type="fixed"/>
+        <w:tblLook w:val="04A0" w:firstRow="1" w:lastRow="0" w:firstColumn="1" w:lastColumn="0" w:noHBand="0" w:noVBand="1"/>
+      </w:tblPr>
+      <w:tblGrid>
+        <w:gridCol w:w="2127"/>
+        <w:gridCol w:w="2357"/>
+        <w:gridCol w:w="2357"/>
+      </w:tblGrid>
+      <w:tr>
+        <w:trPr>
+          <w:trHeight w:val="664"/>
+          <w:tblHeader/>
+        </w:trPr>
+        <w:tc>
+          <w:tcPr>
+            <w:tcW w:w="2127" w:type="dxa"/>
+            <w:shd w:val="clear" w:color="auto" w:fill="808080" w:themeFill="background1" w:themeFillShade="80"/>
+          </w:tcPr>
+          <w:p>
+            <w:pPr>
+              <w:spacing w:before="60" w:after="60"/>
+              <w:jc w:val="center"/>
+              <w:rPr>
+                <w:rFonts w:asciiTheme="majorHAnsi" w:hAnsiTheme="majorHAnsi" w:cstheme="majorHAnsi"/>
+                <w:b/>
+                <w:color w:val="FFFFFF" w:themeColor="background1"/>
+                <w:sz w:val="18"/>
+                <w:szCs w:val="18"/>
+              </w:rPr>
+            </w:pPr>
+            <w:r>
+              <w:rPr>
+                <w:rFonts w:asciiTheme="majorHAnsi" w:hAnsiTheme="majorHAnsi" w:cstheme="majorHAnsi"/>
+                <w:b/>
+                <w:color w:val="FFFFFF" w:themeColor="background1"/>
+                <w:sz w:val="18"/>
+                <w:szCs w:val="18"/>
+              </w:rPr>
+              <w:t>Purpose of Provision</w:t>
+            </w:r>
+          </w:p>
+        </w:tc>
+        <w:tc>
+          <w:tcPr>
+            <w:tcW w:w="2357" w:type="dxa"/>
+            <w:shd w:val="clear" w:color="auto" w:fill="808080" w:themeFill="background1" w:themeFillShade="80"/>
+          </w:tcPr>
+          <w:p>
+            <w:pPr>
+              <w:spacing w:before="60" w:after="60"/>
+              <w:rPr>
+                <w:rFonts w:asciiTheme="majorHAnsi" w:hAnsiTheme="majorHAnsi" w:cstheme="majorHAnsi"/>
+                <w:b/>
+                <w:color w:val="FFFFFF" w:themeColor="background1"/>
+                <w:sz w:val="18"/>
+                <w:szCs w:val="18"/>
+              </w:rPr>
+            </w:pPr>
+            <w:r>
+              <w:rPr>
+                <w:rFonts w:asciiTheme="majorHAnsi" w:hAnsiTheme="majorHAnsi" w:cstheme="majorHAnsi"/>
+                <w:b/>
+                <w:color w:val="FFFFFF" w:themeColor="background1"/>
+                <w:sz w:val="18"/>
+                <w:szCs w:val="18"/>
+              </w:rPr>
+              <w:t>Relevant Section in Bank Guideline</w:t>
+            </w:r>
+          </w:p>
+        </w:tc>
+        <w:tc>
+          <w:tcPr>
+            <w:tcW w:w="2357" w:type="dxa"/>
+            <w:shd w:val="clear" w:color="auto" w:fill="808080" w:themeFill="background1" w:themeFillShade="80"/>
+          </w:tcPr>
+          <w:p>
+            <w:pPr>
+              <w:spacing w:before="60" w:after="60"/>
+              <w:rPr>
+                <w:rFonts w:asciiTheme="majorHAnsi" w:hAnsiTheme="majorHAnsi" w:cstheme="majorHAnsi"/>
+                <w:b/>
+                <w:color w:val="FFFFFF" w:themeColor="background1"/>
+                <w:sz w:val="18"/>
+                <w:szCs w:val="18"/>
+              </w:rPr>
+            </w:pPr>
+            <w:r>
+              <w:rPr>
+                <w:rFonts w:asciiTheme="majorHAnsi" w:hAnsiTheme="majorHAnsi" w:cstheme="majorHAnsi"/>
+                <w:b/>
+                <w:color w:val="FFFFFF" w:themeColor="background1"/>
+                <w:sz w:val="18"/>
+                <w:szCs w:val="18"/>
+              </w:rPr>
+              <w:t>Relevant Section in FI Guideline</w:t>
+            </w:r>
+          </w:p>
+        </w:tc>
+      </w:tr>
+      <w:tr>
+        <w:trPr>
+          <w:trHeight w:val="377"/>
+        </w:trPr>
+        <w:tc>
+          <w:tcPr>
+            <w:tcW w:w="2127" w:type="dxa"/>
+          </w:tcPr>
+          <w:p>
+            <w:pPr>
+              <w:spacing w:line="276" w:lineRule="auto"/>
+              <w:rPr>
+                <w:rFonts w:asciiTheme="majorHAnsi" w:hAnsiTheme="majorHAnsi" w:cstheme="majorHAnsi"/>
+                <w:sz w:val="18"/>
+                <w:szCs w:val="18"/>
+                <w:lang w:val="en-US"/>
+              </w:rPr>
+            </w:pPr>
+            <w:r>
+              <w:rPr>
+                <w:rFonts w:asciiTheme="majorHAnsi" w:hAnsiTheme="majorHAnsi" w:cstheme="majorHAnsi"/>
+                <w:sz w:val="18"/>
+                <w:szCs w:val="18"/>
+              </w:rPr>
+              <w:t xml:space="preserve">Scope – definition of “outsourcing arrangement”</w:t>
+            </w:r>
+          </w:p>
+        </w:tc>
+        <w:tc>
+          <w:tcPr>
+            <w:tcW w:w="2357" w:type="dxa"/>
+          </w:tcPr>
+          <w:p>
+            <w:pPr>
+              <w:pStyle w:val="BodyText"/>
+              <w:rPr>
+                <w:rFonts w:asciiTheme="majorHAnsi" w:hAnsiTheme="majorHAnsi" w:cstheme="majorHAnsi"/>
+                <w:sz w:val="18"/>
+                <w:szCs w:val="18"/>
+              </w:rPr>
+            </w:pPr>
+            <w:r>
+              <w:rPr>
+                <w:rFonts w:asciiTheme="majorHAnsi" w:hAnsiTheme="majorHAnsi" w:cstheme="majorHAnsi"/>
+                <w:sz w:val="18"/>
+                <w:szCs w:val="18"/>
+              </w:rPr>
+              <w:t xml:space="preserve">1.2 (via the Notices; disjunctive test with a more-than-12-month “ongoing” threshold)</w:t>
+            </w:r>
+          </w:p>
+        </w:tc>
+        <w:tc>
+          <w:tcPr>
+            <w:tcW w:w="2357" w:type="dxa"/>
+          </w:tcPr>
+          <w:p>
+            <w:pPr>
+              <w:pStyle w:val="BodyText"/>
+              <w:rPr>
+                <w:rFonts w:asciiTheme="majorHAnsi" w:hAnsiTheme="majorHAnsi" w:cstheme="majorHAnsi"/>
+                <w:sz w:val="18"/>
+                <w:szCs w:val="18"/>
+              </w:rPr>
+            </w:pPr>
+            <w:r>
+              <w:rPr>
+                <w:rFonts w:asciiTheme="majorHAnsi" w:hAnsiTheme="majorHAnsi" w:cstheme="majorHAnsi"/>
+                <w:sz w:val="18"/>
+                <w:szCs w:val="18"/>
+              </w:rPr>
+              <w:t xml:space="preserve">1.2 and Section 3 (conjunctive test; no duration threshold)</w:t>
+            </w:r>
+          </w:p>
+        </w:tc>
+      </w:tr>
+      <w:tr>
+        <w:trPr>
+          <w:trHeight w:val="377"/>
+        </w:trPr>
+        <w:tc>
+          <w:tcPr>
+            <w:tcW w:w="2127" w:type="dxa"/>
+          </w:tcPr>
+          <w:p>
+            <w:pPr>
+              <w:spacing w:line="276" w:lineRule="auto"/>
+              <w:rPr>
+                <w:rFonts w:asciiTheme="majorHAnsi" w:hAnsiTheme="majorHAnsi" w:cstheme="majorHAnsi"/>
+                <w:sz w:val="18"/>
+                <w:szCs w:val="18"/>
+                <w:lang w:val="en-US"/>
+              </w:rPr>
+            </w:pPr>
+            <w:r>
+              <w:rPr>
+                <w:rFonts w:asciiTheme="majorHAnsi" w:hAnsiTheme="majorHAnsi" w:cstheme="majorHAnsi"/>
+                <w:sz w:val="18"/>
+                <w:szCs w:val="18"/>
+              </w:rPr>
+              <w:t xml:space="preserve">Definitions</w:t>
+            </w:r>
+          </w:p>
+        </w:tc>
+        <w:tc>
+          <w:tcPr>
+            <w:tcW w:w="2357" w:type="dxa"/>
+          </w:tcPr>
+          <w:p>
+            <w:pPr>
+              <w:pStyle w:val="BodyText"/>
+              <w:rPr>
+                <w:rFonts w:asciiTheme="majorHAnsi" w:hAnsiTheme="majorHAnsi" w:cstheme="majorHAnsi"/>
+                <w:sz w:val="18"/>
+                <w:szCs w:val="18"/>
+              </w:rPr>
+            </w:pPr>
+            <w:r>
+              <w:rPr>
+                <w:rFonts w:asciiTheme="majorHAnsi" w:hAnsiTheme="majorHAnsi" w:cstheme="majorHAnsi"/>
+                <w:sz w:val="18"/>
+                <w:szCs w:val="18"/>
+              </w:rPr>
+              <w:t xml:space="preserve">None (definitions are in the Notices)</w:t>
+            </w:r>
+          </w:p>
+        </w:tc>
+        <w:tc>
+          <w:tcPr>
+            <w:tcW w:w="2357" w:type="dxa"/>
+          </w:tcPr>
+          <w:p>
+            <w:pPr>
+              <w:pStyle w:val="BodyText"/>
+              <w:rPr>
+                <w:rFonts w:asciiTheme="majorHAnsi" w:hAnsiTheme="majorHAnsi" w:cstheme="majorHAnsi"/>
+                <w:sz w:val="18"/>
+                <w:szCs w:val="18"/>
+              </w:rPr>
+            </w:pPr>
+            <w:r>
+              <w:rPr>
+                <w:rFonts w:asciiTheme="majorHAnsi" w:hAnsiTheme="majorHAnsi" w:cstheme="majorHAnsi"/>
+                <w:sz w:val="18"/>
+                <w:szCs w:val="18"/>
+              </w:rPr>
+              <w:t xml:space="preserve">Section 3</w:t>
+            </w:r>
+          </w:p>
+        </w:tc>
+      </w:tr>
+      <w:tr>
+        <w:trPr>
+          <w:trHeight w:val="377"/>
+        </w:trPr>
+        <w:tc>
+          <w:tcPr>
+            <w:tcW w:w="2127" w:type="dxa"/>
+          </w:tcPr>
+          <w:p>
+            <w:pPr>
+              <w:spacing w:line="276" w:lineRule="auto"/>
+              <w:rPr>
+                <w:rFonts w:asciiTheme="majorHAnsi" w:hAnsiTheme="majorHAnsi" w:cstheme="majorHAnsi"/>
+                <w:sz w:val="18"/>
+                <w:szCs w:val="18"/>
+                <w:lang w:val="en-US"/>
+              </w:rPr>
+            </w:pPr>
+            <w:r>
+              <w:rPr>
+                <w:rFonts w:asciiTheme="majorHAnsi" w:hAnsiTheme="majorHAnsi" w:cstheme="majorHAnsi"/>
+                <w:sz w:val="18"/>
+                <w:szCs w:val="18"/>
+              </w:rPr>
+              <w:t xml:space="preserve">Group-wide observance duty</w:t>
+            </w:r>
+          </w:p>
+        </w:tc>
+        <w:tc>
+          <w:tcPr>
+            <w:tcW w:w="2357" w:type="dxa"/>
+          </w:tcPr>
+          <w:p>
+            <w:pPr>
+              <w:pStyle w:val="BodyText"/>
+              <w:rPr>
+                <w:rFonts w:asciiTheme="majorHAnsi" w:hAnsiTheme="majorHAnsi" w:cstheme="majorHAnsi"/>
+                <w:sz w:val="18"/>
+                <w:szCs w:val="18"/>
+              </w:rPr>
+            </w:pPr>
+            <w:r>
+              <w:rPr>
+                <w:rFonts w:asciiTheme="majorHAnsi" w:hAnsiTheme="majorHAnsi" w:cstheme="majorHAnsi"/>
+                <w:sz w:val="18"/>
+                <w:szCs w:val="18"/>
+              </w:rPr>
+              <w:t xml:space="preserve">None</w:t>
+            </w:r>
+          </w:p>
+        </w:tc>
+        <w:tc>
+          <w:tcPr>
+            <w:tcW w:w="2357" w:type="dxa"/>
+          </w:tcPr>
+          <w:p>
+            <w:pPr>
+              <w:pStyle w:val="BodyText"/>
+              <w:rPr>
+                <w:rFonts w:asciiTheme="majorHAnsi" w:hAnsiTheme="majorHAnsi" w:cstheme="majorHAnsi"/>
+                <w:sz w:val="18"/>
+                <w:szCs w:val="18"/>
+              </w:rPr>
+            </w:pPr>
+            <w:r>
+              <w:rPr>
+                <w:rFonts w:asciiTheme="majorHAnsi" w:hAnsiTheme="majorHAnsi" w:cstheme="majorHAnsi"/>
+                <w:sz w:val="18"/>
+                <w:szCs w:val="18"/>
+              </w:rPr>
+              <w:t xml:space="preserve">2.3</w:t>
+            </w:r>
+          </w:p>
+        </w:tc>
+      </w:tr>
+      <w:tr>
+        <w:trPr>
+          <w:trHeight w:val="377"/>
+        </w:trPr>
+        <w:tc>
+          <w:tcPr>
+            <w:tcW w:w="2127" w:type="dxa"/>
+          </w:tcPr>
+          <w:p>
+            <w:pPr>
+              <w:spacing w:line="276" w:lineRule="auto"/>
+              <w:rPr>
+                <w:rFonts w:asciiTheme="majorHAnsi" w:hAnsiTheme="majorHAnsi" w:cstheme="majorHAnsi"/>
+                <w:sz w:val="18"/>
+                <w:szCs w:val="18"/>
+                <w:lang w:val="en-US"/>
+              </w:rPr>
+            </w:pPr>
+            <w:r>
+              <w:rPr>
+                <w:rFonts w:asciiTheme="majorHAnsi" w:hAnsiTheme="majorHAnsi" w:cstheme="majorHAnsi"/>
+                <w:sz w:val="18"/>
+                <w:szCs w:val="18"/>
+              </w:rPr>
+              <w:t xml:space="preserve">Reference to the MAS Information Paper on third-party arrangements</w:t>
+            </w:r>
+          </w:p>
+        </w:tc>
+        <w:tc>
+          <w:tcPr>
+            <w:tcW w:w="2357" w:type="dxa"/>
+          </w:tcPr>
+          <w:p>
+            <w:pPr>
+              <w:pStyle w:val="BodyText"/>
+              <w:rPr>
+                <w:rFonts w:asciiTheme="majorHAnsi" w:hAnsiTheme="majorHAnsi" w:cstheme="majorHAnsi"/>
+                <w:sz w:val="18"/>
+                <w:szCs w:val="18"/>
+              </w:rPr>
+            </w:pPr>
+            <w:r>
+              <w:rPr>
+                <w:rFonts w:asciiTheme="majorHAnsi" w:hAnsiTheme="majorHAnsi" w:cstheme="majorHAnsi"/>
+                <w:sz w:val="18"/>
+                <w:szCs w:val="18"/>
+              </w:rPr>
+              <w:t xml:space="preserve">Footnote 3 to 1.5</w:t>
+            </w:r>
+          </w:p>
+        </w:tc>
+        <w:tc>
+          <w:tcPr>
+            <w:tcW w:w="2357" w:type="dxa"/>
+          </w:tcPr>
+          <w:p>
+            <w:pPr>
+              <w:pStyle w:val="BodyText"/>
+              <w:rPr>
+                <w:rFonts w:asciiTheme="majorHAnsi" w:hAnsiTheme="majorHAnsi" w:cstheme="majorHAnsi"/>
+                <w:sz w:val="18"/>
+                <w:szCs w:val="18"/>
+              </w:rPr>
+            </w:pPr>
+            <w:r>
+              <w:rPr>
+                <w:rFonts w:asciiTheme="majorHAnsi" w:hAnsiTheme="majorHAnsi" w:cstheme="majorHAnsi"/>
+                <w:sz w:val="18"/>
+                <w:szCs w:val="18"/>
+              </w:rPr>
+              <w:t xml:space="preserve">None</w:t>
+            </w:r>
+          </w:p>
+        </w:tc>
+      </w:tr>
+      <w:tr>
+        <w:trPr>
+          <w:trHeight w:val="377"/>
+        </w:trPr>
+        <w:tc>
+          <w:tcPr>
+            <w:tcW w:w="2127" w:type="dxa"/>
+          </w:tcPr>
+          <w:p>
+            <w:pPr>
+              <w:spacing w:line="276" w:lineRule="auto"/>
+              <w:rPr>
+                <w:rFonts w:asciiTheme="majorHAnsi" w:hAnsiTheme="majorHAnsi" w:cstheme="majorHAnsi"/>
+                <w:sz w:val="18"/>
+                <w:szCs w:val="18"/>
+                <w:lang w:val="en-US"/>
+              </w:rPr>
+            </w:pPr>
+            <w:r>
+              <w:rPr>
+                <w:rFonts w:asciiTheme="majorHAnsi" w:hAnsiTheme="majorHAnsi" w:cstheme="majorHAnsi"/>
+                <w:sz w:val="18"/>
+                <w:szCs w:val="18"/>
+              </w:rPr>
+              <w:t xml:space="preserve">Register submission to MAS</w:t>
+            </w:r>
+          </w:p>
+        </w:tc>
+        <w:tc>
+          <w:tcPr>
+            <w:tcW w:w="2357" w:type="dxa"/>
+          </w:tcPr>
+          <w:p>
+            <w:pPr>
+              <w:pStyle w:val="BodyText"/>
+              <w:rPr>
+                <w:rFonts w:asciiTheme="majorHAnsi" w:hAnsiTheme="majorHAnsi" w:cstheme="majorHAnsi"/>
+                <w:sz w:val="18"/>
+                <w:szCs w:val="18"/>
+              </w:rPr>
+            </w:pPr>
+            <w:r>
+              <w:rPr>
+                <w:rFonts w:asciiTheme="majorHAnsi" w:hAnsiTheme="majorHAnsi" w:cstheme="majorHAnsi"/>
+                <w:sz w:val="18"/>
+                <w:szCs w:val="18"/>
+              </w:rPr>
+              <w:t xml:space="preserve">Footnote 21 to 3.8.2(a) (template link; no stated frequency)</w:t>
+            </w:r>
+          </w:p>
+        </w:tc>
+        <w:tc>
+          <w:tcPr>
+            <w:tcW w:w="2357" w:type="dxa"/>
+          </w:tcPr>
+          <w:p>
+            <w:pPr>
+              <w:pStyle w:val="BodyText"/>
+              <w:rPr>
+                <w:rFonts w:asciiTheme="majorHAnsi" w:hAnsiTheme="majorHAnsi" w:cstheme="majorHAnsi"/>
+                <w:sz w:val="18"/>
+                <w:szCs w:val="18"/>
+              </w:rPr>
+            </w:pPr>
+            <w:r>
+              <w:rPr>
+                <w:rFonts w:asciiTheme="majorHAnsi" w:hAnsiTheme="majorHAnsi" w:cstheme="majorHAnsi"/>
+                <w:sz w:val="18"/>
+                <w:szCs w:val="18"/>
+              </w:rPr>
+              <w:t xml:space="preserve">4.1.1 and Annex 4 (at least annually or upon request)</w:t>
+            </w:r>
+          </w:p>
+        </w:tc>
+      </w:tr>
+      <w:tr>
+        <w:trPr>
+          <w:trHeight w:val="377"/>
+        </w:trPr>
+        <w:tc>
+          <w:tcPr>
+            <w:tcW w:w="2127" w:type="dxa"/>
+          </w:tcPr>
+          <w:p>
+            <w:pPr>
+              <w:spacing w:line="276" w:lineRule="auto"/>
+              <w:rPr>
+                <w:rFonts w:asciiTheme="majorHAnsi" w:hAnsiTheme="majorHAnsi" w:cstheme="majorHAnsi"/>
+                <w:sz w:val="18"/>
+                <w:szCs w:val="18"/>
+                <w:lang w:val="en-US"/>
+              </w:rPr>
+            </w:pPr>
+            <w:r>
+              <w:rPr>
+                <w:rFonts w:asciiTheme="majorHAnsi" w:hAnsiTheme="majorHAnsi" w:cstheme="majorHAnsi"/>
+                <w:sz w:val="18"/>
+                <w:szCs w:val="18"/>
+              </w:rPr>
+              <w:t xml:space="preserve">MAS powers over a live arrangement</w:t>
+            </w:r>
+          </w:p>
+        </w:tc>
+        <w:tc>
+          <w:tcPr>
+            <w:tcW w:w="2357" w:type="dxa"/>
+          </w:tcPr>
+          <w:p>
+            <w:pPr>
+              <w:pStyle w:val="BodyText"/>
+              <w:rPr>
+                <w:rFonts w:asciiTheme="majorHAnsi" w:hAnsiTheme="majorHAnsi" w:cstheme="majorHAnsi"/>
+                <w:sz w:val="18"/>
+                <w:szCs w:val="18"/>
+              </w:rPr>
+            </w:pPr>
+            <w:r>
+              <w:rPr>
+                <w:rFonts w:asciiTheme="majorHAnsi" w:hAnsiTheme="majorHAnsi" w:cstheme="majorHAnsi"/>
+                <w:sz w:val="18"/>
+                <w:szCs w:val="18"/>
+              </w:rPr>
+              <w:t xml:space="preserve">3.4.5 – 3.4.6 (MAS-directed termination)</w:t>
+            </w:r>
+          </w:p>
+        </w:tc>
+        <w:tc>
+          <w:tcPr>
+            <w:tcW w:w="2357" w:type="dxa"/>
+          </w:tcPr>
+          <w:p>
+            <w:pPr>
+              <w:pStyle w:val="BodyText"/>
+              <w:rPr>
+                <w:rFonts w:asciiTheme="majorHAnsi" w:hAnsiTheme="majorHAnsi" w:cstheme="majorHAnsi"/>
+                <w:sz w:val="18"/>
+                <w:szCs w:val="18"/>
+              </w:rPr>
+            </w:pPr>
+            <w:r>
+              <w:rPr>
+                <w:rFonts w:asciiTheme="majorHAnsi" w:hAnsiTheme="majorHAnsi" w:cstheme="majorHAnsi"/>
+                <w:sz w:val="18"/>
+                <w:szCs w:val="18"/>
+              </w:rPr>
+              <w:t xml:space="preserve">4.1.3 (modify, alternative arrangements or re-integration)</w:t>
+            </w:r>
+          </w:p>
+        </w:tc>
+      </w:tr>
+      <w:tr>
+        <w:trPr>
+          <w:trHeight w:val="377"/>
+        </w:trPr>
+        <w:tc>
+          <w:tcPr>
+            <w:tcW w:w="2127" w:type="dxa"/>
+          </w:tcPr>
+          <w:p>
+            <w:pPr>
+              <w:spacing w:line="276" w:lineRule="auto"/>
+              <w:rPr>
+                <w:rFonts w:asciiTheme="majorHAnsi" w:hAnsiTheme="majorHAnsi" w:cstheme="majorHAnsi"/>
+                <w:sz w:val="18"/>
+                <w:szCs w:val="18"/>
+                <w:lang w:val="en-US"/>
+              </w:rPr>
+            </w:pPr>
+            <w:r>
+              <w:rPr>
+                <w:rFonts w:asciiTheme="majorHAnsi" w:hAnsiTheme="majorHAnsi" w:cstheme="majorHAnsi"/>
+                <w:sz w:val="18"/>
+                <w:szCs w:val="18"/>
+              </w:rPr>
+              <w:t xml:space="preserve">Supervisory overview</w:t>
+            </w:r>
+          </w:p>
+        </w:tc>
+        <w:tc>
+          <w:tcPr>
+            <w:tcW w:w="2357" w:type="dxa"/>
+          </w:tcPr>
+          <w:p>
+            <w:pPr>
+              <w:pStyle w:val="BodyText"/>
+              <w:rPr>
+                <w:rFonts w:asciiTheme="majorHAnsi" w:hAnsiTheme="majorHAnsi" w:cstheme="majorHAnsi"/>
+                <w:sz w:val="18"/>
+                <w:szCs w:val="18"/>
+              </w:rPr>
+            </w:pPr>
+            <w:r>
+              <w:rPr>
+                <w:rFonts w:asciiTheme="majorHAnsi" w:hAnsiTheme="majorHAnsi" w:cstheme="majorHAnsi"/>
+                <w:sz w:val="18"/>
+                <w:szCs w:val="18"/>
+              </w:rPr>
+              <w:t xml:space="preserve">None</w:t>
+            </w:r>
+          </w:p>
+        </w:tc>
+        <w:tc>
+          <w:tcPr>
+            <w:tcW w:w="2357" w:type="dxa"/>
+          </w:tcPr>
+          <w:p>
+            <w:pPr>
+              <w:pStyle w:val="BodyText"/>
+              <w:rPr>
+                <w:rFonts w:asciiTheme="majorHAnsi" w:hAnsiTheme="majorHAnsi" w:cstheme="majorHAnsi"/>
+                <w:sz w:val="18"/>
+                <w:szCs w:val="18"/>
+              </w:rPr>
+            </w:pPr>
+            <w:r>
+              <w:rPr>
+                <w:rFonts w:asciiTheme="majorHAnsi" w:hAnsiTheme="majorHAnsi" w:cstheme="majorHAnsi"/>
+                <w:sz w:val="18"/>
+                <w:szCs w:val="18"/>
+              </w:rPr>
+              <w:t xml:space="preserve">5.1.1</w:t>
+            </w:r>
+          </w:p>
+        </w:tc>
+      </w:tr>
+      <w:tr>
+        <w:trPr>
+          <w:trHeight w:val="377"/>
+        </w:trPr>
+        <w:tc>
+          <w:tcPr>
+            <w:tcW w:w="2127" w:type="dxa"/>
+          </w:tcPr>
+          <w:p>
+            <w:pPr>
+              <w:spacing w:line="276" w:lineRule="auto"/>
+              <w:rPr>
+                <w:rFonts w:asciiTheme="majorHAnsi" w:hAnsiTheme="majorHAnsi" w:cstheme="majorHAnsi"/>
+                <w:sz w:val="18"/>
+                <w:szCs w:val="18"/>
+                <w:lang w:val="en-US"/>
+              </w:rPr>
+            </w:pPr>
+            <w:r>
+              <w:rPr>
+                <w:rFonts w:asciiTheme="majorHAnsi" w:hAnsiTheme="majorHAnsi" w:cstheme="majorHAnsi"/>
+                <w:sz w:val="18"/>
+                <w:szCs w:val="18"/>
+              </w:rPr>
+              <w:t xml:space="preserve">Delegation of board functions for foreign-incorporated institutions</w:t>
+            </w:r>
+          </w:p>
+        </w:tc>
+        <w:tc>
+          <w:tcPr>
+            <w:tcW w:w="2357" w:type="dxa"/>
+          </w:tcPr>
+          <w:p>
+            <w:pPr>
+              <w:pStyle w:val="BodyText"/>
+              <w:rPr>
+                <w:rFonts w:asciiTheme="majorHAnsi" w:hAnsiTheme="majorHAnsi" w:cstheme="majorHAnsi"/>
+                <w:sz w:val="18"/>
+                <w:szCs w:val="18"/>
+              </w:rPr>
+            </w:pPr>
+            <w:r>
+              <w:rPr>
+                <w:rFonts w:asciiTheme="majorHAnsi" w:hAnsiTheme="majorHAnsi" w:cstheme="majorHAnsi"/>
+                <w:sz w:val="18"/>
+                <w:szCs w:val="18"/>
+              </w:rPr>
+              <w:t xml:space="preserve">None</w:t>
+            </w:r>
+          </w:p>
+        </w:tc>
+        <w:tc>
+          <w:tcPr>
+            <w:tcW w:w="2357" w:type="dxa"/>
+          </w:tcPr>
+          <w:p>
+            <w:pPr>
+              <w:pStyle w:val="BodyText"/>
+              <w:rPr>
+                <w:rFonts w:asciiTheme="majorHAnsi" w:hAnsiTheme="majorHAnsi" w:cstheme="majorHAnsi"/>
+                <w:sz w:val="18"/>
+                <w:szCs w:val="18"/>
+              </w:rPr>
+            </w:pPr>
+            <w:r>
+              <w:rPr>
+                <w:rFonts w:asciiTheme="majorHAnsi" w:hAnsiTheme="majorHAnsi" w:cstheme="majorHAnsi"/>
+                <w:sz w:val="18"/>
+                <w:szCs w:val="18"/>
+              </w:rPr>
+              <w:t xml:space="preserve">5.2.5 (opening sentence) and the Section 3 definition of “board”</w:t>
+            </w:r>
+          </w:p>
+        </w:tc>
+      </w:tr>
+      <w:tr>
+        <w:trPr>
+          <w:trHeight w:val="377"/>
+        </w:trPr>
+        <w:tc>
+          <w:tcPr>
+            <w:tcW w:w="2127" w:type="dxa"/>
+          </w:tcPr>
+          <w:p>
+            <w:pPr>
+              <w:spacing w:line="276" w:lineRule="auto"/>
+              <w:rPr>
+                <w:rFonts w:asciiTheme="majorHAnsi" w:hAnsiTheme="majorHAnsi" w:cstheme="majorHAnsi"/>
+                <w:sz w:val="18"/>
+                <w:szCs w:val="18"/>
+                <w:lang w:val="en-US"/>
+              </w:rPr>
+            </w:pPr>
+            <w:r>
+              <w:rPr>
+                <w:rFonts w:asciiTheme="majorHAnsi" w:hAnsiTheme="majorHAnsi" w:cstheme="majorHAnsi"/>
+                <w:sz w:val="18"/>
+                <w:szCs w:val="18"/>
+              </w:rPr>
+              <w:t xml:space="preserve">Legal advice on overseas disclosure of customer information</w:t>
+            </w:r>
+          </w:p>
+        </w:tc>
+        <w:tc>
+          <w:tcPr>
+            <w:tcW w:w="2357" w:type="dxa"/>
+          </w:tcPr>
+          <w:p>
+            <w:pPr>
+              <w:pStyle w:val="BodyText"/>
+              <w:rPr>
+                <w:rFonts w:asciiTheme="majorHAnsi" w:hAnsiTheme="majorHAnsi" w:cstheme="majorHAnsi"/>
+                <w:sz w:val="18"/>
+                <w:szCs w:val="18"/>
+              </w:rPr>
+            </w:pPr>
+            <w:r>
+              <w:rPr>
+                <w:rFonts w:asciiTheme="majorHAnsi" w:hAnsiTheme="majorHAnsi" w:cstheme="majorHAnsi"/>
+                <w:sz w:val="18"/>
+                <w:szCs w:val="18"/>
+              </w:rPr>
+              <w:t xml:space="preserve">3.2.3</w:t>
+            </w:r>
+          </w:p>
+        </w:tc>
+        <w:tc>
+          <w:tcPr>
+            <w:tcW w:w="2357" w:type="dxa"/>
+          </w:tcPr>
+          <w:p>
+            <w:pPr>
+              <w:pStyle w:val="BodyText"/>
+              <w:rPr>
+                <w:rFonts w:asciiTheme="majorHAnsi" w:hAnsiTheme="majorHAnsi" w:cstheme="majorHAnsi"/>
+                <w:sz w:val="18"/>
+                <w:szCs w:val="18"/>
+              </w:rPr>
+            </w:pPr>
+            <w:r>
+              <w:rPr>
+                <w:rFonts w:asciiTheme="majorHAnsi" w:hAnsiTheme="majorHAnsi" w:cstheme="majorHAnsi"/>
+                <w:sz w:val="18"/>
+                <w:szCs w:val="18"/>
+              </w:rPr>
+              <w:t xml:space="preserve">None</w:t>
+            </w:r>
+          </w:p>
+        </w:tc>
+      </w:tr>
+      <w:tr>
+        <w:trPr>
+          <w:trHeight w:val="377"/>
+        </w:trPr>
+        <w:tc>
+          <w:tcPr>
+            <w:tcW w:w="2127" w:type="dxa"/>
+          </w:tcPr>
+          <w:p>
+            <w:pPr>
+              <w:spacing w:line="276" w:lineRule="auto"/>
+              <w:rPr>
+                <w:rFonts w:asciiTheme="majorHAnsi" w:hAnsiTheme="majorHAnsi" w:cstheme="majorHAnsi"/>
+                <w:sz w:val="18"/>
+                <w:szCs w:val="18"/>
+                <w:lang w:val="en-US"/>
+              </w:rPr>
+            </w:pPr>
+            <w:r>
+              <w:rPr>
+                <w:rFonts w:asciiTheme="majorHAnsi" w:hAnsiTheme="majorHAnsi" w:cstheme="majorHAnsi"/>
+                <w:sz w:val="18"/>
+                <w:szCs w:val="18"/>
+              </w:rPr>
+              <w:t xml:space="preserve">Policies on frequency of checks</w:t>
+            </w:r>
+          </w:p>
+        </w:tc>
+        <w:tc>
+          <w:tcPr>
+            <w:tcW w:w="2357" w:type="dxa"/>
+          </w:tcPr>
+          <w:p>
+            <w:pPr>
+              <w:pStyle w:val="BodyText"/>
+              <w:rPr>
+                <w:rFonts w:asciiTheme="majorHAnsi" w:hAnsiTheme="majorHAnsi" w:cstheme="majorHAnsi"/>
+                <w:sz w:val="18"/>
+                <w:szCs w:val="18"/>
+              </w:rPr>
+            </w:pPr>
+            <w:r>
+              <w:rPr>
+                <w:rFonts w:asciiTheme="majorHAnsi" w:hAnsiTheme="majorHAnsi" w:cstheme="majorHAnsi"/>
+                <w:sz w:val="18"/>
+                <w:szCs w:val="18"/>
+              </w:rPr>
+              <w:t xml:space="preserve">3.3.6</w:t>
+            </w:r>
+          </w:p>
+        </w:tc>
+        <w:tc>
+          <w:tcPr>
+            <w:tcW w:w="2357" w:type="dxa"/>
+          </w:tcPr>
+          <w:p>
+            <w:pPr>
+              <w:pStyle w:val="BodyText"/>
+              <w:rPr>
+                <w:rFonts w:asciiTheme="majorHAnsi" w:hAnsiTheme="majorHAnsi" w:cstheme="majorHAnsi"/>
+                <w:sz w:val="18"/>
+                <w:szCs w:val="18"/>
+              </w:rPr>
+            </w:pPr>
+            <w:r>
+              <w:rPr>
+                <w:rFonts w:asciiTheme="majorHAnsi" w:hAnsiTheme="majorHAnsi" w:cstheme="majorHAnsi"/>
+                <w:sz w:val="18"/>
+                <w:szCs w:val="18"/>
+              </w:rPr>
+              <w:t xml:space="preserve">None (cf. 5.8.2(d))</w:t>
+            </w:r>
+          </w:p>
+        </w:tc>
+      </w:tr>
+      <w:tr>
+        <w:trPr>
+          <w:trHeight w:val="377"/>
+        </w:trPr>
+        <w:tc>
+          <w:tcPr>
+            <w:tcW w:w="2127" w:type="dxa"/>
+          </w:tcPr>
+          <w:p>
+            <w:pPr>
+              <w:spacing w:line="276" w:lineRule="auto"/>
+              <w:rPr>
+                <w:rFonts w:asciiTheme="majorHAnsi" w:hAnsiTheme="majorHAnsi" w:cstheme="majorHAnsi"/>
+                <w:sz w:val="18"/>
+                <w:szCs w:val="18"/>
+                <w:lang w:val="en-US"/>
+              </w:rPr>
+            </w:pPr>
+            <w:r>
+              <w:rPr>
+                <w:rFonts w:asciiTheme="majorHAnsi" w:hAnsiTheme="majorHAnsi" w:cstheme="majorHAnsi"/>
+                <w:sz w:val="18"/>
+                <w:szCs w:val="18"/>
+              </w:rPr>
+              <w:t xml:space="preserve">Outsourcing agreement checklist</w:t>
+            </w:r>
+          </w:p>
+        </w:tc>
+        <w:tc>
+          <w:tcPr>
+            <w:tcW w:w="2357" w:type="dxa"/>
+          </w:tcPr>
+          <w:p>
+            <w:pPr>
+              <w:pStyle w:val="BodyText"/>
+              <w:rPr>
+                <w:rFonts w:asciiTheme="majorHAnsi" w:hAnsiTheme="majorHAnsi" w:cstheme="majorHAnsi"/>
+                <w:sz w:val="18"/>
+                <w:szCs w:val="18"/>
+              </w:rPr>
+            </w:pPr>
+            <w:r>
+              <w:rPr>
+                <w:rFonts w:asciiTheme="majorHAnsi" w:hAnsiTheme="majorHAnsi" w:cstheme="majorHAnsi"/>
+                <w:sz w:val="18"/>
+                <w:szCs w:val="18"/>
+              </w:rPr>
+              <w:t xml:space="preserve">3.4.2 (ten items; Notices 7.1 requirements via footnotes 9 and 12)</w:t>
+            </w:r>
+          </w:p>
+        </w:tc>
+        <w:tc>
+          <w:tcPr>
+            <w:tcW w:w="2357" w:type="dxa"/>
+          </w:tcPr>
+          <w:p>
+            <w:pPr>
+              <w:pStyle w:val="BodyText"/>
+              <w:rPr>
+                <w:rFonts w:asciiTheme="majorHAnsi" w:hAnsiTheme="majorHAnsi" w:cstheme="majorHAnsi"/>
+                <w:sz w:val="18"/>
+                <w:szCs w:val="18"/>
+              </w:rPr>
+            </w:pPr>
+            <w:r>
+              <w:rPr>
+                <w:rFonts w:asciiTheme="majorHAnsi" w:hAnsiTheme="majorHAnsi" w:cstheme="majorHAnsi"/>
+                <w:sz w:val="18"/>
+                <w:szCs w:val="18"/>
+              </w:rPr>
+              <w:t xml:space="preserve">5.5.2 (eleven items, including (j) sub-contracting)</w:t>
+            </w:r>
+          </w:p>
+        </w:tc>
+      </w:tr>
+      <w:tr>
+        <w:trPr>
+          <w:trHeight w:val="377"/>
+        </w:trPr>
+        <w:tc>
+          <w:tcPr>
+            <w:tcW w:w="2127" w:type="dxa"/>
+          </w:tcPr>
+          <w:p>
+            <w:pPr>
+              <w:spacing w:line="276" w:lineRule="auto"/>
+              <w:rPr>
+                <w:rFonts w:asciiTheme="majorHAnsi" w:hAnsiTheme="majorHAnsi" w:cstheme="majorHAnsi"/>
+                <w:sz w:val="18"/>
+                <w:szCs w:val="18"/>
+                <w:lang w:val="en-US"/>
+              </w:rPr>
+            </w:pPr>
+            <w:r>
+              <w:rPr>
+                <w:rFonts w:asciiTheme="majorHAnsi" w:hAnsiTheme="majorHAnsi" w:cstheme="majorHAnsi"/>
+                <w:sz w:val="18"/>
+                <w:szCs w:val="18"/>
+              </w:rPr>
+              <w:t xml:space="preserve">Contractual termination triggers</w:t>
+            </w:r>
+          </w:p>
+        </w:tc>
+        <w:tc>
+          <w:tcPr>
+            <w:tcW w:w="2357" w:type="dxa"/>
+          </w:tcPr>
+          <w:p>
+            <w:pPr>
+              <w:pStyle w:val="BodyText"/>
+              <w:rPr>
+                <w:rFonts w:asciiTheme="majorHAnsi" w:hAnsiTheme="majorHAnsi" w:cstheme="majorHAnsi"/>
+                <w:sz w:val="18"/>
+                <w:szCs w:val="18"/>
+              </w:rPr>
+            </w:pPr>
+            <w:r>
+              <w:rPr>
+                <w:rFonts w:asciiTheme="majorHAnsi" w:hAnsiTheme="majorHAnsi" w:cstheme="majorHAnsi"/>
+                <w:sz w:val="18"/>
+                <w:szCs w:val="18"/>
+              </w:rPr>
+              <w:t xml:space="preserve">3.4.3 (confidentiality-centred; termination by reasonable notice)</w:t>
+            </w:r>
+          </w:p>
+        </w:tc>
+        <w:tc>
+          <w:tcPr>
+            <w:tcW w:w="2357" w:type="dxa"/>
+          </w:tcPr>
+          <w:p>
+            <w:pPr>
+              <w:pStyle w:val="BodyText"/>
+              <w:rPr>
+                <w:rFonts w:asciiTheme="majorHAnsi" w:hAnsiTheme="majorHAnsi" w:cstheme="majorHAnsi"/>
+                <w:sz w:val="18"/>
+                <w:szCs w:val="18"/>
+              </w:rPr>
+            </w:pPr>
+            <w:r>
+              <w:rPr>
+                <w:rFonts w:asciiTheme="majorHAnsi" w:hAnsiTheme="majorHAnsi" w:cstheme="majorHAnsi"/>
+                <w:sz w:val="18"/>
+                <w:szCs w:val="18"/>
+              </w:rPr>
+              <w:t xml:space="preserve">5.5.2(i) (change of ownership, insolvency, receivership or judicial management, breach, performance deterioration)</w:t>
+            </w:r>
+          </w:p>
+        </w:tc>
+      </w:tr>
+      <w:tr>
+        <w:trPr>
+          <w:trHeight w:val="377"/>
+        </w:trPr>
+        <w:tc>
+          <w:tcPr>
+            <w:tcW w:w="2127" w:type="dxa"/>
+          </w:tcPr>
+          <w:p>
+            <w:pPr>
+              <w:spacing w:line="276" w:lineRule="auto"/>
+              <w:rPr>
+                <w:rFonts w:asciiTheme="majorHAnsi" w:hAnsiTheme="majorHAnsi" w:cstheme="majorHAnsi"/>
+                <w:sz w:val="18"/>
+                <w:szCs w:val="18"/>
+                <w:lang w:val="en-US"/>
+              </w:rPr>
+            </w:pPr>
+            <w:r>
+              <w:rPr>
+                <w:rFonts w:asciiTheme="majorHAnsi" w:hAnsiTheme="majorHAnsi" w:cstheme="majorHAnsi"/>
+                <w:sz w:val="18"/>
+                <w:szCs w:val="18"/>
+              </w:rPr>
+              <w:t xml:space="preserve">Deletion of information on termination</w:t>
+            </w:r>
+          </w:p>
+        </w:tc>
+        <w:tc>
+          <w:tcPr>
+            <w:tcW w:w="2357" w:type="dxa"/>
+          </w:tcPr>
+          <w:p>
+            <w:pPr>
+              <w:pStyle w:val="BodyText"/>
+              <w:rPr>
+                <w:rFonts w:asciiTheme="majorHAnsi" w:hAnsiTheme="majorHAnsi" w:cstheme="majorHAnsi"/>
+                <w:sz w:val="18"/>
+                <w:szCs w:val="18"/>
+              </w:rPr>
+            </w:pPr>
+            <w:r>
+              <w:rPr>
+                <w:rFonts w:asciiTheme="majorHAnsi" w:hAnsiTheme="majorHAnsi" w:cstheme="majorHAnsi"/>
+                <w:sz w:val="18"/>
+                <w:szCs w:val="18"/>
+              </w:rPr>
+              <w:t xml:space="preserve">3.4.7 (extends to non-customer information)</w:t>
+            </w:r>
+          </w:p>
+        </w:tc>
+        <w:tc>
+          <w:tcPr>
+            <w:tcW w:w="2357" w:type="dxa"/>
+          </w:tcPr>
+          <w:p>
+            <w:pPr>
+              <w:pStyle w:val="BodyText"/>
+              <w:rPr>
+                <w:rFonts w:asciiTheme="majorHAnsi" w:hAnsiTheme="majorHAnsi" w:cstheme="majorHAnsi"/>
+                <w:sz w:val="18"/>
+                <w:szCs w:val="18"/>
+              </w:rPr>
+            </w:pPr>
+            <w:r>
+              <w:rPr>
+                <w:rFonts w:asciiTheme="majorHAnsi" w:hAnsiTheme="majorHAnsi" w:cstheme="majorHAnsi"/>
+                <w:sz w:val="18"/>
+                <w:szCs w:val="18"/>
+              </w:rPr>
+              <w:t xml:space="preserve">5.7.2(c) only</w:t>
+            </w:r>
+          </w:p>
+        </w:tc>
+      </w:tr>
+      <w:tr>
+        <w:trPr>
+          <w:trHeight w:val="377"/>
+        </w:trPr>
+        <w:tc>
+          <w:tcPr>
+            <w:tcW w:w="2127" w:type="dxa"/>
+          </w:tcPr>
+          <w:p>
+            <w:pPr>
+              <w:spacing w:line="276" w:lineRule="auto"/>
+              <w:rPr>
+                <w:rFonts w:asciiTheme="majorHAnsi" w:hAnsiTheme="majorHAnsi" w:cstheme="majorHAnsi"/>
+                <w:sz w:val="18"/>
+                <w:szCs w:val="18"/>
+                <w:lang w:val="en-US"/>
+              </w:rPr>
+            </w:pPr>
+            <w:r>
+              <w:rPr>
+                <w:rFonts w:asciiTheme="majorHAnsi" w:hAnsiTheme="majorHAnsi" w:cstheme="majorHAnsi"/>
+                <w:sz w:val="18"/>
+                <w:szCs w:val="18"/>
+              </w:rPr>
+              <w:t xml:space="preserve">Customer consent before sub-contracting</w:t>
+            </w:r>
+          </w:p>
+        </w:tc>
+        <w:tc>
+          <w:tcPr>
+            <w:tcW w:w="2357" w:type="dxa"/>
+          </w:tcPr>
+          <w:p>
+            <w:pPr>
+              <w:pStyle w:val="BodyText"/>
+              <w:rPr>
+                <w:rFonts w:asciiTheme="majorHAnsi" w:hAnsiTheme="majorHAnsi" w:cstheme="majorHAnsi"/>
+                <w:sz w:val="18"/>
+                <w:szCs w:val="18"/>
+              </w:rPr>
+            </w:pPr>
+            <w:r>
+              <w:rPr>
+                <w:rFonts w:asciiTheme="majorHAnsi" w:hAnsiTheme="majorHAnsi" w:cstheme="majorHAnsi"/>
+                <w:sz w:val="18"/>
+                <w:szCs w:val="18"/>
+              </w:rPr>
+              <w:t xml:space="preserve">3.5.2</w:t>
+            </w:r>
+          </w:p>
+        </w:tc>
+        <w:tc>
+          <w:tcPr>
+            <w:tcW w:w="2357" w:type="dxa"/>
+          </w:tcPr>
+          <w:p>
+            <w:pPr>
+              <w:pStyle w:val="BodyText"/>
+              <w:rPr>
+                <w:rFonts w:asciiTheme="majorHAnsi" w:hAnsiTheme="majorHAnsi" w:cstheme="majorHAnsi"/>
+                <w:sz w:val="18"/>
+                <w:szCs w:val="18"/>
+              </w:rPr>
+            </w:pPr>
+            <w:r>
+              <w:rPr>
+                <w:rFonts w:asciiTheme="majorHAnsi" w:hAnsiTheme="majorHAnsi" w:cstheme="majorHAnsi"/>
+                <w:sz w:val="18"/>
+                <w:szCs w:val="18"/>
+              </w:rPr>
+              <w:t xml:space="preserve">None</w:t>
+            </w:r>
+          </w:p>
+        </w:tc>
+      </w:tr>
+      <w:tr>
+        <w:trPr>
+          <w:trHeight w:val="377"/>
+        </w:trPr>
+        <w:tc>
+          <w:tcPr>
+            <w:tcW w:w="2127" w:type="dxa"/>
+          </w:tcPr>
+          <w:p>
+            <w:pPr>
+              <w:spacing w:line="276" w:lineRule="auto"/>
+              <w:rPr>
+                <w:rFonts w:asciiTheme="majorHAnsi" w:hAnsiTheme="majorHAnsi" w:cstheme="majorHAnsi"/>
+                <w:sz w:val="18"/>
+                <w:szCs w:val="18"/>
+                <w:lang w:val="en-US"/>
+              </w:rPr>
+            </w:pPr>
+            <w:r>
+              <w:rPr>
+                <w:rFonts w:asciiTheme="majorHAnsi" w:hAnsiTheme="majorHAnsi" w:cstheme="majorHAnsi"/>
+                <w:sz w:val="18"/>
+                <w:szCs w:val="18"/>
+              </w:rPr>
+              <w:t xml:space="preserve">Prescribed contents of the sub-contract</w:t>
+            </w:r>
+          </w:p>
+        </w:tc>
+        <w:tc>
+          <w:tcPr>
+            <w:tcW w:w="2357" w:type="dxa"/>
+          </w:tcPr>
+          <w:p>
+            <w:pPr>
+              <w:pStyle w:val="BodyText"/>
+              <w:rPr>
+                <w:rFonts w:asciiTheme="majorHAnsi" w:hAnsiTheme="majorHAnsi" w:cstheme="majorHAnsi"/>
+                <w:sz w:val="18"/>
+                <w:szCs w:val="18"/>
+              </w:rPr>
+            </w:pPr>
+            <w:r>
+              <w:rPr>
+                <w:rFonts w:asciiTheme="majorHAnsi" w:hAnsiTheme="majorHAnsi" w:cstheme="majorHAnsi"/>
+                <w:sz w:val="18"/>
+                <w:szCs w:val="18"/>
+              </w:rPr>
+              <w:t xml:space="preserve">3.5.3</w:t>
+            </w:r>
+          </w:p>
+        </w:tc>
+        <w:tc>
+          <w:tcPr>
+            <w:tcW w:w="2357" w:type="dxa"/>
+          </w:tcPr>
+          <w:p>
+            <w:pPr>
+              <w:pStyle w:val="BodyText"/>
+              <w:rPr>
+                <w:rFonts w:asciiTheme="majorHAnsi" w:hAnsiTheme="majorHAnsi" w:cstheme="majorHAnsi"/>
+                <w:sz w:val="18"/>
+                <w:szCs w:val="18"/>
+              </w:rPr>
+            </w:pPr>
+            <w:r>
+              <w:rPr>
+                <w:rFonts w:asciiTheme="majorHAnsi" w:hAnsiTheme="majorHAnsi" w:cstheme="majorHAnsi"/>
+                <w:sz w:val="18"/>
+                <w:szCs w:val="18"/>
+              </w:rPr>
+              <w:t xml:space="preserve">None</w:t>
+            </w:r>
+          </w:p>
+        </w:tc>
+      </w:tr>
+      <w:tr>
+        <w:trPr>
+          <w:trHeight w:val="377"/>
+        </w:trPr>
+        <w:tc>
+          <w:tcPr>
+            <w:tcW w:w="2127" w:type="dxa"/>
+          </w:tcPr>
+          <w:p>
+            <w:pPr>
+              <w:spacing w:line="276" w:lineRule="auto"/>
+              <w:rPr>
+                <w:rFonts w:asciiTheme="majorHAnsi" w:hAnsiTheme="majorHAnsi" w:cstheme="majorHAnsi"/>
+                <w:sz w:val="18"/>
+                <w:szCs w:val="18"/>
+                <w:lang w:val="en-US"/>
+              </w:rPr>
+            </w:pPr>
+            <w:r>
+              <w:rPr>
+                <w:rFonts w:asciiTheme="majorHAnsi" w:hAnsiTheme="majorHAnsi" w:cstheme="majorHAnsi"/>
+                <w:sz w:val="18"/>
+                <w:szCs w:val="18"/>
+              </w:rPr>
+              <w:t xml:space="preserve">Notification of sub-contractor engagement (30 days)</w:t>
+            </w:r>
+          </w:p>
+        </w:tc>
+        <w:tc>
+          <w:tcPr>
+            <w:tcW w:w="2357" w:type="dxa"/>
+          </w:tcPr>
+          <w:p>
+            <w:pPr>
+              <w:pStyle w:val="BodyText"/>
+              <w:rPr>
+                <w:rFonts w:asciiTheme="majorHAnsi" w:hAnsiTheme="majorHAnsi" w:cstheme="majorHAnsi"/>
+                <w:sz w:val="18"/>
+                <w:szCs w:val="18"/>
+              </w:rPr>
+            </w:pPr>
+            <w:r>
+              <w:rPr>
+                <w:rFonts w:asciiTheme="majorHAnsi" w:hAnsiTheme="majorHAnsi" w:cstheme="majorHAnsi"/>
+                <w:sz w:val="18"/>
+                <w:szCs w:val="18"/>
+              </w:rPr>
+              <w:t xml:space="preserve">3.5.4</w:t>
+            </w:r>
+          </w:p>
+        </w:tc>
+        <w:tc>
+          <w:tcPr>
+            <w:tcW w:w="2357" w:type="dxa"/>
+          </w:tcPr>
+          <w:p>
+            <w:pPr>
+              <w:pStyle w:val="BodyText"/>
+              <w:rPr>
+                <w:rFonts w:asciiTheme="majorHAnsi" w:hAnsiTheme="majorHAnsi" w:cstheme="majorHAnsi"/>
+                <w:sz w:val="18"/>
+                <w:szCs w:val="18"/>
+              </w:rPr>
+            </w:pPr>
+            <w:r>
+              <w:rPr>
+                <w:rFonts w:asciiTheme="majorHAnsi" w:hAnsiTheme="majorHAnsi" w:cstheme="majorHAnsi"/>
+                <w:sz w:val="18"/>
+                <w:szCs w:val="18"/>
+              </w:rPr>
+              <w:t xml:space="preserve">None</w:t>
+            </w:r>
+          </w:p>
+        </w:tc>
+      </w:tr>
+      <w:tr>
+        <w:trPr>
+          <w:trHeight w:val="377"/>
+        </w:trPr>
+        <w:tc>
+          <w:tcPr>
+            <w:tcW w:w="2127" w:type="dxa"/>
+          </w:tcPr>
+          <w:p>
+            <w:pPr>
+              <w:spacing w:line="276" w:lineRule="auto"/>
+              <w:rPr>
+                <w:rFonts w:asciiTheme="majorHAnsi" w:hAnsiTheme="majorHAnsi" w:cstheme="majorHAnsi"/>
+                <w:sz w:val="18"/>
+                <w:szCs w:val="18"/>
+                <w:lang w:val="en-US"/>
+              </w:rPr>
+            </w:pPr>
+            <w:r>
+              <w:rPr>
+                <w:rFonts w:asciiTheme="majorHAnsi" w:hAnsiTheme="majorHAnsi" w:cstheme="majorHAnsi"/>
+                <w:sz w:val="18"/>
+                <w:szCs w:val="18"/>
+              </w:rPr>
+              <w:t xml:space="preserve">Annual review of material outsourcing arrangements</w:t>
+            </w:r>
+          </w:p>
+        </w:tc>
+        <w:tc>
+          <w:tcPr>
+            <w:tcW w:w="2357" w:type="dxa"/>
+          </w:tcPr>
+          <w:p>
+            <w:pPr>
+              <w:pStyle w:val="BodyText"/>
+              <w:rPr>
+                <w:rFonts w:asciiTheme="majorHAnsi" w:hAnsiTheme="majorHAnsi" w:cstheme="majorHAnsi"/>
+                <w:sz w:val="18"/>
+                <w:szCs w:val="18"/>
+              </w:rPr>
+            </w:pPr>
+            <w:r>
+              <w:rPr>
+                <w:rFonts w:asciiTheme="majorHAnsi" w:hAnsiTheme="majorHAnsi" w:cstheme="majorHAnsi"/>
+                <w:sz w:val="18"/>
+                <w:szCs w:val="18"/>
+              </w:rPr>
+              <w:t xml:space="preserve">None (periodic-review obligations are in the Notices)</w:t>
+            </w:r>
+          </w:p>
+        </w:tc>
+        <w:tc>
+          <w:tcPr>
+            <w:tcW w:w="2357" w:type="dxa"/>
+          </w:tcPr>
+          <w:p>
+            <w:pPr>
+              <w:pStyle w:val="BodyText"/>
+              <w:rPr>
+                <w:rFonts w:asciiTheme="majorHAnsi" w:hAnsiTheme="majorHAnsi" w:cstheme="majorHAnsi"/>
+                <w:sz w:val="18"/>
+                <w:szCs w:val="18"/>
+              </w:rPr>
+            </w:pPr>
+            <w:r>
+              <w:rPr>
+                <w:rFonts w:asciiTheme="majorHAnsi" w:hAnsiTheme="majorHAnsi" w:cstheme="majorHAnsi"/>
+                <w:sz w:val="18"/>
+                <w:szCs w:val="18"/>
+              </w:rPr>
+              <w:t xml:space="preserve">5.8.2(d)</w:t>
+            </w:r>
+          </w:p>
+        </w:tc>
+      </w:tr>
+      <w:tr>
+        <w:trPr>
+          <w:trHeight w:val="377"/>
+        </w:trPr>
+        <w:tc>
+          <w:tcPr>
+            <w:tcW w:w="2127" w:type="dxa"/>
+          </w:tcPr>
+          <w:p>
+            <w:pPr>
+              <w:spacing w:line="276" w:lineRule="auto"/>
+              <w:rPr>
+                <w:rFonts w:asciiTheme="majorHAnsi" w:hAnsiTheme="majorHAnsi" w:cstheme="majorHAnsi"/>
+                <w:sz w:val="18"/>
+                <w:szCs w:val="18"/>
+                <w:lang w:val="en-US"/>
+              </w:rPr>
+            </w:pPr>
+            <w:r>
+              <w:rPr>
+                <w:rFonts w:asciiTheme="majorHAnsi" w:hAnsiTheme="majorHAnsi" w:cstheme="majorHAnsi"/>
+                <w:sz w:val="18"/>
+                <w:szCs w:val="18"/>
+              </w:rPr>
+              <w:t xml:space="preserve">MAS access to service providers</w:t>
+            </w:r>
+          </w:p>
+        </w:tc>
+        <w:tc>
+          <w:tcPr>
+            <w:tcW w:w="2357" w:type="dxa"/>
+          </w:tcPr>
+          <w:p>
+            <w:pPr>
+              <w:pStyle w:val="BodyText"/>
+              <w:rPr>
+                <w:rFonts w:asciiTheme="majorHAnsi" w:hAnsiTheme="majorHAnsi" w:cstheme="majorHAnsi"/>
+                <w:sz w:val="18"/>
+                <w:szCs w:val="18"/>
+              </w:rPr>
+            </w:pPr>
+            <w:r>
+              <w:rPr>
+                <w:rFonts w:asciiTheme="majorHAnsi" w:hAnsiTheme="majorHAnsi" w:cstheme="majorHAnsi"/>
+                <w:sz w:val="18"/>
+                <w:szCs w:val="18"/>
+              </w:rPr>
+              <w:t xml:space="preserve">Statutory – section 47A(10) of the Banking Act (see 3.4.5(f))</w:t>
+            </w:r>
+          </w:p>
+        </w:tc>
+        <w:tc>
+          <w:tcPr>
+            <w:tcW w:w="2357" w:type="dxa"/>
+          </w:tcPr>
+          <w:p>
+            <w:pPr>
+              <w:pStyle w:val="BodyText"/>
+              <w:rPr>
+                <w:rFonts w:asciiTheme="majorHAnsi" w:hAnsiTheme="majorHAnsi" w:cstheme="majorHAnsi"/>
+                <w:sz w:val="18"/>
+                <w:szCs w:val="18"/>
+              </w:rPr>
+            </w:pPr>
+            <w:r>
+              <w:rPr>
+                <w:rFonts w:asciiTheme="majorHAnsi" w:hAnsiTheme="majorHAnsi" w:cstheme="majorHAnsi"/>
+                <w:sz w:val="18"/>
+                <w:szCs w:val="18"/>
+              </w:rPr>
+              <w:t xml:space="preserve">Contractual – 5.9.2(b)</w:t>
+            </w:r>
+          </w:p>
+        </w:tc>
+      </w:tr>
+      <w:tr>
+        <w:trPr>
+          <w:trHeight w:val="377"/>
+        </w:trPr>
+        <w:tc>
+          <w:tcPr>
+            <w:tcW w:w="2127" w:type="dxa"/>
+          </w:tcPr>
+          <w:p>
+            <w:pPr>
+              <w:spacing w:line="276" w:lineRule="auto"/>
+              <w:rPr>
+                <w:rFonts w:asciiTheme="majorHAnsi" w:hAnsiTheme="majorHAnsi" w:cstheme="majorHAnsi"/>
+                <w:sz w:val="18"/>
+                <w:szCs w:val="18"/>
+                <w:lang w:val="en-US"/>
+              </w:rPr>
+            </w:pPr>
+            <w:r>
+              <w:rPr>
+                <w:rFonts w:asciiTheme="majorHAnsi" w:hAnsiTheme="majorHAnsi" w:cstheme="majorHAnsi"/>
+                <w:sz w:val="18"/>
+                <w:szCs w:val="18"/>
+              </w:rPr>
+              <w:t xml:space="preserve">Service provider reports to MAS</w:t>
+            </w:r>
+          </w:p>
+        </w:tc>
+        <w:tc>
+          <w:tcPr>
+            <w:tcW w:w="2357" w:type="dxa"/>
+          </w:tcPr>
+          <w:p>
+            <w:pPr>
+              <w:pStyle w:val="BodyText"/>
+              <w:rPr>
+                <w:rFonts w:asciiTheme="majorHAnsi" w:hAnsiTheme="majorHAnsi" w:cstheme="majorHAnsi"/>
+                <w:sz w:val="18"/>
+                <w:szCs w:val="18"/>
+              </w:rPr>
+            </w:pPr>
+            <w:r>
+              <w:rPr>
+                <w:rFonts w:asciiTheme="majorHAnsi" w:hAnsiTheme="majorHAnsi" w:cstheme="majorHAnsi"/>
+                <w:sz w:val="18"/>
+                <w:szCs w:val="18"/>
+              </w:rPr>
+              <w:t xml:space="preserve">None</w:t>
+            </w:r>
+          </w:p>
+        </w:tc>
+        <w:tc>
+          <w:tcPr>
+            <w:tcW w:w="2357" w:type="dxa"/>
+          </w:tcPr>
+          <w:p>
+            <w:pPr>
+              <w:pStyle w:val="BodyText"/>
+              <w:rPr>
+                <w:rFonts w:asciiTheme="majorHAnsi" w:hAnsiTheme="majorHAnsi" w:cstheme="majorHAnsi"/>
+                <w:sz w:val="18"/>
+                <w:szCs w:val="18"/>
+              </w:rPr>
+            </w:pPr>
+            <w:r>
+              <w:rPr>
+                <w:rFonts w:asciiTheme="majorHAnsi" w:hAnsiTheme="majorHAnsi" w:cstheme="majorHAnsi"/>
+                <w:sz w:val="18"/>
+                <w:szCs w:val="18"/>
+              </w:rPr>
+              <w:t xml:space="preserve">5.9.3</w:t>
+            </w:r>
+          </w:p>
+        </w:tc>
+      </w:tr>
+      <w:tr>
+        <w:trPr>
+          <w:trHeight w:val="377"/>
+        </w:trPr>
+        <w:tc>
+          <w:tcPr>
+            <w:tcW w:w="2127" w:type="dxa"/>
+          </w:tcPr>
+          <w:p>
+            <w:pPr>
+              <w:spacing w:line="276" w:lineRule="auto"/>
+              <w:rPr>
+                <w:rFonts w:asciiTheme="majorHAnsi" w:hAnsiTheme="majorHAnsi" w:cstheme="majorHAnsi"/>
+                <w:sz w:val="18"/>
+                <w:szCs w:val="18"/>
+                <w:lang w:val="en-US"/>
+              </w:rPr>
+            </w:pPr>
+            <w:r>
+              <w:rPr>
+                <w:rFonts w:asciiTheme="majorHAnsi" w:hAnsiTheme="majorHAnsi" w:cstheme="majorHAnsi"/>
+                <w:sz w:val="18"/>
+                <w:szCs w:val="18"/>
+              </w:rPr>
+              <w:t xml:space="preserve">Sub-contractor audit coverage</w:t>
+            </w:r>
+          </w:p>
+        </w:tc>
+        <w:tc>
+          <w:tcPr>
+            <w:tcW w:w="2357" w:type="dxa"/>
+          </w:tcPr>
+          <w:p>
+            <w:pPr>
+              <w:pStyle w:val="BodyText"/>
+              <w:rPr>
+                <w:rFonts w:asciiTheme="majorHAnsi" w:hAnsiTheme="majorHAnsi" w:cstheme="majorHAnsi"/>
+                <w:sz w:val="18"/>
+                <w:szCs w:val="18"/>
+              </w:rPr>
+            </w:pPr>
+            <w:r>
+              <w:rPr>
+                <w:rFonts w:asciiTheme="majorHAnsi" w:hAnsiTheme="majorHAnsi" w:cstheme="majorHAnsi"/>
+                <w:sz w:val="18"/>
+                <w:szCs w:val="18"/>
+              </w:rPr>
+              <w:t xml:space="preserve">3.9.3 (“endeavour to subject”)</w:t>
+            </w:r>
+          </w:p>
+        </w:tc>
+        <w:tc>
+          <w:tcPr>
+            <w:tcW w:w="2357" w:type="dxa"/>
+          </w:tcPr>
+          <w:p>
+            <w:pPr>
+              <w:pStyle w:val="BodyText"/>
+              <w:rPr>
+                <w:rFonts w:asciiTheme="majorHAnsi" w:hAnsiTheme="majorHAnsi" w:cstheme="majorHAnsi"/>
+                <w:sz w:val="18"/>
+                <w:szCs w:val="18"/>
+              </w:rPr>
+            </w:pPr>
+            <w:r>
+              <w:rPr>
+                <w:rFonts w:asciiTheme="majorHAnsi" w:hAnsiTheme="majorHAnsi" w:cstheme="majorHAnsi"/>
+                <w:sz w:val="18"/>
+                <w:szCs w:val="18"/>
+              </w:rPr>
+              <w:t xml:space="preserve">5.9.4 (“ensure that these expectations are met”)</w:t>
+            </w:r>
+          </w:p>
+        </w:tc>
+      </w:tr>
+      <w:tr>
+        <w:trPr>
+          <w:trHeight w:val="377"/>
+        </w:trPr>
+        <w:tc>
+          <w:tcPr>
+            <w:tcW w:w="2127" w:type="dxa"/>
+          </w:tcPr>
+          <w:p>
+            <w:pPr>
+              <w:spacing w:line="276" w:lineRule="auto"/>
+              <w:rPr>
+                <w:rFonts w:asciiTheme="majorHAnsi" w:hAnsiTheme="majorHAnsi" w:cstheme="majorHAnsi"/>
+                <w:sz w:val="18"/>
+                <w:szCs w:val="18"/>
+                <w:lang w:val="en-US"/>
+              </w:rPr>
+            </w:pPr>
+            <w:r>
+              <w:rPr>
+                <w:rFonts w:asciiTheme="majorHAnsi" w:hAnsiTheme="majorHAnsi" w:cstheme="majorHAnsi"/>
+                <w:sz w:val="18"/>
+                <w:szCs w:val="18"/>
+              </w:rPr>
+              <w:t xml:space="preserve">Reliance on certifications and pooled audits</w:t>
+            </w:r>
+          </w:p>
+        </w:tc>
+        <w:tc>
+          <w:tcPr>
+            <w:tcW w:w="2357" w:type="dxa"/>
+          </w:tcPr>
+          <w:p>
+            <w:pPr>
+              <w:pStyle w:val="BodyText"/>
+              <w:rPr>
+                <w:rFonts w:asciiTheme="majorHAnsi" w:hAnsiTheme="majorHAnsi" w:cstheme="majorHAnsi"/>
+                <w:sz w:val="18"/>
+                <w:szCs w:val="18"/>
+              </w:rPr>
+            </w:pPr>
+            <w:r>
+              <w:rPr>
+                <w:rFonts w:asciiTheme="majorHAnsi" w:hAnsiTheme="majorHAnsi" w:cstheme="majorHAnsi"/>
+                <w:sz w:val="18"/>
+                <w:szCs w:val="18"/>
+              </w:rPr>
+              <w:t xml:space="preserve">3.9.8</w:t>
+            </w:r>
+          </w:p>
+        </w:tc>
+        <w:tc>
+          <w:tcPr>
+            <w:tcW w:w="2357" w:type="dxa"/>
+          </w:tcPr>
+          <w:p>
+            <w:pPr>
+              <w:pStyle w:val="BodyText"/>
+              <w:rPr>
+                <w:rFonts w:asciiTheme="majorHAnsi" w:hAnsiTheme="majorHAnsi" w:cstheme="majorHAnsi"/>
+                <w:sz w:val="18"/>
+                <w:szCs w:val="18"/>
+              </w:rPr>
+            </w:pPr>
+            <w:r>
+              <w:rPr>
+                <w:rFonts w:asciiTheme="majorHAnsi" w:hAnsiTheme="majorHAnsi" w:cstheme="majorHAnsi"/>
+                <w:sz w:val="18"/>
+                <w:szCs w:val="18"/>
+              </w:rPr>
+              <w:t xml:space="preserve">None</w:t>
+            </w:r>
+          </w:p>
+        </w:tc>
+      </w:tr>
+      <w:tr>
+        <w:trPr>
+          <w:trHeight w:val="377"/>
+        </w:trPr>
+        <w:tc>
+          <w:tcPr>
+            <w:tcW w:w="2127" w:type="dxa"/>
+          </w:tcPr>
+          <w:p>
+            <w:pPr>
+              <w:spacing w:line="276" w:lineRule="auto"/>
+              <w:rPr>
+                <w:rFonts w:asciiTheme="majorHAnsi" w:hAnsiTheme="majorHAnsi" w:cstheme="majorHAnsi"/>
+                <w:sz w:val="18"/>
+                <w:szCs w:val="18"/>
+                <w:lang w:val="en-US"/>
+              </w:rPr>
+            </w:pPr>
+            <w:r>
+              <w:rPr>
+                <w:rFonts w:asciiTheme="majorHAnsi" w:hAnsiTheme="majorHAnsi" w:cstheme="majorHAnsi"/>
+                <w:sz w:val="18"/>
+                <w:szCs w:val="18"/>
+              </w:rPr>
+              <w:t xml:space="preserve">Submission of audit reports to MAS</w:t>
+            </w:r>
+          </w:p>
+        </w:tc>
+        <w:tc>
+          <w:tcPr>
+            <w:tcW w:w="2357" w:type="dxa"/>
+          </w:tcPr>
+          <w:p>
+            <w:pPr>
+              <w:pStyle w:val="BodyText"/>
+              <w:rPr>
+                <w:rFonts w:asciiTheme="majorHAnsi" w:hAnsiTheme="majorHAnsi" w:cstheme="majorHAnsi"/>
+                <w:sz w:val="18"/>
+                <w:szCs w:val="18"/>
+              </w:rPr>
+            </w:pPr>
+            <w:r>
+              <w:rPr>
+                <w:rFonts w:asciiTheme="majorHAnsi" w:hAnsiTheme="majorHAnsi" w:cstheme="majorHAnsi"/>
+                <w:sz w:val="18"/>
+                <w:szCs w:val="18"/>
+              </w:rPr>
+              <w:t xml:space="preserve">3.9.7 (“upon request”)</w:t>
+            </w:r>
+          </w:p>
+        </w:tc>
+        <w:tc>
+          <w:tcPr>
+            <w:tcW w:w="2357" w:type="dxa"/>
+          </w:tcPr>
+          <w:p>
+            <w:pPr>
+              <w:pStyle w:val="BodyText"/>
+              <w:rPr>
+                <w:rFonts w:asciiTheme="majorHAnsi" w:hAnsiTheme="majorHAnsi" w:cstheme="majorHAnsi"/>
+                <w:sz w:val="18"/>
+                <w:szCs w:val="18"/>
+              </w:rPr>
+            </w:pPr>
+            <w:r>
+              <w:rPr>
+                <w:rFonts w:asciiTheme="majorHAnsi" w:hAnsiTheme="majorHAnsi" w:cstheme="majorHAnsi"/>
+                <w:sz w:val="18"/>
+                <w:szCs w:val="18"/>
+              </w:rPr>
+              <w:t xml:space="preserve">5.9.8 (no “upon request” for audit reports)</w:t>
+            </w:r>
+          </w:p>
+        </w:tc>
+      </w:tr>
+      <w:tr>
+        <w:trPr>
+          <w:trHeight w:val="377"/>
+        </w:trPr>
+        <w:tc>
+          <w:tcPr>
+            <w:tcW w:w="2127" w:type="dxa"/>
+          </w:tcPr>
+          <w:p>
+            <w:pPr>
+              <w:spacing w:line="276" w:lineRule="auto"/>
+              <w:rPr>
+                <w:rFonts w:asciiTheme="majorHAnsi" w:hAnsiTheme="majorHAnsi" w:cstheme="majorHAnsi"/>
+                <w:sz w:val="18"/>
+                <w:szCs w:val="18"/>
+                <w:lang w:val="en-US"/>
+              </w:rPr>
+            </w:pPr>
+            <w:r>
+              <w:rPr>
+                <w:rFonts w:asciiTheme="majorHAnsi" w:hAnsiTheme="majorHAnsi" w:cstheme="majorHAnsi"/>
+                <w:sz w:val="18"/>
+                <w:szCs w:val="18"/>
+              </w:rPr>
+              <w:t xml:space="preserve">Overseas outsourcing – confirmation and notification to MAS</w:t>
+            </w:r>
+          </w:p>
+        </w:tc>
+        <w:tc>
+          <w:tcPr>
+            <w:tcW w:w="2357" w:type="dxa"/>
+          </w:tcPr>
+          <w:p>
+            <w:pPr>
+              <w:pStyle w:val="BodyText"/>
+              <w:rPr>
+                <w:rFonts w:asciiTheme="majorHAnsi" w:hAnsiTheme="majorHAnsi" w:cstheme="majorHAnsi"/>
+                <w:sz w:val="18"/>
+                <w:szCs w:val="18"/>
+              </w:rPr>
+            </w:pPr>
+            <w:r>
+              <w:rPr>
+                <w:rFonts w:asciiTheme="majorHAnsi" w:hAnsiTheme="majorHAnsi" w:cstheme="majorHAnsi"/>
+                <w:sz w:val="18"/>
+                <w:szCs w:val="18"/>
+              </w:rPr>
+              <w:t xml:space="preserve">None</w:t>
+            </w:r>
+          </w:p>
+        </w:tc>
+        <w:tc>
+          <w:tcPr>
+            <w:tcW w:w="2357" w:type="dxa"/>
+          </w:tcPr>
+          <w:p>
+            <w:pPr>
+              <w:pStyle w:val="BodyText"/>
+              <w:rPr>
+                <w:rFonts w:asciiTheme="majorHAnsi" w:hAnsiTheme="majorHAnsi" w:cstheme="majorHAnsi"/>
+                <w:sz w:val="18"/>
+                <w:szCs w:val="18"/>
+              </w:rPr>
+            </w:pPr>
+            <w:r>
+              <w:rPr>
+                <w:rFonts w:asciiTheme="majorHAnsi" w:hAnsiTheme="majorHAnsi" w:cstheme="majorHAnsi"/>
+                <w:sz w:val="18"/>
+                <w:szCs w:val="18"/>
+              </w:rPr>
+              <w:t xml:space="preserve">5.10.2(b) (written confirmation) and 5.10.2(c) (notification)</w:t>
+            </w:r>
+          </w:p>
+        </w:tc>
+      </w:tr>
+      <w:tr>
+        <w:trPr>
+          <w:trHeight w:val="377"/>
+        </w:trPr>
+        <w:tc>
+          <w:tcPr>
+            <w:tcW w:w="2127" w:type="dxa"/>
+          </w:tcPr>
+          <w:p>
+            <w:pPr>
+              <w:spacing w:line="276" w:lineRule="auto"/>
+              <w:rPr>
+                <w:rFonts w:asciiTheme="majorHAnsi" w:hAnsiTheme="majorHAnsi" w:cstheme="majorHAnsi"/>
+                <w:sz w:val="18"/>
+                <w:szCs w:val="18"/>
+                <w:lang w:val="en-US"/>
+              </w:rPr>
+            </w:pPr>
+            <w:r>
+              <w:rPr>
+                <w:rFonts w:asciiTheme="majorHAnsi" w:hAnsiTheme="majorHAnsi" w:cstheme="majorHAnsi"/>
+                <w:sz w:val="18"/>
+                <w:szCs w:val="18"/>
+              </w:rPr>
+              <w:t xml:space="preserve">Outsourcing within a group – wording</w:t>
+            </w:r>
+          </w:p>
+        </w:tc>
+        <w:tc>
+          <w:tcPr>
+            <w:tcW w:w="2357" w:type="dxa"/>
+          </w:tcPr>
+          <w:p>
+            <w:pPr>
+              <w:pStyle w:val="BodyText"/>
+              <w:rPr>
+                <w:rFonts w:asciiTheme="majorHAnsi" w:hAnsiTheme="majorHAnsi" w:cstheme="majorHAnsi"/>
+                <w:sz w:val="18"/>
+                <w:szCs w:val="18"/>
+              </w:rPr>
+            </w:pPr>
+            <w:r>
+              <w:rPr>
+                <w:rFonts w:asciiTheme="majorHAnsi" w:hAnsiTheme="majorHAnsi" w:cstheme="majorHAnsi"/>
+                <w:sz w:val="18"/>
+                <w:szCs w:val="18"/>
+              </w:rPr>
+              <w:t xml:space="preserve">3.11.1 (“including subsidiaries of Singapore-incorporated banks”)</w:t>
+            </w:r>
+          </w:p>
+        </w:tc>
+        <w:tc>
+          <w:tcPr>
+            <w:tcW w:w="2357" w:type="dxa"/>
+          </w:tcPr>
+          <w:p>
+            <w:pPr>
+              <w:pStyle w:val="BodyText"/>
+              <w:rPr>
+                <w:rFonts w:asciiTheme="majorHAnsi" w:hAnsiTheme="majorHAnsi" w:cstheme="majorHAnsi"/>
+                <w:sz w:val="18"/>
+                <w:szCs w:val="18"/>
+              </w:rPr>
+            </w:pPr>
+            <w:r>
+              <w:rPr>
+                <w:rFonts w:asciiTheme="majorHAnsi" w:hAnsiTheme="majorHAnsi" w:cstheme="majorHAnsi"/>
+                <w:sz w:val="18"/>
+                <w:szCs w:val="18"/>
+              </w:rPr>
+              <w:t xml:space="preserve">5.11.1 (without that phrase; see also 2.3)</w:t>
+            </w:r>
+          </w:p>
+        </w:tc>
+      </w:tr>
+      <w:tr>
+        <w:trPr>
+          <w:trHeight w:val="377"/>
+        </w:trPr>
+        <w:tc>
+          <w:tcPr>
+            <w:tcW w:w="2127" w:type="dxa"/>
+          </w:tcPr>
+          <w:p>
+            <w:pPr>
+              <w:spacing w:line="276" w:lineRule="auto"/>
+              <w:rPr>
+                <w:rFonts w:asciiTheme="majorHAnsi" w:hAnsiTheme="majorHAnsi" w:cstheme="majorHAnsi"/>
+                <w:sz w:val="18"/>
+                <w:szCs w:val="18"/>
+                <w:lang w:val="en-US"/>
+              </w:rPr>
+            </w:pPr>
+            <w:r>
+              <w:rPr>
+                <w:rFonts w:asciiTheme="majorHAnsi" w:hAnsiTheme="majorHAnsi" w:cstheme="majorHAnsi"/>
+                <w:sz w:val="18"/>
+                <w:szCs w:val="18"/>
+              </w:rPr>
+              <w:t xml:space="preserve">Outsourcing internal audit – permitted departures</w:t>
+            </w:r>
+          </w:p>
+        </w:tc>
+        <w:tc>
+          <w:tcPr>
+            <w:tcW w:w="2357" w:type="dxa"/>
+          </w:tcPr>
+          <w:p>
+            <w:pPr>
+              <w:pStyle w:val="BodyText"/>
+              <w:rPr>
+                <w:rFonts w:asciiTheme="majorHAnsi" w:hAnsiTheme="majorHAnsi" w:cstheme="majorHAnsi"/>
+                <w:sz w:val="18"/>
+                <w:szCs w:val="18"/>
+              </w:rPr>
+            </w:pPr>
+            <w:r>
+              <w:rPr>
+                <w:rFonts w:asciiTheme="majorHAnsi" w:hAnsiTheme="majorHAnsi" w:cstheme="majorHAnsi"/>
+                <w:sz w:val="18"/>
+                <w:szCs w:val="18"/>
+              </w:rPr>
+              <w:t xml:space="preserve">Footnote 26 (no size limit)</w:t>
+            </w:r>
+          </w:p>
+        </w:tc>
+        <w:tc>
+          <w:tcPr>
+            <w:tcW w:w="2357" w:type="dxa"/>
+          </w:tcPr>
+          <w:p>
+            <w:pPr>
+              <w:pStyle w:val="BodyText"/>
+              <w:rPr>
+                <w:rFonts w:asciiTheme="majorHAnsi" w:hAnsiTheme="majorHAnsi" w:cstheme="majorHAnsi"/>
+                <w:sz w:val="18"/>
+                <w:szCs w:val="18"/>
+              </w:rPr>
+            </w:pPr>
+            <w:r>
+              <w:rPr>
+                <w:rFonts w:asciiTheme="majorHAnsi" w:hAnsiTheme="majorHAnsi" w:cstheme="majorHAnsi"/>
+                <w:sz w:val="18"/>
+                <w:szCs w:val="18"/>
+              </w:rPr>
+              <w:t xml:space="preserve">Footnote 20 (limited to small institutions)</w:t>
+            </w:r>
+          </w:p>
+        </w:tc>
+      </w:tr>
+      <w:tr>
+        <w:trPr>
+          <w:trHeight w:val="377"/>
+        </w:trPr>
+        <w:tc>
+          <w:tcPr>
+            <w:tcW w:w="2127" w:type="dxa"/>
+          </w:tcPr>
+          <w:p>
+            <w:pPr>
+              <w:spacing w:line="276" w:lineRule="auto"/>
+              <w:rPr>
+                <w:rFonts w:asciiTheme="majorHAnsi" w:hAnsiTheme="majorHAnsi" w:cstheme="majorHAnsi"/>
+                <w:sz w:val="18"/>
+                <w:szCs w:val="18"/>
+                <w:lang w:val="en-US"/>
+              </w:rPr>
+            </w:pPr>
+            <w:r>
+              <w:rPr>
+                <w:rFonts w:asciiTheme="majorHAnsi" w:hAnsiTheme="majorHAnsi" w:cstheme="majorHAnsi"/>
+                <w:sz w:val="18"/>
+                <w:szCs w:val="18"/>
+              </w:rPr>
+              <w:t xml:space="preserve">Exempted services</w:t>
+            </w:r>
+          </w:p>
+        </w:tc>
+        <w:tc>
+          <w:tcPr>
+            <w:tcW w:w="2357" w:type="dxa"/>
+          </w:tcPr>
+          <w:p>
+            <w:pPr>
+              <w:pStyle w:val="BodyText"/>
+              <w:rPr>
+                <w:rFonts w:asciiTheme="majorHAnsi" w:hAnsiTheme="majorHAnsi" w:cstheme="majorHAnsi"/>
+                <w:sz w:val="18"/>
+                <w:szCs w:val="18"/>
+              </w:rPr>
+            </w:pPr>
+            <w:r>
+              <w:rPr>
+                <w:rFonts w:asciiTheme="majorHAnsi" w:hAnsiTheme="majorHAnsi" w:cstheme="majorHAnsi"/>
+                <w:sz w:val="18"/>
+                <w:szCs w:val="18"/>
+              </w:rPr>
+              <w:t xml:space="preserve">Annex D of the Notices</w:t>
+            </w:r>
+          </w:p>
+        </w:tc>
+        <w:tc>
+          <w:tcPr>
+            <w:tcW w:w="2357" w:type="dxa"/>
+          </w:tcPr>
+          <w:p>
+            <w:pPr>
+              <w:pStyle w:val="BodyText"/>
+              <w:rPr>
+                <w:rFonts w:asciiTheme="majorHAnsi" w:hAnsiTheme="majorHAnsi" w:cstheme="majorHAnsi"/>
+                <w:sz w:val="18"/>
+                <w:szCs w:val="18"/>
+              </w:rPr>
+            </w:pPr>
+            <w:r>
+              <w:rPr>
+                <w:rFonts w:asciiTheme="majorHAnsi" w:hAnsiTheme="majorHAnsi" w:cstheme="majorHAnsi"/>
+                <w:sz w:val="18"/>
+                <w:szCs w:val="18"/>
+              </w:rPr>
+              <w:t xml:space="preserve">Annex 1</w:t>
+            </w:r>
+          </w:p>
+        </w:tc>
+      </w:tr>
+      <w:tr>
+        <w:trPr>
+          <w:trHeight w:val="377"/>
+        </w:trPr>
+        <w:tc>
+          <w:tcPr>
+            <w:tcW w:w="2127" w:type="dxa"/>
+          </w:tcPr>
+          <w:p>
+            <w:pPr>
+              <w:spacing w:line="276" w:lineRule="auto"/>
+              <w:rPr>
+                <w:rFonts w:asciiTheme="majorHAnsi" w:hAnsiTheme="majorHAnsi" w:cstheme="majorHAnsi"/>
+                <w:sz w:val="18"/>
+                <w:szCs w:val="18"/>
+                <w:lang w:val="en-US"/>
+              </w:rPr>
+            </w:pPr>
+            <w:r>
+              <w:rPr>
+                <w:rFonts w:asciiTheme="majorHAnsi" w:hAnsiTheme="majorHAnsi" w:cstheme="majorHAnsi"/>
+                <w:sz w:val="18"/>
+                <w:szCs w:val="18"/>
+              </w:rPr>
+              <w:t xml:space="preserve">Examples of outsourcing arrangements</w:t>
+            </w:r>
+          </w:p>
+        </w:tc>
+        <w:tc>
+          <w:tcPr>
+            <w:tcW w:w="2357" w:type="dxa"/>
+          </w:tcPr>
+          <w:p>
+            <w:pPr>
+              <w:pStyle w:val="BodyText"/>
+              <w:rPr>
+                <w:rFonts w:asciiTheme="majorHAnsi" w:hAnsiTheme="majorHAnsi" w:cstheme="majorHAnsi"/>
+                <w:sz w:val="18"/>
+                <w:szCs w:val="18"/>
+              </w:rPr>
+            </w:pPr>
+            <w:r>
+              <w:rPr>
+                <w:rFonts w:asciiTheme="majorHAnsi" w:hAnsiTheme="majorHAnsi" w:cstheme="majorHAnsi"/>
+                <w:sz w:val="18"/>
+                <w:szCs w:val="18"/>
+              </w:rPr>
+              <w:t xml:space="preserve">None (Notice 658 Annexes A – C)</w:t>
+            </w:r>
+          </w:p>
+        </w:tc>
+        <w:tc>
+          <w:tcPr>
+            <w:tcW w:w="2357" w:type="dxa"/>
+          </w:tcPr>
+          <w:p>
+            <w:pPr>
+              <w:pStyle w:val="BodyText"/>
+              <w:rPr>
+                <w:rFonts w:asciiTheme="majorHAnsi" w:hAnsiTheme="majorHAnsi" w:cstheme="majorHAnsi"/>
+                <w:sz w:val="18"/>
+                <w:szCs w:val="18"/>
+              </w:rPr>
+            </w:pPr>
+            <w:r>
+              <w:rPr>
+                <w:rFonts w:asciiTheme="majorHAnsi" w:hAnsiTheme="majorHAnsi" w:cstheme="majorHAnsi"/>
+                <w:sz w:val="18"/>
+                <w:szCs w:val="18"/>
+              </w:rPr>
+              <w:t xml:space="preserve">Annex 2</w:t>
+            </w:r>
+          </w:p>
+        </w:tc>
+      </w:tr>
+      <w:tr>
+        <w:trPr>
+          <w:trHeight w:val="377"/>
+        </w:trPr>
+        <w:tc>
+          <w:tcPr>
+            <w:tcW w:w="2127" w:type="dxa"/>
+          </w:tcPr>
+          <w:p>
+            <w:pPr>
+              <w:spacing w:line="276" w:lineRule="auto"/>
+              <w:rPr>
+                <w:rFonts w:asciiTheme="majorHAnsi" w:hAnsiTheme="majorHAnsi" w:cstheme="majorHAnsi"/>
+                <w:sz w:val="18"/>
+                <w:szCs w:val="18"/>
+                <w:lang w:val="en-US"/>
+              </w:rPr>
+            </w:pPr>
+            <w:r>
+              <w:rPr>
+                <w:rFonts w:asciiTheme="majorHAnsi" w:hAnsiTheme="majorHAnsi" w:cstheme="majorHAnsi"/>
+                <w:sz w:val="18"/>
+                <w:szCs w:val="18"/>
+              </w:rPr>
+              <w:t xml:space="preserve">Applicability framework by category of service</w:t>
+            </w:r>
+          </w:p>
+        </w:tc>
+        <w:tc>
+          <w:tcPr>
+            <w:tcW w:w="2357" w:type="dxa"/>
+          </w:tcPr>
+          <w:p>
+            <w:pPr>
+              <w:pStyle w:val="BodyText"/>
+              <w:rPr>
+                <w:rFonts w:asciiTheme="majorHAnsi" w:hAnsiTheme="majorHAnsi" w:cstheme="majorHAnsi"/>
+                <w:sz w:val="18"/>
+                <w:szCs w:val="18"/>
+              </w:rPr>
+            </w:pPr>
+            <w:r>
+              <w:rPr>
+                <w:rFonts w:asciiTheme="majorHAnsi" w:hAnsiTheme="majorHAnsi" w:cstheme="majorHAnsi"/>
+                <w:sz w:val="18"/>
+                <w:szCs w:val="18"/>
+              </w:rPr>
+              <w:t xml:space="preserve">Annex 3</w:t>
+            </w:r>
+          </w:p>
+        </w:tc>
+        <w:tc>
+          <w:tcPr>
+            <w:tcW w:w="2357" w:type="dxa"/>
+          </w:tcPr>
+          <w:p>
+            <w:pPr>
+              <w:pStyle w:val="BodyText"/>
+              <w:rPr>
+                <w:rFonts w:asciiTheme="majorHAnsi" w:hAnsiTheme="majorHAnsi" w:cstheme="majorHAnsi"/>
+                <w:sz w:val="18"/>
+                <w:szCs w:val="18"/>
+              </w:rPr>
+            </w:pPr>
+            <w:r>
+              <w:rPr>
+                <w:rFonts w:asciiTheme="majorHAnsi" w:hAnsiTheme="majorHAnsi" w:cstheme="majorHAnsi"/>
+                <w:sz w:val="18"/>
+                <w:szCs w:val="18"/>
+              </w:rPr>
+              <w:t xml:space="preserve">None</w:t>
+            </w:r>
+          </w:p>
+        </w:tc>
+      </w:tr>
+      <w:tr>
+        <w:trPr>
+          <w:trHeight w:val="377"/>
+        </w:trPr>
+        <w:tc>
+          <w:tcPr>
+            <w:tcW w:w="2127" w:type="dxa"/>
+          </w:tcPr>
+          <w:p>
+            <w:pPr>
+              <w:spacing w:line="276" w:lineRule="auto"/>
+              <w:rPr>
+                <w:rFonts w:asciiTheme="majorHAnsi" w:hAnsiTheme="majorHAnsi" w:cstheme="majorHAnsi"/>
+                <w:sz w:val="18"/>
+                <w:szCs w:val="18"/>
+                <w:lang w:val="en-US"/>
+              </w:rPr>
+            </w:pPr>
+            <w:r>
+              <w:rPr>
+                <w:rFonts w:asciiTheme="majorHAnsi" w:hAnsiTheme="majorHAnsi" w:cstheme="majorHAnsi"/>
+                <w:sz w:val="18"/>
+                <w:szCs w:val="18"/>
+              </w:rPr>
+              <w:t xml:space="preserve">Register template</w:t>
+            </w:r>
+          </w:p>
+        </w:tc>
+        <w:tc>
+          <w:tcPr>
+            <w:tcW w:w="2357" w:type="dxa"/>
+          </w:tcPr>
+          <w:p>
+            <w:pPr>
+              <w:pStyle w:val="BodyText"/>
+              <w:rPr>
+                <w:rFonts w:asciiTheme="majorHAnsi" w:hAnsiTheme="majorHAnsi" w:cstheme="majorHAnsi"/>
+                <w:sz w:val="18"/>
+                <w:szCs w:val="18"/>
+              </w:rPr>
+            </w:pPr>
+            <w:r>
+              <w:rPr>
+                <w:rFonts w:asciiTheme="majorHAnsi" w:hAnsiTheme="majorHAnsi" w:cstheme="majorHAnsi"/>
+                <w:sz w:val="18"/>
+                <w:szCs w:val="18"/>
+              </w:rPr>
+              <w:t xml:space="preserve">Footnote 21 link</w:t>
+            </w:r>
+          </w:p>
+        </w:tc>
+        <w:tc>
+          <w:tcPr>
+            <w:tcW w:w="2357" w:type="dxa"/>
+          </w:tcPr>
+          <w:p>
+            <w:pPr>
+              <w:pStyle w:val="BodyText"/>
+              <w:rPr>
+                <w:rFonts w:asciiTheme="majorHAnsi" w:hAnsiTheme="majorHAnsi" w:cstheme="majorHAnsi"/>
+                <w:sz w:val="18"/>
+                <w:szCs w:val="18"/>
+              </w:rPr>
+            </w:pPr>
+            <w:r>
+              <w:rPr>
+                <w:rFonts w:asciiTheme="majorHAnsi" w:hAnsiTheme="majorHAnsi" w:cstheme="majorHAnsi"/>
+                <w:sz w:val="18"/>
+                <w:szCs w:val="18"/>
+              </w:rPr>
+              <w:t xml:space="preserve">Annex 4</w:t>
             </w:r>
           </w:p>
         </w:tc>

--- a/Comparative Between MAS Guidelines on Outsourcing For Banks Against Financial Institutions.docx
+++ b/Comparative Between MAS Guidelines on Outsourcing For Banks Against Financial Institutions.docx
@@ -210,7 +210,7 @@
         </w:numPr>
       </w:pPr>
       <w:r>
-        <w:t>A list of identical provisions;</w:t>
+        <w:t>A list of substantially equivalent provisions;</w:t>
       </w:r>
     </w:p>
     <w:p>
@@ -308,7 +308,7 @@
           <w:szCs w:val="18"/>
         </w:rPr>
         <w:lastRenderedPageBreak/>
-        <w:t>List of Identical Provisions</w:t>
+        <w:t>Substantially Equivalent Provisions</w:t>
       </w:r>
     </w:p>
     <w:p>
@@ -317,7 +317,7 @@
         <w:ind w:left="0"/>
       </w:pPr>
       <w:r>
-        <w:t>The provisions in this section are identical apart from the terms “bank” and “institution”, “MOORS” and “material outsourcing arrangement”.</w:t>
+        <w:t>The provisions in this section are substantially equivalent between the two sets of Guidelines, differing only in the terms “Bank”/“institution”, cross-references and similar drafting variations.</w:t>
       </w:r>
     </w:p>
     <w:tbl>
@@ -988,7 +988,7 @@
                 <w:sz w:val="18"/>
                 <w:szCs w:val="18"/>
               </w:rPr>
-              <w:t>3.4.4 and 5.5.2(i)</w:t>
+              <w:t xml:space="preserve">3.4.1</w:t>
             </w:r>
           </w:p>
         </w:tc>
@@ -1011,7 +1011,7 @@
                 <w:sz w:val="18"/>
                 <w:szCs w:val="18"/>
               </w:rPr>
-              <w:t>3.4.8 and 5.5.3</w:t>
+              <w:t xml:space="preserve">5.5.1</w:t>
             </w:r>
           </w:p>
         </w:tc>
@@ -1026,20 +1026,20 @@
           </w:tcPr>
           <w:p>
             <w:pPr>
-              <w:spacing w:line="276" w:lineRule="auto"/>
-              <w:rPr>
-                <w:rFonts w:asciiTheme="majorHAnsi" w:hAnsiTheme="majorHAnsi" w:cstheme="majorHAnsi"/>
-                <w:sz w:val="18"/>
-                <w:szCs w:val="18"/>
-              </w:rPr>
-            </w:pPr>
-            <w:r>
-              <w:rPr>
-                <w:rFonts w:asciiTheme="majorHAnsi" w:hAnsiTheme="majorHAnsi" w:cstheme="majorHAnsi"/>
-                <w:sz w:val="18"/>
-                <w:szCs w:val="18"/>
-              </w:rPr>
-              <w:t>Confidentiality and security</w:t>
+              <w:pStyle w:val="BodyText"/>
+              <w:rPr>
+                <w:rFonts w:asciiTheme="majorHAnsi" w:hAnsiTheme="majorHAnsi" w:cstheme="majorHAnsi"/>
+                <w:sz w:val="18"/>
+                <w:szCs w:val="18"/>
+              </w:rPr>
+            </w:pPr>
+            <w:r>
+              <w:rPr>
+                <w:rFonts w:asciiTheme="majorHAnsi" w:hAnsiTheme="majorHAnsi" w:cstheme="majorHAnsi"/>
+                <w:sz w:val="18"/>
+                <w:szCs w:val="18"/>
+              </w:rPr>
+              <w:t xml:space="preserve">Termination mechanics</w:t>
             </w:r>
           </w:p>
         </w:tc>
@@ -1062,7 +1062,7 @@
                 <w:sz w:val="18"/>
                 <w:szCs w:val="18"/>
               </w:rPr>
-              <w:t>3.6.1 – 3.6.2</w:t>
+              <w:t xml:space="preserve">3.4.4</w:t>
             </w:r>
           </w:p>
         </w:tc>
@@ -1085,7 +1085,7 @@
                 <w:sz w:val="18"/>
                 <w:szCs w:val="18"/>
               </w:rPr>
-              <w:t>5.6.1 – 5.6.2</w:t>
+              <w:t xml:space="preserve">5.5.2(i)</w:t>
             </w:r>
           </w:p>
         </w:tc>
@@ -1100,20 +1100,20 @@
           </w:tcPr>
           <w:p>
             <w:pPr>
-              <w:spacing w:line="276" w:lineRule="auto"/>
-              <w:rPr>
-                <w:rFonts w:asciiTheme="majorHAnsi" w:hAnsiTheme="majorHAnsi" w:cstheme="majorHAnsi"/>
-                <w:sz w:val="18"/>
-                <w:szCs w:val="18"/>
-              </w:rPr>
-            </w:pPr>
-            <w:r>
-              <w:rPr>
-                <w:rFonts w:asciiTheme="majorHAnsi" w:hAnsiTheme="majorHAnsi" w:cstheme="majorHAnsi"/>
-                <w:sz w:val="18"/>
-                <w:szCs w:val="18"/>
-              </w:rPr>
-              <w:t>Business continuity management</w:t>
+              <w:pStyle w:val="BodyText"/>
+              <w:rPr>
+                <w:rFonts w:asciiTheme="majorHAnsi" w:hAnsiTheme="majorHAnsi" w:cstheme="majorHAnsi"/>
+                <w:sz w:val="18"/>
+                <w:szCs w:val="18"/>
+              </w:rPr>
+            </w:pPr>
+            <w:r>
+              <w:rPr>
+                <w:rFonts w:asciiTheme="majorHAnsi" w:hAnsiTheme="majorHAnsi" w:cstheme="majorHAnsi"/>
+                <w:sz w:val="18"/>
+                <w:szCs w:val="18"/>
+              </w:rPr>
+              <w:t xml:space="preserve">Overseas outsourcing – country risk</w:t>
             </w:r>
           </w:p>
         </w:tc>
@@ -1136,7 +1136,7 @@
                 <w:sz w:val="18"/>
                 <w:szCs w:val="18"/>
               </w:rPr>
-              <w:t>3.7.1 – 3.7.4</w:t>
+              <w:t xml:space="preserve">3.4.8</w:t>
             </w:r>
           </w:p>
         </w:tc>
@@ -1159,7 +1159,7 @@
                 <w:sz w:val="18"/>
                 <w:szCs w:val="18"/>
               </w:rPr>
-              <w:t>5.7.1 – 5.7.4</w:t>
+              <w:t xml:space="preserve">5.5.3</w:t>
             </w:r>
           </w:p>
         </w:tc>
@@ -1187,7 +1187,7 @@
                 <w:sz w:val="18"/>
                 <w:szCs w:val="18"/>
               </w:rPr>
-              <w:t>Control structure</w:t>
+              <w:t>Confidentiality and security</w:t>
             </w:r>
           </w:p>
         </w:tc>
@@ -1210,7 +1210,7 @@
                 <w:sz w:val="18"/>
                 <w:szCs w:val="18"/>
               </w:rPr>
-              <w:t>3.8.1 – 3.8.2</w:t>
+              <w:t>3.6.1 – 3.6.2</w:t>
             </w:r>
           </w:p>
         </w:tc>
@@ -1233,7 +1233,7 @@
                 <w:sz w:val="18"/>
                 <w:szCs w:val="18"/>
               </w:rPr>
-              <w:t>5.8.1 – 5.8.2</w:t>
+              <w:t>5.6.1 – 5.6.2</w:t>
             </w:r>
           </w:p>
         </w:tc>
@@ -1261,7 +1261,7 @@
                 <w:sz w:val="18"/>
                 <w:szCs w:val="18"/>
               </w:rPr>
-              <w:t>Audit framework</w:t>
+              <w:t>Business continuity management</w:t>
             </w:r>
           </w:p>
         </w:tc>
@@ -1284,7 +1284,7 @@
                 <w:sz w:val="18"/>
                 <w:szCs w:val="18"/>
               </w:rPr>
-              <w:t>3.9.1 and 5.9.1</w:t>
+              <w:t>3.7.1 – 3.7.4</w:t>
             </w:r>
           </w:p>
         </w:tc>
@@ -1307,7 +1307,7 @@
                 <w:sz w:val="18"/>
                 <w:szCs w:val="18"/>
               </w:rPr>
-              <w:t>3.9.4 – 3.9.6 and 5.9.5 – 5.9.8</w:t>
+              <w:t>5.7.1 – 5.7.4</w:t>
             </w:r>
           </w:p>
         </w:tc>
@@ -1335,7 +1335,7 @@
                 <w:sz w:val="18"/>
                 <w:szCs w:val="18"/>
               </w:rPr>
-              <w:t>Due diligence for overseas outsourcing</w:t>
+              <w:t>Control structure</w:t>
             </w:r>
           </w:p>
         </w:tc>
@@ -1358,7 +1358,7 @@
                 <w:sz w:val="18"/>
                 <w:szCs w:val="18"/>
               </w:rPr>
-              <w:t>3.10.1</w:t>
+              <w:t xml:space="preserve">3.8.1</w:t>
             </w:r>
           </w:p>
         </w:tc>
@@ -1381,7 +1381,7 @@
                 <w:sz w:val="18"/>
                 <w:szCs w:val="18"/>
               </w:rPr>
-              <w:t>5.10.1</w:t>
+              <w:t xml:space="preserve">5.8.1</w:t>
             </w:r>
           </w:p>
         </w:tc>
@@ -1396,21 +1396,20 @@
           </w:tcPr>
           <w:p>
             <w:pPr>
-              <w:spacing w:line="276" w:lineRule="auto"/>
-              <w:rPr>
-                <w:rFonts w:asciiTheme="majorHAnsi" w:hAnsiTheme="majorHAnsi" w:cstheme="majorHAnsi"/>
-                <w:sz w:val="18"/>
-                <w:szCs w:val="18"/>
-              </w:rPr>
-            </w:pPr>
-            <w:r>
-              <w:rPr>
-                <w:rFonts w:asciiTheme="majorHAnsi" w:hAnsiTheme="majorHAnsi" w:cstheme="majorHAnsi"/>
-                <w:sz w:val="18"/>
-                <w:szCs w:val="18"/>
-              </w:rPr>
-              <w:lastRenderedPageBreak/>
-              <w:t>Outsourcing within a group</w:t>
+              <w:pStyle w:val="BodyText"/>
+              <w:rPr>
+                <w:rFonts w:asciiTheme="majorHAnsi" w:hAnsiTheme="majorHAnsi" w:cstheme="majorHAnsi"/>
+                <w:sz w:val="18"/>
+                <w:szCs w:val="18"/>
+              </w:rPr>
+            </w:pPr>
+            <w:r>
+              <w:rPr>
+                <w:rFonts w:asciiTheme="majorHAnsi" w:hAnsiTheme="majorHAnsi" w:cstheme="majorHAnsi"/>
+                <w:sz w:val="18"/>
+                <w:szCs w:val="18"/>
+              </w:rPr>
+              <w:t xml:space="preserve">Audit and inspection – principle</w:t>
             </w:r>
           </w:p>
         </w:tc>
@@ -1433,7 +1432,7 @@
                 <w:sz w:val="18"/>
                 <w:szCs w:val="18"/>
               </w:rPr>
-              <w:t>3.11.2 – 3.11.2</w:t>
+              <w:t xml:space="preserve">3.9.1</w:t>
             </w:r>
           </w:p>
         </w:tc>
@@ -1456,7 +1455,7 @@
                 <w:sz w:val="18"/>
                 <w:szCs w:val="18"/>
               </w:rPr>
-              <w:t>5.11.2 – 5.11.2</w:t>
+              <w:t xml:space="preserve">5.9.1</w:t>
             </w:r>
           </w:p>
         </w:tc>
@@ -1471,6 +1470,80 @@
           </w:tcPr>
           <w:p>
             <w:pPr>
+              <w:pStyle w:val="BodyText"/>
+              <w:rPr>
+                <w:rFonts w:asciiTheme="majorHAnsi" w:hAnsiTheme="majorHAnsi" w:cstheme="majorHAnsi"/>
+                <w:sz w:val="18"/>
+                <w:szCs w:val="18"/>
+              </w:rPr>
+            </w:pPr>
+            <w:r>
+              <w:rPr>
+                <w:rFonts w:asciiTheme="majorHAnsi" w:hAnsiTheme="majorHAnsi" w:cstheme="majorHAnsi"/>
+                <w:sz w:val="18"/>
+                <w:szCs w:val="18"/>
+              </w:rPr>
+              <w:t xml:space="preserve">Independent audits, remediation and escalation</w:t>
+            </w:r>
+          </w:p>
+        </w:tc>
+        <w:tc>
+          <w:tcPr>
+            <w:tcW w:w="2357" w:type="dxa"/>
+          </w:tcPr>
+          <w:p>
+            <w:pPr>
+              <w:pStyle w:val="BodyText"/>
+              <w:rPr>
+                <w:rFonts w:asciiTheme="majorHAnsi" w:hAnsiTheme="majorHAnsi" w:cstheme="majorHAnsi"/>
+                <w:sz w:val="18"/>
+                <w:szCs w:val="18"/>
+              </w:rPr>
+            </w:pPr>
+            <w:r>
+              <w:rPr>
+                <w:rFonts w:asciiTheme="majorHAnsi" w:hAnsiTheme="majorHAnsi" w:cstheme="majorHAnsi"/>
+                <w:sz w:val="18"/>
+                <w:szCs w:val="18"/>
+              </w:rPr>
+              <w:t xml:space="preserve">3.9.4 – 3.9.6</w:t>
+            </w:r>
+          </w:p>
+        </w:tc>
+        <w:tc>
+          <w:tcPr>
+            <w:tcW w:w="2357" w:type="dxa"/>
+          </w:tcPr>
+          <w:p>
+            <w:pPr>
+              <w:pStyle w:val="BodyText"/>
+              <w:rPr>
+                <w:rFonts w:asciiTheme="majorHAnsi" w:hAnsiTheme="majorHAnsi" w:cstheme="majorHAnsi"/>
+                <w:sz w:val="18"/>
+                <w:szCs w:val="18"/>
+              </w:rPr>
+            </w:pPr>
+            <w:r>
+              <w:rPr>
+                <w:rFonts w:asciiTheme="majorHAnsi" w:hAnsiTheme="majorHAnsi" w:cstheme="majorHAnsi"/>
+                <w:sz w:val="18"/>
+                <w:szCs w:val="18"/>
+              </w:rPr>
+              <w:t xml:space="preserve">5.9.5 – 5.9.7</w:t>
+            </w:r>
+          </w:p>
+        </w:tc>
+      </w:tr>
+      <w:tr>
+        <w:trPr>
+          <w:trHeight w:val="377"/>
+        </w:trPr>
+        <w:tc>
+          <w:tcPr>
+            <w:tcW w:w="2127" w:type="dxa"/>
+          </w:tcPr>
+          <w:p>
+            <w:pPr>
               <w:spacing w:line="276" w:lineRule="auto"/>
               <w:rPr>
                 <w:rFonts w:asciiTheme="majorHAnsi" w:hAnsiTheme="majorHAnsi" w:cstheme="majorHAnsi"/>
@@ -1484,6 +1557,155 @@
                 <w:sz w:val="18"/>
                 <w:szCs w:val="18"/>
               </w:rPr>
+              <w:t>Due diligence for overseas outsourcing</w:t>
+            </w:r>
+          </w:p>
+        </w:tc>
+        <w:tc>
+          <w:tcPr>
+            <w:tcW w:w="2357" w:type="dxa"/>
+          </w:tcPr>
+          <w:p>
+            <w:pPr>
+              <w:pStyle w:val="BodyText"/>
+              <w:rPr>
+                <w:rFonts w:asciiTheme="majorHAnsi" w:hAnsiTheme="majorHAnsi" w:cstheme="majorHAnsi"/>
+                <w:sz w:val="18"/>
+                <w:szCs w:val="18"/>
+              </w:rPr>
+            </w:pPr>
+            <w:r>
+              <w:rPr>
+                <w:rFonts w:asciiTheme="majorHAnsi" w:hAnsiTheme="majorHAnsi" w:cstheme="majorHAnsi"/>
+                <w:sz w:val="18"/>
+                <w:szCs w:val="18"/>
+              </w:rPr>
+              <w:t>3.10.1</w:t>
+            </w:r>
+          </w:p>
+        </w:tc>
+        <w:tc>
+          <w:tcPr>
+            <w:tcW w:w="2357" w:type="dxa"/>
+          </w:tcPr>
+          <w:p>
+            <w:pPr>
+              <w:pStyle w:val="BodyText"/>
+              <w:rPr>
+                <w:rFonts w:asciiTheme="majorHAnsi" w:hAnsiTheme="majorHAnsi" w:cstheme="majorHAnsi"/>
+                <w:sz w:val="18"/>
+                <w:szCs w:val="18"/>
+              </w:rPr>
+            </w:pPr>
+            <w:r>
+              <w:rPr>
+                <w:rFonts w:asciiTheme="majorHAnsi" w:hAnsiTheme="majorHAnsi" w:cstheme="majorHAnsi"/>
+                <w:sz w:val="18"/>
+                <w:szCs w:val="18"/>
+              </w:rPr>
+              <w:t>5.10.1</w:t>
+            </w:r>
+          </w:p>
+        </w:tc>
+      </w:tr>
+      <w:tr>
+        <w:trPr>
+          <w:trHeight w:val="377"/>
+        </w:trPr>
+        <w:tc>
+          <w:tcPr>
+            <w:tcW w:w="2127" w:type="dxa"/>
+          </w:tcPr>
+          <w:p>
+            <w:pPr>
+              <w:spacing w:line="276" w:lineRule="auto"/>
+              <w:rPr>
+                <w:rFonts w:asciiTheme="majorHAnsi" w:hAnsiTheme="majorHAnsi" w:cstheme="majorHAnsi"/>
+                <w:sz w:val="18"/>
+                <w:szCs w:val="18"/>
+              </w:rPr>
+            </w:pPr>
+            <w:r>
+              <w:rPr>
+                <w:rFonts w:asciiTheme="majorHAnsi" w:hAnsiTheme="majorHAnsi" w:cstheme="majorHAnsi"/>
+                <w:sz w:val="18"/>
+                <w:szCs w:val="18"/>
+              </w:rPr>
+              <w:lastRenderedPageBreak/>
+              <w:t>Outsourcing within a group</w:t>
+            </w:r>
+          </w:p>
+        </w:tc>
+        <w:tc>
+          <w:tcPr>
+            <w:tcW w:w="2357" w:type="dxa"/>
+          </w:tcPr>
+          <w:p>
+            <w:pPr>
+              <w:pStyle w:val="BodyText"/>
+              <w:rPr>
+                <w:rFonts w:asciiTheme="majorHAnsi" w:hAnsiTheme="majorHAnsi" w:cstheme="majorHAnsi"/>
+                <w:sz w:val="18"/>
+                <w:szCs w:val="18"/>
+              </w:rPr>
+            </w:pPr>
+            <w:r>
+              <w:rPr>
+                <w:rFonts w:asciiTheme="majorHAnsi" w:hAnsiTheme="majorHAnsi" w:cstheme="majorHAnsi"/>
+                <w:sz w:val="18"/>
+                <w:szCs w:val="18"/>
+              </w:rPr>
+              <w:t xml:space="preserve">3.11.2</w:t>
+            </w:r>
+          </w:p>
+        </w:tc>
+        <w:tc>
+          <w:tcPr>
+            <w:tcW w:w="2357" w:type="dxa"/>
+          </w:tcPr>
+          <w:p>
+            <w:pPr>
+              <w:pStyle w:val="BodyText"/>
+              <w:rPr>
+                <w:rFonts w:asciiTheme="majorHAnsi" w:hAnsiTheme="majorHAnsi" w:cstheme="majorHAnsi"/>
+                <w:sz w:val="18"/>
+                <w:szCs w:val="18"/>
+              </w:rPr>
+            </w:pPr>
+            <w:r>
+              <w:rPr>
+                <w:rFonts w:asciiTheme="majorHAnsi" w:hAnsiTheme="majorHAnsi" w:cstheme="majorHAnsi"/>
+                <w:sz w:val="18"/>
+                <w:szCs w:val="18"/>
+              </w:rPr>
+              <w:t xml:space="preserve">5.11.2</w:t>
+            </w:r>
+          </w:p>
+        </w:tc>
+      </w:tr>
+      <w:tr>
+        <w:trPr>
+          <w:trHeight w:val="377"/>
+        </w:trPr>
+        <w:tc>
+          <w:tcPr>
+            <w:tcW w:w="2127" w:type="dxa"/>
+          </w:tcPr>
+          <w:p>
+            <w:pPr>
+              <w:spacing w:line="276" w:lineRule="auto"/>
+              <w:rPr>
+                <w:rFonts w:asciiTheme="majorHAnsi" w:hAnsiTheme="majorHAnsi" w:cstheme="majorHAnsi"/>
+                <w:sz w:val="18"/>
+                <w:szCs w:val="18"/>
+              </w:rPr>
+            </w:pPr>
+            <w:r>
+              <w:rPr>
+                <w:rFonts w:asciiTheme="majorHAnsi" w:hAnsiTheme="majorHAnsi" w:cstheme="majorHAnsi"/>
+                <w:sz w:val="18"/>
+                <w:szCs w:val="18"/>
+              </w:rPr>
               <w:t>Outsourcing internal audits</w:t>
             </w:r>
           </w:p>
@@ -1507,7 +1729,7 @@
                 <w:sz w:val="18"/>
                 <w:szCs w:val="18"/>
               </w:rPr>
-              <w:t>3.12.1 – 3.12.3</w:t>
+              <w:t xml:space="preserve">3.12.2 – 3.12.3</w:t>
             </w:r>
           </w:p>
         </w:tc>
@@ -1530,7 +1752,7 @@
                 <w:sz w:val="18"/>
                 <w:szCs w:val="18"/>
               </w:rPr>
-              <w:t>5.12.1 – 5.12.3</w:t>
+              <w:t xml:space="preserve">5.12.2 – 5.12.3</w:t>
             </w:r>
           </w:p>
         </w:tc>
@@ -3070,7 +3292,7 @@
                 <w:sz w:val="18"/>
                 <w:szCs w:val="18"/>
               </w:rPr>
-              <w:t xml:space="preserve">None (periodic-review obligations are in the Notices)</w:t>
+              <w:t xml:space="preserve">Annex 1(3) – periodic reviews, no fixed minimum</w:t>
             </w:r>
           </w:p>
         </w:tc>
@@ -4991,54 +5213,20 @@
           </w:tcPr>
           <w:p>
             <w:pPr>
-              <w:pStyle w:val="ListParagraph"/>
-              <w:numPr>
-                <w:ilvl w:val="0"/>
-                <w:numId w:val="31"/>
-              </w:numPr>
-              <w:tabs>
-                <w:tab w:val="left" w:pos="360"/>
-              </w:tabs>
-              <w:spacing w:line="276" w:lineRule="auto"/>
-              <w:rPr>
-                <w:rFonts w:asciiTheme="majorHAnsi" w:hAnsiTheme="majorHAnsi" w:cstheme="majorHAnsi"/>
-                <w:sz w:val="18"/>
-                <w:szCs w:val="18"/>
-              </w:rPr>
-            </w:pPr>
-            <w:r>
-              <w:rPr>
-                <w:rFonts w:asciiTheme="majorHAnsi" w:hAnsiTheme="majorHAnsi" w:cstheme="majorHAnsi"/>
-                <w:sz w:val="18"/>
-                <w:szCs w:val="18"/>
-              </w:rPr>
-              <w:t>Bank Guidelines 1.4 is comparable to FI Guidelines 2.2. The two prescribe different sources for which services are exempt: for the Bank Guidelines, Annexes 1, 2, and 3; for the FI Guidelines, Annexes 1 – 5.</w:t>
-            </w:r>
-          </w:p>
-          <w:p>
-            <w:pPr>
-              <w:pStyle w:val="ListParagraph"/>
-              <w:numPr>
-                <w:ilvl w:val="0"/>
-                <w:numId w:val="31"/>
-              </w:numPr>
-              <w:tabs>
-                <w:tab w:val="left" w:pos="360"/>
-              </w:tabs>
-              <w:spacing w:line="276" w:lineRule="auto"/>
-              <w:rPr>
-                <w:rFonts w:asciiTheme="majorHAnsi" w:hAnsiTheme="majorHAnsi" w:cstheme="majorHAnsi"/>
-                <w:sz w:val="18"/>
-                <w:szCs w:val="18"/>
-              </w:rPr>
-            </w:pPr>
-            <w:r>
-              <w:rPr>
-                <w:rFonts w:asciiTheme="majorHAnsi" w:hAnsiTheme="majorHAnsi" w:cstheme="majorHAnsi"/>
-                <w:sz w:val="18"/>
-                <w:szCs w:val="18"/>
-              </w:rPr>
-              <w:t>FI Guidelines 1.4: The phrase “and last revised on 24 January 2025” is not found in 1.6.</w:t>
+              <w:pStyle w:val="BodyText"/>
+              <w:rPr>
+                <w:rFonts w:asciiTheme="majorHAnsi" w:hAnsiTheme="majorHAnsi" w:cstheme="majorHAnsi"/>
+                <w:sz w:val="18"/>
+                <w:szCs w:val="18"/>
+              </w:rPr>
+            </w:pPr>
+            <w:r>
+              <w:rPr>
+                <w:rFonts w:asciiTheme="majorHAnsi" w:hAnsiTheme="majorHAnsi" w:cstheme="majorHAnsi"/>
+                <w:sz w:val="18"/>
+                <w:szCs w:val="18"/>
+              </w:rPr>
+              <w:t xml:space="preserve">Bank Guidelines 1.4 is comparable to FI Guidelines 2.2. The location of exemptions differs: bank and merchant-bank exemptions are in Annex D of the applicable Notice (Notice 658 or Notice 1121); Bank Guideline Annexes 1–3 cover materiality, cloud computing and applicability to categories of relevant services. FI Guideline Annex 1 contains the exemption list; FI Annexes 2–5 concern examples, materiality, the register and cloud computing.</w:t>
             </w:r>
           </w:p>
         </w:tc>
@@ -7161,7 +7349,7 @@
                 <w:sz w:val="18"/>
                 <w:szCs w:val="18"/>
               </w:rPr>
-              <w:t xml:space="preserve">assessing management competencies for developing sound and responsive outsourcing risk management policies and procedures that are commensurate with the nature, scope and complexity of the outsourcing arrangements; a</w:t>
+              <w:t xml:space="preserve">assessing management competencies for developing sound and responsive outsourcing risk management policies and procedures that are commensurate with the nature, scope and complexity of the outsourcing arrangements;</w:t>
             </w:r>
           </w:p>
           <w:p>
@@ -8054,6 +8242,24 @@
               <w:t xml:space="preserve">(f) analysing the benefits of outsourcing against the risks that may arise, ranging from the impact of temporary disruption to service to that of a breach in security and confidentiality, and unexpected termination of the outsourcing arrangement, and whether for strategic and internal control reasons, the Bank should not enter into the outsourcing arrangement.</w:t>
             </w:r>
           </w:p>
+          <w:p>
+            <w:pPr>
+              <w:pStyle w:val="BodyText"/>
+              <w:rPr>
+                <w:rFonts w:asciiTheme="majorHAnsi" w:hAnsiTheme="majorHAnsi" w:cstheme="majorHAnsi"/>
+                <w:sz w:val="16"/>
+                <w:szCs w:val="16"/>
+              </w:rPr>
+            </w:pPr>
+            <w:r>
+              <w:rPr>
+                <w:rFonts w:asciiTheme="majorHAnsi" w:hAnsiTheme="majorHAnsi" w:cstheme="majorHAnsi"/>
+                <w:sz w:val="16"/>
+                <w:szCs w:val="16"/>
+              </w:rPr>
+              <w:t xml:space="preserve">5 – Please see paragraph 3.3 on assessment of service providers.</w:t>
+            </w:r>
+          </w:p>
         </w:tc>
         <w:tc>
           <w:tcPr>
@@ -8624,7 +8830,7 @@
                 <w:sz w:val="18"/>
                 <w:szCs w:val="18"/>
               </w:rPr>
-              <w:t xml:space="preserve">A Bank should assess all relevant aspects of the service provider, including its capability to employ a high standard of care in the performance of the outsourcing arrangement as if the service is performed by the Bank to meet its obligations as a regulated entity. The due diligence should also take into account the physical and IT security controls the service provider has in place, the business reputation and financial strength of the service provider, including the ethical and professional standards held by the service provider, and its ability to meet obligations under the outsourcing arrangement. Onsite visits to the service provider, and where possible, independent reviews and market feedback on the 5Please see paragraph 3.3 on assessment of service providers. Guidelines on Outsourcing (Banks) 11/12/2023 | 9 service provider, should also be obtained to supplement the Bank’s assessment. Onsite visits should be conducted by persons who possess the requisite knowledge and skills to conduct the assessment.</w:t>
+              <w:t xml:space="preserve">A Bank should assess all relevant aspects of the service provider, including its capability to employ a high standard of care in the performance of the outsourcing arrangement as if the service is performed by the Bank to meet its obligations as a regulated entity. The due diligence should also take into account the physical and IT security controls the service provider has in place, the business reputation and financial strength of the service provider, including the ethical and professional standards held by the service provider, and its ability to meet obligations under the outsourcing arrangement. Onsite visits to the service provider, and where possible, independent reviews and market feedback on the service provider, should also be obtained to supplement the Bank’s assessment. Onsite visits should be conducted by persons who possess the requisite knowledge and skills to conduct the assessment.</w:t>
             </w:r>
           </w:p>
         </w:tc>
@@ -9593,41 +9799,7 @@
                 <w:sz w:val="18"/>
                 <w:szCs w:val="18"/>
               </w:rPr>
-              <w:t xml:space="preserve">A Bank should ensure that every outsourcing agreement addresses the risks identified at the risk evaluation and due diligence stages. Each outsourcing agreement should allow for timely renegotiation and renewal to enable the Bank to retain an appropriate level of control over the outsourcing arrangement and the right to intervene with appropriate measures to meet its legal and regulatory obligations. It should at the very least, have provisions to address the following aspects of outsourcing: (a) scope of the outsourcing arrangement; (b) performance, operational, internal control and risk management standards; (c) confidentiality and security</w:t>
-            </w:r>
-            <w:r>
-              <w:rPr>
-                <w:rFonts w:asciiTheme="majorHAnsi" w:hAnsiTheme="majorHAnsi" w:cstheme="majorHAnsi"/>
-                <w:highlight w:val="yellow"/>
-                <w:sz w:val="18"/>
-                <w:szCs w:val="18"/>
-              </w:rPr>
-              <w:t xml:space="preserve">9</w:t>
-            </w:r>
-            <w:r>
-              <w:rPr>
-                <w:rFonts w:asciiTheme="majorHAnsi" w:hAnsiTheme="majorHAnsi" w:cstheme="majorHAnsi"/>
-                <w:sz w:val="18"/>
-                <w:szCs w:val="18"/>
-              </w:rPr>
-              <w:t xml:space="preserve">; (d) business continuity management; (e) monitoring and control; (f) audit and inspection</w:t>
-            </w:r>
-            <w:r>
-              <w:rPr>
-                <w:rFonts w:asciiTheme="majorHAnsi" w:hAnsiTheme="majorHAnsi" w:cstheme="majorHAnsi"/>
-                <w:highlight w:val="yellow"/>
-                <w:sz w:val="18"/>
-                <w:szCs w:val="18"/>
-              </w:rPr>
-              <w:t xml:space="preserve">12</w:t>
-            </w:r>
-            <w:r>
-              <w:rPr>
-                <w:rFonts w:asciiTheme="majorHAnsi" w:hAnsiTheme="majorHAnsi" w:cstheme="majorHAnsi"/>
-                <w:sz w:val="18"/>
-                <w:szCs w:val="18"/>
-              </w:rPr>
-              <w:t xml:space="preserve">; (g) notification of adverse developments — A Bank should specify in its outsourcing agreement the type of events and the circumstances under which the service provider should report to the Bank in order for the Bank to take prompt risk mitigation measures and notify MAS of such developments under paragraph 2.2; (h) dispute resolution — A Bank should specify in its outsourcing agreement the resolution process, events of default, and the indemnities, remedies and recourse of the respective parties in the agreement. The Bank should ensure that its contractual rights can be exercised in the event of a breach of the outsourcing agreement by the service provider; (i) default termination and early exit</w:t>
+              <w:t xml:space="preserve">A Bank should ensure that every outsourcing agreement addresses the risks identified at the risk evaluation and due diligence stages. Each outsourcing agreement should allow for timely renegotiation and renewal to enable the Bank to retain an appropriate level of control over the outsourcing arrangement and the right to intervene with appropriate measures to meet its legal and regulatory obligations. It should at the very least, have provisions to address the following aspects of outsourcing: (a) scope of the outsourcing arrangement; (b) performance, operational, internal control and risk management standards; (c) confidentiality and security9; (d) business continuity management</w:t>
             </w:r>
             <w:r>
               <w:rPr>
@@ -9636,15 +9808,32 @@
                 <w:szCs w:val="18"/>
                 <w:vertAlign w:val="superscript"/>
               </w:rPr>
-              <w:t xml:space="preserve">13</w:t>
-            </w:r>
-            <w:r>
-              <w:rPr>
-                <w:rFonts w:asciiTheme="majorHAnsi" w:hAnsiTheme="majorHAnsi" w:cstheme="majorHAnsi"/>
-                <w:sz w:val="18"/>
-                <w:szCs w:val="18"/>
-              </w:rPr>
-              <w:t xml:space="preserve">; (j) applicable laws — Agreements should include choice-of-law provisions, agreement covenants and jurisdictional covenants that provide for adjudication of disputes between the parties under the laws of a specific jurisdiction.</w:t>
+              <w:t xml:space="preserve">10</w:t>
+            </w:r>
+            <w:r>
+              <w:rPr>
+                <w:rFonts w:asciiTheme="majorHAnsi" w:hAnsiTheme="majorHAnsi" w:cstheme="majorHAnsi"/>
+                <w:sz w:val="18"/>
+                <w:szCs w:val="18"/>
+              </w:rPr>
+              <w:t xml:space="preserve">; (e) monitoring and control</w:t>
+            </w:r>
+            <w:r>
+              <w:rPr>
+                <w:rFonts w:asciiTheme="majorHAnsi" w:hAnsiTheme="majorHAnsi" w:cstheme="majorHAnsi"/>
+                <w:sz w:val="18"/>
+                <w:szCs w:val="18"/>
+                <w:vertAlign w:val="superscript"/>
+              </w:rPr>
+              <w:t xml:space="preserve">11</w:t>
+            </w:r>
+            <w:r>
+              <w:rPr>
+                <w:rFonts w:asciiTheme="majorHAnsi" w:hAnsiTheme="majorHAnsi" w:cstheme="majorHAnsi"/>
+                <w:sz w:val="18"/>
+                <w:szCs w:val="18"/>
+              </w:rPr>
+              <w:t xml:space="preserve">; (f) audit and inspection12; (g) notification of adverse developments — A Bank should specify in its outsourcing agreement the type of events and the circumstances under which the service provider should report to the Bank in order for the Bank to take prompt risk mitigation measures and notify MAS of such developments under paragraph 2.2; (h) dispute resolution — A Bank should specify in its outsourcing agreement the resolution process, events of default, and the indemnities, remedies and recourse of the respective parties in the agreement. The Bank should ensure that its contractual rights can be exercised in the event of a breach of the outsourcing agreement by the service provider; (i) default termination and early exit13; (j) applicable laws — Agreements should include choice-of-law provisions, agreement covenants and jurisdictional covenants that provide for adjudication of disputes between the parties under the laws of a specific jurisdiction.</w:t>
             </w:r>
           </w:p>
           <w:p>
@@ -9688,17 +9877,26 @@
                 <w:rFonts w:asciiTheme="majorHAnsi" w:hAnsiTheme="majorHAnsi" w:cstheme="majorHAnsi"/>
                 <w:sz w:val="16"/>
                 <w:szCs w:val="16"/>
-                <w:vertAlign w:val="superscript"/>
-              </w:rPr>
-              <w:t xml:space="preserve">12</w:t>
-            </w:r>
-            <w:r>
+              </w:rPr>
+              <w:t xml:space="preserve">10 – Refer to paragraph 3.7.</w:t>
+            </w:r>
+          </w:p>
+          <w:p>
+            <w:pPr>
+              <w:pStyle w:val="BodyText"/>
               <w:rPr>
                 <w:rFonts w:asciiTheme="majorHAnsi" w:hAnsiTheme="majorHAnsi" w:cstheme="majorHAnsi"/>
                 <w:sz w:val="16"/>
                 <w:szCs w:val="16"/>
               </w:rPr>
-              <w:t xml:space="preserve"> – The provisions of the outsourcing agreement for a MOORS that relate to audit and inspection should include the requirements set out in paragraph 7.1(d) of the Notices. Refer also to paragraph 3.9.</w:t>
+            </w:pPr>
+            <w:r>
+              <w:rPr>
+                <w:rFonts w:asciiTheme="majorHAnsi" w:hAnsiTheme="majorHAnsi" w:cstheme="majorHAnsi"/>
+                <w:sz w:val="16"/>
+                <w:szCs w:val="16"/>
+              </w:rPr>
+              <w:t xml:space="preserve">11 – Refer to paragraph 3.8.</w:t>
             </w:r>
           </w:p>
           <w:p>
@@ -9717,7 +9915,7 @@
                 <w:szCs w:val="16"/>
                 <w:vertAlign w:val="superscript"/>
               </w:rPr>
-              <w:t xml:space="preserve">13</w:t>
+              <w:t xml:space="preserve">12</w:t>
             </w:r>
             <w:r>
               <w:rPr>
@@ -9725,611 +9923,7 @@
                 <w:sz w:val="16"/>
                 <w:szCs w:val="16"/>
               </w:rPr>
-              <w:t xml:space="preserve"> – Refer to paragraphs 3.4.3 to 3.4.8.</w:t>
-            </w:r>
-          </w:p>
-        </w:tc>
-        <w:tc>
-          <w:tcPr>
-            <w:tcW w:w="5731" w:type="dxa"/>
-          </w:tcPr>
-          <w:p>
-            <w:pPr>
-              <w:pStyle w:val="BodyText"/>
-              <w:rPr>
-                <w:rFonts w:asciiTheme="majorHAnsi" w:hAnsiTheme="majorHAnsi" w:cstheme="majorHAnsi"/>
-                <w:sz w:val="18"/>
-                <w:szCs w:val="18"/>
-              </w:rPr>
-            </w:pPr>
-            <w:r>
-              <w:rPr>
-                <w:rFonts w:asciiTheme="majorHAnsi" w:hAnsiTheme="majorHAnsi" w:cstheme="majorHAnsi"/>
-                <w:highlight w:val="yellow"/>
-                <w:sz w:val="18"/>
-                <w:szCs w:val="18"/>
-              </w:rPr>
-              <w:t xml:space="preserve">[5.5.2] </w:t>
-            </w:r>
-            <w:r>
-              <w:rPr>
-                <w:rFonts w:asciiTheme="majorHAnsi" w:hAnsiTheme="majorHAnsi" w:cstheme="majorHAnsi"/>
-                <w:sz w:val="18"/>
-                <w:szCs w:val="18"/>
-              </w:rPr>
-              <w:t xml:space="preserve">An institution should ensure that every outsourcing agreement addresses the risks identified at the risk evaluation and due diligence stages. Each outsourcing agreement should allow for timely renegotiation and renewal to enable the institution to retain an appropriate level of control over the outsourcing arrangement and the right to intervene with appropriate measures to meet its legal and regulatory obligations. It should at the very least, have provisions to address the following aspects of outsourcing:</w:t>
-            </w:r>
-          </w:p>
-          <w:p>
-            <w:pPr>
-              <w:pStyle w:val="BodyText"/>
-              <w:rPr>
-                <w:rFonts w:asciiTheme="majorHAnsi" w:hAnsiTheme="majorHAnsi" w:cstheme="majorHAnsi"/>
-                <w:sz w:val="18"/>
-                <w:szCs w:val="18"/>
-              </w:rPr>
-            </w:pPr>
-            <w:r>
-              <w:rPr>
-                <w:rFonts w:asciiTheme="majorHAnsi" w:hAnsiTheme="majorHAnsi" w:cstheme="majorHAnsi"/>
-                <w:sz w:val="18"/>
-                <w:szCs w:val="18"/>
-              </w:rPr>
-              <w:t xml:space="preserve">(a) scope of the outsourcing arrangement;</w:t>
-            </w:r>
-          </w:p>
-          <w:p>
-            <w:pPr>
-              <w:pStyle w:val="BodyText"/>
-              <w:rPr>
-                <w:rFonts w:asciiTheme="majorHAnsi" w:hAnsiTheme="majorHAnsi" w:cstheme="majorHAnsi"/>
-                <w:sz w:val="18"/>
-                <w:szCs w:val="18"/>
-              </w:rPr>
-            </w:pPr>
-            <w:r>
-              <w:rPr>
-                <w:rFonts w:asciiTheme="majorHAnsi" w:hAnsiTheme="majorHAnsi" w:cstheme="majorHAnsi"/>
-                <w:sz w:val="18"/>
-                <w:szCs w:val="18"/>
-              </w:rPr>
-              <w:t xml:space="preserve">(b) performance, operational, internal control and risk management standards;</w:t>
-            </w:r>
-          </w:p>
-          <w:p>
-            <w:pPr>
-              <w:pStyle w:val="BodyText"/>
-              <w:rPr>
-                <w:rFonts w:asciiTheme="majorHAnsi" w:hAnsiTheme="majorHAnsi" w:cstheme="majorHAnsi"/>
-                <w:sz w:val="18"/>
-                <w:szCs w:val="18"/>
-              </w:rPr>
-            </w:pPr>
-            <w:r>
-              <w:rPr>
-                <w:rFonts w:asciiTheme="majorHAnsi" w:hAnsiTheme="majorHAnsi" w:cstheme="majorHAnsi"/>
-                <w:sz w:val="18"/>
-                <w:szCs w:val="18"/>
-              </w:rPr>
-              <w:t xml:space="preserve">(c) confidentiality and security</w:t>
-            </w:r>
-            <w:r>
-              <w:rPr>
-                <w:rFonts w:asciiTheme="majorHAnsi" w:hAnsiTheme="majorHAnsi" w:cstheme="majorHAnsi"/>
-                <w:sz w:val="18"/>
-                <w:szCs w:val="18"/>
-                <w:vertAlign w:val="superscript"/>
-              </w:rPr>
-              <w:t xml:space="preserve">9</w:t>
-            </w:r>
-            <w:r>
-              <w:rPr>
-                <w:rFonts w:asciiTheme="majorHAnsi" w:hAnsiTheme="majorHAnsi" w:cstheme="majorHAnsi"/>
-                <w:sz w:val="18"/>
-                <w:szCs w:val="18"/>
-              </w:rPr>
-              <w:t xml:space="preserve">;</w:t>
-            </w:r>
-          </w:p>
-          <w:p>
-            <w:pPr>
-              <w:pStyle w:val="BodyText"/>
-              <w:rPr>
-                <w:rFonts w:asciiTheme="majorHAnsi" w:hAnsiTheme="majorHAnsi" w:cstheme="majorHAnsi"/>
-                <w:sz w:val="18"/>
-                <w:szCs w:val="18"/>
-              </w:rPr>
-            </w:pPr>
-            <w:r>
-              <w:rPr>
-                <w:rFonts w:asciiTheme="majorHAnsi" w:hAnsiTheme="majorHAnsi" w:cstheme="majorHAnsi"/>
-                <w:sz w:val="18"/>
-                <w:szCs w:val="18"/>
-              </w:rPr>
-              <w:t xml:space="preserve">(d) business continuity management</w:t>
-            </w:r>
-            <w:r>
-              <w:rPr>
-                <w:rFonts w:asciiTheme="majorHAnsi" w:hAnsiTheme="majorHAnsi" w:cstheme="majorHAnsi"/>
-                <w:sz w:val="18"/>
-                <w:szCs w:val="18"/>
-                <w:vertAlign w:val="superscript"/>
-              </w:rPr>
-              <w:t xml:space="preserve">10</w:t>
-            </w:r>
-            <w:r>
-              <w:rPr>
-                <w:rFonts w:asciiTheme="majorHAnsi" w:hAnsiTheme="majorHAnsi" w:cstheme="majorHAnsi"/>
-                <w:sz w:val="18"/>
-                <w:szCs w:val="18"/>
-              </w:rPr>
-              <w:t xml:space="preserve">;</w:t>
-            </w:r>
-          </w:p>
-          <w:p>
-            <w:pPr>
-              <w:pStyle w:val="BodyText"/>
-              <w:rPr>
-                <w:rFonts w:asciiTheme="majorHAnsi" w:hAnsiTheme="majorHAnsi" w:cstheme="majorHAnsi"/>
-                <w:sz w:val="18"/>
-                <w:szCs w:val="18"/>
-              </w:rPr>
-            </w:pPr>
-            <w:r>
-              <w:rPr>
-                <w:rFonts w:asciiTheme="majorHAnsi" w:hAnsiTheme="majorHAnsi" w:cstheme="majorHAnsi"/>
-                <w:sz w:val="18"/>
-                <w:szCs w:val="18"/>
-              </w:rPr>
-              <w:t xml:space="preserve">(e) monitoring and control</w:t>
-            </w:r>
-            <w:r>
-              <w:rPr>
-                <w:rFonts w:asciiTheme="majorHAnsi" w:hAnsiTheme="majorHAnsi" w:cstheme="majorHAnsi"/>
-                <w:sz w:val="18"/>
-                <w:szCs w:val="18"/>
-                <w:vertAlign w:val="superscript"/>
-              </w:rPr>
-              <w:t xml:space="preserve">11</w:t>
-            </w:r>
-            <w:r>
-              <w:rPr>
-                <w:rFonts w:asciiTheme="majorHAnsi" w:hAnsiTheme="majorHAnsi" w:cstheme="majorHAnsi"/>
-                <w:sz w:val="18"/>
-                <w:szCs w:val="18"/>
-              </w:rPr>
-              <w:t xml:space="preserve">;</w:t>
-            </w:r>
-          </w:p>
-          <w:p>
-            <w:pPr>
-              <w:pStyle w:val="BodyText"/>
-              <w:rPr>
-                <w:rFonts w:asciiTheme="majorHAnsi" w:hAnsiTheme="majorHAnsi" w:cstheme="majorHAnsi"/>
-                <w:sz w:val="18"/>
-                <w:szCs w:val="18"/>
-              </w:rPr>
-            </w:pPr>
-            <w:r>
-              <w:rPr>
-                <w:rFonts w:asciiTheme="majorHAnsi" w:hAnsiTheme="majorHAnsi" w:cstheme="majorHAnsi"/>
-                <w:sz w:val="18"/>
-                <w:szCs w:val="18"/>
-              </w:rPr>
-              <w:t xml:space="preserve">(f) audit and inspection</w:t>
-            </w:r>
-            <w:r>
-              <w:rPr>
-                <w:rFonts w:asciiTheme="majorHAnsi" w:hAnsiTheme="majorHAnsi" w:cstheme="majorHAnsi"/>
-                <w:sz w:val="18"/>
-                <w:szCs w:val="18"/>
-                <w:vertAlign w:val="superscript"/>
-              </w:rPr>
-              <w:t xml:space="preserve">12</w:t>
-            </w:r>
-            <w:r>
-              <w:rPr>
-                <w:rFonts w:asciiTheme="majorHAnsi" w:hAnsiTheme="majorHAnsi" w:cstheme="majorHAnsi"/>
-                <w:sz w:val="18"/>
-                <w:szCs w:val="18"/>
-              </w:rPr>
-              <w:t xml:space="preserve">;</w:t>
-            </w:r>
-          </w:p>
-          <w:p>
-            <w:pPr>
-              <w:pStyle w:val="BodyText"/>
-              <w:rPr>
-                <w:rFonts w:asciiTheme="majorHAnsi" w:hAnsiTheme="majorHAnsi" w:cstheme="majorHAnsi"/>
-                <w:sz w:val="18"/>
-                <w:szCs w:val="18"/>
-              </w:rPr>
-            </w:pPr>
-            <w:r>
-              <w:rPr>
-                <w:rFonts w:asciiTheme="majorHAnsi" w:hAnsiTheme="majorHAnsi" w:cstheme="majorHAnsi"/>
-                <w:sz w:val="18"/>
-                <w:szCs w:val="18"/>
-              </w:rPr>
-              <w:t xml:space="preserve">(g) notification of adverse developments – An institution should specify in its outsourcing agreement the type of events and the circumstances under which the service provider should report to the institution in order for an institution to take prompt risk mitigation measures and notify MAS of such developments under paragraph 4.2.1;</w:t>
-            </w:r>
-          </w:p>
-          <w:p>
-            <w:pPr>
-              <w:pStyle w:val="BodyText"/>
-              <w:rPr>
-                <w:rFonts w:asciiTheme="majorHAnsi" w:hAnsiTheme="majorHAnsi" w:cstheme="majorHAnsi"/>
-                <w:sz w:val="18"/>
-                <w:szCs w:val="18"/>
-              </w:rPr>
-            </w:pPr>
-            <w:r>
-              <w:rPr>
-                <w:rFonts w:asciiTheme="majorHAnsi" w:hAnsiTheme="majorHAnsi" w:cstheme="majorHAnsi"/>
-                <w:sz w:val="18"/>
-                <w:szCs w:val="18"/>
-              </w:rPr>
-              <w:t xml:space="preserve">(h) dispute resolution – An institution should specify in its outsourcing agreement the resolution process, events of default, and the indemnities, remedies and recourse of the respective parties in the agreement. The institution should ensure that its contractual rights can be exercised in the event of a breach of the outsourcing agreement by the service provider;</w:t>
-            </w:r>
-          </w:p>
-          <w:p>
-            <w:pPr>
-              <w:pStyle w:val="BodyText"/>
-              <w:rPr>
-                <w:rFonts w:asciiTheme="majorHAnsi" w:hAnsiTheme="majorHAnsi" w:cstheme="majorHAnsi"/>
-                <w:sz w:val="18"/>
-                <w:szCs w:val="18"/>
-              </w:rPr>
-            </w:pPr>
-            <w:r>
-              <w:rPr>
-                <w:rFonts w:asciiTheme="majorHAnsi" w:hAnsiTheme="majorHAnsi" w:cstheme="majorHAnsi"/>
-                <w:sz w:val="18"/>
-                <w:szCs w:val="18"/>
-              </w:rPr>
-              <w:t xml:space="preserve">(i) default termination and early exit – An institution should, have the right to terminate the outsourcing agreement in the event of default, or under circumstances where: </w:t>
-            </w:r>
-            <w:r>
-              <w:rPr>
-                <w:rFonts w:asciiTheme="majorHAnsi" w:hAnsiTheme="majorHAnsi" w:cstheme="majorHAnsi"/>
-                <w:highlight w:val="yellow"/>
-                <w:sz w:val="18"/>
-                <w:szCs w:val="18"/>
-              </w:rPr>
-              <w:t xml:space="preserve">(i) the service provider undergoes a change in ownership; (ii) the service provider becomes insolvent or goes into liquidation; (iii) the service provider goes into receivership or judicial management whether in Singapore or elsewhere; (iv) there has been a breach of security or confidentiality; or (v) there is a demonstrable deterioration in the ability of the service provider to perform the contracted service.</w:t>
-            </w:r>
-            <w:r>
-              <w:rPr>
-                <w:rFonts w:asciiTheme="majorHAnsi" w:hAnsiTheme="majorHAnsi" w:cstheme="majorHAnsi"/>
-                <w:sz w:val="18"/>
-                <w:szCs w:val="18"/>
-              </w:rPr>
-              <w:t xml:space="preserve"> The minimum period to execute a termination provision should be specified in the outsourcing agreement. Other provisions should also be put in place to ensure a smooth transition when the agreement is terminated or being amended. Such provisions may facilitate transferability of the outsourced services to a bridge-institution</w:t>
-            </w:r>
-            <w:r>
-              <w:rPr>
-                <w:rFonts w:asciiTheme="majorHAnsi" w:hAnsiTheme="majorHAnsi" w:cstheme="majorHAnsi"/>
-                <w:sz w:val="18"/>
-                <w:szCs w:val="18"/>
-                <w:vertAlign w:val="superscript"/>
-              </w:rPr>
-              <w:t xml:space="preserve">13</w:t>
-            </w:r>
-            <w:r>
-              <w:rPr>
-                <w:rFonts w:asciiTheme="majorHAnsi" w:hAnsiTheme="majorHAnsi" w:cstheme="majorHAnsi"/>
-                <w:sz w:val="18"/>
-                <w:szCs w:val="18"/>
-              </w:rPr>
-              <w:t xml:space="preserve"> or a third party. Where the outsourcing agreement involves an intra-group entity, the agreement should be legally enforceable against the intra-group entity providing the outsourced service;</w:t>
-            </w:r>
-          </w:p>
-          <w:p>
-            <w:pPr>
-              <w:pStyle w:val="BodyText"/>
-              <w:rPr>
-                <w:rFonts w:asciiTheme="majorHAnsi" w:hAnsiTheme="majorHAnsi" w:cstheme="majorHAnsi"/>
-                <w:sz w:val="18"/>
-                <w:szCs w:val="18"/>
-              </w:rPr>
-            </w:pPr>
-            <w:r>
-              <w:rPr>
-                <w:rFonts w:asciiTheme="majorHAnsi" w:hAnsiTheme="majorHAnsi" w:cstheme="majorHAnsi"/>
-                <w:highlight w:val="yellow"/>
-                <w:sz w:val="18"/>
-                <w:szCs w:val="18"/>
-              </w:rPr>
-              <w:t xml:space="preserve">(j) sub-contracting – An institution should retain the ability to monitor and control its outsourcing arrangements when a service provider uses a sub-contractor. An outsourcing agreement should contain clauses setting out the rules and limitations on sub-contracting. An institution should include clauses making the service provider contractually liable for the performance and risk management practices of its sub-contractor and for the sub-contractor’s compliance with the provisions in its agreement with the service provider, including the prudent practices set out in these Guidelines. The institution should ensure that the sub-contracting of any part of material outsourcing arrangements is subject to the institution’s prior approval;</w:t>
-            </w:r>
-          </w:p>
-          <w:p>
-            <w:pPr>
-              <w:pStyle w:val="BodyText"/>
-              <w:rPr>
-                <w:rFonts w:asciiTheme="majorHAnsi" w:hAnsiTheme="majorHAnsi" w:cstheme="majorHAnsi"/>
-                <w:sz w:val="18"/>
-                <w:szCs w:val="18"/>
-              </w:rPr>
-            </w:pPr>
-            <w:r>
-              <w:rPr>
-                <w:rFonts w:asciiTheme="majorHAnsi" w:hAnsiTheme="majorHAnsi" w:cstheme="majorHAnsi"/>
-                <w:sz w:val="18"/>
-                <w:szCs w:val="18"/>
-              </w:rPr>
-              <w:t xml:space="preserve">(k) applicable laws – Agreements should include choice-of-law provisions, agreement covenants and jurisdictional covenants that provide for adjudication of disputes between the parties under the laws of a specific jurisdiction.</w:t>
-            </w:r>
-          </w:p>
-        </w:tc>
-        <w:tc>
-          <w:tcPr>
-            <w:tcW w:w="2189" w:type="dxa"/>
-          </w:tcPr>
-          <w:p>
-            <w:pPr>
-              <w:pStyle w:val="BodyText"/>
-              <w:rPr>
-                <w:rFonts w:asciiTheme="majorHAnsi" w:hAnsiTheme="majorHAnsi" w:cstheme="majorHAnsi"/>
-                <w:sz w:val="18"/>
-                <w:szCs w:val="18"/>
-              </w:rPr>
-            </w:pPr>
-            <w:r>
-              <w:rPr>
-                <w:rFonts w:asciiTheme="majorHAnsi" w:hAnsiTheme="majorHAnsi" w:cstheme="majorHAnsi"/>
-                <w:sz w:val="18"/>
-                <w:szCs w:val="18"/>
-              </w:rPr>
-              <w:t xml:space="preserve">3.4.2 of the Bank Guidelines corresponds to 5.5.2 of the FI Guidelines, with the following differences:</w:t>
-            </w:r>
-          </w:p>
-          <w:p>
-            <w:pPr>
-              <w:pStyle w:val="BodyText"/>
-              <w:rPr>
-                <w:rFonts w:asciiTheme="majorHAnsi" w:hAnsiTheme="majorHAnsi" w:cstheme="majorHAnsi"/>
-                <w:sz w:val="18"/>
-                <w:szCs w:val="18"/>
-              </w:rPr>
-            </w:pPr>
-            <w:r>
-              <w:rPr>
-                <w:rFonts w:asciiTheme="majorHAnsi" w:hAnsiTheme="majorHAnsi" w:cstheme="majorHAnsi"/>
-                <w:sz w:val="18"/>
-                <w:szCs w:val="18"/>
-              </w:rPr>
-              <w:t xml:space="preserve">1. The FI Guidelines add item (j) on sub-contracting; the Bank Guidelines deal with sub-contracting separately in section 3.5.</w:t>
-            </w:r>
-          </w:p>
-          <w:p>
-            <w:pPr>
-              <w:pStyle w:val="BodyText"/>
-              <w:rPr>
-                <w:rFonts w:asciiTheme="majorHAnsi" w:hAnsiTheme="majorHAnsi" w:cstheme="majorHAnsi"/>
-                <w:sz w:val="18"/>
-                <w:szCs w:val="18"/>
-              </w:rPr>
-            </w:pPr>
-            <w:r>
-              <w:rPr>
-                <w:rFonts w:asciiTheme="majorHAnsi" w:hAnsiTheme="majorHAnsi" w:cstheme="majorHAnsi"/>
-                <w:sz w:val="18"/>
-                <w:szCs w:val="18"/>
-              </w:rPr>
-              <w:t xml:space="preserve">2. Footnotes 9 and 12 of the Bank Guidelines require MOORS agreements to include the requirements of paragraphs 7.1(a)–(c) and 7.1(d) of the Notices; there is no FI equivalent.</w:t>
-            </w:r>
-          </w:p>
-          <w:p>
-            <w:pPr>
-              <w:pStyle w:val="BodyText"/>
-              <w:rPr>
-                <w:rFonts w:asciiTheme="majorHAnsi" w:hAnsiTheme="majorHAnsi" w:cstheme="majorHAnsi"/>
-                <w:sz w:val="18"/>
-                <w:szCs w:val="18"/>
-              </w:rPr>
-            </w:pPr>
-            <w:r>
-              <w:rPr>
-                <w:rFonts w:asciiTheme="majorHAnsi" w:hAnsiTheme="majorHAnsi" w:cstheme="majorHAnsi"/>
-                <w:sz w:val="18"/>
-                <w:szCs w:val="18"/>
-              </w:rPr>
-              <w:t xml:space="preserve">3. The FI Guidelines set out the termination and sub-contracting content in full within 5.5.2 itself (items (i) and (j)); the Bank Guidelines elaborate in 3.4.3–3.4.8 and 3.5.</w:t>
-            </w:r>
-          </w:p>
-        </w:tc>
-      </w:tr>
-      <w:tr>
-        <w:tc>
-          <w:tcPr>
-            <w:tcW w:w="625" w:type="dxa"/>
-          </w:tcPr>
-          <w:p>
-            <w:pPr>
-              <w:pStyle w:val="BodyText"/>
-              <w:rPr>
-                <w:rFonts w:asciiTheme="majorHAnsi" w:hAnsiTheme="majorHAnsi" w:cstheme="majorHAnsi"/>
-                <w:sz w:val="18"/>
-                <w:szCs w:val="18"/>
-              </w:rPr>
-            </w:pPr>
-            <w:r>
-              <w:rPr>
-                <w:rFonts w:asciiTheme="majorHAnsi" w:hAnsiTheme="majorHAnsi" w:cstheme="majorHAnsi"/>
-                <w:sz w:val="18"/>
-                <w:szCs w:val="18"/>
-              </w:rPr>
-              <w:t>3.4.3</w:t>
-            </w:r>
-          </w:p>
-        </w:tc>
-        <w:tc>
-          <w:tcPr>
-            <w:tcW w:w="5670" w:type="dxa"/>
-          </w:tcPr>
-          <w:p>
-            <w:pPr>
-              <w:pStyle w:val="BodyText"/>
-              <w:rPr>
-                <w:rFonts w:asciiTheme="majorHAnsi" w:hAnsiTheme="majorHAnsi" w:cstheme="majorHAnsi"/>
-                <w:sz w:val="18"/>
-                <w:szCs w:val="18"/>
-              </w:rPr>
-            </w:pPr>
-            <w:r>
-              <w:rPr>
-                <w:rFonts w:asciiTheme="majorHAnsi" w:hAnsiTheme="majorHAnsi" w:cstheme="majorHAnsi"/>
-                <w:sz w:val="18"/>
-                <w:szCs w:val="18"/>
-              </w:rPr>
-              <w:t xml:space="preserve">A Bank should have the right to terminate the outsourcing agreement in the event of default, or under any of the following circumstances: </w:t>
-            </w:r>
-            <w:r>
-              <w:rPr>
-                <w:rFonts w:asciiTheme="majorHAnsi" w:hAnsiTheme="majorHAnsi" w:cstheme="majorHAnsi"/>
-                <w:highlight w:val="yellow"/>
-                <w:sz w:val="18"/>
-                <w:szCs w:val="18"/>
-              </w:rPr>
-              <w:t xml:space="preserve">(a) by giving reasonable notice to the service provider; (b) if the service provider or a sub-contractor, as the case may be, failed to safeguard the confidentiality or integrity of customer information of the Bank; or (c) if there has been a demonstrable deterioration in the ability of the service provider or a sub-contractor to safeguard the confidentiality of customer information.</w:t>
-            </w:r>
-          </w:p>
-        </w:tc>
-        <w:tc>
-          <w:tcPr>
-            <w:tcW w:w="5731" w:type="dxa"/>
-          </w:tcPr>
-          <w:p>
-            <w:pPr>
-              <w:pStyle w:val="BodyText"/>
-              <w:rPr>
-                <w:rFonts w:asciiTheme="majorHAnsi" w:hAnsiTheme="majorHAnsi" w:cstheme="majorHAnsi"/>
-                <w:sz w:val="18"/>
-                <w:szCs w:val="18"/>
-              </w:rPr>
-            </w:pPr>
-            <w:r>
-              <w:rPr>
-                <w:rFonts w:asciiTheme="majorHAnsi" w:hAnsiTheme="majorHAnsi" w:cstheme="majorHAnsi"/>
-                <w:highlight w:val="yellow"/>
-                <w:sz w:val="18"/>
-                <w:szCs w:val="18"/>
-              </w:rPr>
-              <w:t xml:space="preserve">[5.5.2(i)]</w:t>
-            </w:r>
-            <w:r>
-              <w:rPr>
-                <w:rFonts w:asciiTheme="majorHAnsi" w:hAnsiTheme="majorHAnsi" w:cstheme="majorHAnsi"/>
-                <w:sz w:val="18"/>
-                <w:szCs w:val="18"/>
-              </w:rPr>
-              <w:t xml:space="preserve"> An institution should, have the right to terminate the outsourcing agreement in the event of default, or under circumstances where: </w:t>
-            </w:r>
-            <w:r>
-              <w:rPr>
-                <w:rFonts w:asciiTheme="majorHAnsi" w:hAnsiTheme="majorHAnsi" w:cstheme="majorHAnsi"/>
-                <w:highlight w:val="yellow"/>
-                <w:sz w:val="18"/>
-                <w:szCs w:val="18"/>
-              </w:rPr>
-              <w:t xml:space="preserve">(i) the service provider undergoes a change in ownership; (ii) the service provider becomes insolvent or goes into liquidation; (iii) the service provider goes into receivership or judicial management whether in Singapore or elsewhere; (iv) there has been a breach of security or confidentiality; or (v) there is a demonstrable deterioration in the ability of the service provider to perform the contracted service.</w:t>
-            </w:r>
-            <w:r>
-              <w:rPr>
-                <w:rFonts w:asciiTheme="majorHAnsi" w:hAnsiTheme="majorHAnsi" w:cstheme="majorHAnsi"/>
-                <w:sz w:val="18"/>
-                <w:szCs w:val="18"/>
-              </w:rPr>
-              <w:t xml:space="preserve"> (The termination mechanics that follow in 5.5.2(i) are set out at row 3.4.4.)</w:t>
-            </w:r>
-          </w:p>
-        </w:tc>
-        <w:tc>
-          <w:tcPr>
-            <w:tcW w:w="2189" w:type="dxa"/>
-          </w:tcPr>
-          <w:p>
-            <w:pPr>
-              <w:pStyle w:val="BodyText"/>
-              <w:rPr>
-                <w:rFonts w:asciiTheme="majorHAnsi" w:hAnsiTheme="majorHAnsi" w:cstheme="majorHAnsi"/>
-                <w:sz w:val="18"/>
-                <w:szCs w:val="18"/>
-              </w:rPr>
-            </w:pPr>
-            <w:r>
-              <w:rPr>
-                <w:rFonts w:asciiTheme="majorHAnsi" w:hAnsiTheme="majorHAnsi" w:cstheme="majorHAnsi"/>
-                <w:sz w:val="18"/>
-                <w:szCs w:val="18"/>
-              </w:rPr>
-              <w:t xml:space="preserve">Found in 5.5.2(i) of the FI Guidelines (quoted at 3.4.2 above). The termination triggers differ: the FI Guidelines allow termination on change in ownership, insolvency or liquidation, receivership or judicial management, breach of security or confidentiality, or deterioration in ability to perform the contracted service; the Bank Guidelines focus instead on failure to safeguard the confidentiality or integrity of customer information (including by sub-contractors) and add termination by reasonable notice. The Bank Guidelines do not set out the corporate-event triggers; the binding contractual requirements for Banks are in paragraph 7.1 of the Notices.</w:t>
-            </w:r>
-          </w:p>
-        </w:tc>
-      </w:tr>
-      <w:tr>
-        <w:tc>
-          <w:tcPr>
-            <w:tcW w:w="625" w:type="dxa"/>
-          </w:tcPr>
-          <w:p>
-            <w:pPr>
-              <w:pStyle w:val="BodyText"/>
-              <w:rPr>
-                <w:rFonts w:asciiTheme="majorHAnsi" w:hAnsiTheme="majorHAnsi" w:cstheme="majorHAnsi"/>
-                <w:sz w:val="18"/>
-                <w:szCs w:val="18"/>
-              </w:rPr>
-            </w:pPr>
-            <w:r>
-              <w:rPr>
-                <w:rFonts w:asciiTheme="majorHAnsi" w:hAnsiTheme="majorHAnsi" w:cstheme="majorHAnsi"/>
-                <w:sz w:val="18"/>
-                <w:szCs w:val="18"/>
-              </w:rPr>
-              <w:t>3.4.4</w:t>
-            </w:r>
-          </w:p>
-        </w:tc>
-        <w:tc>
-          <w:tcPr>
-            <w:tcW w:w="5670" w:type="dxa"/>
-          </w:tcPr>
-          <w:p>
-            <w:pPr>
-              <w:pStyle w:val="BodyText"/>
-              <w:rPr>
-                <w:rFonts w:asciiTheme="majorHAnsi" w:hAnsiTheme="majorHAnsi" w:cstheme="majorHAnsi"/>
-                <w:sz w:val="18"/>
-                <w:szCs w:val="18"/>
-              </w:rPr>
-            </w:pPr>
-            <w:r>
-              <w:rPr>
-                <w:rFonts w:asciiTheme="majorHAnsi" w:hAnsiTheme="majorHAnsi" w:cstheme="majorHAnsi"/>
-                <w:sz w:val="18"/>
-                <w:szCs w:val="18"/>
-              </w:rPr>
-              <w:t xml:space="preserve">The minimum period to execute a termination provision should be specified in the outsourcing agreement. Other provisions should also be put in place to ensure a smooth transition when the agreement is terminated or being amended. Such provisions may facilitate transferability of the outsourced services to a bridge-institution</w:t>
-            </w:r>
-            <w:r>
-              <w:rPr>
-                <w:rFonts w:asciiTheme="majorHAnsi" w:hAnsiTheme="majorHAnsi" w:cstheme="majorHAnsi"/>
-                <w:sz w:val="18"/>
-                <w:szCs w:val="18"/>
-                <w:vertAlign w:val="superscript"/>
-              </w:rPr>
-              <w:t xml:space="preserve">14</w:t>
-            </w:r>
-            <w:r>
-              <w:rPr>
-                <w:rFonts w:asciiTheme="majorHAnsi" w:hAnsiTheme="majorHAnsi" w:cstheme="majorHAnsi"/>
-                <w:sz w:val="18"/>
-                <w:szCs w:val="18"/>
-              </w:rPr>
-              <w:t xml:space="preserve"> or a third party. Where the outsourcing agreement involves an intra-group entity, the agreement should be legally enforceable against the intra-group entity providing the outsourced service.</w:t>
+              <w:t xml:space="preserve"> – The provisions of the outsourcing agreement for a MOORS that relate to audit and inspection should include the requirements set out in paragraph 7.1(d) of the Notices. Refer also to paragraph 3.9.</w:t>
             </w:r>
           </w:p>
           <w:p>
@@ -10348,7 +9942,7 @@
                 <w:szCs w:val="16"/>
                 <w:vertAlign w:val="superscript"/>
               </w:rPr>
-              <w:t xml:space="preserve">14</w:t>
+              <w:t xml:space="preserve">13</w:t>
             </w:r>
             <w:r>
               <w:rPr>
@@ -10356,7 +9950,7 @@
                 <w:sz w:val="16"/>
                 <w:szCs w:val="16"/>
               </w:rPr>
-              <w:t xml:space="preserve"> – “bridge-institution” means an institution, whether incorporated in Singapore or outside Singapore, to temporarily take over and maintain certain assets, liabilities and operations of a distressed financial institution, as part of a resolution Authority’s exercise of a resolution.</w:t>
+              <w:t xml:space="preserve"> – Refer to paragraphs 3.4.3 to 3.4.8.</w:t>
             </w:r>
           </w:p>
         </w:tc>
@@ -10380,6 +9974,473 @@
                 <w:sz w:val="18"/>
                 <w:szCs w:val="18"/>
               </w:rPr>
+              <w:t xml:space="preserve">[5.5.2] </w:t>
+            </w:r>
+            <w:r>
+              <w:rPr>
+                <w:rFonts w:asciiTheme="majorHAnsi" w:hAnsiTheme="majorHAnsi" w:cstheme="majorHAnsi"/>
+                <w:sz w:val="18"/>
+                <w:szCs w:val="18"/>
+              </w:rPr>
+              <w:t xml:space="preserve">An institution should ensure that every outsourcing agreement addresses the risks identified at the risk evaluation and due diligence stages. Each outsourcing agreement should allow for timely renegotiation and renewal to enable the institution to retain an appropriate level of control over the outsourcing arrangement and the right to intervene with appropriate measures to meet its legal and regulatory obligations. It should at the very least, have provisions to address the following aspects of outsourcing:</w:t>
+            </w:r>
+          </w:p>
+          <w:p>
+            <w:pPr>
+              <w:pStyle w:val="BodyText"/>
+              <w:rPr>
+                <w:rFonts w:asciiTheme="majorHAnsi" w:hAnsiTheme="majorHAnsi" w:cstheme="majorHAnsi"/>
+                <w:sz w:val="18"/>
+                <w:szCs w:val="18"/>
+              </w:rPr>
+            </w:pPr>
+            <w:r>
+              <w:rPr>
+                <w:rFonts w:asciiTheme="majorHAnsi" w:hAnsiTheme="majorHAnsi" w:cstheme="majorHAnsi"/>
+                <w:sz w:val="18"/>
+                <w:szCs w:val="18"/>
+              </w:rPr>
+              <w:t xml:space="preserve">(a) scope of the outsourcing arrangement;</w:t>
+            </w:r>
+          </w:p>
+          <w:p>
+            <w:pPr>
+              <w:pStyle w:val="BodyText"/>
+              <w:rPr>
+                <w:rFonts w:asciiTheme="majorHAnsi" w:hAnsiTheme="majorHAnsi" w:cstheme="majorHAnsi"/>
+                <w:sz w:val="18"/>
+                <w:szCs w:val="18"/>
+              </w:rPr>
+            </w:pPr>
+            <w:r>
+              <w:rPr>
+                <w:rFonts w:asciiTheme="majorHAnsi" w:hAnsiTheme="majorHAnsi" w:cstheme="majorHAnsi"/>
+                <w:sz w:val="18"/>
+                <w:szCs w:val="18"/>
+              </w:rPr>
+              <w:t xml:space="preserve">(b) performance, operational, internal control and risk management standards;</w:t>
+            </w:r>
+          </w:p>
+          <w:p>
+            <w:pPr>
+              <w:pStyle w:val="BodyText"/>
+              <w:rPr>
+                <w:rFonts w:asciiTheme="majorHAnsi" w:hAnsiTheme="majorHAnsi" w:cstheme="majorHAnsi"/>
+                <w:sz w:val="18"/>
+                <w:szCs w:val="18"/>
+              </w:rPr>
+            </w:pPr>
+            <w:r>
+              <w:rPr>
+                <w:rFonts w:asciiTheme="majorHAnsi" w:hAnsiTheme="majorHAnsi" w:cstheme="majorHAnsi"/>
+                <w:sz w:val="18"/>
+                <w:szCs w:val="18"/>
+              </w:rPr>
+              <w:t xml:space="preserve">(c) confidentiality and security</w:t>
+            </w:r>
+            <w:r>
+              <w:rPr>
+                <w:rFonts w:asciiTheme="majorHAnsi" w:hAnsiTheme="majorHAnsi" w:cstheme="majorHAnsi"/>
+                <w:sz w:val="18"/>
+                <w:szCs w:val="18"/>
+                <w:vertAlign w:val="superscript"/>
+              </w:rPr>
+              <w:t xml:space="preserve">9</w:t>
+            </w:r>
+            <w:r>
+              <w:rPr>
+                <w:rFonts w:asciiTheme="majorHAnsi" w:hAnsiTheme="majorHAnsi" w:cstheme="majorHAnsi"/>
+                <w:sz w:val="18"/>
+                <w:szCs w:val="18"/>
+              </w:rPr>
+              <w:t xml:space="preserve">;</w:t>
+            </w:r>
+          </w:p>
+          <w:p>
+            <w:pPr>
+              <w:pStyle w:val="BodyText"/>
+              <w:rPr>
+                <w:rFonts w:asciiTheme="majorHAnsi" w:hAnsiTheme="majorHAnsi" w:cstheme="majorHAnsi"/>
+                <w:sz w:val="18"/>
+                <w:szCs w:val="18"/>
+              </w:rPr>
+            </w:pPr>
+            <w:r>
+              <w:rPr>
+                <w:rFonts w:asciiTheme="majorHAnsi" w:hAnsiTheme="majorHAnsi" w:cstheme="majorHAnsi"/>
+                <w:sz w:val="18"/>
+                <w:szCs w:val="18"/>
+              </w:rPr>
+              <w:t xml:space="preserve">(d) business continuity management</w:t>
+            </w:r>
+            <w:r>
+              <w:rPr>
+                <w:rFonts w:asciiTheme="majorHAnsi" w:hAnsiTheme="majorHAnsi" w:cstheme="majorHAnsi"/>
+                <w:sz w:val="18"/>
+                <w:szCs w:val="18"/>
+                <w:vertAlign w:val="superscript"/>
+              </w:rPr>
+              <w:t xml:space="preserve">10</w:t>
+            </w:r>
+            <w:r>
+              <w:rPr>
+                <w:rFonts w:asciiTheme="majorHAnsi" w:hAnsiTheme="majorHAnsi" w:cstheme="majorHAnsi"/>
+                <w:sz w:val="18"/>
+                <w:szCs w:val="18"/>
+              </w:rPr>
+              <w:t xml:space="preserve">;</w:t>
+            </w:r>
+          </w:p>
+          <w:p>
+            <w:pPr>
+              <w:pStyle w:val="BodyText"/>
+              <w:rPr>
+                <w:rFonts w:asciiTheme="majorHAnsi" w:hAnsiTheme="majorHAnsi" w:cstheme="majorHAnsi"/>
+                <w:sz w:val="18"/>
+                <w:szCs w:val="18"/>
+              </w:rPr>
+            </w:pPr>
+            <w:r>
+              <w:rPr>
+                <w:rFonts w:asciiTheme="majorHAnsi" w:hAnsiTheme="majorHAnsi" w:cstheme="majorHAnsi"/>
+                <w:sz w:val="18"/>
+                <w:szCs w:val="18"/>
+              </w:rPr>
+              <w:t xml:space="preserve">(e) monitoring and control</w:t>
+            </w:r>
+            <w:r>
+              <w:rPr>
+                <w:rFonts w:asciiTheme="majorHAnsi" w:hAnsiTheme="majorHAnsi" w:cstheme="majorHAnsi"/>
+                <w:sz w:val="18"/>
+                <w:szCs w:val="18"/>
+                <w:vertAlign w:val="superscript"/>
+              </w:rPr>
+              <w:t xml:space="preserve">11</w:t>
+            </w:r>
+            <w:r>
+              <w:rPr>
+                <w:rFonts w:asciiTheme="majorHAnsi" w:hAnsiTheme="majorHAnsi" w:cstheme="majorHAnsi"/>
+                <w:sz w:val="18"/>
+                <w:szCs w:val="18"/>
+              </w:rPr>
+              <w:t xml:space="preserve">;</w:t>
+            </w:r>
+          </w:p>
+          <w:p>
+            <w:pPr>
+              <w:pStyle w:val="BodyText"/>
+              <w:rPr>
+                <w:rFonts w:asciiTheme="majorHAnsi" w:hAnsiTheme="majorHAnsi" w:cstheme="majorHAnsi"/>
+                <w:sz w:val="18"/>
+                <w:szCs w:val="18"/>
+              </w:rPr>
+            </w:pPr>
+            <w:r>
+              <w:rPr>
+                <w:rFonts w:asciiTheme="majorHAnsi" w:hAnsiTheme="majorHAnsi" w:cstheme="majorHAnsi"/>
+                <w:sz w:val="18"/>
+                <w:szCs w:val="18"/>
+              </w:rPr>
+              <w:t xml:space="preserve">(f) audit and inspection</w:t>
+            </w:r>
+            <w:r>
+              <w:rPr>
+                <w:rFonts w:asciiTheme="majorHAnsi" w:hAnsiTheme="majorHAnsi" w:cstheme="majorHAnsi"/>
+                <w:sz w:val="18"/>
+                <w:szCs w:val="18"/>
+                <w:vertAlign w:val="superscript"/>
+              </w:rPr>
+              <w:t xml:space="preserve">12</w:t>
+            </w:r>
+            <w:r>
+              <w:rPr>
+                <w:rFonts w:asciiTheme="majorHAnsi" w:hAnsiTheme="majorHAnsi" w:cstheme="majorHAnsi"/>
+                <w:sz w:val="18"/>
+                <w:szCs w:val="18"/>
+              </w:rPr>
+              <w:t xml:space="preserve">;</w:t>
+            </w:r>
+          </w:p>
+          <w:p>
+            <w:pPr>
+              <w:pStyle w:val="BodyText"/>
+              <w:rPr>
+                <w:rFonts w:asciiTheme="majorHAnsi" w:hAnsiTheme="majorHAnsi" w:cstheme="majorHAnsi"/>
+                <w:sz w:val="18"/>
+                <w:szCs w:val="18"/>
+              </w:rPr>
+            </w:pPr>
+            <w:r>
+              <w:rPr>
+                <w:rFonts w:asciiTheme="majorHAnsi" w:hAnsiTheme="majorHAnsi" w:cstheme="majorHAnsi"/>
+                <w:sz w:val="18"/>
+                <w:szCs w:val="18"/>
+              </w:rPr>
+              <w:t xml:space="preserve">(g) notification of adverse developments – An institution should specify in its outsourcing agreement the type of events and the circumstances under which the service provider should report to the institution in order for an institution to take prompt risk mitigation measures and notify MAS of such developments under paragraph 4.2.1;</w:t>
+            </w:r>
+          </w:p>
+          <w:p>
+            <w:pPr>
+              <w:pStyle w:val="BodyText"/>
+              <w:rPr>
+                <w:rFonts w:asciiTheme="majorHAnsi" w:hAnsiTheme="majorHAnsi" w:cstheme="majorHAnsi"/>
+                <w:sz w:val="18"/>
+                <w:szCs w:val="18"/>
+              </w:rPr>
+            </w:pPr>
+            <w:r>
+              <w:rPr>
+                <w:rFonts w:asciiTheme="majorHAnsi" w:hAnsiTheme="majorHAnsi" w:cstheme="majorHAnsi"/>
+                <w:sz w:val="18"/>
+                <w:szCs w:val="18"/>
+              </w:rPr>
+              <w:t xml:space="preserve">(h) dispute resolution – An institution should specify in its outsourcing agreement the resolution process, events of default, and the indemnities, remedies and recourse of the respective parties in the agreement. The institution should ensure that its contractual rights can be exercised in the event of a breach of the outsourcing agreement by the service provider;</w:t>
+            </w:r>
+          </w:p>
+          <w:p>
+            <w:pPr>
+              <w:pStyle w:val="BodyText"/>
+              <w:rPr>
+                <w:rFonts w:asciiTheme="majorHAnsi" w:hAnsiTheme="majorHAnsi" w:cstheme="majorHAnsi"/>
+                <w:sz w:val="18"/>
+                <w:szCs w:val="18"/>
+              </w:rPr>
+            </w:pPr>
+            <w:r>
+              <w:rPr>
+                <w:rFonts w:asciiTheme="majorHAnsi" w:hAnsiTheme="majorHAnsi" w:cstheme="majorHAnsi"/>
+                <w:sz w:val="18"/>
+                <w:szCs w:val="18"/>
+              </w:rPr>
+              <w:t xml:space="preserve">(i) default termination and early exit – An institution should, have the right to terminate the outsourcing agreement in the event of default, or under circumstances where: </w:t>
+            </w:r>
+            <w:r>
+              <w:rPr>
+                <w:rFonts w:asciiTheme="majorHAnsi" w:hAnsiTheme="majorHAnsi" w:cstheme="majorHAnsi"/>
+                <w:highlight w:val="yellow"/>
+                <w:sz w:val="18"/>
+                <w:szCs w:val="18"/>
+              </w:rPr>
+              <w:t xml:space="preserve">(i) the service provider undergoes a change in ownership; (ii) the service provider becomes insolvent or goes into liquidation; (iii) the service provider goes into receivership or judicial management whether in Singapore or elsewhere; (iv) there has been a breach of security or confidentiality; or (v) there is a demonstrable deterioration in the ability of the service provider to perform the contracted service.</w:t>
+            </w:r>
+            <w:r>
+              <w:rPr>
+                <w:rFonts w:asciiTheme="majorHAnsi" w:hAnsiTheme="majorHAnsi" w:cstheme="majorHAnsi"/>
+                <w:sz w:val="18"/>
+                <w:szCs w:val="18"/>
+              </w:rPr>
+              <w:t xml:space="preserve"> The minimum period to execute a termination provision should be specified in the outsourcing agreement. Other provisions should also be put in place to ensure a smooth transition when the agreement is terminated or being amended. Such provisions may facilitate transferability of the outsourced services to a bridge-institution</w:t>
+            </w:r>
+            <w:r>
+              <w:rPr>
+                <w:rFonts w:asciiTheme="majorHAnsi" w:hAnsiTheme="majorHAnsi" w:cstheme="majorHAnsi"/>
+                <w:sz w:val="18"/>
+                <w:szCs w:val="18"/>
+                <w:vertAlign w:val="superscript"/>
+              </w:rPr>
+              <w:t xml:space="preserve">13</w:t>
+            </w:r>
+            <w:r>
+              <w:rPr>
+                <w:rFonts w:asciiTheme="majorHAnsi" w:hAnsiTheme="majorHAnsi" w:cstheme="majorHAnsi"/>
+                <w:sz w:val="18"/>
+                <w:szCs w:val="18"/>
+              </w:rPr>
+              <w:t xml:space="preserve"> or a third party. Where the outsourcing agreement involves an intra-group entity, the agreement should be legally enforceable against the intra-group entity providing the outsourced service;</w:t>
+            </w:r>
+          </w:p>
+          <w:p>
+            <w:pPr>
+              <w:pStyle w:val="BodyText"/>
+              <w:rPr>
+                <w:rFonts w:asciiTheme="majorHAnsi" w:hAnsiTheme="majorHAnsi" w:cstheme="majorHAnsi"/>
+                <w:sz w:val="18"/>
+                <w:szCs w:val="18"/>
+              </w:rPr>
+            </w:pPr>
+            <w:r>
+              <w:rPr>
+                <w:rFonts w:asciiTheme="majorHAnsi" w:hAnsiTheme="majorHAnsi" w:cstheme="majorHAnsi"/>
+                <w:highlight w:val="yellow"/>
+                <w:sz w:val="18"/>
+                <w:szCs w:val="18"/>
+              </w:rPr>
+              <w:t xml:space="preserve">(j) sub-contracting – An institution should retain the ability to monitor and control its outsourcing arrangements when a service provider uses a sub-contractor. An outsourcing agreement should contain clauses setting out the rules and limitations on sub-contracting. An institution should include clauses making the service provider contractually liable for the performance and risk management practices of its sub-contractor and for the sub-contractor’s compliance with the provisions in its agreement with the service provider, including the prudent practices set out in these Guidelines. The institution should ensure that the sub-contracting of any part of material outsourcing arrangements is subject to the institution’s prior approval;</w:t>
+            </w:r>
+          </w:p>
+          <w:p>
+            <w:pPr>
+              <w:pStyle w:val="BodyText"/>
+              <w:rPr>
+                <w:rFonts w:asciiTheme="majorHAnsi" w:hAnsiTheme="majorHAnsi" w:cstheme="majorHAnsi"/>
+                <w:sz w:val="18"/>
+                <w:szCs w:val="18"/>
+              </w:rPr>
+            </w:pPr>
+            <w:r>
+              <w:rPr>
+                <w:rFonts w:asciiTheme="majorHAnsi" w:hAnsiTheme="majorHAnsi" w:cstheme="majorHAnsi"/>
+                <w:sz w:val="18"/>
+                <w:szCs w:val="18"/>
+              </w:rPr>
+              <w:t xml:space="preserve">(k) applicable laws – Agreements should include choice-of-law provisions, agreement covenants and jurisdictional covenants that provide for adjudication of disputes between the parties under the laws of a specific jurisdiction.</w:t>
+            </w:r>
+          </w:p>
+        </w:tc>
+        <w:tc>
+          <w:tcPr>
+            <w:tcW w:w="2189" w:type="dxa"/>
+          </w:tcPr>
+          <w:p>
+            <w:pPr>
+              <w:pStyle w:val="BodyText"/>
+              <w:rPr>
+                <w:rFonts w:asciiTheme="majorHAnsi" w:hAnsiTheme="majorHAnsi" w:cstheme="majorHAnsi"/>
+                <w:sz w:val="18"/>
+                <w:szCs w:val="18"/>
+              </w:rPr>
+            </w:pPr>
+            <w:r>
+              <w:rPr>
+                <w:rFonts w:asciiTheme="majorHAnsi" w:hAnsiTheme="majorHAnsi" w:cstheme="majorHAnsi"/>
+                <w:sz w:val="18"/>
+                <w:szCs w:val="18"/>
+              </w:rPr>
+              <w:t xml:space="preserve">3.4.2 of the Bank Guidelines corresponds to 5.5.2 of the FI Guidelines, with the following differences:</w:t>
+            </w:r>
+          </w:p>
+          <w:p>
+            <w:pPr>
+              <w:pStyle w:val="BodyText"/>
+              <w:rPr>
+                <w:rFonts w:asciiTheme="majorHAnsi" w:hAnsiTheme="majorHAnsi" w:cstheme="majorHAnsi"/>
+                <w:sz w:val="18"/>
+                <w:szCs w:val="18"/>
+              </w:rPr>
+            </w:pPr>
+            <w:r>
+              <w:rPr>
+                <w:rFonts w:asciiTheme="majorHAnsi" w:hAnsiTheme="majorHAnsi" w:cstheme="majorHAnsi"/>
+                <w:sz w:val="18"/>
+                <w:szCs w:val="18"/>
+              </w:rPr>
+              <w:t xml:space="preserve">1. The FI Guidelines add item (j) on sub-contracting; the Bank Guidelines deal with sub-contracting separately in section 3.5.</w:t>
+            </w:r>
+          </w:p>
+          <w:p>
+            <w:pPr>
+              <w:pStyle w:val="BodyText"/>
+              <w:rPr>
+                <w:rFonts w:asciiTheme="majorHAnsi" w:hAnsiTheme="majorHAnsi" w:cstheme="majorHAnsi"/>
+                <w:sz w:val="18"/>
+                <w:szCs w:val="18"/>
+              </w:rPr>
+            </w:pPr>
+            <w:r>
+              <w:rPr>
+                <w:rFonts w:asciiTheme="majorHAnsi" w:hAnsiTheme="majorHAnsi" w:cstheme="majorHAnsi"/>
+                <w:sz w:val="18"/>
+                <w:szCs w:val="18"/>
+              </w:rPr>
+              <w:t xml:space="preserve">2. Footnotes 9 and 12 of the Bank Guidelines require MOORS agreements to include the requirements of paragraphs 7.1(a)–(c) and 7.1(d) of the Notices; there is no FI equivalent.</w:t>
+            </w:r>
+          </w:p>
+          <w:p>
+            <w:pPr>
+              <w:pStyle w:val="BodyText"/>
+              <w:rPr>
+                <w:rFonts w:asciiTheme="majorHAnsi" w:hAnsiTheme="majorHAnsi" w:cstheme="majorHAnsi"/>
+                <w:sz w:val="18"/>
+                <w:szCs w:val="18"/>
+              </w:rPr>
+            </w:pPr>
+            <w:r>
+              <w:rPr>
+                <w:rFonts w:asciiTheme="majorHAnsi" w:hAnsiTheme="majorHAnsi" w:cstheme="majorHAnsi"/>
+                <w:sz w:val="18"/>
+                <w:szCs w:val="18"/>
+              </w:rPr>
+              <w:t xml:space="preserve">3. The FI Guidelines set out the termination and sub-contracting content in full within 5.5.2 itself (items (i) and (j)); the Bank Guidelines elaborate in 3.4.3–3.4.8 and 3.5.</w:t>
+            </w:r>
+          </w:p>
+        </w:tc>
+      </w:tr>
+      <w:tr>
+        <w:tc>
+          <w:tcPr>
+            <w:tcW w:w="625" w:type="dxa"/>
+          </w:tcPr>
+          <w:p>
+            <w:pPr>
+              <w:pStyle w:val="BodyText"/>
+              <w:rPr>
+                <w:rFonts w:asciiTheme="majorHAnsi" w:hAnsiTheme="majorHAnsi" w:cstheme="majorHAnsi"/>
+                <w:sz w:val="18"/>
+                <w:szCs w:val="18"/>
+              </w:rPr>
+            </w:pPr>
+            <w:r>
+              <w:rPr>
+                <w:rFonts w:asciiTheme="majorHAnsi" w:hAnsiTheme="majorHAnsi" w:cstheme="majorHAnsi"/>
+                <w:sz w:val="18"/>
+                <w:szCs w:val="18"/>
+              </w:rPr>
+              <w:t>3.4.3</w:t>
+            </w:r>
+          </w:p>
+        </w:tc>
+        <w:tc>
+          <w:tcPr>
+            <w:tcW w:w="5670" w:type="dxa"/>
+          </w:tcPr>
+          <w:p>
+            <w:pPr>
+              <w:pStyle w:val="BodyText"/>
+              <w:rPr>
+                <w:rFonts w:asciiTheme="majorHAnsi" w:hAnsiTheme="majorHAnsi" w:cstheme="majorHAnsi"/>
+                <w:sz w:val="18"/>
+                <w:szCs w:val="18"/>
+              </w:rPr>
+            </w:pPr>
+            <w:r>
+              <w:rPr>
+                <w:rFonts w:asciiTheme="majorHAnsi" w:hAnsiTheme="majorHAnsi" w:cstheme="majorHAnsi"/>
+                <w:sz w:val="18"/>
+                <w:szCs w:val="18"/>
+              </w:rPr>
+              <w:t xml:space="preserve">A Bank should have the right to terminate the outsourcing agreement in the event of default, or under any of the following circumstances: </w:t>
+            </w:r>
+            <w:r>
+              <w:rPr>
+                <w:rFonts w:asciiTheme="majorHAnsi" w:hAnsiTheme="majorHAnsi" w:cstheme="majorHAnsi"/>
+                <w:highlight w:val="yellow"/>
+                <w:sz w:val="18"/>
+                <w:szCs w:val="18"/>
+              </w:rPr>
+              <w:t xml:space="preserve">(a) by giving reasonable notice to the service provider; (b) if the service provider or a sub-contractor, as the case may be, failed to safeguard the confidentiality or integrity of customer information of the Bank; or (c) if there has been a demonstrable deterioration in the ability of the service provider or a sub-contractor to safeguard the confidentiality of customer information.</w:t>
+            </w:r>
+          </w:p>
+        </w:tc>
+        <w:tc>
+          <w:tcPr>
+            <w:tcW w:w="5731" w:type="dxa"/>
+          </w:tcPr>
+          <w:p>
+            <w:pPr>
+              <w:pStyle w:val="BodyText"/>
+              <w:rPr>
+                <w:rFonts w:asciiTheme="majorHAnsi" w:hAnsiTheme="majorHAnsi" w:cstheme="majorHAnsi"/>
+                <w:sz w:val="18"/>
+                <w:szCs w:val="18"/>
+              </w:rPr>
+            </w:pPr>
+            <w:r>
+              <w:rPr>
+                <w:rFonts w:asciiTheme="majorHAnsi" w:hAnsiTheme="majorHAnsi" w:cstheme="majorHAnsi"/>
+                <w:highlight w:val="yellow"/>
+                <w:sz w:val="18"/>
+                <w:szCs w:val="18"/>
+              </w:rPr>
               <w:t xml:space="preserve">[5.5.2(i)]</w:t>
             </w:r>
             <w:r>
@@ -10388,7 +10449,95 @@
                 <w:sz w:val="18"/>
                 <w:szCs w:val="18"/>
               </w:rPr>
-              <w:t xml:space="preserve"> The minimum period to execute a termination provision should be specified in the outsourcing agreement. Other provisions should also be put in place to ensure a smooth transition when the agreement is terminated or being amended. Such provisions may facilitate transferability of the outsourced services to a bridge-institution</w:t>
+              <w:t xml:space="preserve"> An institution should, have the right to terminate the outsourcing agreement in the event of default, or under circumstances where: </w:t>
+            </w:r>
+            <w:r>
+              <w:rPr>
+                <w:rFonts w:asciiTheme="majorHAnsi" w:hAnsiTheme="majorHAnsi" w:cstheme="majorHAnsi"/>
+                <w:highlight w:val="yellow"/>
+                <w:sz w:val="18"/>
+                <w:szCs w:val="18"/>
+              </w:rPr>
+              <w:t xml:space="preserve">(i) the service provider undergoes a change in ownership; (ii) the service provider becomes insolvent or goes into liquidation; (iii) the service provider goes into receivership or judicial management whether in Singapore or elsewhere; (iv) there has been a breach of security or confidentiality; or (v) there is a demonstrable deterioration in the ability of the service provider to perform the contracted service.</w:t>
+            </w:r>
+            <w:r>
+              <w:rPr>
+                <w:rFonts w:asciiTheme="majorHAnsi" w:hAnsiTheme="majorHAnsi" w:cstheme="majorHAnsi"/>
+                <w:sz w:val="18"/>
+                <w:szCs w:val="18"/>
+              </w:rPr>
+              <w:t xml:space="preserve"> (The termination mechanics that follow in 5.5.2(i) are set out at row 3.4.4.)</w:t>
+            </w:r>
+          </w:p>
+        </w:tc>
+        <w:tc>
+          <w:tcPr>
+            <w:tcW w:w="2189" w:type="dxa"/>
+          </w:tcPr>
+          <w:p>
+            <w:pPr>
+              <w:pStyle w:val="BodyText"/>
+              <w:rPr>
+                <w:rFonts w:asciiTheme="majorHAnsi" w:hAnsiTheme="majorHAnsi" w:cstheme="majorHAnsi"/>
+                <w:sz w:val="18"/>
+                <w:szCs w:val="18"/>
+              </w:rPr>
+            </w:pPr>
+            <w:r>
+              <w:rPr>
+                <w:rFonts w:asciiTheme="majorHAnsi" w:hAnsiTheme="majorHAnsi" w:cstheme="majorHAnsi"/>
+                <w:sz w:val="18"/>
+                <w:szCs w:val="18"/>
+              </w:rPr>
+              <w:t xml:space="preserve">Found in 5.5.2(i) of the FI Guidelines (quoted at 3.4.2 above). The termination triggers differ: the FI Guidelines allow termination on change in ownership, insolvency or liquidation, receivership or judicial management, breach of security or confidentiality, or deterioration in ability to perform the contracted service; the Bank Guidelines focus instead on failure to safeguard the confidentiality or integrity of customer information (including by sub-contractors) and add termination by reasonable notice. The Bank Guidelines do not set out the corporate-event triggers; the binding contractual requirements for Banks are in paragraph 7.1 of the Notices.</w:t>
+            </w:r>
+          </w:p>
+        </w:tc>
+      </w:tr>
+      <w:tr>
+        <w:tc>
+          <w:tcPr>
+            <w:tcW w:w="625" w:type="dxa"/>
+          </w:tcPr>
+          <w:p>
+            <w:pPr>
+              <w:pStyle w:val="BodyText"/>
+              <w:rPr>
+                <w:rFonts w:asciiTheme="majorHAnsi" w:hAnsiTheme="majorHAnsi" w:cstheme="majorHAnsi"/>
+                <w:sz w:val="18"/>
+                <w:szCs w:val="18"/>
+              </w:rPr>
+            </w:pPr>
+            <w:r>
+              <w:rPr>
+                <w:rFonts w:asciiTheme="majorHAnsi" w:hAnsiTheme="majorHAnsi" w:cstheme="majorHAnsi"/>
+                <w:sz w:val="18"/>
+                <w:szCs w:val="18"/>
+              </w:rPr>
+              <w:t>3.4.4</w:t>
+            </w:r>
+          </w:p>
+        </w:tc>
+        <w:tc>
+          <w:tcPr>
+            <w:tcW w:w="5670" w:type="dxa"/>
+          </w:tcPr>
+          <w:p>
+            <w:pPr>
+              <w:pStyle w:val="BodyText"/>
+              <w:rPr>
+                <w:rFonts w:asciiTheme="majorHAnsi" w:hAnsiTheme="majorHAnsi" w:cstheme="majorHAnsi"/>
+                <w:sz w:val="18"/>
+                <w:szCs w:val="18"/>
+              </w:rPr>
+            </w:pPr>
+            <w:r>
+              <w:rPr>
+                <w:rFonts w:asciiTheme="majorHAnsi" w:hAnsiTheme="majorHAnsi" w:cstheme="majorHAnsi"/>
+                <w:sz w:val="18"/>
+                <w:szCs w:val="18"/>
+              </w:rPr>
+              <w:t xml:space="preserve">The minimum period to execute a termination provision should be specified in the outsourcing agreement. Other provisions should also be put in place to ensure a smooth transition when the agreement is terminated or being amended. Such provisions may facilitate transferability of the outsourced services to a bridge-institution</w:t>
             </w:r>
             <w:r>
               <w:rPr>
@@ -10397,7 +10546,7 @@
                 <w:szCs w:val="18"/>
                 <w:vertAlign w:val="superscript"/>
               </w:rPr>
-              <w:t xml:space="preserve">13</w:t>
+              <w:t xml:space="preserve">14</w:t>
             </w:r>
             <w:r>
               <w:rPr>
@@ -10424,7 +10573,7 @@
                 <w:szCs w:val="16"/>
                 <w:vertAlign w:val="superscript"/>
               </w:rPr>
-              <w:t xml:space="preserve">13</w:t>
+              <w:t xml:space="preserve">14</w:t>
             </w:r>
             <w:r>
               <w:rPr>
@@ -10438,55 +10587,7 @@
         </w:tc>
         <w:tc>
           <w:tcPr>
-            <w:tcW w:w="2189" w:type="dxa"/>
-          </w:tcPr>
-          <w:p>
-            <w:pPr>
-              <w:pStyle w:val="BodyText"/>
-              <w:rPr>
-                <w:rFonts w:asciiTheme="majorHAnsi" w:hAnsiTheme="majorHAnsi" w:cstheme="majorHAnsi"/>
-                <w:sz w:val="18"/>
-                <w:szCs w:val="18"/>
-              </w:rPr>
-            </w:pPr>
-            <w:r>
-              <w:rPr>
-                <w:rFonts w:asciiTheme="majorHAnsi" w:hAnsiTheme="majorHAnsi" w:cstheme="majorHAnsi"/>
-                <w:sz w:val="18"/>
-                <w:szCs w:val="18"/>
-              </w:rPr>
-              <w:t xml:space="preserve">Found in the closing text of 5.5.2(i) of the FI Guidelines, worded identically (“bridge-institution” is defined identically at footnote 13 of the FI Guidelines).</w:t>
-            </w:r>
-          </w:p>
-        </w:tc>
-      </w:tr>
-      <w:tr>
-        <w:tc>
-          <w:tcPr>
-            <w:tcW w:w="625" w:type="dxa"/>
-          </w:tcPr>
-          <w:p>
-            <w:pPr>
-              <w:pStyle w:val="BodyText"/>
-              <w:rPr>
-                <w:rFonts w:asciiTheme="majorHAnsi" w:hAnsiTheme="majorHAnsi" w:cstheme="majorHAnsi"/>
-                <w:sz w:val="18"/>
-                <w:szCs w:val="18"/>
-              </w:rPr>
-            </w:pPr>
-            <w:r>
-              <w:rPr>
-                <w:rFonts w:asciiTheme="majorHAnsi" w:hAnsiTheme="majorHAnsi" w:cstheme="majorHAnsi"/>
-                <w:sz w:val="18"/>
-                <w:szCs w:val="18"/>
-              </w:rPr>
-              <w:t>3.4.5</w:t>
-            </w:r>
-          </w:p>
-        </w:tc>
-        <w:tc>
-          <w:tcPr>
-            <w:tcW w:w="5670" w:type="dxa"/>
+            <w:tcW w:w="5731" w:type="dxa"/>
           </w:tcPr>
           <w:p>
             <w:pPr>
@@ -10504,32 +10605,32 @@
                 <w:sz w:val="18"/>
                 <w:szCs w:val="18"/>
               </w:rPr>
-              <w:t xml:space="preserve">For the purposes of paragraph 7.1(g) in the Notices, MAS will consider directing a Bank to terminate the contract, or to stop obtaining or receiving the MOORS15, when</w:t>
-            </w:r>
-            <w:r>
-              <w:rPr>
-                <w:rFonts w:asciiTheme="majorHAnsi" w:hAnsiTheme="majorHAnsi" w:cstheme="majorHAnsi"/>
-                <w:sz w:val="18"/>
-                <w:szCs w:val="18"/>
-              </w:rPr>
-              <w:t xml:space="preserve"> (a) circumstances referred to in paragraph 10.3 of the Notices arise and the service provider is unwilling or unable to remediate the issues; (b) the service provider is unable or unwilling to remediate issues and the Bank did not elect to terminate the outsourcing agreement of its own accord; (c) a Bank fails or is unable to demonstrate a satisfactory level of understanding of the nature and extent of risk arising from the MOORS; (d) a Bank fails or is unable to implement adequate measures to address the risks arising from its ongoing outsourced relevant services in a satisfactory and timely manner; (e) adverse developments arise from the MOORS that could impact a Bank; (f) </w:t>
-            </w:r>
-            <w:r>
-              <w:rPr>
-                <w:rFonts w:asciiTheme="majorHAnsi" w:hAnsiTheme="majorHAnsi" w:cstheme="majorHAnsi"/>
-                <w:highlight w:val="yellow"/>
-                <w:sz w:val="18"/>
-                <w:szCs w:val="18"/>
-              </w:rPr>
-              <w:t xml:space="preserve">MAS or an auditor appointed by MAS, is prevented by the service provider from auditing the books, systems and premises of the service provider for any of the purposes mentioned in section 47A(10) of the Banking Act 1970 (the “Act”)</w:t>
-            </w:r>
-            <w:r>
-              <w:rPr>
-                <w:rFonts w:asciiTheme="majorHAnsi" w:hAnsiTheme="majorHAnsi" w:cstheme="majorHAnsi"/>
-                <w:sz w:val="18"/>
-                <w:szCs w:val="18"/>
-              </w:rPr>
-              <w:t xml:space="preserve">; (g) where the sub-contracting agreement provides for the matter mentioned in paragraph 3.5.3(b)(iv), the Bank or any auditor appointed by the Bank, is prevented by the sub-contractor from auditing the books, systems and premises of the sub-contractor for any of the purposes mentioned in paragraph 3.5.3(b)(iv); or (h) where the sub-contracting agreement provides for the matter mentioned in paragraph 3.5.3(b)(v), the Bank, or any person appointed by the Bank, is prevented by the sub-contractor from obtaining any record, document, report or information relating to the sub-contracting arrangement.</w:t>
+              <w:t xml:space="preserve">[5.5.2(i)]</w:t>
+            </w:r>
+            <w:r>
+              <w:rPr>
+                <w:rFonts w:asciiTheme="majorHAnsi" w:hAnsiTheme="majorHAnsi" w:cstheme="majorHAnsi"/>
+                <w:sz w:val="18"/>
+                <w:szCs w:val="18"/>
+              </w:rPr>
+              <w:t xml:space="preserve"> The minimum period to execute a termination provision should be specified in the outsourcing agreement. Other provisions should also be put in place to ensure a smooth transition when the agreement is terminated or being amended. Such provisions may facilitate transferability of the outsourced services to a bridge-institution</w:t>
+            </w:r>
+            <w:r>
+              <w:rPr>
+                <w:rFonts w:asciiTheme="majorHAnsi" w:hAnsiTheme="majorHAnsi" w:cstheme="majorHAnsi"/>
+                <w:sz w:val="18"/>
+                <w:szCs w:val="18"/>
+                <w:vertAlign w:val="superscript"/>
+              </w:rPr>
+              <w:t xml:space="preserve">13</w:t>
+            </w:r>
+            <w:r>
+              <w:rPr>
+                <w:rFonts w:asciiTheme="majorHAnsi" w:hAnsiTheme="majorHAnsi" w:cstheme="majorHAnsi"/>
+                <w:sz w:val="18"/>
+                <w:szCs w:val="18"/>
+              </w:rPr>
+              <w:t xml:space="preserve"> or a third party. Where the outsourcing agreement involves an intra-group entity, the agreement should be legally enforceable against the intra-group entity providing the outsourced service.</w:t>
             </w:r>
           </w:p>
           <w:p>
@@ -10548,7 +10649,7 @@
                 <w:szCs w:val="16"/>
                 <w:vertAlign w:val="superscript"/>
               </w:rPr>
-              <w:t xml:space="preserve">15</w:t>
+              <w:t xml:space="preserve">13</w:t>
             </w:r>
             <w:r>
               <w:rPr>
@@ -10556,82 +10657,7 @@
                 <w:sz w:val="16"/>
                 <w:szCs w:val="16"/>
               </w:rPr>
-              <w:t xml:space="preserve"> – MAS will only direct Banks to terminate outsourcing agreements for MOORS as a last resort. Banks do not have to exercise the termination rights if they are able to work with the service provider to remediate the issues giving rise to the ground(s) for termination.</w:t>
-            </w:r>
-          </w:p>
-        </w:tc>
-        <w:tc>
-          <w:tcPr>
-            <w:tcW w:w="5731" w:type="dxa"/>
-          </w:tcPr>
-          <w:p>
-            <w:pPr>
-              <w:pStyle w:val="BodyText"/>
-              <w:rPr>
-                <w:rFonts w:asciiTheme="majorHAnsi" w:hAnsiTheme="majorHAnsi" w:cstheme="majorHAnsi"/>
-                <w:sz w:val="18"/>
-                <w:szCs w:val="18"/>
-              </w:rPr>
-            </w:pPr>
-            <w:r>
-              <w:rPr>
-                <w:rFonts w:asciiTheme="majorHAnsi" w:hAnsiTheme="majorHAnsi" w:cstheme="majorHAnsi"/>
-                <w:highlight w:val="yellow"/>
-                <w:sz w:val="18"/>
-                <w:szCs w:val="18"/>
-              </w:rPr>
-              <w:t xml:space="preserve">[4.1.3]</w:t>
-            </w:r>
-            <w:r>
-              <w:rPr>
-                <w:rFonts w:asciiTheme="majorHAnsi" w:hAnsiTheme="majorHAnsi" w:cstheme="majorHAnsi"/>
-                <w:sz w:val="18"/>
-                <w:szCs w:val="18"/>
-              </w:rPr>
-              <w:t xml:space="preserve"> MAS may require an institution to </w:t>
-            </w:r>
-            <w:r>
-              <w:rPr>
-                <w:rFonts w:asciiTheme="majorHAnsi" w:hAnsiTheme="majorHAnsi" w:cstheme="majorHAnsi"/>
-                <w:highlight w:val="yellow"/>
-                <w:sz w:val="18"/>
-                <w:szCs w:val="18"/>
-              </w:rPr>
-              <w:t xml:space="preserve">modify, make alternative arrangements or re-integrate an outsourced service into the institution</w:t>
-            </w:r>
-            <w:r>
-              <w:rPr>
-                <w:rFonts w:asciiTheme="majorHAnsi" w:hAnsiTheme="majorHAnsi" w:cstheme="majorHAnsi"/>
-                <w:sz w:val="18"/>
-                <w:szCs w:val="18"/>
-              </w:rPr>
-              <w:t xml:space="preserve"> where one of the following circumstances arises: (a) An institution fails or is unable to demonstrate a satisfactory level of understanding of the nature and extent of risk arising from the outsourcing arrangement; (b) An institution fails or is unable to implement adequate measures to address the risks arising from its outsourcing arrangements in a satisfactory and timely manner; (c) Adverse developments arise from the outsourcing arrangement that could impact an institution; </w:t>
-            </w:r>
-            <w:r>
-              <w:rPr>
-                <w:rFonts w:asciiTheme="majorHAnsi" w:hAnsiTheme="majorHAnsi" w:cstheme="majorHAnsi"/>
-                <w:highlight w:val="yellow"/>
-                <w:sz w:val="18"/>
-                <w:szCs w:val="18"/>
-              </w:rPr>
-              <w:t xml:space="preserve">(d) MAS’ supervisory powers over the institution and ability to carry out MAS’ supervisory functions in respect of the institution’s services are hindered;</w:t>
-            </w:r>
-            <w:r>
-              <w:rPr>
-                <w:rFonts w:asciiTheme="majorHAnsi" w:hAnsiTheme="majorHAnsi" w:cstheme="majorHAnsi"/>
-                <w:sz w:val="18"/>
-                <w:szCs w:val="18"/>
-              </w:rPr>
-              <w:t xml:space="preserve"> or </w:t>
-            </w:r>
-            <w:r>
-              <w:rPr>
-                <w:rFonts w:asciiTheme="majorHAnsi" w:hAnsiTheme="majorHAnsi" w:cstheme="majorHAnsi"/>
-                <w:highlight w:val="yellow"/>
-                <w:sz w:val="18"/>
-                <w:szCs w:val="18"/>
-              </w:rPr>
-              <w:t xml:space="preserve">(e) The security and confidentiality of the institution’s customer information is lowered due to changes in the control environment of the service provider.</w:t>
+              <w:t xml:space="preserve"> – “bridge-institution” means an institution, whether incorporated in Singapore or outside Singapore, to temporarily take over and maintain certain assets, liabilities and operations of a distressed financial institution, as part of a resolution Authority’s exercise of a resolution.</w:t>
             </w:r>
           </w:p>
         </w:tc>
@@ -10654,25 +10680,7 @@
                 <w:sz w:val="18"/>
                 <w:szCs w:val="18"/>
               </w:rPr>
-              <w:t xml:space="preserve">Closest counterpart is 4.1.3 of the FI Guidelines: MAS may require an institution to modify, make alternative arrangements or re-integrate an outsourced service where (a) the institution fails to demonstrate a satisfactory understanding of the risks; (b) it fails to implement adequate measures in a satisfactory and timely manner; (c) adverse developments arise; (d) MAS’ supervisory powers or functions are hindered; or (e) the security and confidentiality of customer information is lowered due to changes in the service provider’s control environment.</w:t>
-            </w:r>
-          </w:p>
-          <w:p>
-            <w:pPr>
-              <w:pStyle w:val="BodyText"/>
-              <w:rPr>
-                <w:rFonts w:asciiTheme="majorHAnsi" w:hAnsiTheme="majorHAnsi" w:cstheme="majorHAnsi"/>
-                <w:sz w:val="18"/>
-                <w:szCs w:val="18"/>
-              </w:rPr>
-            </w:pPr>
-            <w:r>
-              <w:rPr>
-                <w:rFonts w:asciiTheme="majorHAnsi" w:hAnsiTheme="majorHAnsi" w:cstheme="majorHAnsi"/>
-                <w:sz w:val="18"/>
-                <w:szCs w:val="18"/>
-              </w:rPr>
-              <w:t xml:space="preserve">The FI Guidelines do not provide for MAS-directed termination, the audit-obstruction grounds (section 47A(10) of the Banking Act), or the last-resort assurance in footnote 15.</w:t>
+              <w:t xml:space="preserve">Found in the closing text of 5.5.2(i) of the FI Guidelines, worded identically (“bridge-institution” is defined identically at footnote 13 of the FI Guidelines).</w:t>
             </w:r>
           </w:p>
         </w:tc>
@@ -10697,7 +10705,7 @@
                 <w:sz w:val="18"/>
                 <w:szCs w:val="18"/>
               </w:rPr>
-              <w:t xml:space="preserve">3.4.6</w:t>
+              <w:t>3.4.5</w:t>
             </w:r>
           </w:p>
         </w:tc>
@@ -10717,211 +10725,36 @@
             <w:r>
               <w:rPr>
                 <w:rFonts w:asciiTheme="majorHAnsi" w:hAnsiTheme="majorHAnsi" w:cstheme="majorHAnsi"/>
-                <w:sz w:val="18"/>
-                <w:szCs w:val="18"/>
-              </w:rPr>
-              <w:t xml:space="preserve">MAS will endeavour to provide the Bank reasonable notice of MAS’ intent to direct the Bank to terminate its outsourcing arrangement(s).</w:t>
-            </w:r>
-          </w:p>
-        </w:tc>
-        <w:tc>
-          <w:tcPr>
-            <w:tcW w:w="5731" w:type="dxa"/>
-          </w:tcPr>
-          <w:p>
-            <w:pPr>
-              <w:pStyle w:val="BodyText"/>
-              <w:rPr>
-                <w:rFonts w:asciiTheme="majorHAnsi" w:hAnsiTheme="majorHAnsi" w:cstheme="majorHAnsi"/>
-                <w:sz w:val="18"/>
-                <w:szCs w:val="18"/>
-              </w:rPr>
-            </w:pPr>
-            <w:r>
-              <w:rPr>
-                <w:rFonts w:asciiTheme="majorHAnsi" w:hAnsiTheme="majorHAnsi" w:cstheme="majorHAnsi"/>
-                <w:i/>
-                <w:iCs/>
-                <w:sz w:val="18"/>
-                <w:szCs w:val="18"/>
-              </w:rPr>
-              <w:t xml:space="preserve">No provision here under FI Guidelines.</w:t>
-            </w:r>
-          </w:p>
-        </w:tc>
-        <w:tc>
-          <w:tcPr>
-            <w:tcW w:w="2189" w:type="dxa"/>
-          </w:tcPr>
-          <w:p>
-            <w:pPr>
-              <w:pStyle w:val="BodyText"/>
-              <w:rPr>
-                <w:rFonts w:asciiTheme="majorHAnsi" w:hAnsiTheme="majorHAnsi" w:cstheme="majorHAnsi"/>
-                <w:sz w:val="18"/>
-                <w:szCs w:val="18"/>
-              </w:rPr>
-            </w:pPr>
-            <w:r>
-              <w:rPr>
-                <w:rFonts w:asciiTheme="majorHAnsi" w:hAnsiTheme="majorHAnsi" w:cstheme="majorHAnsi"/>
-                <w:sz w:val="18"/>
-                <w:szCs w:val="18"/>
-              </w:rPr>
-              <w:t xml:space="preserve">No equivalent under the FI Guidelines. No reasonable-notice assurance attaches to the powers in 4.1.3 of the FI Guidelines.</w:t>
-            </w:r>
-          </w:p>
-        </w:tc>
-      </w:tr>
-      <w:tr>
-        <w:tc>
-          <w:tcPr>
-            <w:tcW w:w="625" w:type="dxa"/>
-          </w:tcPr>
-          <w:p>
-            <w:pPr>
-              <w:pStyle w:val="BodyText"/>
-              <w:rPr>
-                <w:rFonts w:asciiTheme="majorHAnsi" w:hAnsiTheme="majorHAnsi" w:cstheme="majorHAnsi"/>
-                <w:sz w:val="18"/>
-                <w:szCs w:val="18"/>
-              </w:rPr>
-            </w:pPr>
-            <w:r>
-              <w:rPr>
-                <w:rFonts w:asciiTheme="majorHAnsi" w:hAnsiTheme="majorHAnsi" w:cstheme="majorHAnsi"/>
-                <w:sz w:val="18"/>
-                <w:szCs w:val="18"/>
-              </w:rPr>
-              <w:t xml:space="preserve">3.4.7</w:t>
-            </w:r>
-          </w:p>
-        </w:tc>
-        <w:tc>
-          <w:tcPr>
-            <w:tcW w:w="5670" w:type="dxa"/>
-          </w:tcPr>
-          <w:p>
-            <w:pPr>
-              <w:pStyle w:val="BodyText"/>
-              <w:rPr>
-                <w:rFonts w:asciiTheme="majorHAnsi" w:hAnsiTheme="majorHAnsi" w:cstheme="majorHAnsi"/>
-                <w:sz w:val="18"/>
-                <w:szCs w:val="18"/>
-              </w:rPr>
-            </w:pPr>
-            <w:r>
-              <w:rPr>
-                <w:rFonts w:asciiTheme="majorHAnsi" w:hAnsiTheme="majorHAnsi" w:cstheme="majorHAnsi"/>
                 <w:highlight w:val="yellow"/>
                 <w:sz w:val="18"/>
                 <w:szCs w:val="18"/>
               </w:rPr>
-              <w:t xml:space="preserve">To better protect its information, a Bank should endeavour for the requirement in paragraph 7.1(f) of the Notices on deleting, destroying or rendering unusable information upon termination to go beyond the minimally required customer information to also include non-customer information given to the service provider, except for situations where the Bank assesses that the service provider has legitimate reason(s) to retain non-customer information.</w:t>
-            </w:r>
-            <w:r>
-              <w:rPr>
-                <w:rFonts w:asciiTheme="majorHAnsi" w:hAnsiTheme="majorHAnsi" w:cstheme="majorHAnsi"/>
-                <w:sz w:val="18"/>
-                <w:szCs w:val="18"/>
-              </w:rPr>
-              <w:t xml:space="preserve"> The Bank should also ensure the minimum period to execute a termination provision is specified in the outsourcing agreement.</w:t>
-            </w:r>
-          </w:p>
-        </w:tc>
-        <w:tc>
-          <w:tcPr>
-            <w:tcW w:w="5731" w:type="dxa"/>
-          </w:tcPr>
-          <w:p>
-            <w:pPr>
-              <w:pStyle w:val="BodyText"/>
-              <w:rPr>
-                <w:rFonts w:asciiTheme="majorHAnsi" w:hAnsiTheme="majorHAnsi" w:cstheme="majorHAnsi"/>
-                <w:sz w:val="18"/>
-                <w:szCs w:val="18"/>
-              </w:rPr>
-            </w:pPr>
-            <w:r>
-              <w:rPr>
-                <w:rFonts w:asciiTheme="majorHAnsi" w:hAnsiTheme="majorHAnsi" w:cstheme="majorHAnsi"/>
-                <w:i/>
-                <w:iCs/>
-                <w:sz w:val="18"/>
-                <w:szCs w:val="18"/>
-              </w:rPr>
-              <w:t xml:space="preserve">No provision here under FI Guidelines.</w:t>
-            </w:r>
-          </w:p>
-        </w:tc>
-        <w:tc>
-          <w:tcPr>
-            <w:tcW w:w="2189" w:type="dxa"/>
-          </w:tcPr>
-          <w:p>
-            <w:pPr>
-              <w:pStyle w:val="BodyText"/>
-              <w:rPr>
-                <w:rFonts w:asciiTheme="majorHAnsi" w:hAnsiTheme="majorHAnsi" w:cstheme="majorHAnsi"/>
-                <w:sz w:val="18"/>
-                <w:szCs w:val="18"/>
-              </w:rPr>
-            </w:pPr>
-            <w:r>
-              <w:rPr>
-                <w:rFonts w:asciiTheme="majorHAnsi" w:hAnsiTheme="majorHAnsi" w:cstheme="majorHAnsi"/>
-                <w:sz w:val="18"/>
-                <w:szCs w:val="18"/>
-              </w:rPr>
-              <w:t xml:space="preserve">No equivalent under the FI Guidelines. The only FI deletion expectation is the business continuity provision in 5.7.2(c) (which corresponds to 3.7.2(c) of the Bank Guidelines).</w:t>
-            </w:r>
-          </w:p>
-        </w:tc>
-      </w:tr>
-      <w:tr>
-        <w:tc>
-          <w:tcPr>
-            <w:tcW w:w="625" w:type="dxa"/>
-          </w:tcPr>
-          <w:p>
-            <w:pPr>
-              <w:pStyle w:val="BodyText"/>
-              <w:rPr>
-                <w:rFonts w:asciiTheme="majorHAnsi" w:hAnsiTheme="majorHAnsi" w:cstheme="majorHAnsi"/>
-                <w:sz w:val="18"/>
-                <w:szCs w:val="18"/>
-              </w:rPr>
-            </w:pPr>
-            <w:r>
-              <w:rPr>
-                <w:rFonts w:asciiTheme="majorHAnsi" w:hAnsiTheme="majorHAnsi" w:cstheme="majorHAnsi"/>
-                <w:sz w:val="18"/>
-                <w:szCs w:val="18"/>
-              </w:rPr>
-              <w:t xml:space="preserve">3.4.8</w:t>
-            </w:r>
-          </w:p>
-        </w:tc>
-        <w:tc>
-          <w:tcPr>
-            <w:tcW w:w="5670" w:type="dxa"/>
-          </w:tcPr>
-          <w:p>
-            <w:pPr>
-              <w:pStyle w:val="BodyText"/>
-              <w:rPr>
-                <w:rFonts w:asciiTheme="majorHAnsi" w:hAnsiTheme="majorHAnsi" w:cstheme="majorHAnsi"/>
-                <w:sz w:val="18"/>
-                <w:szCs w:val="18"/>
-              </w:rPr>
-            </w:pPr>
-            <w:r>
-              <w:rPr>
-                <w:rFonts w:asciiTheme="majorHAnsi" w:hAnsiTheme="majorHAnsi" w:cstheme="majorHAnsi"/>
-                <w:sz w:val="18"/>
-                <w:szCs w:val="18"/>
-              </w:rPr>
-              <w:t xml:space="preserve">Each agreement should be tailored to address issues arising from country risks and potential obstacles in exercising oversight and management of the outsourcing arrangements made with a service provider outside Singapore16.</w:t>
+              <w:t xml:space="preserve">For the purposes of paragraph 7.1(g) in the Notices, MAS will consider directing a Bank to terminate the contract, or to stop obtaining or receiving the MOORS15, when</w:t>
+            </w:r>
+            <w:r>
+              <w:rPr>
+                <w:rFonts w:asciiTheme="majorHAnsi" w:hAnsiTheme="majorHAnsi" w:cstheme="majorHAnsi"/>
+                <w:sz w:val="18"/>
+                <w:szCs w:val="18"/>
+              </w:rPr>
+              <w:t xml:space="preserve"> (a) circumstances referred to in paragraph 10.3 of the Notices arise and the service provider is unwilling or unable to remediate the issues; (b) the service provider is unable or unwilling to remediate issues and the Bank did not elect to terminate the outsourcing agreement of its own accord; (c) a Bank fails or is unable to demonstrate a satisfactory level of understanding of the nature and extent of risk arising from the MOORS; (d) a Bank fails or is unable to implement adequate measures to address the risks arising from its ongoing outsourced relevant services in a satisfactory and timely manner; (e) adverse developments arise from the MOORS that could impact a Bank; (f) </w:t>
+            </w:r>
+            <w:r>
+              <w:rPr>
+                <w:rFonts w:asciiTheme="majorHAnsi" w:hAnsiTheme="majorHAnsi" w:cstheme="majorHAnsi"/>
+                <w:highlight w:val="yellow"/>
+                <w:sz w:val="18"/>
+                <w:szCs w:val="18"/>
+              </w:rPr>
+              <w:t xml:space="preserve">MAS or an auditor appointed by MAS, is prevented by the service provider from auditing the books, systems and premises of the service provider for any of the purposes mentioned in section 47A(10) of the Banking Act 1970 (the “Act”)</w:t>
+            </w:r>
+            <w:r>
+              <w:rPr>
+                <w:rFonts w:asciiTheme="majorHAnsi" w:hAnsiTheme="majorHAnsi" w:cstheme="majorHAnsi"/>
+                <w:sz w:val="18"/>
+                <w:szCs w:val="18"/>
+              </w:rPr>
+              <w:t xml:space="preserve">; (g) where the sub-contracting agreement provides for the matter mentioned in paragraph 3.5.3(b)(iv), the Bank or any auditor appointed by the Bank, is prevented by the sub-contractor from auditing the books, systems and premises of the sub-contractor for any of the purposes mentioned in paragraph 3.5.3(b)(iv); or (h) where the sub-contracting agreement provides for the matter mentioned in paragraph 3.5.3(b)(v), the Bank, or any person appointed by the Bank, is prevented by the sub-contractor from obtaining any record, document, report or information relating to the sub-contracting arrangement.</w:t>
             </w:r>
           </w:p>
           <w:p>
@@ -10940,7 +10773,7 @@
                 <w:szCs w:val="16"/>
                 <w:vertAlign w:val="superscript"/>
               </w:rPr>
-              <w:t xml:space="preserve">16</w:t>
+              <w:t xml:space="preserve">15</w:t>
             </w:r>
             <w:r>
               <w:rPr>
@@ -10948,7 +10781,7 @@
                 <w:sz w:val="16"/>
                 <w:szCs w:val="16"/>
               </w:rPr>
-              <w:t xml:space="preserve"> – Refer to paragraph 3.10.</w:t>
+              <w:t xml:space="preserve"> – MAS will only direct Banks to terminate outsourcing agreements for MOORS as a last resort. Banks do not have to exercise the termination rights if they are able to work with the service provider to remediate the issues giving rise to the ground(s) for termination.</w:t>
             </w:r>
           </w:p>
         </w:tc>
@@ -10972,15 +10805,348 @@
                 <w:sz w:val="18"/>
                 <w:szCs w:val="18"/>
               </w:rPr>
-              <w:t xml:space="preserve">[5.5.3]</w:t>
-            </w:r>
-            <w:r>
-              <w:rPr>
-                <w:rFonts w:asciiTheme="majorHAnsi" w:hAnsiTheme="majorHAnsi" w:cstheme="majorHAnsi"/>
-                <w:sz w:val="18"/>
-                <w:szCs w:val="18"/>
-              </w:rPr>
-              <w:t xml:space="preserve"> Each agreement should be tailored to address issues arising from country risks and potential obstacles in exercising oversight and management of the outsourcing arrangements made with a service provider outside Singapore14.</w:t>
+              <w:t xml:space="preserve">[4.1.3]</w:t>
+            </w:r>
+            <w:r>
+              <w:rPr>
+                <w:rFonts w:asciiTheme="majorHAnsi" w:hAnsiTheme="majorHAnsi" w:cstheme="majorHAnsi"/>
+                <w:sz w:val="18"/>
+                <w:szCs w:val="18"/>
+              </w:rPr>
+              <w:t xml:space="preserve"> MAS may require an institution to </w:t>
+            </w:r>
+            <w:r>
+              <w:rPr>
+                <w:rFonts w:asciiTheme="majorHAnsi" w:hAnsiTheme="majorHAnsi" w:cstheme="majorHAnsi"/>
+                <w:highlight w:val="yellow"/>
+                <w:sz w:val="18"/>
+                <w:szCs w:val="18"/>
+              </w:rPr>
+              <w:t xml:space="preserve">modify, make alternative arrangements or re-integrate an outsourced service into the institution</w:t>
+            </w:r>
+            <w:r>
+              <w:rPr>
+                <w:rFonts w:asciiTheme="majorHAnsi" w:hAnsiTheme="majorHAnsi" w:cstheme="majorHAnsi"/>
+                <w:sz w:val="18"/>
+                <w:szCs w:val="18"/>
+              </w:rPr>
+              <w:t xml:space="preserve"> where one of the following circumstances arises: (a) An institution fails or is unable to demonstrate a satisfactory level of understanding of the nature and extent of risk arising from the outsourcing arrangement; (b) An institution fails or is unable to implement adequate measures to address the risks arising from its outsourcing arrangements in a satisfactory and timely manner; (c) Adverse developments arise from the outsourcing arrangement that could impact an institution; </w:t>
+            </w:r>
+            <w:r>
+              <w:rPr>
+                <w:rFonts w:asciiTheme="majorHAnsi" w:hAnsiTheme="majorHAnsi" w:cstheme="majorHAnsi"/>
+                <w:highlight w:val="yellow"/>
+                <w:sz w:val="18"/>
+                <w:szCs w:val="18"/>
+              </w:rPr>
+              <w:t xml:space="preserve">(d) MAS’ supervisory powers over the institution and ability to carry out MAS’ supervisory functions in respect of the institution’s services are hindered;</w:t>
+            </w:r>
+            <w:r>
+              <w:rPr>
+                <w:rFonts w:asciiTheme="majorHAnsi" w:hAnsiTheme="majorHAnsi" w:cstheme="majorHAnsi"/>
+                <w:sz w:val="18"/>
+                <w:szCs w:val="18"/>
+              </w:rPr>
+              <w:t xml:space="preserve"> or </w:t>
+            </w:r>
+            <w:r>
+              <w:rPr>
+                <w:rFonts w:asciiTheme="majorHAnsi" w:hAnsiTheme="majorHAnsi" w:cstheme="majorHAnsi"/>
+                <w:highlight w:val="yellow"/>
+                <w:sz w:val="18"/>
+                <w:szCs w:val="18"/>
+              </w:rPr>
+              <w:t xml:space="preserve">(e) The security and confidentiality of the institution’s customer information is lowered due to changes in the control environment of the service provider.</w:t>
+            </w:r>
+          </w:p>
+        </w:tc>
+        <w:tc>
+          <w:tcPr>
+            <w:tcW w:w="2189" w:type="dxa"/>
+          </w:tcPr>
+          <w:p>
+            <w:pPr>
+              <w:pStyle w:val="BodyText"/>
+              <w:rPr>
+                <w:rFonts w:asciiTheme="majorHAnsi" w:hAnsiTheme="majorHAnsi" w:cstheme="majorHAnsi"/>
+                <w:sz w:val="18"/>
+                <w:szCs w:val="18"/>
+              </w:rPr>
+            </w:pPr>
+            <w:r>
+              <w:rPr>
+                <w:rFonts w:asciiTheme="majorHAnsi" w:hAnsiTheme="majorHAnsi" w:cstheme="majorHAnsi"/>
+                <w:sz w:val="18"/>
+                <w:szCs w:val="18"/>
+              </w:rPr>
+              <w:t xml:space="preserve">Closest counterpart is 4.1.3 of the FI Guidelines: MAS may require an institution to modify, make alternative arrangements or re-integrate an outsourced service where (a) the institution fails to demonstrate a satisfactory understanding of the risks; (b) it fails to implement adequate measures in a satisfactory and timely manner; (c) adverse developments arise; (d) MAS’ supervisory powers or functions are hindered; or (e) the security and confidentiality of customer information is lowered due to changes in the service provider’s control environment.</w:t>
+            </w:r>
+          </w:p>
+          <w:p>
+            <w:pPr>
+              <w:pStyle w:val="BodyText"/>
+              <w:rPr>
+                <w:rFonts w:asciiTheme="majorHAnsi" w:hAnsiTheme="majorHAnsi" w:cstheme="majorHAnsi"/>
+                <w:sz w:val="18"/>
+                <w:szCs w:val="18"/>
+              </w:rPr>
+            </w:pPr>
+            <w:r>
+              <w:rPr>
+                <w:rFonts w:asciiTheme="majorHAnsi" w:hAnsiTheme="majorHAnsi" w:cstheme="majorHAnsi"/>
+                <w:sz w:val="18"/>
+                <w:szCs w:val="18"/>
+              </w:rPr>
+              <w:t xml:space="preserve">The FI Guidelines do not provide for MAS-directed termination, the audit-obstruction grounds (section 47A(10) of the Banking Act), or the last-resort assurance in footnote 15.</w:t>
+            </w:r>
+          </w:p>
+        </w:tc>
+      </w:tr>
+      <w:tr>
+        <w:tc>
+          <w:tcPr>
+            <w:tcW w:w="625" w:type="dxa"/>
+          </w:tcPr>
+          <w:p>
+            <w:pPr>
+              <w:pStyle w:val="BodyText"/>
+              <w:rPr>
+                <w:rFonts w:asciiTheme="majorHAnsi" w:hAnsiTheme="majorHAnsi" w:cstheme="majorHAnsi"/>
+                <w:sz w:val="18"/>
+                <w:szCs w:val="18"/>
+              </w:rPr>
+            </w:pPr>
+            <w:r>
+              <w:rPr>
+                <w:rFonts w:asciiTheme="majorHAnsi" w:hAnsiTheme="majorHAnsi" w:cstheme="majorHAnsi"/>
+                <w:sz w:val="18"/>
+                <w:szCs w:val="18"/>
+              </w:rPr>
+              <w:t xml:space="preserve">3.4.6</w:t>
+            </w:r>
+          </w:p>
+        </w:tc>
+        <w:tc>
+          <w:tcPr>
+            <w:tcW w:w="5670" w:type="dxa"/>
+          </w:tcPr>
+          <w:p>
+            <w:pPr>
+              <w:pStyle w:val="BodyText"/>
+              <w:rPr>
+                <w:rFonts w:asciiTheme="majorHAnsi" w:hAnsiTheme="majorHAnsi" w:cstheme="majorHAnsi"/>
+                <w:sz w:val="18"/>
+                <w:szCs w:val="18"/>
+              </w:rPr>
+            </w:pPr>
+            <w:r>
+              <w:rPr>
+                <w:rFonts w:asciiTheme="majorHAnsi" w:hAnsiTheme="majorHAnsi" w:cstheme="majorHAnsi"/>
+                <w:sz w:val="18"/>
+                <w:szCs w:val="18"/>
+              </w:rPr>
+              <w:t xml:space="preserve">MAS will endeavour to provide the Bank reasonable notice of MAS’ intent to direct the Bank to terminate its outsourcing arrangement(s).</w:t>
+            </w:r>
+          </w:p>
+        </w:tc>
+        <w:tc>
+          <w:tcPr>
+            <w:tcW w:w="5731" w:type="dxa"/>
+          </w:tcPr>
+          <w:p>
+            <w:pPr>
+              <w:pStyle w:val="BodyText"/>
+              <w:rPr>
+                <w:rFonts w:asciiTheme="majorHAnsi" w:hAnsiTheme="majorHAnsi" w:cstheme="majorHAnsi"/>
+                <w:sz w:val="18"/>
+                <w:szCs w:val="18"/>
+              </w:rPr>
+            </w:pPr>
+            <w:r>
+              <w:rPr>
+                <w:rFonts w:asciiTheme="majorHAnsi" w:hAnsiTheme="majorHAnsi" w:cstheme="majorHAnsi"/>
+                <w:i/>
+                <w:iCs/>
+                <w:sz w:val="18"/>
+                <w:szCs w:val="18"/>
+              </w:rPr>
+              <w:t xml:space="preserve">No provision here under FI Guidelines.</w:t>
+            </w:r>
+          </w:p>
+        </w:tc>
+        <w:tc>
+          <w:tcPr>
+            <w:tcW w:w="2189" w:type="dxa"/>
+          </w:tcPr>
+          <w:p>
+            <w:pPr>
+              <w:pStyle w:val="BodyText"/>
+              <w:rPr>
+                <w:rFonts w:asciiTheme="majorHAnsi" w:hAnsiTheme="majorHAnsi" w:cstheme="majorHAnsi"/>
+                <w:sz w:val="18"/>
+                <w:szCs w:val="18"/>
+              </w:rPr>
+            </w:pPr>
+            <w:r>
+              <w:rPr>
+                <w:rFonts w:asciiTheme="majorHAnsi" w:hAnsiTheme="majorHAnsi" w:cstheme="majorHAnsi"/>
+                <w:sz w:val="18"/>
+                <w:szCs w:val="18"/>
+              </w:rPr>
+              <w:t xml:space="preserve">No equivalent under the FI Guidelines. No reasonable-notice assurance attaches to the powers in 4.1.3 of the FI Guidelines.</w:t>
+            </w:r>
+          </w:p>
+        </w:tc>
+      </w:tr>
+      <w:tr>
+        <w:tc>
+          <w:tcPr>
+            <w:tcW w:w="625" w:type="dxa"/>
+          </w:tcPr>
+          <w:p>
+            <w:pPr>
+              <w:pStyle w:val="BodyText"/>
+              <w:rPr>
+                <w:rFonts w:asciiTheme="majorHAnsi" w:hAnsiTheme="majorHAnsi" w:cstheme="majorHAnsi"/>
+                <w:sz w:val="18"/>
+                <w:szCs w:val="18"/>
+              </w:rPr>
+            </w:pPr>
+            <w:r>
+              <w:rPr>
+                <w:rFonts w:asciiTheme="majorHAnsi" w:hAnsiTheme="majorHAnsi" w:cstheme="majorHAnsi"/>
+                <w:sz w:val="18"/>
+                <w:szCs w:val="18"/>
+              </w:rPr>
+              <w:t xml:space="preserve">3.4.7</w:t>
+            </w:r>
+          </w:p>
+        </w:tc>
+        <w:tc>
+          <w:tcPr>
+            <w:tcW w:w="5670" w:type="dxa"/>
+          </w:tcPr>
+          <w:p>
+            <w:pPr>
+              <w:pStyle w:val="BodyText"/>
+              <w:rPr>
+                <w:rFonts w:asciiTheme="majorHAnsi" w:hAnsiTheme="majorHAnsi" w:cstheme="majorHAnsi"/>
+                <w:sz w:val="18"/>
+                <w:szCs w:val="18"/>
+              </w:rPr>
+            </w:pPr>
+            <w:r>
+              <w:rPr>
+                <w:rFonts w:asciiTheme="majorHAnsi" w:hAnsiTheme="majorHAnsi" w:cstheme="majorHAnsi"/>
+                <w:highlight w:val="yellow"/>
+                <w:sz w:val="18"/>
+                <w:szCs w:val="18"/>
+              </w:rPr>
+              <w:t xml:space="preserve">To better protect its information, a Bank should endeavour for the requirement in paragraph 7.1(f) of the Notices on deleting, destroying or rendering unusable information upon termination to go beyond the minimally required customer information to also include non-customer information given to the service provider, except for situations where the Bank assesses that the service provider has legitimate reason(s) to retain non-customer information.</w:t>
+            </w:r>
+            <w:r>
+              <w:rPr>
+                <w:rFonts w:asciiTheme="majorHAnsi" w:hAnsiTheme="majorHAnsi" w:cstheme="majorHAnsi"/>
+                <w:sz w:val="18"/>
+                <w:szCs w:val="18"/>
+              </w:rPr>
+              <w:t xml:space="preserve"> The Bank should also ensure the minimum period to execute a termination provision is specified in the outsourcing agreement.</w:t>
+            </w:r>
+          </w:p>
+        </w:tc>
+        <w:tc>
+          <w:tcPr>
+            <w:tcW w:w="5731" w:type="dxa"/>
+          </w:tcPr>
+          <w:p>
+            <w:pPr>
+              <w:pStyle w:val="BodyText"/>
+              <w:rPr>
+                <w:rFonts w:asciiTheme="majorHAnsi" w:hAnsiTheme="majorHAnsi" w:cstheme="majorHAnsi"/>
+                <w:sz w:val="18"/>
+                <w:szCs w:val="18"/>
+              </w:rPr>
+            </w:pPr>
+            <w:r>
+              <w:rPr>
+                <w:rFonts w:asciiTheme="majorHAnsi" w:hAnsiTheme="majorHAnsi" w:cstheme="majorHAnsi"/>
+                <w:i/>
+                <w:iCs/>
+                <w:sz w:val="18"/>
+                <w:szCs w:val="18"/>
+              </w:rPr>
+              <w:t xml:space="preserve">No provision here under FI Guidelines.</w:t>
+            </w:r>
+          </w:p>
+        </w:tc>
+        <w:tc>
+          <w:tcPr>
+            <w:tcW w:w="2189" w:type="dxa"/>
+          </w:tcPr>
+          <w:p>
+            <w:pPr>
+              <w:pStyle w:val="BodyText"/>
+              <w:rPr>
+                <w:rFonts w:asciiTheme="majorHAnsi" w:hAnsiTheme="majorHAnsi" w:cstheme="majorHAnsi"/>
+                <w:sz w:val="18"/>
+                <w:szCs w:val="18"/>
+              </w:rPr>
+            </w:pPr>
+            <w:r>
+              <w:rPr>
+                <w:rFonts w:asciiTheme="majorHAnsi" w:hAnsiTheme="majorHAnsi" w:cstheme="majorHAnsi"/>
+                <w:sz w:val="18"/>
+                <w:szCs w:val="18"/>
+              </w:rPr>
+              <w:t xml:space="preserve">No equivalent under the FI Guidelines. The only FI deletion expectation is the business continuity provision in 5.7.2(c) (which corresponds to 3.7.2(c) of the Bank Guidelines).</w:t>
+            </w:r>
+          </w:p>
+        </w:tc>
+      </w:tr>
+      <w:tr>
+        <w:tc>
+          <w:tcPr>
+            <w:tcW w:w="625" w:type="dxa"/>
+          </w:tcPr>
+          <w:p>
+            <w:pPr>
+              <w:pStyle w:val="BodyText"/>
+              <w:rPr>
+                <w:rFonts w:asciiTheme="majorHAnsi" w:hAnsiTheme="majorHAnsi" w:cstheme="majorHAnsi"/>
+                <w:sz w:val="18"/>
+                <w:szCs w:val="18"/>
+              </w:rPr>
+            </w:pPr>
+            <w:r>
+              <w:rPr>
+                <w:rFonts w:asciiTheme="majorHAnsi" w:hAnsiTheme="majorHAnsi" w:cstheme="majorHAnsi"/>
+                <w:sz w:val="18"/>
+                <w:szCs w:val="18"/>
+              </w:rPr>
+              <w:t xml:space="preserve">3.4.8</w:t>
+            </w:r>
+          </w:p>
+        </w:tc>
+        <w:tc>
+          <w:tcPr>
+            <w:tcW w:w="5670" w:type="dxa"/>
+          </w:tcPr>
+          <w:p>
+            <w:pPr>
+              <w:pStyle w:val="BodyText"/>
+              <w:rPr>
+                <w:rFonts w:asciiTheme="majorHAnsi" w:hAnsiTheme="majorHAnsi" w:cstheme="majorHAnsi"/>
+                <w:sz w:val="18"/>
+                <w:szCs w:val="18"/>
+              </w:rPr>
+            </w:pPr>
+            <w:r>
+              <w:rPr>
+                <w:rFonts w:asciiTheme="majorHAnsi" w:hAnsiTheme="majorHAnsi" w:cstheme="majorHAnsi"/>
+                <w:sz w:val="18"/>
+                <w:szCs w:val="18"/>
+              </w:rPr>
+              <w:t xml:space="preserve">Each agreement should be tailored to address issues arising from country risks and potential obstacles in exercising oversight and management of the outsourcing arrangements made with a service provider outside Singapore16.</w:t>
             </w:r>
           </w:p>
           <w:p>
@@ -10999,6 +11165,65 @@
                 <w:szCs w:val="16"/>
                 <w:vertAlign w:val="superscript"/>
               </w:rPr>
+              <w:t xml:space="preserve">16</w:t>
+            </w:r>
+            <w:r>
+              <w:rPr>
+                <w:rFonts w:asciiTheme="majorHAnsi" w:hAnsiTheme="majorHAnsi" w:cstheme="majorHAnsi"/>
+                <w:sz w:val="16"/>
+                <w:szCs w:val="16"/>
+              </w:rPr>
+              <w:t xml:space="preserve"> – Refer to paragraph 3.10.</w:t>
+            </w:r>
+          </w:p>
+        </w:tc>
+        <w:tc>
+          <w:tcPr>
+            <w:tcW w:w="5731" w:type="dxa"/>
+          </w:tcPr>
+          <w:p>
+            <w:pPr>
+              <w:pStyle w:val="BodyText"/>
+              <w:rPr>
+                <w:rFonts w:asciiTheme="majorHAnsi" w:hAnsiTheme="majorHAnsi" w:cstheme="majorHAnsi"/>
+                <w:sz w:val="18"/>
+                <w:szCs w:val="18"/>
+              </w:rPr>
+            </w:pPr>
+            <w:r>
+              <w:rPr>
+                <w:rFonts w:asciiTheme="majorHAnsi" w:hAnsiTheme="majorHAnsi" w:cstheme="majorHAnsi"/>
+                <w:highlight w:val="yellow"/>
+                <w:sz w:val="18"/>
+                <w:szCs w:val="18"/>
+              </w:rPr>
+              <w:t xml:space="preserve">[5.5.3]</w:t>
+            </w:r>
+            <w:r>
+              <w:rPr>
+                <w:rFonts w:asciiTheme="majorHAnsi" w:hAnsiTheme="majorHAnsi" w:cstheme="majorHAnsi"/>
+                <w:sz w:val="18"/>
+                <w:szCs w:val="18"/>
+              </w:rPr>
+              <w:t xml:space="preserve"> Each agreement should be tailored to address issues arising from country risks and potential obstacles in exercising oversight and management of the outsourcing arrangements made with a service provider outside Singapore14.</w:t>
+            </w:r>
+          </w:p>
+          <w:p>
+            <w:pPr>
+              <w:pStyle w:val="BodyText"/>
+              <w:rPr>
+                <w:rFonts w:asciiTheme="majorHAnsi" w:hAnsiTheme="majorHAnsi" w:cstheme="majorHAnsi"/>
+                <w:sz w:val="16"/>
+                <w:szCs w:val="16"/>
+              </w:rPr>
+            </w:pPr>
+            <w:r>
+              <w:rPr>
+                <w:rFonts w:asciiTheme="majorHAnsi" w:hAnsiTheme="majorHAnsi" w:cstheme="majorHAnsi"/>
+                <w:sz w:val="16"/>
+                <w:szCs w:val="16"/>
+                <w:vertAlign w:val="superscript"/>
+              </w:rPr>
               <w:t xml:space="preserve">14</w:t>
             </w:r>
             <w:r>
@@ -13201,7 +13426,7 @@
                 <w:sz w:val="18"/>
                 <w:szCs w:val="18"/>
               </w:rPr>
-              <w:t xml:space="preserve">1. The FI Guidelines add item (d): periodic reviews of all material outsourcing arrangements at least annually. There is no Bank counterpart; Banks’ periodic-review obligations arise under the Notices (see 3.3.6 above).</w:t>
+              <w:t xml:space="preserve">1. The FI Guidelines add item (d): periodic reviews of all material outsourcing arrangements at least annually. The Bank Guidelines require periodic reviews at Annex 1(3), but set no fixed annual minimum.</w:t>
             </w:r>
           </w:p>
           <w:p>
@@ -15763,7 +15988,7 @@
                 <w:sz w:val="18"/>
                 <w:szCs w:val="18"/>
               </w:rPr>
-              <w:t xml:space="preserve">Annex 1</w:t>
+              <w:t xml:space="preserve">Annex 1 ↔ Annex 3</w:t>
             </w:r>
           </w:p>
         </w:tc>
@@ -15810,7 +16035,15 @@
                 <w:sz w:val="18"/>
                 <w:szCs w:val="18"/>
               </w:rPr>
-              <w:t xml:space="preserve">1. Services wholly provided by Government Technology Agency (GovTech) or agents appointed by GovTech. The full list of services can be found at https://api.singpass.gov.sg/singpass-api-products. 2. Services that are not for the conduct of any financial business of the institution and where the service provider does not receive, handle or have access to the institution’s confidential information or customer information. Examples of such services include cleaning, gardening and pantry services including the maintenance of vending machines.</w:t>
+              <w:t xml:space="preserve">[FI Annex 3]</w:t>
+            </w:r>
+            <w:r>
+              <w:rPr>
+                <w:rFonts w:asciiTheme="majorHAnsi" w:hAnsiTheme="majorHAnsi" w:cstheme="majorHAnsi"/>
+                <w:sz w:val="18"/>
+                <w:szCs w:val="18"/>
+              </w:rPr>
+              <w:t xml:space="preserve"> Worded identically to Bank Annex 1 (Material Outsourcing), with “institution” for “Bank”.</w:t>
             </w:r>
           </w:p>
         </w:tc>
@@ -15833,25 +16066,7 @@
                 <w:sz w:val="18"/>
                 <w:szCs w:val="18"/>
               </w:rPr>
-              <w:t xml:space="preserve">Annex 1 of the Bank Guidelines (Material Outsourcing) is found in Annex 3 of the FI Guidelines, worded identically.</w:t>
-            </w:r>
-          </w:p>
-          <w:p>
-            <w:pPr>
-              <w:pStyle w:val="BodyText"/>
-              <w:rPr>
-                <w:rFonts w:asciiTheme="majorHAnsi" w:hAnsiTheme="majorHAnsi" w:cstheme="majorHAnsi"/>
-                <w:sz w:val="18"/>
-                <w:szCs w:val="18"/>
-              </w:rPr>
-            </w:pPr>
-            <w:r>
-              <w:rPr>
-                <w:rFonts w:asciiTheme="majorHAnsi" w:hAnsiTheme="majorHAnsi" w:cstheme="majorHAnsi"/>
-                <w:sz w:val="18"/>
-                <w:szCs w:val="18"/>
-              </w:rPr>
-              <w:t xml:space="preserve">Annex 1 of the FI Guidelines (Exempted Outsourced Services) has no counterpart in the Bank Guidelines; the Bank exemption list is Annex D of the Notices.</w:t>
+              <w:t xml:space="preserve">Materiality. Bank Annex 1 corresponds to FI Annex 3, worded identically.</w:t>
             </w:r>
           </w:p>
         </w:tc>
@@ -15876,7 +16091,7 @@
                 <w:sz w:val="18"/>
                 <w:szCs w:val="18"/>
               </w:rPr>
-              <w:t xml:space="preserve">Annex 2</w:t>
+              <w:t xml:space="preserve">Annex 2 ↔ Annex 5</w:t>
             </w:r>
           </w:p>
         </w:tc>
@@ -16011,26 +16226,15 @@
                 <w:sz w:val="18"/>
                 <w:szCs w:val="18"/>
               </w:rPr>
-              <w:t xml:space="preserve">1. The following are examples of some services that, when performed by a third party, would be regarded as outsourcing arrangements for the purposes of these Guidelines although they are not exhaustive: (a) application processing (e.g. loan origination, credit cards); (b) white-labelling arrangements such as for trading and hedging facilities; (c) middle and back office operations (e.g. electronic funds transfer, payroll processing, custody operations, quality control, purchasing, maintaining the register of participants of a collective investment scheme (CIS) and sending of accounts and reports to CIS participants, order processing, trade settlement and risk management); (d) business continuity and disaster recovery functions and activities; (e) claims administration (e.g. loan negotiations, loan processing, collateral management, collection of bad loans); (f) document processing (e.g. cheques, credit card and bill payments, bank statements, other corporate payments, customer statement printing); (g) information systems hosting (e.g. software-as-a-service, platform-as-a-service, infrastructure-as-a-service); (h) information systems management and maintenance (e.g. data entry and processing, data centres, data centre facilities management, end-user support, local area networks management, help desks, information technology security operations); (i) investment management (e.g. discretionary portfolio management, cash management); (j) management of policy issuance and claims operations by managing agents; (k) manpower management (e.g. benefits and compensation administration, staff appointment, training and development); (l) marketing and research (e.g. product development, data warehousing and mining, media relations, call centres, telemarketing); (m) professional services related to the business activities of the institution (e.g. accounting, internal audit, actuarial, compliance); (n) support services related to archival, storage and destruction of data and records; and (o) calculation of financial benchmarks.</w:t>
-            </w:r>
-          </w:p>
-          <w:p>
-            <w:pPr>
-              <w:pStyle w:val="BodyText"/>
-              <w:rPr>
-                <w:rFonts w:asciiTheme="majorHAnsi" w:hAnsiTheme="majorHAnsi" w:cstheme="majorHAnsi"/>
-                <w:sz w:val="18"/>
-                <w:szCs w:val="18"/>
-              </w:rPr>
-            </w:pPr>
-            <w:r>
-              <w:rPr>
-                <w:rFonts w:asciiTheme="majorHAnsi" w:hAnsiTheme="majorHAnsi" w:cstheme="majorHAnsi"/>
-                <w:highlight w:val="yellow"/>
-                <w:sz w:val="18"/>
-                <w:szCs w:val="18"/>
-              </w:rPr>
-              <w:t xml:space="preserve">2. The following arrangements would generally not be considered outsourcing arrangements: (a) Arrangements in which certain industry characteristics require the use of third-party providers — (i) maintenance of custody account with specified custodians as required under Regulation 27 of the Securities and Futures (Licensing and Conduct of Business) Regulations; (ii) telecommunication services and public utilities (e.g. electricity, SMS gateway services); (iii) postal services; (iv) market information services (e.g. Bloomberg, Moody’s, Standard &amp; Poor’s); (v) common network infrastructure (e.g. Visa, MasterCard, MEPS+); (vi) clearing and settlement arrangements between clearing houses and settlement institutions and their members, and similar arrangements between members and non-members; (vii) global financial messaging infrastructure which are subject to oversight by relevant regulators (e.g. SWIFT); and (viii) correspondent banking services. (b) Introducer arrangements and arrangements that pertain to principal-agent relationships — (i) sale of insurance policies by agents, and ancillary services relating to those sales; (ii) acceptance of business by underwriting agents; and (iii) introducer arrangements (where the institution does not have any contractual relationship with customers). (c) Arrangements that the institution is not legally or administratively able to provide — (i) statutory audit and independent audit assessments; (ii) discrete advisory services (e.g. legal opinions, independent appraisals, trustees in bankruptcy, loss adjuster); and independent consulting (e.g. consultancy services for areas which the institution does not have the internal expertise to conduct)</w:t>
+              <w:t xml:space="preserve">[FI Annex 5]</w:t>
+            </w:r>
+            <w:r>
+              <w:rPr>
+                <w:rFonts w:asciiTheme="majorHAnsi" w:hAnsiTheme="majorHAnsi" w:cstheme="majorHAnsi"/>
+                <w:sz w:val="18"/>
+                <w:szCs w:val="18"/>
+              </w:rPr>
+              <w:t xml:space="preserve"> Worded identically to Bank Annex 2 (Cloud Computing), with “institutions” for “Banks”.</w:t>
             </w:r>
           </w:p>
         </w:tc>
@@ -16053,25 +16257,7 @@
                 <w:sz w:val="18"/>
                 <w:szCs w:val="18"/>
               </w:rPr>
-              <w:t xml:space="preserve">Annex 2 of the Bank Guidelines (Cloud Computing) is found in Annex 5 of the FI Guidelines, worded identically.</w:t>
-            </w:r>
-          </w:p>
-          <w:p>
-            <w:pPr>
-              <w:pStyle w:val="BodyText"/>
-              <w:rPr>
-                <w:rFonts w:asciiTheme="majorHAnsi" w:hAnsiTheme="majorHAnsi" w:cstheme="majorHAnsi"/>
-                <w:sz w:val="18"/>
-                <w:szCs w:val="18"/>
-              </w:rPr>
-            </w:pPr>
-            <w:r>
-              <w:rPr>
-                <w:rFonts w:asciiTheme="majorHAnsi" w:hAnsiTheme="majorHAnsi" w:cstheme="majorHAnsi"/>
-                <w:sz w:val="18"/>
-                <w:szCs w:val="18"/>
-              </w:rPr>
-              <w:t xml:space="preserve">Annex 2 of the FI Guidelines (Examples of Outsourcing Arrangements) has no counterpart in the Bank Guidelines; for Banks the equivalent lists appear, in binding form, as Annexes A, B and C of Notice 658.</w:t>
+              <w:t xml:space="preserve">Cloud computing. Bank Annex 2 corresponds to FI Annex 5, worded identically.</w:t>
             </w:r>
           </w:p>
         </w:tc>
@@ -16096,7 +16282,7 @@
                 <w:sz w:val="18"/>
                 <w:szCs w:val="18"/>
               </w:rPr>
-              <w:t xml:space="preserve">Annex 3</w:t>
+              <w:t xml:space="preserve">Annex 3 (Bank)</w:t>
             </w:r>
           </w:p>
         </w:tc>
@@ -16130,6 +16316,396 @@
               </w:rPr>
               <w:t xml:space="preserve">1. Non-Outsourced Relevant Services — not subject to Notices and Guidelines; should still be subject to adequate risk management and sound internal controls. 2. Non-Ongoing ORS — not subject to Notices and Guidelines except where the ORS involves disclosure of customer information, in which case Section C of the Notices and the outsourcing-register requirement apply; still subject to adequate risk management and sound internal controls. 3. Non-material Ongoing ORS — subject to the register requirement in the Notices, and Section C where customer information is disclosed; the Bank should implement the Guidelines commensurate with the nature of risks. 4. Material Ongoing ORS (MOORS) — subject to the Notices and the Guidelines.</w:t>
             </w:r>
+          </w:p>
+        </w:tc>
+        <w:tc>
+          <w:tcPr>
+            <w:tcW w:w="5731" w:type="dxa"/>
+          </w:tcPr>
+          <w:p>
+            <w:pPr>
+              <w:pStyle w:val="BodyText"/>
+              <w:rPr>
+                <w:rFonts w:asciiTheme="majorHAnsi" w:hAnsiTheme="majorHAnsi" w:cstheme="majorHAnsi"/>
+                <w:sz w:val="18"/>
+                <w:szCs w:val="18"/>
+              </w:rPr>
+            </w:pPr>
+            <w:r>
+              <w:rPr>
+                <w:rFonts w:asciiTheme="majorHAnsi" w:hAnsiTheme="majorHAnsi" w:cstheme="majorHAnsi"/>
+                <w:i/>
+                <w:iCs/>
+                <w:sz w:val="18"/>
+                <w:szCs w:val="18"/>
+              </w:rPr>
+              <w:t xml:space="preserve">No provision here under the FI Guidelines.</w:t>
+            </w:r>
+          </w:p>
+        </w:tc>
+        <w:tc>
+          <w:tcPr>
+            <w:tcW w:w="2189" w:type="dxa"/>
+          </w:tcPr>
+          <w:p>
+            <w:pPr>
+              <w:pStyle w:val="BodyText"/>
+              <w:rPr>
+                <w:rFonts w:asciiTheme="majorHAnsi" w:hAnsiTheme="majorHAnsi" w:cstheme="majorHAnsi"/>
+                <w:sz w:val="18"/>
+                <w:szCs w:val="18"/>
+              </w:rPr>
+            </w:pPr>
+            <w:r>
+              <w:rPr>
+                <w:rFonts w:asciiTheme="majorHAnsi" w:hAnsiTheme="majorHAnsi" w:cstheme="majorHAnsi"/>
+                <w:sz w:val="18"/>
+                <w:szCs w:val="18"/>
+              </w:rPr>
+              <w:t xml:space="preserve">Applicability of the Notices and Guidelines to categories of relevant services (s 47A(12) Banking Act). No FI counterpart.</w:t>
+            </w:r>
+          </w:p>
+        </w:tc>
+      </w:tr>
+      <w:tr>
+        <w:tc>
+          <w:tcPr>
+            <w:tcW w:w="625" w:type="dxa"/>
+          </w:tcPr>
+          <w:p>
+            <w:pPr>
+              <w:pStyle w:val="BodyText"/>
+              <w:rPr>
+                <w:rFonts w:asciiTheme="majorHAnsi" w:hAnsiTheme="majorHAnsi" w:cstheme="majorHAnsi"/>
+                <w:sz w:val="18"/>
+                <w:szCs w:val="18"/>
+              </w:rPr>
+            </w:pPr>
+            <w:r>
+              <w:rPr>
+                <w:rFonts w:asciiTheme="majorHAnsi" w:hAnsiTheme="majorHAnsi" w:cstheme="majorHAnsi"/>
+                <w:sz w:val="18"/>
+                <w:szCs w:val="18"/>
+              </w:rPr>
+              <w:t xml:space="preserve">Annex 1 (FI)</w:t>
+            </w:r>
+          </w:p>
+        </w:tc>
+        <w:tc>
+          <w:tcPr>
+            <w:tcW w:w="5670" w:type="dxa"/>
+          </w:tcPr>
+          <w:p>
+            <w:pPr>
+              <w:pStyle w:val="BodyText"/>
+              <w:rPr>
+                <w:rFonts w:asciiTheme="majorHAnsi" w:hAnsiTheme="majorHAnsi" w:cstheme="majorHAnsi"/>
+                <w:sz w:val="18"/>
+                <w:szCs w:val="18"/>
+              </w:rPr>
+            </w:pPr>
+            <w:r>
+              <w:rPr>
+                <w:rFonts w:asciiTheme="majorHAnsi" w:hAnsiTheme="majorHAnsi" w:cstheme="majorHAnsi"/>
+                <w:i/>
+                <w:iCs/>
+                <w:sz w:val="18"/>
+                <w:szCs w:val="18"/>
+              </w:rPr>
+              <w:t xml:space="preserve">No provision here under the Bank Guidelines.</w:t>
+            </w:r>
+          </w:p>
+        </w:tc>
+        <w:tc>
+          <w:tcPr>
+            <w:tcW w:w="5731" w:type="dxa"/>
+          </w:tcPr>
+          <w:p>
+            <w:pPr>
+              <w:pStyle w:val="BodyText"/>
+              <w:rPr>
+                <w:rFonts w:asciiTheme="majorHAnsi" w:hAnsiTheme="majorHAnsi" w:cstheme="majorHAnsi"/>
+                <w:sz w:val="18"/>
+                <w:szCs w:val="18"/>
+              </w:rPr>
+            </w:pPr>
+            <w:r>
+              <w:rPr>
+                <w:rFonts w:asciiTheme="majorHAnsi" w:hAnsiTheme="majorHAnsi" w:cstheme="majorHAnsi"/>
+                <w:highlight w:val="yellow"/>
+                <w:sz w:val="18"/>
+                <w:szCs w:val="18"/>
+              </w:rPr>
+              <w:t xml:space="preserve">1. Services wholly provided by Government Technology Agency (GovTech) or agents appointed by GovTech. The full list of services can be found at https://api.singpass.gov.sg/singpass-api-products. 2. Services that are not for the conduct of any financial business of the institution and where the service provider does not receive, handle or have access to the institution’s confidential information or customer information. Examples of such services include cleaning, gardening and pantry services including the maintenance of vending machines.</w:t>
+            </w:r>
+          </w:p>
+        </w:tc>
+        <w:tc>
+          <w:tcPr>
+            <w:tcW w:w="2189" w:type="dxa"/>
+          </w:tcPr>
+          <w:p>
+            <w:pPr>
+              <w:pStyle w:val="BodyText"/>
+              <w:rPr>
+                <w:rFonts w:asciiTheme="majorHAnsi" w:hAnsiTheme="majorHAnsi" w:cstheme="majorHAnsi"/>
+                <w:sz w:val="18"/>
+                <w:szCs w:val="18"/>
+              </w:rPr>
+            </w:pPr>
+            <w:r>
+              <w:rPr>
+                <w:rFonts w:asciiTheme="majorHAnsi" w:hAnsiTheme="majorHAnsi" w:cstheme="majorHAnsi"/>
+                <w:sz w:val="18"/>
+                <w:szCs w:val="18"/>
+              </w:rPr>
+              <w:t xml:space="preserve">Exempted outsourced services. Bank and merchant-bank exemptions are in Annex D of Notice 658/1121.</w:t>
+            </w:r>
+          </w:p>
+        </w:tc>
+      </w:tr>
+      <w:tr>
+        <w:tc>
+          <w:tcPr>
+            <w:tcW w:w="625" w:type="dxa"/>
+          </w:tcPr>
+          <w:p>
+            <w:pPr>
+              <w:pStyle w:val="BodyText"/>
+              <w:rPr>
+                <w:rFonts w:asciiTheme="majorHAnsi" w:hAnsiTheme="majorHAnsi" w:cstheme="majorHAnsi"/>
+                <w:sz w:val="18"/>
+                <w:szCs w:val="18"/>
+              </w:rPr>
+            </w:pPr>
+            <w:r>
+              <w:rPr>
+                <w:rFonts w:asciiTheme="majorHAnsi" w:hAnsiTheme="majorHAnsi" w:cstheme="majorHAnsi"/>
+                <w:sz w:val="18"/>
+                <w:szCs w:val="18"/>
+              </w:rPr>
+              <w:t xml:space="preserve">Annex 2 (FI)</w:t>
+            </w:r>
+          </w:p>
+        </w:tc>
+        <w:tc>
+          <w:tcPr>
+            <w:tcW w:w="5670" w:type="dxa"/>
+          </w:tcPr>
+          <w:p>
+            <w:pPr>
+              <w:pStyle w:val="BodyText"/>
+              <w:rPr>
+                <w:rFonts w:asciiTheme="majorHAnsi" w:hAnsiTheme="majorHAnsi" w:cstheme="majorHAnsi"/>
+                <w:sz w:val="18"/>
+                <w:szCs w:val="18"/>
+              </w:rPr>
+            </w:pPr>
+            <w:r>
+              <w:rPr>
+                <w:rFonts w:asciiTheme="majorHAnsi" w:hAnsiTheme="majorHAnsi" w:cstheme="majorHAnsi"/>
+                <w:i/>
+                <w:iCs/>
+                <w:sz w:val="18"/>
+                <w:szCs w:val="18"/>
+              </w:rPr>
+              <w:t xml:space="preserve">No provision here under the Bank Guidelines.</w:t>
+            </w:r>
+          </w:p>
+        </w:tc>
+        <w:tc>
+          <w:tcPr>
+            <w:tcW w:w="5731" w:type="dxa"/>
+          </w:tcPr>
+          <w:p>
+            <w:pPr>
+              <w:pStyle w:val="BodyText"/>
+              <w:rPr>
+                <w:rFonts w:asciiTheme="majorHAnsi" w:hAnsiTheme="majorHAnsi" w:cstheme="majorHAnsi"/>
+                <w:sz w:val="18"/>
+                <w:szCs w:val="18"/>
+              </w:rPr>
+            </w:pPr>
+            <w:r>
+              <w:rPr>
+                <w:rFonts w:asciiTheme="majorHAnsi" w:hAnsiTheme="majorHAnsi" w:cstheme="majorHAnsi"/>
+                <w:highlight w:val="yellow"/>
+                <w:sz w:val="18"/>
+                <w:szCs w:val="18"/>
+              </w:rPr>
+              <w:t xml:space="preserve">1. The following are examples of some services that, when performed by a third party, would be regarded as outsourcing arrangements for the purposes of these Guidelines although they are not exhaustive: (a) application processing (e.g. loan origination, credit cards); (b) white-labelling arrangements such as for trading and hedging facilities; (c) middle and back office operations (e.g. electronic funds transfer, payroll processing, custody operations, quality control, purchasing, maintaining the register of participants of a collective investment scheme (CIS) and sending of accounts and reports to CIS participants, order processing, trade settlement and risk management); (d) business continuity and disaster recovery functions and activities; (e) claims administration (e.g. loan negotiations, loan processing, collateral management, collection of bad loans); (f) document processing (e.g. cheques, credit card and bill payments, bank statements, other corporate payments, customer statement printing); (g) information systems hosting (e.g. software-as-a-service, platform-as-a-service, infrastructure-as-a-service); (h) information systems management and maintenance (e.g. data entry and processing, data centres, data centre facilities management, end-user support, local area networks management, help desks, information technology security operations); (i) investment management (e.g. discretionary portfolio management, cash management); (j) management of policy issuance and claims operations by managing agents; (k) manpower management (e.g. benefits and compensation administration, staff appointment, training and development); (l) marketing and research (e.g. product development, data warehousing and mining, media relations, call centres, telemarketing); (m) professional services related to the business activities of the institution (e.g. accounting, internal audit, actuarial, compliance); (n) support services related to archival, storage and destruction of data and records; and (o) calculation of financial benchmarks.</w:t>
+            </w:r>
+          </w:p>
+          <w:p>
+            <w:pPr>
+              <w:pStyle w:val="BodyText"/>
+              <w:rPr>
+                <w:rFonts w:asciiTheme="majorHAnsi" w:hAnsiTheme="majorHAnsi" w:cstheme="majorHAnsi"/>
+                <w:sz w:val="18"/>
+                <w:szCs w:val="18"/>
+              </w:rPr>
+            </w:pPr>
+            <w:r>
+              <w:rPr>
+                <w:rFonts w:asciiTheme="majorHAnsi" w:hAnsiTheme="majorHAnsi" w:cstheme="majorHAnsi"/>
+                <w:highlight w:val="yellow"/>
+                <w:sz w:val="18"/>
+                <w:szCs w:val="18"/>
+              </w:rPr>
+              <w:t xml:space="preserve">2. The following arrangements would generally not be considered outsourcing arrangements: (a) Arrangements in which certain industry characteristics require the use of third-party providers — (i) maintenance of custody account with specified custodians as required under Regulation 27 of the Securities and Futures (Licensing and Conduct of Business) Regulations; (ii) telecommunication services and public utilities (e.g. electricity, SMS gateway services); (iii) postal services; (iv) market information services (e.g. Bloomberg, Moody’s, Standard &amp; Poor’s); (v) common network infrastructure (e.g. Visa, MasterCard, MEPS+); (vi) clearing and settlement arrangements between clearing houses and settlement institutions and their members, and similar arrangements between members and non-members; (vii) global financial messaging infrastructure which are subject to oversight by relevant regulators (e.g. SWIFT); and (viii) correspondent banking services. (b) Introducer arrangements and arrangements that pertain to principal-agent relationships — (i) sale of insurance policies by agents, and ancillary services relating to those sales; (ii) acceptance of business by underwriting agents; and (iii) introducer arrangements (where the institution does not have any contractual relationship with customers). (c) Arrangements that the institution is not legally or administratively able to provide — (i) statutory audit and independent audit assessments; (ii) discrete advisory services (e.g. legal opinions, independent appraisals, trustees in bankruptcy, loss adjuster); and independent consulting (e.g. consultancy services for areas which the institution does not have the internal expertise to conduct)</w:t>
+            </w:r>
+          </w:p>
+        </w:tc>
+        <w:tc>
+          <w:tcPr>
+            <w:tcW w:w="2189" w:type="dxa"/>
+          </w:tcPr>
+          <w:p>
+            <w:pPr>
+              <w:pStyle w:val="BodyText"/>
+              <w:rPr>
+                <w:rFonts w:asciiTheme="majorHAnsi" w:hAnsiTheme="majorHAnsi" w:cstheme="majorHAnsi"/>
+                <w:sz w:val="18"/>
+                <w:szCs w:val="18"/>
+              </w:rPr>
+            </w:pPr>
+            <w:r>
+              <w:rPr>
+                <w:rFonts w:asciiTheme="majorHAnsi" w:hAnsiTheme="majorHAnsi" w:cstheme="majorHAnsi"/>
+                <w:sz w:val="18"/>
+                <w:szCs w:val="18"/>
+              </w:rPr>
+              <w:t xml:space="preserve">Examples of outsourcing arrangements. For Banks the equivalent lists are Annexes A–C of Notice 658.</w:t>
+            </w:r>
+          </w:p>
+        </w:tc>
+      </w:tr>
+      <w:tr>
+        <w:tc>
+          <w:tcPr>
+            <w:tcW w:w="625" w:type="dxa"/>
+          </w:tcPr>
+          <w:p>
+            <w:pPr>
+              <w:pStyle w:val="BodyText"/>
+              <w:rPr>
+                <w:rFonts w:asciiTheme="majorHAnsi" w:hAnsiTheme="majorHAnsi" w:cstheme="majorHAnsi"/>
+                <w:sz w:val="18"/>
+                <w:szCs w:val="18"/>
+              </w:rPr>
+            </w:pPr>
+            <w:r>
+              <w:rPr>
+                <w:rFonts w:asciiTheme="majorHAnsi" w:hAnsiTheme="majorHAnsi" w:cstheme="majorHAnsi"/>
+                <w:sz w:val="18"/>
+                <w:szCs w:val="18"/>
+              </w:rPr>
+              <w:t xml:space="preserve">Annex 4 (FI)</w:t>
+            </w:r>
+          </w:p>
+        </w:tc>
+        <w:tc>
+          <w:tcPr>
+            <w:tcW w:w="5670" w:type="dxa"/>
+          </w:tcPr>
+          <w:p>
+            <w:pPr>
+              <w:pStyle w:val="BodyText"/>
+              <w:rPr>
+                <w:rFonts w:asciiTheme="majorHAnsi" w:hAnsiTheme="majorHAnsi" w:cstheme="majorHAnsi"/>
+                <w:sz w:val="18"/>
+                <w:szCs w:val="18"/>
+              </w:rPr>
+            </w:pPr>
+            <w:r>
+              <w:rPr>
+                <w:rFonts w:asciiTheme="majorHAnsi" w:hAnsiTheme="majorHAnsi" w:cstheme="majorHAnsi"/>
+                <w:i/>
+                <w:iCs/>
+                <w:sz w:val="18"/>
+                <w:szCs w:val="18"/>
+              </w:rPr>
+              <w:t xml:space="preserve">No provision here under the Bank Guidelines.</w:t>
+            </w:r>
+          </w:p>
+        </w:tc>
+        <w:tc>
+          <w:tcPr>
+            <w:tcW w:w="5731" w:type="dxa"/>
+          </w:tcPr>
+          <w:p>
+            <w:pPr>
+              <w:pStyle w:val="BodyText"/>
+              <w:rPr>
+                <w:rFonts w:asciiTheme="majorHAnsi" w:hAnsiTheme="majorHAnsi" w:cstheme="majorHAnsi"/>
+                <w:sz w:val="18"/>
+                <w:szCs w:val="18"/>
+              </w:rPr>
+            </w:pPr>
+            <w:r>
+              <w:rPr>
+                <w:rFonts w:asciiTheme="majorHAnsi" w:hAnsiTheme="majorHAnsi" w:cstheme="majorHAnsi"/>
+                <w:highlight w:val="yellow"/>
+                <w:sz w:val="18"/>
+                <w:szCs w:val="18"/>
+              </w:rPr>
+              <w:t xml:space="preserve">1. An institution should maintain an updated register of all existing outsourcing arrangements in the format as per the template available from MAS website.</w:t>
+            </w:r>
+          </w:p>
+        </w:tc>
+        <w:tc>
+          <w:tcPr>
+            <w:tcW w:w="2189" w:type="dxa"/>
+          </w:tcPr>
+          <w:p>
+            <w:pPr>
+              <w:pStyle w:val="BodyText"/>
+              <w:rPr>
+                <w:rFonts w:asciiTheme="majorHAnsi" w:hAnsiTheme="majorHAnsi" w:cstheme="majorHAnsi"/>
+                <w:sz w:val="18"/>
+                <w:szCs w:val="18"/>
+              </w:rPr>
+            </w:pPr>
+            <w:r>
+              <w:rPr>
+                <w:rFonts w:asciiTheme="majorHAnsi" w:hAnsiTheme="majorHAnsi" w:cstheme="majorHAnsi"/>
+                <w:sz w:val="18"/>
+                <w:szCs w:val="18"/>
+              </w:rPr>
+              <w:t xml:space="preserve">Register of outsourcing arrangements. Banks submit registers via the template link at Bank footnote 21.</w:t>
+            </w:r>
+          </w:p>
+        </w:tc>
+      </w:tr>
+      <w:tr>
+        <w:tc>
+          <w:tcPr>
+            <w:tcW w:w="625" w:type="dxa"/>
+          </w:tcPr>
+          <w:p>
+            <w:pPr>
+              <w:pStyle w:val="BodyText"/>
+              <w:rPr>
+                <w:rFonts w:asciiTheme="majorHAnsi" w:hAnsiTheme="majorHAnsi" w:cstheme="majorHAnsi"/>
+                <w:sz w:val="18"/>
+                <w:szCs w:val="18"/>
+              </w:rPr>
+            </w:pPr>
+          </w:p>
+        </w:tc>
+        <w:tc>
+          <w:tcPr>
+            <w:tcW w:w="5670" w:type="dxa"/>
+          </w:tcPr>
+          <w:p>
+            <w:pPr>
+              <w:pStyle w:val="BodyText"/>
+              <w:rPr>
+                <w:rFonts w:asciiTheme="majorHAnsi" w:hAnsiTheme="majorHAnsi" w:cstheme="majorHAnsi"/>
+                <w:sz w:val="18"/>
+                <w:szCs w:val="18"/>
+              </w:rPr>
+            </w:pPr>
           </w:p>
         </w:tc>
         <w:tc>
@@ -16153,7 +16729,7 @@
                 <w:sz w:val="18"/>
                 <w:szCs w:val="18"/>
               </w:rPr>
-              <w:t xml:space="preserve">Material Outsourcing</w:t>
+              <w:t xml:space="preserve">FI provisions without a corresponding Bank Guideline provision in the same form</w:t>
             </w:r>
           </w:p>
         </w:tc>
@@ -16176,25 +16752,7 @@
                 <w:sz w:val="18"/>
                 <w:szCs w:val="18"/>
               </w:rPr>
-              <w:t xml:space="preserve">Annex 3 of the FI Guidelines corresponds verbatim to Annex 1 of the Bank Guidelines (quoted above).</w:t>
-            </w:r>
-          </w:p>
-          <w:p>
-            <w:pPr>
-              <w:pStyle w:val="BodyText"/>
-              <w:rPr>
-                <w:rFonts w:asciiTheme="majorHAnsi" w:hAnsiTheme="majorHAnsi" w:cstheme="majorHAnsi"/>
-                <w:sz w:val="18"/>
-                <w:szCs w:val="18"/>
-              </w:rPr>
-            </w:pPr>
-            <w:r>
-              <w:rPr>
-                <w:rFonts w:asciiTheme="majorHAnsi" w:hAnsiTheme="majorHAnsi" w:cstheme="majorHAnsi"/>
-                <w:sz w:val="18"/>
-                <w:szCs w:val="18"/>
-              </w:rPr>
-              <w:t xml:space="preserve">Annex 3 of the Bank Guidelines (applicability of the Notices and Guidelines to categories of relevant services) has no counterpart in the FI Guidelines; the taxonomy only exists because of the Notices and section 47A of the Banking Act.</w:t>
+              <w:t xml:space="preserve">These provisions of the FI Guidelines have no comparable provision in the Bank Guidelines.</w:t>
             </w:r>
           </w:p>
         </w:tc>
@@ -16219,7 +16777,7 @@
                 <w:sz w:val="18"/>
                 <w:szCs w:val="18"/>
               </w:rPr>
-              <w:t xml:space="preserve">Annex 4</w:t>
+              <w:t xml:space="preserve">1.3</w:t>
             </w:r>
           </w:p>
         </w:tc>
@@ -16268,7 +16826,33 @@
                 <w:sz w:val="18"/>
                 <w:szCs w:val="18"/>
               </w:rPr>
-              <w:t xml:space="preserve">1. An institution should maintain an updated register of all existing outsourcing arrangements in the format as per the template available from MAS website.</w:t>
+              <w:t xml:space="preserve">[1.3]</w:t>
+            </w:r>
+            <w:r>
+              <w:rPr>
+                <w:rFonts w:asciiTheme="majorHAnsi" w:hAnsiTheme="majorHAnsi" w:cstheme="majorHAnsi"/>
+                <w:sz w:val="18"/>
+                <w:szCs w:val="18"/>
+              </w:rPr>
+              <w:t xml:space="preserve"> The relevant expectations for banks and merchant banks are set out in a separate set of guidelines for banks and merchant banks, as that set of guidelines makes reference to definitions in MAS Notices 658 and 1121 that apply only to banks and merchant banks3.</w:t>
+            </w:r>
+          </w:p>
+          <w:p>
+            <w:pPr>
+              <w:pStyle w:val="BodyText"/>
+              <w:rPr>
+                <w:rFonts w:asciiTheme="majorHAnsi" w:hAnsiTheme="majorHAnsi" w:cstheme="majorHAnsi"/>
+                <w:sz w:val="16"/>
+                <w:szCs w:val="16"/>
+              </w:rPr>
+            </w:pPr>
+            <w:r>
+              <w:rPr>
+                <w:rFonts w:asciiTheme="majorHAnsi" w:hAnsiTheme="majorHAnsi" w:cstheme="majorHAnsi"/>
+                <w:sz w:val="16"/>
+                <w:szCs w:val="16"/>
+              </w:rPr>
+              <w:t xml:space="preserve">3 – This refers to the “Guidelines on Outsourcing (Banks)” at this link.</w:t>
             </w:r>
           </w:p>
         </w:tc>
@@ -16291,7 +16875,7 @@
                 <w:sz w:val="18"/>
                 <w:szCs w:val="18"/>
               </w:rPr>
-              <w:t xml:space="preserve">Annex 4 of the FI Guidelines has no counterpart in the Bank Guidelines; Banks submit registers per the template link at footnote 21, with register requirements otherwise in the Notices.</w:t>
+              <w:t xml:space="preserve">Explains why banks and merchant banks are excluded from the FI Guidelines. No Bank Guideline counterpart (FI footnote 3 points readers to the Bank Guidelines).</w:t>
             </w:r>
           </w:p>
         </w:tc>
@@ -16316,7 +16900,7 @@
                 <w:sz w:val="18"/>
                 <w:szCs w:val="18"/>
               </w:rPr>
-              <w:t xml:space="preserve">Annex 5</w:t>
+              <w:t xml:space="preserve">2.3</w:t>
             </w:r>
           </w:p>
         </w:tc>
@@ -16361,12 +16945,19 @@
             <w:r>
               <w:rPr>
                 <w:rFonts w:asciiTheme="majorHAnsi" w:hAnsiTheme="majorHAnsi" w:cstheme="majorHAnsi"/>
-                <w:b/>
-                <w:bCs/>
-                <w:sz w:val="18"/>
-                <w:szCs w:val="18"/>
-              </w:rPr>
-              <w:t xml:space="preserve">Cloud Computing</w:t>
+                <w:sz w:val="18"/>
+                <w:szCs w:val="18"/>
+              </w:rPr>
+              <w:t xml:space="preserve">An institution incorporated in Singapore should also consider the impact of outsourcing arrangements by its branches and any corporation under its control, including those located outside Singapore, on its consolidated operations. </w:t>
+            </w:r>
+            <w:r>
+              <w:rPr>
+                <w:rFonts w:asciiTheme="majorHAnsi" w:hAnsiTheme="majorHAnsi" w:cstheme="majorHAnsi"/>
+                <w:highlight w:val="yellow"/>
+                <w:sz w:val="18"/>
+                <w:szCs w:val="18"/>
+              </w:rPr>
+              <w:t xml:space="preserve">Institutions incorporated in Singapore should ensure that these Guidelines are observed by branches and corporations under their control by applying a group-wide outsourcing risk management framework that complies with the Guidelines.</w:t>
             </w:r>
           </w:p>
         </w:tc>
@@ -16389,7 +16980,7 @@
                 <w:sz w:val="18"/>
                 <w:szCs w:val="18"/>
               </w:rPr>
-              <w:t xml:space="preserve">Annex 5 of the FI Guidelines corresponds verbatim to Annex 2 of the Bank Guidelines (quoted above).</w:t>
+              <w:t xml:space="preserve">Group-wide observance duty. The Bank Guidelines address group arrangements at 3.11.1 and Annex 1, but not in this affirmative form.</w:t>
             </w:r>
           </w:p>
         </w:tc>
@@ -16408,6 +16999,14 @@
                 <w:szCs w:val="18"/>
               </w:rPr>
             </w:pPr>
+            <w:r>
+              <w:rPr>
+                <w:rFonts w:asciiTheme="majorHAnsi" w:hAnsiTheme="majorHAnsi" w:cstheme="majorHAnsi"/>
+                <w:sz w:val="18"/>
+                <w:szCs w:val="18"/>
+              </w:rPr>
+              <w:t xml:space="preserve">5.1.1</w:t>
+            </w:r>
           </w:p>
         </w:tc>
         <w:tc>
@@ -16423,6 +17022,16 @@
                 <w:szCs w:val="18"/>
               </w:rPr>
             </w:pPr>
+            <w:r>
+              <w:rPr>
+                <w:rFonts w:asciiTheme="majorHAnsi" w:hAnsiTheme="majorHAnsi" w:cstheme="majorHAnsi"/>
+                <w:i/>
+                <w:iCs/>
+                <w:sz w:val="18"/>
+                <w:szCs w:val="18"/>
+              </w:rPr>
+              <w:t xml:space="preserve">No provision here under the Bank Guidelines.</w:t>
+            </w:r>
           </w:p>
         </w:tc>
         <w:tc>
@@ -16441,12 +17050,11 @@
             <w:r>
               <w:rPr>
                 <w:rFonts w:asciiTheme="majorHAnsi" w:hAnsiTheme="majorHAnsi" w:cstheme="majorHAnsi"/>
-                <w:b/>
-                <w:bCs/>
-                <w:sz w:val="18"/>
-                <w:szCs w:val="18"/>
-              </w:rPr>
-              <w:t xml:space="preserve">FI Guidelines with no counterpart in the Bank Guidelines</w:t>
+                <w:highlight w:val="yellow"/>
+                <w:sz w:val="18"/>
+                <w:szCs w:val="18"/>
+              </w:rPr>
+              <w:t xml:space="preserve">In supervising an institution, MAS will review its implementation of these Guidelines, the quality of its board and senior management oversight and governance, internal controls and risk management with regard to managing outsourcing risks.</w:t>
             </w:r>
           </w:p>
         </w:tc>
@@ -16469,7 +17077,7 @@
                 <w:sz w:val="18"/>
                 <w:szCs w:val="18"/>
               </w:rPr>
-              <w:t xml:space="preserve">These provisions of the FI Guidelines have no comparable provision in the Bank Guidelines.</w:t>
+              <w:t xml:space="preserve">Supervisory overview; the same idea is folded into Bank 2.1 — there is no separate Bank provision in this form.</w:t>
             </w:r>
           </w:p>
         </w:tc>
@@ -16494,7 +17102,7 @@
                 <w:sz w:val="18"/>
                 <w:szCs w:val="18"/>
               </w:rPr>
-              <w:t xml:space="preserve">2.3</w:t>
+              <w:t xml:space="preserve">Section 3</w:t>
             </w:r>
           </w:p>
         </w:tc>
@@ -16539,19 +17147,19 @@
             <w:r>
               <w:rPr>
                 <w:rFonts w:asciiTheme="majorHAnsi" w:hAnsiTheme="majorHAnsi" w:cstheme="majorHAnsi"/>
-                <w:sz w:val="18"/>
-                <w:szCs w:val="18"/>
-              </w:rPr>
-              <w:t xml:space="preserve">An institution incorporated in Singapore should also consider the impact of outsourcing arrangements by its branches and any corporation under its control, including those located outside Singapore, on its consolidated operations. </w:t>
-            </w:r>
-            <w:r>
-              <w:rPr>
-                <w:rFonts w:asciiTheme="majorHAnsi" w:hAnsiTheme="majorHAnsi" w:cstheme="majorHAnsi"/>
                 <w:highlight w:val="yellow"/>
                 <w:sz w:val="18"/>
                 <w:szCs w:val="18"/>
               </w:rPr>
-              <w:t xml:space="preserve">Institutions incorporated in Singapore should ensure that these Guidelines are observed by branches and corporations under their control by applying a group-wide outsourcing risk management framework that complies with the Guidelines.</w:t>
+              <w:t xml:space="preserve">Definitions</w:t>
+            </w:r>
+            <w:r>
+              <w:rPr>
+                <w:rFonts w:asciiTheme="majorHAnsi" w:hAnsiTheme="majorHAnsi" w:cstheme="majorHAnsi"/>
+                <w:sz w:val="18"/>
+                <w:szCs w:val="18"/>
+              </w:rPr>
+              <w:t xml:space="preserve"> – the FI Guidelines contain a full glossary; the full text appears at row 3.1 above. The Bank Guidelines rely on the definitions in Notices 658 and 1121.</w:t>
             </w:r>
           </w:p>
         </w:tc>
@@ -16574,7 +17182,7 @@
                 <w:sz w:val="18"/>
                 <w:szCs w:val="18"/>
               </w:rPr>
-              <w:t xml:space="preserve">Group-wide observance duty for Singapore-incorporated institutions.</w:t>
+              <w:t xml:space="preserve">No Definitions section in the Bank Guidelines.</w:t>
             </w:r>
           </w:p>
         </w:tc>
@@ -16599,7 +17207,7 @@
                 <w:sz w:val="18"/>
                 <w:szCs w:val="18"/>
               </w:rPr>
-              <w:t xml:space="preserve">5.1.1</w:t>
+              <w:t xml:space="preserve">5.2.5</w:t>
             </w:r>
           </w:p>
         </w:tc>
@@ -16648,7 +17256,15 @@
                 <w:sz w:val="18"/>
                 <w:szCs w:val="18"/>
               </w:rPr>
-              <w:t xml:space="preserve">In supervising an institution, MAS will review its implementation of these Guidelines, the quality of its board and senior management oversight and governance, internal controls and risk management with regard to managing outsourcing risks.</w:t>
+              <w:t xml:space="preserve">For an institution incorporated or established outside Singapore, the functions of the board described in paragraph 5.2.2 may be delegated to and performed by a management committee or body beyond local management that is charged to functionally oversee and supervise the local office (e.g. a regional risk management committee).</w:t>
+            </w:r>
+            <w:r>
+              <w:rPr>
+                <w:rFonts w:asciiTheme="majorHAnsi" w:hAnsiTheme="majorHAnsi" w:cstheme="majorHAnsi"/>
+                <w:sz w:val="18"/>
+                <w:szCs w:val="18"/>
+              </w:rPr>
+              <w:t xml:space="preserve"> (opening sentence)</w:t>
             </w:r>
           </w:p>
         </w:tc>
@@ -16671,7 +17287,7 @@
                 <w:sz w:val="18"/>
                 <w:szCs w:val="18"/>
               </w:rPr>
-              <w:t xml:space="preserve">Supervisory overview; folded into 2.1 of the Bank Guidelines.</w:t>
+              <w:t xml:space="preserve">Delegation of board functions for foreign-incorporated institutions.</w:t>
             </w:r>
           </w:p>
         </w:tc>
@@ -16696,7 +17312,7 @@
                 <w:sz w:val="18"/>
                 <w:szCs w:val="18"/>
               </w:rPr>
-              <w:t xml:space="preserve">Section 3</w:t>
+              <w:t xml:space="preserve">5.8.2(d)</w:t>
             </w:r>
           </w:p>
         </w:tc>
@@ -16745,15 +17361,7 @@
                 <w:sz w:val="18"/>
                 <w:szCs w:val="18"/>
               </w:rPr>
-              <w:t xml:space="preserve">Definitions</w:t>
-            </w:r>
-            <w:r>
-              <w:rPr>
-                <w:rFonts w:asciiTheme="majorHAnsi" w:hAnsiTheme="majorHAnsi" w:cstheme="majorHAnsi"/>
-                <w:sz w:val="18"/>
-                <w:szCs w:val="18"/>
-              </w:rPr>
-              <w:t xml:space="preserve"> – the FI Guidelines contain a full glossary; the full text appears at row 3.1 above. The Bank Guidelines rely on the definitions in Notices 658 and 1121.</w:t>
+              <w:t xml:space="preserve">Periodic reviews, at least on an annual basis, on all material outsourcing arrangements … to ensure that the institution’s outsourcing risk management policies and procedures, and these Guidelines, are effectively implemented …</w:t>
             </w:r>
           </w:p>
         </w:tc>
@@ -16776,7 +17384,7 @@
                 <w:sz w:val="18"/>
                 <w:szCs w:val="18"/>
               </w:rPr>
-              <w:t xml:space="preserve">No Definitions section in the Bank Guidelines.</w:t>
+              <w:t xml:space="preserve">Bank Annex 1(3) requires periodic reviews of outsourcing arrangements but sets no fixed minimum; FI 5.8.2(d) requires periodic reviews of all material outsourcing arrangements at least annually.</w:t>
             </w:r>
           </w:p>
         </w:tc>
@@ -16801,7 +17409,7 @@
                 <w:sz w:val="18"/>
                 <w:szCs w:val="18"/>
               </w:rPr>
-              <w:t xml:space="preserve">5.2.5</w:t>
+              <w:t xml:space="preserve">5.9.2(b)</w:t>
             </w:r>
           </w:p>
         </w:tc>
@@ -16850,15 +17458,7 @@
                 <w:sz w:val="18"/>
                 <w:szCs w:val="18"/>
               </w:rPr>
-              <w:t xml:space="preserve">For an institution incorporated or established outside Singapore, the functions of the board described in paragraph 5.2.2 may be delegated to and performed by a management committee or body beyond local management that is charged to functionally oversee and supervise the local office (e.g. a regional risk management committee).</w:t>
-            </w:r>
-            <w:r>
-              <w:rPr>
-                <w:rFonts w:asciiTheme="majorHAnsi" w:hAnsiTheme="majorHAnsi" w:cstheme="majorHAnsi"/>
-                <w:sz w:val="18"/>
-                <w:szCs w:val="18"/>
-              </w:rPr>
-              <w:t xml:space="preserve"> (opening sentence)</w:t>
+              <w:t xml:space="preserve">allow MAS, or any agent appointed by MAS … to exercise the contractual rights of the institution to access and inspect the service provider and its sub-contractors, and access any report and finding …</w:t>
             </w:r>
           </w:p>
         </w:tc>
@@ -16881,7 +17481,7 @@
                 <w:sz w:val="18"/>
                 <w:szCs w:val="18"/>
               </w:rPr>
-              <w:t xml:space="preserve">Delegation of board functions for foreign-incorporated institutions.</w:t>
+              <w:t xml:space="preserve">Contractual MAS access; for Banks this is statutory (s 47A(10) Banking Act).</w:t>
             </w:r>
           </w:p>
         </w:tc>
@@ -16906,7 +17506,7 @@
                 <w:sz w:val="18"/>
                 <w:szCs w:val="18"/>
               </w:rPr>
-              <w:t xml:space="preserve">5.8.2(d)</w:t>
+              <w:t xml:space="preserve">5.9.3</w:t>
             </w:r>
           </w:p>
         </w:tc>
@@ -16955,7 +17555,7 @@
                 <w:sz w:val="18"/>
                 <w:szCs w:val="18"/>
               </w:rPr>
-              <w:t xml:space="preserve">Periodic reviews, at least on an annual basis, on all material outsourcing arrangements … to ensure that the institution’s outsourcing risk management policies and procedures, and these Guidelines, are effectively implemented …</w:t>
+              <w:t xml:space="preserve">clauses that require the service provider to comply … with any request from MAS or the institution … to submit any reports on the security and control environment … to MAS …</w:t>
             </w:r>
           </w:p>
         </w:tc>
@@ -16978,7 +17578,7 @@
                 <w:sz w:val="18"/>
                 <w:szCs w:val="18"/>
               </w:rPr>
-              <w:t xml:space="preserve">Annual review; periodic-review obligations for Banks are in the Notices.</w:t>
+              <w:t xml:space="preserve">Service provider reports to MAS.</w:t>
             </w:r>
           </w:p>
         </w:tc>
@@ -17003,7 +17603,7 @@
                 <w:sz w:val="18"/>
                 <w:szCs w:val="18"/>
               </w:rPr>
-              <w:t xml:space="preserve">5.9.2(b)</w:t>
+              <w:t xml:space="preserve">5.10.2(b)–(c)</w:t>
             </w:r>
           </w:p>
         </w:tc>
@@ -17052,7 +17652,7 @@
                 <w:sz w:val="18"/>
                 <w:szCs w:val="18"/>
               </w:rPr>
-              <w:t xml:space="preserve">allow MAS, or any agent appointed by MAS … to exercise the contractual rights of the institution to access and inspect the service provider and its sub-contractors, and access any report and finding …</w:t>
+              <w:t xml:space="preserve">written confirmation to MAS that the agreements provide MAS the rights of inspection and access in 5.9; and notification to MAS if an overseas authority seeks access to customer information, or if the access rights of the institution and MAS are restricted or denied.</w:t>
             </w:r>
           </w:p>
         </w:tc>
@@ -17075,511 +17675,7 @@
                 <w:sz w:val="18"/>
                 <w:szCs w:val="18"/>
               </w:rPr>
-              <w:t xml:space="preserve">Contractual MAS access; for Banks this is statutory (s 47A(10) Banking Act).</w:t>
-            </w:r>
-          </w:p>
-        </w:tc>
-      </w:tr>
-      <w:tr>
-        <w:tc>
-          <w:tcPr>
-            <w:tcW w:w="625" w:type="dxa"/>
-          </w:tcPr>
-          <w:p>
-            <w:pPr>
-              <w:pStyle w:val="BodyText"/>
-              <w:rPr>
-                <w:rFonts w:asciiTheme="majorHAnsi" w:hAnsiTheme="majorHAnsi" w:cstheme="majorHAnsi"/>
-                <w:sz w:val="18"/>
-                <w:szCs w:val="18"/>
-              </w:rPr>
-            </w:pPr>
-            <w:r>
-              <w:rPr>
-                <w:rFonts w:asciiTheme="majorHAnsi" w:hAnsiTheme="majorHAnsi" w:cstheme="majorHAnsi"/>
-                <w:sz w:val="18"/>
-                <w:szCs w:val="18"/>
-              </w:rPr>
-              <w:t xml:space="preserve">5.9.3</w:t>
-            </w:r>
-          </w:p>
-        </w:tc>
-        <w:tc>
-          <w:tcPr>
-            <w:tcW w:w="5670" w:type="dxa"/>
-          </w:tcPr>
-          <w:p>
-            <w:pPr>
-              <w:pStyle w:val="BodyText"/>
-              <w:rPr>
-                <w:rFonts w:asciiTheme="majorHAnsi" w:hAnsiTheme="majorHAnsi" w:cstheme="majorHAnsi"/>
-                <w:sz w:val="18"/>
-                <w:szCs w:val="18"/>
-              </w:rPr>
-            </w:pPr>
-            <w:r>
-              <w:rPr>
-                <w:rFonts w:asciiTheme="majorHAnsi" w:hAnsiTheme="majorHAnsi" w:cstheme="majorHAnsi"/>
-                <w:i/>
-                <w:iCs/>
-                <w:sz w:val="18"/>
-                <w:szCs w:val="18"/>
-              </w:rPr>
-              <w:t xml:space="preserve">No provision here under the Bank Guidelines.</w:t>
-            </w:r>
-          </w:p>
-        </w:tc>
-        <w:tc>
-          <w:tcPr>
-            <w:tcW w:w="5731" w:type="dxa"/>
-          </w:tcPr>
-          <w:p>
-            <w:pPr>
-              <w:pStyle w:val="BodyText"/>
-              <w:rPr>
-                <w:rFonts w:asciiTheme="majorHAnsi" w:hAnsiTheme="majorHAnsi" w:cstheme="majorHAnsi"/>
-                <w:sz w:val="18"/>
-                <w:szCs w:val="18"/>
-              </w:rPr>
-            </w:pPr>
-            <w:r>
-              <w:rPr>
-                <w:rFonts w:asciiTheme="majorHAnsi" w:hAnsiTheme="majorHAnsi" w:cstheme="majorHAnsi"/>
-                <w:highlight w:val="yellow"/>
-                <w:sz w:val="18"/>
-                <w:szCs w:val="18"/>
-              </w:rPr>
-              <w:t xml:space="preserve">clauses that require the service provider to comply … with any request from MAS or the institution … to submit any reports on the security and control environment … to MAS …</w:t>
-            </w:r>
-          </w:p>
-        </w:tc>
-        <w:tc>
-          <w:tcPr>
-            <w:tcW w:w="2189" w:type="dxa"/>
-          </w:tcPr>
-          <w:p>
-            <w:pPr>
-              <w:pStyle w:val="BodyText"/>
-              <w:rPr>
-                <w:rFonts w:asciiTheme="majorHAnsi" w:hAnsiTheme="majorHAnsi" w:cstheme="majorHAnsi"/>
-                <w:sz w:val="18"/>
-                <w:szCs w:val="18"/>
-              </w:rPr>
-            </w:pPr>
-            <w:r>
-              <w:rPr>
-                <w:rFonts w:asciiTheme="majorHAnsi" w:hAnsiTheme="majorHAnsi" w:cstheme="majorHAnsi"/>
-                <w:sz w:val="18"/>
-                <w:szCs w:val="18"/>
-              </w:rPr>
-              <w:t xml:space="preserve">Service provider reports to MAS.</w:t>
-            </w:r>
-          </w:p>
-        </w:tc>
-      </w:tr>
-      <w:tr>
-        <w:tc>
-          <w:tcPr>
-            <w:tcW w:w="625" w:type="dxa"/>
-          </w:tcPr>
-          <w:p>
-            <w:pPr>
-              <w:pStyle w:val="BodyText"/>
-              <w:rPr>
-                <w:rFonts w:asciiTheme="majorHAnsi" w:hAnsiTheme="majorHAnsi" w:cstheme="majorHAnsi"/>
-                <w:sz w:val="18"/>
-                <w:szCs w:val="18"/>
-              </w:rPr>
-            </w:pPr>
-            <w:r>
-              <w:rPr>
-                <w:rFonts w:asciiTheme="majorHAnsi" w:hAnsiTheme="majorHAnsi" w:cstheme="majorHAnsi"/>
-                <w:sz w:val="18"/>
-                <w:szCs w:val="18"/>
-              </w:rPr>
-              <w:t xml:space="preserve">5.10.2(b)–(c)</w:t>
-            </w:r>
-          </w:p>
-        </w:tc>
-        <w:tc>
-          <w:tcPr>
-            <w:tcW w:w="5670" w:type="dxa"/>
-          </w:tcPr>
-          <w:p>
-            <w:pPr>
-              <w:pStyle w:val="BodyText"/>
-              <w:rPr>
-                <w:rFonts w:asciiTheme="majorHAnsi" w:hAnsiTheme="majorHAnsi" w:cstheme="majorHAnsi"/>
-                <w:sz w:val="18"/>
-                <w:szCs w:val="18"/>
-              </w:rPr>
-            </w:pPr>
-            <w:r>
-              <w:rPr>
-                <w:rFonts w:asciiTheme="majorHAnsi" w:hAnsiTheme="majorHAnsi" w:cstheme="majorHAnsi"/>
-                <w:i/>
-                <w:iCs/>
-                <w:sz w:val="18"/>
-                <w:szCs w:val="18"/>
-              </w:rPr>
-              <w:t xml:space="preserve">No provision here under the Bank Guidelines.</w:t>
-            </w:r>
-          </w:p>
-        </w:tc>
-        <w:tc>
-          <w:tcPr>
-            <w:tcW w:w="5731" w:type="dxa"/>
-          </w:tcPr>
-          <w:p>
-            <w:pPr>
-              <w:pStyle w:val="BodyText"/>
-              <w:rPr>
-                <w:rFonts w:asciiTheme="majorHAnsi" w:hAnsiTheme="majorHAnsi" w:cstheme="majorHAnsi"/>
-                <w:sz w:val="18"/>
-                <w:szCs w:val="18"/>
-              </w:rPr>
-            </w:pPr>
-            <w:r>
-              <w:rPr>
-                <w:rFonts w:asciiTheme="majorHAnsi" w:hAnsiTheme="majorHAnsi" w:cstheme="majorHAnsi"/>
-                <w:highlight w:val="yellow"/>
-                <w:sz w:val="18"/>
-                <w:szCs w:val="18"/>
-              </w:rPr>
-              <w:t xml:space="preserve">written confirmation to MAS that the agreements provide MAS the rights of inspection and access in 5.9; and notification to MAS if an overseas authority seeks access to customer information, or if the access rights of the institution and MAS are restricted or denied.</w:t>
-            </w:r>
-          </w:p>
-        </w:tc>
-        <w:tc>
-          <w:tcPr>
-            <w:tcW w:w="2189" w:type="dxa"/>
-          </w:tcPr>
-          <w:p>
-            <w:pPr>
-              <w:pStyle w:val="BodyText"/>
-              <w:rPr>
-                <w:rFonts w:asciiTheme="majorHAnsi" w:hAnsiTheme="majorHAnsi" w:cstheme="majorHAnsi"/>
-                <w:sz w:val="18"/>
-                <w:szCs w:val="18"/>
-              </w:rPr>
-            </w:pPr>
-            <w:r>
-              <w:rPr>
-                <w:rFonts w:asciiTheme="majorHAnsi" w:hAnsiTheme="majorHAnsi" w:cstheme="majorHAnsi"/>
-                <w:sz w:val="18"/>
-                <w:szCs w:val="18"/>
-              </w:rPr>
               <w:t xml:space="preserve">Confirmation and notification for overseas outsourcing.</w:t>
-            </w:r>
-          </w:p>
-        </w:tc>
-      </w:tr>
-      <w:tr>
-        <w:tc>
-          <w:tcPr>
-            <w:tcW w:w="625" w:type="dxa"/>
-          </w:tcPr>
-          <w:p>
-            <w:pPr>
-              <w:pStyle w:val="BodyText"/>
-              <w:rPr>
-                <w:rFonts w:asciiTheme="majorHAnsi" w:hAnsiTheme="majorHAnsi" w:cstheme="majorHAnsi"/>
-                <w:sz w:val="18"/>
-                <w:szCs w:val="18"/>
-              </w:rPr>
-            </w:pPr>
-            <w:r>
-              <w:rPr>
-                <w:rFonts w:asciiTheme="majorHAnsi" w:hAnsiTheme="majorHAnsi" w:cstheme="majorHAnsi"/>
-                <w:sz w:val="18"/>
-                <w:szCs w:val="18"/>
-              </w:rPr>
-              <w:t xml:space="preserve">Annex 1</w:t>
-            </w:r>
-          </w:p>
-        </w:tc>
-        <w:tc>
-          <w:tcPr>
-            <w:tcW w:w="5670" w:type="dxa"/>
-          </w:tcPr>
-          <w:p>
-            <w:pPr>
-              <w:pStyle w:val="BodyText"/>
-              <w:rPr>
-                <w:rFonts w:asciiTheme="majorHAnsi" w:hAnsiTheme="majorHAnsi" w:cstheme="majorHAnsi"/>
-                <w:sz w:val="18"/>
-                <w:szCs w:val="18"/>
-              </w:rPr>
-            </w:pPr>
-            <w:r>
-              <w:rPr>
-                <w:rFonts w:asciiTheme="majorHAnsi" w:hAnsiTheme="majorHAnsi" w:cstheme="majorHAnsi"/>
-                <w:i/>
-                <w:iCs/>
-                <w:sz w:val="18"/>
-                <w:szCs w:val="18"/>
-              </w:rPr>
-              <w:t xml:space="preserve">No provision here under the Bank Guidelines.</w:t>
-            </w:r>
-          </w:p>
-        </w:tc>
-        <w:tc>
-          <w:tcPr>
-            <w:tcW w:w="5731" w:type="dxa"/>
-          </w:tcPr>
-          <w:p>
-            <w:pPr>
-              <w:pStyle w:val="BodyText"/>
-              <w:rPr>
-                <w:rFonts w:asciiTheme="majorHAnsi" w:hAnsiTheme="majorHAnsi" w:cstheme="majorHAnsi"/>
-                <w:sz w:val="18"/>
-                <w:szCs w:val="18"/>
-              </w:rPr>
-            </w:pPr>
-            <w:r>
-              <w:rPr>
-                <w:rFonts w:asciiTheme="majorHAnsi" w:hAnsiTheme="majorHAnsi" w:cstheme="majorHAnsi"/>
-                <w:highlight w:val="yellow"/>
-                <w:sz w:val="18"/>
-                <w:szCs w:val="18"/>
-              </w:rPr>
-              <w:t xml:space="preserve">1. Services wholly provided by Government Technology Agency (GovTech) or agents appointed by GovTech. The full list of services can be found at https://api.singpass.gov.sg/singpass-api-products. 2. Services that are not for the conduct of any financial business of the institution and where the service provider does not receive, handle or have access to the institution’s confidential information or customer information. Examples of such services include cleaning, gardening and pantry services including the maintenance of vending machines.</w:t>
-            </w:r>
-          </w:p>
-        </w:tc>
-        <w:tc>
-          <w:tcPr>
-            <w:tcW w:w="2189" w:type="dxa"/>
-          </w:tcPr>
-          <w:p>
-            <w:pPr>
-              <w:pStyle w:val="BodyText"/>
-              <w:rPr>
-                <w:rFonts w:asciiTheme="majorHAnsi" w:hAnsiTheme="majorHAnsi" w:cstheme="majorHAnsi"/>
-                <w:sz w:val="18"/>
-                <w:szCs w:val="18"/>
-              </w:rPr>
-            </w:pPr>
-            <w:r>
-              <w:rPr>
-                <w:rFonts w:asciiTheme="majorHAnsi" w:hAnsiTheme="majorHAnsi" w:cstheme="majorHAnsi"/>
-                <w:sz w:val="18"/>
-                <w:szCs w:val="18"/>
-              </w:rPr>
-              <w:t xml:space="preserve">Exempted outsourced services; the Bank exemption list is Annex D of the Notices.</w:t>
-            </w:r>
-          </w:p>
-        </w:tc>
-      </w:tr>
-      <w:tr>
-        <w:tc>
-          <w:tcPr>
-            <w:tcW w:w="625" w:type="dxa"/>
-          </w:tcPr>
-          <w:p>
-            <w:pPr>
-              <w:pStyle w:val="BodyText"/>
-              <w:rPr>
-                <w:rFonts w:asciiTheme="majorHAnsi" w:hAnsiTheme="majorHAnsi" w:cstheme="majorHAnsi"/>
-                <w:sz w:val="18"/>
-                <w:szCs w:val="18"/>
-              </w:rPr>
-            </w:pPr>
-            <w:r>
-              <w:rPr>
-                <w:rFonts w:asciiTheme="majorHAnsi" w:hAnsiTheme="majorHAnsi" w:cstheme="majorHAnsi"/>
-                <w:sz w:val="18"/>
-                <w:szCs w:val="18"/>
-              </w:rPr>
-              <w:t xml:space="preserve">Annex 2</w:t>
-            </w:r>
-          </w:p>
-        </w:tc>
-        <w:tc>
-          <w:tcPr>
-            <w:tcW w:w="5670" w:type="dxa"/>
-          </w:tcPr>
-          <w:p>
-            <w:pPr>
-              <w:pStyle w:val="BodyText"/>
-              <w:rPr>
-                <w:rFonts w:asciiTheme="majorHAnsi" w:hAnsiTheme="majorHAnsi" w:cstheme="majorHAnsi"/>
-                <w:sz w:val="18"/>
-                <w:szCs w:val="18"/>
-              </w:rPr>
-            </w:pPr>
-            <w:r>
-              <w:rPr>
-                <w:rFonts w:asciiTheme="majorHAnsi" w:hAnsiTheme="majorHAnsi" w:cstheme="majorHAnsi"/>
-                <w:i/>
-                <w:iCs/>
-                <w:sz w:val="18"/>
-                <w:szCs w:val="18"/>
-              </w:rPr>
-              <w:t xml:space="preserve">No provision here under the Bank Guidelines.</w:t>
-            </w:r>
-          </w:p>
-        </w:tc>
-        <w:tc>
-          <w:tcPr>
-            <w:tcW w:w="5731" w:type="dxa"/>
-          </w:tcPr>
-          <w:p>
-            <w:pPr>
-              <w:pStyle w:val="BodyText"/>
-              <w:rPr>
-                <w:rFonts w:asciiTheme="majorHAnsi" w:hAnsiTheme="majorHAnsi" w:cstheme="majorHAnsi"/>
-                <w:sz w:val="18"/>
-                <w:szCs w:val="18"/>
-              </w:rPr>
-            </w:pPr>
-            <w:r>
-              <w:rPr>
-                <w:rFonts w:asciiTheme="majorHAnsi" w:hAnsiTheme="majorHAnsi" w:cstheme="majorHAnsi"/>
-                <w:highlight w:val="yellow"/>
-                <w:sz w:val="18"/>
-                <w:szCs w:val="18"/>
-              </w:rPr>
-              <w:t xml:space="preserve">1. The following are examples of some services that, when performed by a third party, would be regarded as outsourcing arrangements for the purposes of these Guidelines although they are not exhaustive: (a) application processing (e.g. loan origination, credit cards); (b) white-labelling arrangements such as for trading and hedging facilities; (c) middle and back office operations (e.g. electronic funds transfer, payroll processing, custody operations, quality control, purchasing, maintaining the register of participants of a collective investment scheme (CIS) and sending of accounts and reports to CIS participants, order processing, trade settlement and risk management); (d) business continuity and disaster recovery functions and activities; (e) claims administration (e.g. loan negotiations, loan processing, collateral management, collection of bad loans); (f) document processing (e.g. cheques, credit card and bill payments, bank statements, other corporate payments, customer statement printing); (g) information systems hosting (e.g. software-as-a-service, platform-as-a-service, infrastructure-as-a-service); (h) information systems management and maintenance (e.g. data entry and processing, data centres, data centre facilities management, end-user support, local area networks management, help desks, information technology security operations); (i) investment management (e.g. discretionary portfolio management, cash management); (j) management of policy issuance and claims operations by managing agents; (k) manpower management (e.g. benefits and compensation administration, staff appointment, training and development); (l) marketing and research (e.g. product development, data warehousing and mining, media relations, call centres, telemarketing); (m) professional services related to the business activities of the institution (e.g. accounting, internal audit, actuarial, compliance); (n) support services related to archival, storage and destruction of data and records; and (o) calculation of financial benchmarks.</w:t>
-            </w:r>
-          </w:p>
-          <w:p>
-            <w:pPr>
-              <w:pStyle w:val="BodyText"/>
-              <w:rPr>
-                <w:rFonts w:asciiTheme="majorHAnsi" w:hAnsiTheme="majorHAnsi" w:cstheme="majorHAnsi"/>
-                <w:sz w:val="18"/>
-                <w:szCs w:val="18"/>
-              </w:rPr>
-            </w:pPr>
-            <w:r>
-              <w:rPr>
-                <w:rFonts w:asciiTheme="majorHAnsi" w:hAnsiTheme="majorHAnsi" w:cstheme="majorHAnsi"/>
-                <w:highlight w:val="yellow"/>
-                <w:sz w:val="18"/>
-                <w:szCs w:val="18"/>
-              </w:rPr>
-              <w:t xml:space="preserve">2. The following arrangements would generally not be considered outsourcing arrangements: (a) Arrangements in which certain industry characteristics require the use of third-party providers — (i) maintenance of custody account with specified custodians as required under Regulation 27 of the Securities and Futures (Licensing and Conduct of Business) Regulations; (ii) telecommunication services and public utilities (e.g. electricity, SMS gateway services); (iii) postal services; (iv) market information services (e.g. Bloomberg, Moody’s, Standard &amp; Poor’s); (v) common network infrastructure (e.g. Visa, MasterCard, MEPS+); (vi) clearing and settlement arrangements between clearing houses and settlement institutions and their members, and similar arrangements between members and non-members; (vii) global financial messaging infrastructure which are subject to oversight by relevant regulators (e.g. SWIFT); and (viii) correspondent banking services. (b) Introducer arrangements and arrangements that pertain to principal-agent relationships — (i) sale of insurance policies by agents, and ancillary services relating to those sales; (ii) acceptance of business by underwriting agents; and (iii) introducer arrangements (where the institution does not have any contractual relationship with customers). (c) Arrangements that the institution is not legally or administratively able to provide — (i) statutory audit and independent audit assessments; (ii) discrete advisory services (e.g. legal opinions, independent appraisals, trustees in bankruptcy, loss adjuster); and independent consulting (e.g. consultancy services for areas which the institution does not have the internal expertise to conduct)</w:t>
-            </w:r>
-          </w:p>
-        </w:tc>
-        <w:tc>
-          <w:tcPr>
-            <w:tcW w:w="2189" w:type="dxa"/>
-          </w:tcPr>
-          <w:p>
-            <w:pPr>
-              <w:pStyle w:val="BodyText"/>
-              <w:rPr>
-                <w:rFonts w:asciiTheme="majorHAnsi" w:hAnsiTheme="majorHAnsi" w:cstheme="majorHAnsi"/>
-                <w:sz w:val="18"/>
-                <w:szCs w:val="18"/>
-              </w:rPr>
-            </w:pPr>
-            <w:r>
-              <w:rPr>
-                <w:rFonts w:asciiTheme="majorHAnsi" w:hAnsiTheme="majorHAnsi" w:cstheme="majorHAnsi"/>
-                <w:sz w:val="18"/>
-                <w:szCs w:val="18"/>
-              </w:rPr>
-              <w:t xml:space="preserve">Examples of outsourcing arrangements; for Banks the equivalent is Annexes A–C of Notice 658.</w:t>
-            </w:r>
-          </w:p>
-        </w:tc>
-      </w:tr>
-      <w:tr>
-        <w:tc>
-          <w:tcPr>
-            <w:tcW w:w="625" w:type="dxa"/>
-          </w:tcPr>
-          <w:p>
-            <w:pPr>
-              <w:pStyle w:val="BodyText"/>
-              <w:rPr>
-                <w:rFonts w:asciiTheme="majorHAnsi" w:hAnsiTheme="majorHAnsi" w:cstheme="majorHAnsi"/>
-                <w:sz w:val="18"/>
-                <w:szCs w:val="18"/>
-              </w:rPr>
-            </w:pPr>
-            <w:r>
-              <w:rPr>
-                <w:rFonts w:asciiTheme="majorHAnsi" w:hAnsiTheme="majorHAnsi" w:cstheme="majorHAnsi"/>
-                <w:sz w:val="18"/>
-                <w:szCs w:val="18"/>
-              </w:rPr>
-              <w:t xml:space="preserve">Annex 4</w:t>
-            </w:r>
-          </w:p>
-        </w:tc>
-        <w:tc>
-          <w:tcPr>
-            <w:tcW w:w="5670" w:type="dxa"/>
-          </w:tcPr>
-          <w:p>
-            <w:pPr>
-              <w:pStyle w:val="BodyText"/>
-              <w:rPr>
-                <w:rFonts w:asciiTheme="majorHAnsi" w:hAnsiTheme="majorHAnsi" w:cstheme="majorHAnsi"/>
-                <w:sz w:val="18"/>
-                <w:szCs w:val="18"/>
-              </w:rPr>
-            </w:pPr>
-            <w:r>
-              <w:rPr>
-                <w:rFonts w:asciiTheme="majorHAnsi" w:hAnsiTheme="majorHAnsi" w:cstheme="majorHAnsi"/>
-                <w:i/>
-                <w:iCs/>
-                <w:sz w:val="18"/>
-                <w:szCs w:val="18"/>
-              </w:rPr>
-              <w:t xml:space="preserve">No provision here under the Bank Guidelines.</w:t>
-            </w:r>
-          </w:p>
-        </w:tc>
-        <w:tc>
-          <w:tcPr>
-            <w:tcW w:w="5731" w:type="dxa"/>
-          </w:tcPr>
-          <w:p>
-            <w:pPr>
-              <w:pStyle w:val="BodyText"/>
-              <w:rPr>
-                <w:rFonts w:asciiTheme="majorHAnsi" w:hAnsiTheme="majorHAnsi" w:cstheme="majorHAnsi"/>
-                <w:sz w:val="18"/>
-                <w:szCs w:val="18"/>
-              </w:rPr>
-            </w:pPr>
-            <w:r>
-              <w:rPr>
-                <w:rFonts w:asciiTheme="majorHAnsi" w:hAnsiTheme="majorHAnsi" w:cstheme="majorHAnsi"/>
-                <w:highlight w:val="yellow"/>
-                <w:sz w:val="18"/>
-                <w:szCs w:val="18"/>
-              </w:rPr>
-              <w:t xml:space="preserve">1. An institution should maintain an updated register of all existing outsourcing arrangements in the format as per the template available from MAS website.</w:t>
-            </w:r>
-          </w:p>
-        </w:tc>
-        <w:tc>
-          <w:tcPr>
-            <w:tcW w:w="2189" w:type="dxa"/>
-          </w:tcPr>
-          <w:p>
-            <w:pPr>
-              <w:pStyle w:val="BodyText"/>
-              <w:rPr>
-                <w:rFonts w:asciiTheme="majorHAnsi" w:hAnsiTheme="majorHAnsi" w:cstheme="majorHAnsi"/>
-                <w:sz w:val="18"/>
-                <w:szCs w:val="18"/>
-              </w:rPr>
-            </w:pPr>
-            <w:r>
-              <w:rPr>
-                <w:rFonts w:asciiTheme="majorHAnsi" w:hAnsiTheme="majorHAnsi" w:cstheme="majorHAnsi"/>
-                <w:sz w:val="18"/>
-                <w:szCs w:val="18"/>
-              </w:rPr>
-              <w:t xml:space="preserve">Register of outsourcing arrangements.</w:t>
             </w:r>
           </w:p>
         </w:tc>
